--- a/DSA MindMap.docx
+++ b/DSA MindMap.docx
@@ -8,6 +8,12 @@
         <w:jc w:val="center"/>
       </w:pPr>
       <w:r>
+        <w:rPr>
+          <w:rFonts w:ascii="Times New Roman" w:hAnsi="Times New Roman"/>
+          <w:b/>
+          <w:color w:val="1F497D"/>
+          <w:sz w:val="40"/>
+        </w:rPr>
         <w:t>DSA Mind Map – Complete Visual Guide</w:t>
       </w:r>
     </w:p>
@@ -17,248 +23,2546 @@
       </w:pPr>
       <w:r>
         <w:rPr>
-          <w:i/>
+          <w:rFonts w:ascii="Times New Roman" w:hAnsi="Times New Roman"/>
+          <w:b w:val="0"/>
+          <w:color w:val="000000"/>
+          <w:sz w:val="22"/>
         </w:rPr>
-        <w:t>From Basics to FAANG  |  What to learn, When to use, How to identify</w:t>
+        <w:t>From Basics to FAANG  |  All Patterns, When to Use, Key LeetCode Problems</w:t>
       </w:r>
     </w:p>
     <w:p/>
     <w:p>
       <w:pPr>
         <w:pStyle w:val="Heading1"/>
-        <w:jc w:val="left"/>
       </w:pPr>
       <w:r>
         <w:rPr>
-          <w:color w:val="00467F"/>
+          <w:rFonts w:ascii="Times New Roman" w:hAnsi="Times New Roman"/>
+          <w:b/>
+          <w:color w:val="1F497D"/>
+          <w:sz w:val="28"/>
         </w:rPr>
-        <w:t>DSA Learning Path Tree</w:t>
+        <w:t>1.  DSA Learning Path (Phase-by-Phase)</w:t>
       </w:r>
     </w:p>
     <w:p>
       <w:pPr>
-        <w:spacing w:after="40"/>
-        <w:ind w:left="432"/>
+        <w:pStyle w:val="Heading2"/>
       </w:pPr>
       <w:r>
         <w:rPr>
-          <w:rFonts w:ascii="Courier New" w:hAnsi="Courier New"/>
-          <w:color w:val="1A1A2E"/>
-          <w:sz w:val="18"/>
+          <w:rFonts w:ascii="Times New Roman" w:hAnsi="Times New Roman"/>
+          <w:b/>
+          <w:color w:val="1F497D"/>
+          <w:sz w:val="24"/>
         </w:rPr>
-        <w:br/>
-        <w:t>DSA (Data Structures &amp; Algorithms)</w:t>
-        <w:br/>
-        <w:t>│</w:t>
-        <w:br/>
-        <w:t>├── PHASE 1: Python Basics</w:t>
-        <w:br/>
-        <w:t>│   ├── Big O Notation       → Always analyze before coding</w:t>
-        <w:br/>
-        <w:t>│   ├── Array / List         → Index access, prefix sum, Kadane</w:t>
-        <w:br/>
-        <w:t>│   ├── Dict / HashMap       → O(1) lookup, frequency, Two Sum</w:t>
-        <w:br/>
-        <w:t>│   ├── Set                  → O(1) membership, dedup</w:t>
-        <w:br/>
-        <w:t>│   ├── Tuple                → Immutable hashable key</w:t>
-        <w:br/>
-        <w:t>│   ├── String               → Sliding window, palindrome</w:t>
-        <w:br/>
-        <w:t>│   ├── Math                 → GCD, prime, modular</w:t>
-        <w:br/>
-        <w:t>│   └── Recursion            → Base case + recursive case</w:t>
-        <w:br/>
-        <w:t>│</w:t>
-        <w:br/>
-        <w:t>├── PHASE 2: Linear Data Structures</w:t>
-        <w:br/>
-        <w:t>│   ├── Linked List          → Reverse, fast/slow ptr, merge</w:t>
-        <w:br/>
-        <w:t>│   ├── Stack (LIFO)         → Parens, next-greater, monotonic</w:t>
-        <w:br/>
-        <w:t>│   ├── Queue / Deque (FIFO) → BFS, sliding window max</w:t>
-        <w:br/>
-        <w:t>│   └── Hashing              → Subarray sum, consecutive seq</w:t>
-        <w:br/>
-        <w:t>│</w:t>
-        <w:br/>
-        <w:t>├── PHASE 3: Searching &amp; Sorting</w:t>
-        <w:br/>
-        <w:t>│   ├── Binary Search        → Sorted array + search-on-answer</w:t>
-        <w:br/>
-        <w:t>│   └── Sorting              → Know Merge/Quick, use sort()</w:t>
-        <w:br/>
-        <w:t>│</w:t>
-        <w:br/>
-        <w:t>├── PHASE 4: Window &amp; Pointer</w:t>
-        <w:br/>
-        <w:t>│   ├── Sliding Window       → Subarray/substring constraint</w:t>
-        <w:br/>
-        <w:t>│   └── Two Pointers         → Sorted pair/triplet problems</w:t>
-        <w:br/>
-        <w:t>│</w:t>
-        <w:br/>
-        <w:t>├── PHASE 5: Trees</w:t>
-        <w:br/>
-        <w:t>│   └── Binary Tree / BST    → DFS (path/height) + BFS (level)</w:t>
-        <w:br/>
-        <w:t>│</w:t>
-        <w:br/>
-        <w:t>├── PHASE 6: Heaps</w:t>
-        <w:br/>
-        <w:t>│   └── Priority Queue       → Top K, streaming, scheduling</w:t>
-        <w:br/>
-        <w:t>│</w:t>
-        <w:br/>
-        <w:t>├── PHASE 7: Graphs</w:t>
-        <w:br/>
-        <w:t>│   ├── BFS                  → Shortest path unweighted</w:t>
-        <w:br/>
-        <w:t>│   ├── DFS                  → Connectivity, cycle detection</w:t>
-        <w:br/>
-        <w:t>│   ├── Topological Sort     → DAG ordering (courses)</w:t>
-        <w:br/>
-        <w:t>│   ├── Union-Find           → Dynamic connectivity</w:t>
-        <w:br/>
-        <w:t>│   └── Dijkstra             → Weighted shortest path</w:t>
-        <w:br/>
-        <w:t>│</w:t>
-        <w:br/>
-        <w:t>├── PHASE 8: Dynamic Programming</w:t>
-        <w:br/>
-        <w:t>│   ├── 1D DP                → Fibonacci, Climbing Stairs, Robber</w:t>
-        <w:br/>
-        <w:t>│   ├── Knapsack             → 0/1 vs unbounded</w:t>
-        <w:br/>
-        <w:t>│   ├── LIS / LCS            → Subsequence problems</w:t>
-        <w:br/>
-        <w:t>│   ├── 2D Grid DP           → Unique Paths</w:t>
-        <w:br/>
-        <w:t>│   └── Interval DP          → Burst Balloons</w:t>
-        <w:br/>
-        <w:t>│</w:t>
-        <w:br/>
-        <w:t>├── PHASE 9: Backtracking</w:t>
-        <w:br/>
-        <w:t>│   ├── Subsets              → Pick/skip each element</w:t>
-        <w:br/>
-        <w:t>│   ├── Permutations         → Used[] set</w:t>
-        <w:br/>
-        <w:t>│   ├── Combination Sum      → Reuse allowed → i not i+1</w:t>
-        <w:br/>
-        <w:t>│   └── Constraint Puzzles   → N-Queens, Sudoku, Word Search</w:t>
-        <w:br/>
-        <w:t>│</w:t>
-        <w:br/>
-        <w:t>└── PHASE 10: Greedy</w:t>
-        <w:br/>
-        <w:t xml:space="preserve">    ├── Interval Problems    → Sort by end time</w:t>
-        <w:br/>
-        <w:t xml:space="preserve">    ├── Jump Games           → Track farthest reach</w:t>
-        <w:br/>
-        <w:t xml:space="preserve">    └── Scheduling           → Min-heap of end times</w:t>
-        <w:br/>
+        <w:t>Phase 1 – Python Basics</w:t>
+      </w:r>
+    </w:p>
+    <w:p>
+      <w:pPr>
+        <w:pStyle w:val="ListBullet"/>
+      </w:pPr>
+      <w:r>
+        <w:rPr>
+          <w:rFonts w:ascii="Times New Roman" w:hAnsi="Times New Roman"/>
+          <w:b w:val="0"/>
+          <w:color w:val="000000"/>
+          <w:sz w:val="22"/>
+        </w:rPr>
+        <w:t>Big O Notation  —  Analyze complexity BEFORE coding. Ask: what is n? nested loops? recursion branching?</w:t>
+      </w:r>
+    </w:p>
+    <w:p>
+      <w:pPr>
+        <w:pStyle w:val="ListBullet"/>
+      </w:pPr>
+      <w:r>
+        <w:rPr>
+          <w:rFonts w:ascii="Times New Roman" w:hAnsi="Times New Roman"/>
+          <w:b w:val="0"/>
+          <w:color w:val="000000"/>
+          <w:sz w:val="22"/>
+        </w:rPr>
+        <w:t>Array / List  —  Index access O(1), prefix sum, Kadane (max subarray), Dutch flag.   LC 53, 238, 75</w:t>
+      </w:r>
+    </w:p>
+    <w:p>
+      <w:pPr>
+        <w:pStyle w:val="ListBullet"/>
+      </w:pPr>
+      <w:r>
+        <w:rPr>
+          <w:rFonts w:ascii="Times New Roman" w:hAnsi="Times New Roman"/>
+          <w:b w:val="0"/>
+          <w:color w:val="000000"/>
+          <w:sz w:val="22"/>
+        </w:rPr>
+        <w:t>Dict / HashMap  —  O(1) lookup, frequency count, Two Sum pattern, group anagrams.      LC 1, 49, 560</w:t>
+      </w:r>
+    </w:p>
+    <w:p>
+      <w:pPr>
+        <w:pStyle w:val="ListBullet"/>
+      </w:pPr>
+      <w:r>
+        <w:rPr>
+          <w:rFonts w:ascii="Times New Roman" w:hAnsi="Times New Roman"/>
+          <w:b w:val="0"/>
+          <w:color w:val="000000"/>
+          <w:sz w:val="22"/>
+        </w:rPr>
+        <w:t>Set  —  O(1) membership, dedup, union/intersection.                         LC 128, 217</w:t>
+      </w:r>
+    </w:p>
+    <w:p>
+      <w:pPr>
+        <w:pStyle w:val="ListBullet"/>
+      </w:pPr>
+      <w:r>
+        <w:rPr>
+          <w:rFonts w:ascii="Times New Roman" w:hAnsi="Times New Roman"/>
+          <w:b w:val="0"/>
+          <w:color w:val="000000"/>
+          <w:sz w:val="22"/>
+        </w:rPr>
+        <w:t>Tuple  —  Immutable hashable key — use for grid coordinates, heap tuples.</w:t>
+      </w:r>
+    </w:p>
+    <w:p>
+      <w:pPr>
+        <w:pStyle w:val="ListBullet"/>
+      </w:pPr>
+      <w:r>
+        <w:rPr>
+          <w:rFonts w:ascii="Times New Roman" w:hAnsi="Times New Roman"/>
+          <w:b w:val="0"/>
+          <w:color w:val="000000"/>
+          <w:sz w:val="22"/>
+        </w:rPr>
+        <w:t>String  —  Sliding window, palindrome (two ptr), anagram check.                LC 3, 76, 242</w:t>
+      </w:r>
+    </w:p>
+    <w:p>
+      <w:pPr>
+        <w:pStyle w:val="ListBullet"/>
+      </w:pPr>
+      <w:r>
+        <w:rPr>
+          <w:rFonts w:ascii="Times New Roman" w:hAnsi="Times New Roman"/>
+          <w:b w:val="0"/>
+          <w:color w:val="000000"/>
+          <w:sz w:val="22"/>
+        </w:rPr>
+        <w:t>Math  —  GCD, prime sieve, modular arithmetic, digit problems.               LC 204, 268</w:t>
+      </w:r>
+    </w:p>
+    <w:p>
+      <w:pPr>
+        <w:pStyle w:val="ListBullet"/>
+      </w:pPr>
+      <w:r>
+        <w:rPr>
+          <w:rFonts w:ascii="Times New Roman" w:hAnsi="Times New Roman"/>
+          <w:b w:val="0"/>
+          <w:color w:val="000000"/>
+          <w:sz w:val="22"/>
+        </w:rPr>
+        <w:t>Recursion  —  Always define: base case + recursive case. Add lru_cache for memo.</w:t>
+      </w:r>
+    </w:p>
+    <w:p>
+      <w:pPr>
+        <w:pStyle w:val="Heading2"/>
+      </w:pPr>
+      <w:r>
+        <w:rPr>
+          <w:rFonts w:ascii="Times New Roman" w:hAnsi="Times New Roman"/>
+          <w:b/>
+          <w:color w:val="1F497D"/>
+          <w:sz w:val="24"/>
+        </w:rPr>
+        <w:t>Phase 2 – Linear Data Structures</w:t>
+      </w:r>
+    </w:p>
+    <w:p>
+      <w:pPr>
+        <w:pStyle w:val="ListBullet"/>
+      </w:pPr>
+      <w:r>
+        <w:rPr>
+          <w:rFonts w:ascii="Times New Roman" w:hAnsi="Times New Roman"/>
+          <w:b w:val="0"/>
+          <w:color w:val="000000"/>
+          <w:sz w:val="22"/>
+        </w:rPr>
+        <w:t>Linked List  —  Reverse (prev/curr/nxt), fast+slow ptrs (cycle/middle), merge, remove nth.   LC 206, 141, 21, 19</w:t>
+      </w:r>
+    </w:p>
+    <w:p>
+      <w:pPr>
+        <w:pStyle w:val="ListBullet"/>
+      </w:pPr>
+      <w:r>
+        <w:rPr>
+          <w:rFonts w:ascii="Times New Roman" w:hAnsi="Times New Roman"/>
+          <w:b w:val="0"/>
+          <w:color w:val="000000"/>
+          <w:sz w:val="22"/>
+        </w:rPr>
+        <w:t>Stack (LIFO)  —  Matching pairs (parentheses), next greater element (monotonic stack).          LC 20, 739, 84</w:t>
+      </w:r>
+    </w:p>
+    <w:p>
+      <w:pPr>
+        <w:pStyle w:val="ListBullet"/>
+      </w:pPr>
+      <w:r>
+        <w:rPr>
+          <w:rFonts w:ascii="Times New Roman" w:hAnsi="Times New Roman"/>
+          <w:b w:val="0"/>
+          <w:color w:val="000000"/>
+          <w:sz w:val="22"/>
+        </w:rPr>
+        <w:t>Queue / Deque  —  BFS traversal, sliding window max (monotonic deque).                          LC 102, 239, 994</w:t>
+      </w:r>
+    </w:p>
+    <w:p>
+      <w:pPr>
+        <w:pStyle w:val="ListBullet"/>
+      </w:pPr>
+      <w:r>
+        <w:rPr>
+          <w:rFonts w:ascii="Times New Roman" w:hAnsi="Times New Roman"/>
+          <w:b w:val="0"/>
+          <w:color w:val="000000"/>
+          <w:sz w:val="22"/>
+        </w:rPr>
+        <w:t>Hashing  —  Subarray sum = K (prefix + hashmap), longest consecutive sequence.            LC 560, 128</w:t>
+      </w:r>
+    </w:p>
+    <w:p>
+      <w:pPr>
+        <w:pStyle w:val="Heading2"/>
+      </w:pPr>
+      <w:r>
+        <w:rPr>
+          <w:rFonts w:ascii="Times New Roman" w:hAnsi="Times New Roman"/>
+          <w:b/>
+          <w:color w:val="1F497D"/>
+          <w:sz w:val="24"/>
+        </w:rPr>
+        <w:t>Phase 3 – Searching &amp; Sorting</w:t>
+      </w:r>
+    </w:p>
+    <w:p>
+      <w:pPr>
+        <w:pStyle w:val="ListBullet"/>
+      </w:pPr>
+      <w:r>
+        <w:rPr>
+          <w:rFonts w:ascii="Times New Roman" w:hAnsi="Times New Roman"/>
+          <w:b w:val="0"/>
+          <w:color w:val="000000"/>
+          <w:sz w:val="22"/>
+        </w:rPr>
+        <w:t>Binary Search  —  Sorted array: l&lt;=r, mid=(l+r)//2.   Search-on-answer: l&lt;r + feasibility fn.  LC 704, 33, 875, 410</w:t>
+      </w:r>
+    </w:p>
+    <w:p>
+      <w:pPr>
+        <w:pStyle w:val="ListBullet"/>
+      </w:pPr>
+      <w:r>
+        <w:rPr>
+          <w:rFonts w:ascii="Times New Roman" w:hAnsi="Times New Roman"/>
+          <w:b w:val="0"/>
+          <w:color w:val="000000"/>
+          <w:sz w:val="22"/>
+        </w:rPr>
+        <w:t>Sorting  —  Use Python sort() O(n log n). Know Merge Sort (stable) + Quick Select.       LC 56, 148, 215</w:t>
+      </w:r>
+    </w:p>
+    <w:p>
+      <w:pPr>
+        <w:pStyle w:val="Heading2"/>
+      </w:pPr>
+      <w:r>
+        <w:rPr>
+          <w:rFonts w:ascii="Times New Roman" w:hAnsi="Times New Roman"/>
+          <w:b/>
+          <w:color w:val="1F497D"/>
+          <w:sz w:val="24"/>
+        </w:rPr>
+        <w:t>Phase 4 – Window &amp; Pointer Patterns</w:t>
+      </w:r>
+    </w:p>
+    <w:p>
+      <w:pPr>
+        <w:pStyle w:val="ListBullet"/>
+      </w:pPr>
+      <w:r>
+        <w:rPr>
+          <w:rFonts w:ascii="Times New Roman" w:hAnsi="Times New Roman"/>
+          <w:b w:val="0"/>
+          <w:color w:val="000000"/>
+          <w:sz w:val="22"/>
+        </w:rPr>
+        <w:t>Sliding Window  —  Contiguous subarray/substring + constraint.  Fixed: slide sum.  Variable: expand r, shrink l.   LC 3, 76, 424</w:t>
+      </w:r>
+    </w:p>
+    <w:p>
+      <w:pPr>
+        <w:pStyle w:val="ListBullet"/>
+      </w:pPr>
+      <w:r>
+        <w:rPr>
+          <w:rFonts w:ascii="Times New Roman" w:hAnsi="Times New Roman"/>
+          <w:b w:val="0"/>
+          <w:color w:val="000000"/>
+          <w:sz w:val="22"/>
+        </w:rPr>
+        <w:t>Two Pointers  —  Sorted array + pair/triplet.  Opposite ends (2Sum) or same direction (remove dups).              LC 167, 15, 11, 42</w:t>
+      </w:r>
+    </w:p>
+    <w:p>
+      <w:pPr>
+        <w:pStyle w:val="Heading2"/>
+      </w:pPr>
+      <w:r>
+        <w:rPr>
+          <w:rFonts w:ascii="Times New Roman" w:hAnsi="Times New Roman"/>
+          <w:b/>
+          <w:color w:val="1F497D"/>
+          <w:sz w:val="24"/>
+        </w:rPr>
+        <w:t>Phase 5 – Trees</w:t>
+      </w:r>
+    </w:p>
+    <w:p>
+      <w:pPr>
+        <w:pStyle w:val="ListBullet"/>
+      </w:pPr>
+      <w:r>
+        <w:rPr>
+          <w:rFonts w:ascii="Times New Roman" w:hAnsi="Times New Roman"/>
+          <w:b w:val="0"/>
+          <w:color w:val="000000"/>
+          <w:sz w:val="22"/>
+        </w:rPr>
+        <w:t>Binary Tree / BST  —  DFS = path, height, LCA, validate.   BFS = level order, right-side view.</w:t>
+      </w:r>
+    </w:p>
+    <w:p>
+      <w:pPr>
+        <w:pStyle w:val="ListBullet"/>
+      </w:pPr>
+      <w:r>
+        <w:rPr>
+          <w:rFonts w:ascii="Times New Roman" w:hAnsi="Times New Roman"/>
+          <w:b w:val="0"/>
+          <w:color w:val="000000"/>
+          <w:sz w:val="22"/>
+        </w:rPr>
+        <w:t xml:space="preserve">  DFS Preorder  —  Root → Left → Right.  Copy tree, path from root.       LC 105, 257</w:t>
+      </w:r>
+    </w:p>
+    <w:p>
+      <w:pPr>
+        <w:pStyle w:val="ListBullet"/>
+      </w:pPr>
+      <w:r>
+        <w:rPr>
+          <w:rFonts w:ascii="Times New Roman" w:hAnsi="Times New Roman"/>
+          <w:b w:val="0"/>
+          <w:color w:val="000000"/>
+          <w:sz w:val="22"/>
+        </w:rPr>
+        <w:t xml:space="preserve">  DFS Inorder  —  Left → Root → Right.  BST gives sorted order.          LC 98, 230</w:t>
+      </w:r>
+    </w:p>
+    <w:p>
+      <w:pPr>
+        <w:pStyle w:val="ListBullet"/>
+      </w:pPr>
+      <w:r>
+        <w:rPr>
+          <w:rFonts w:ascii="Times New Roman" w:hAnsi="Times New Roman"/>
+          <w:b w:val="0"/>
+          <w:color w:val="000000"/>
+          <w:sz w:val="22"/>
+        </w:rPr>
+        <w:t xml:space="preserve">  DFS Postorder  —  Left → Right → Root.  Height, diameter, LCA.           LC 104, 543, 235</w:t>
+      </w:r>
+    </w:p>
+    <w:p>
+      <w:pPr>
+        <w:pStyle w:val="ListBullet"/>
+      </w:pPr>
+      <w:r>
+        <w:rPr>
+          <w:rFonts w:ascii="Times New Roman" w:hAnsi="Times New Roman"/>
+          <w:b w:val="0"/>
+          <w:color w:val="000000"/>
+          <w:sz w:val="22"/>
+        </w:rPr>
+        <w:t xml:space="preserve">  BFS Level Order  —  Process level by level using deque.                    LC 102, 199, 116</w:t>
+      </w:r>
+    </w:p>
+    <w:p>
+      <w:pPr>
+        <w:pStyle w:val="Heading2"/>
+      </w:pPr>
+      <w:r>
+        <w:rPr>
+          <w:rFonts w:ascii="Times New Roman" w:hAnsi="Times New Roman"/>
+          <w:b/>
+          <w:color w:val="1F497D"/>
+          <w:sz w:val="24"/>
+        </w:rPr>
+        <w:t>Phase 6 – Heaps</w:t>
+      </w:r>
+    </w:p>
+    <w:p>
+      <w:pPr>
+        <w:pStyle w:val="ListBullet"/>
+      </w:pPr>
+      <w:r>
+        <w:rPr>
+          <w:rFonts w:ascii="Times New Roman" w:hAnsi="Times New Roman"/>
+          <w:b w:val="0"/>
+          <w:color w:val="000000"/>
+          <w:sz w:val="22"/>
+        </w:rPr>
+        <w:t>Min-Heap (default)  —  heapq.  Always gives smallest first.                   LC 215, 347, 23</w:t>
+      </w:r>
+    </w:p>
+    <w:p>
+      <w:pPr>
+        <w:pStyle w:val="ListBullet"/>
+      </w:pPr>
+      <w:r>
+        <w:rPr>
+          <w:rFonts w:ascii="Times New Roman" w:hAnsi="Times New Roman"/>
+          <w:b w:val="0"/>
+          <w:color w:val="000000"/>
+          <w:sz w:val="22"/>
+        </w:rPr>
+        <w:t>Max-Heap trick  —  Push  -val,  pop and negate back.                      LC 621</w:t>
+      </w:r>
+    </w:p>
+    <w:p>
+      <w:pPr>
+        <w:pStyle w:val="ListBullet"/>
+      </w:pPr>
+      <w:r>
+        <w:rPr>
+          <w:rFonts w:ascii="Times New Roman" w:hAnsi="Times New Roman"/>
+          <w:b w:val="0"/>
+          <w:color w:val="000000"/>
+          <w:sz w:val="22"/>
+        </w:rPr>
+        <w:t>Two Heaps  —  Left max-heap + right min-heap → streaming median.     LC 295</w:t>
+      </w:r>
+    </w:p>
+    <w:p>
+      <w:pPr>
+        <w:pStyle w:val="ListBullet"/>
+      </w:pPr>
+      <w:r>
+        <w:rPr>
+          <w:rFonts w:ascii="Times New Roman" w:hAnsi="Times New Roman"/>
+          <w:b w:val="0"/>
+          <w:color w:val="000000"/>
+          <w:sz w:val="22"/>
+        </w:rPr>
+        <w:t>Heap + interval  —  Sort by start, min-heap of end times → meeting rooms.  LC 253</w:t>
+      </w:r>
+    </w:p>
+    <w:p>
+      <w:pPr>
+        <w:pStyle w:val="Heading2"/>
+      </w:pPr>
+      <w:r>
+        <w:rPr>
+          <w:rFonts w:ascii="Times New Roman" w:hAnsi="Times New Roman"/>
+          <w:b/>
+          <w:color w:val="1F497D"/>
+          <w:sz w:val="24"/>
+        </w:rPr>
+        <w:t>Phase 7 – Graphs</w:t>
+      </w:r>
+    </w:p>
+    <w:p>
+      <w:pPr>
+        <w:pStyle w:val="ListBullet"/>
+      </w:pPr>
+      <w:r>
+        <w:rPr>
+          <w:rFonts w:ascii="Times New Roman" w:hAnsi="Times New Roman"/>
+          <w:b w:val="0"/>
+          <w:color w:val="000000"/>
+          <w:sz w:val="22"/>
+        </w:rPr>
+        <w:t>BFS  —  Shortest path (unweighted), level-by-level.            LC 200, 994, 127</w:t>
+      </w:r>
+    </w:p>
+    <w:p>
+      <w:pPr>
+        <w:pStyle w:val="ListBullet"/>
+      </w:pPr>
+      <w:r>
+        <w:rPr>
+          <w:rFonts w:ascii="Times New Roman" w:hAnsi="Times New Roman"/>
+          <w:b w:val="0"/>
+          <w:color w:val="000000"/>
+          <w:sz w:val="22"/>
+        </w:rPr>
+        <w:t>DFS  —  Connectivity, flood fill, cycle (undirected).          LC 200, 130, 417</w:t>
+      </w:r>
+    </w:p>
+    <w:p>
+      <w:pPr>
+        <w:pStyle w:val="ListBullet"/>
+      </w:pPr>
+      <w:r>
+        <w:rPr>
+          <w:rFonts w:ascii="Times New Roman" w:hAnsi="Times New Roman"/>
+          <w:b w:val="0"/>
+          <w:color w:val="000000"/>
+          <w:sz w:val="22"/>
+        </w:rPr>
+        <w:t>Topological Sort  —  DAG ordering — Kahn's BFS (in-degree array).          LC 207, 210</w:t>
+      </w:r>
+    </w:p>
+    <w:p>
+      <w:pPr>
+        <w:pStyle w:val="ListBullet"/>
+      </w:pPr>
+      <w:r>
+        <w:rPr>
+          <w:rFonts w:ascii="Times New Roman" w:hAnsi="Times New Roman"/>
+          <w:b w:val="0"/>
+          <w:color w:val="000000"/>
+          <w:sz w:val="22"/>
+        </w:rPr>
+        <w:t>Union-Find (DSU)  —  Dynamic connectivity, redundant edge detection.        LC 684, 547, 323</w:t>
+      </w:r>
+    </w:p>
+    <w:p>
+      <w:pPr>
+        <w:pStyle w:val="ListBullet"/>
+      </w:pPr>
+      <w:r>
+        <w:rPr>
+          <w:rFonts w:ascii="Times New Roman" w:hAnsi="Times New Roman"/>
+          <w:b w:val="0"/>
+          <w:color w:val="000000"/>
+          <w:sz w:val="22"/>
+        </w:rPr>
+        <w:t>Dijkstra  —  Weighted shortest path — min-heap + dist array.        LC 743, 787, 1514</w:t>
+      </w:r>
+    </w:p>
+    <w:p>
+      <w:pPr>
+        <w:pStyle w:val="ListBullet"/>
+      </w:pPr>
+      <w:r>
+        <w:rPr>
+          <w:rFonts w:ascii="Times New Roman" w:hAnsi="Times New Roman"/>
+          <w:b w:val="0"/>
+          <w:color w:val="000000"/>
+          <w:sz w:val="22"/>
+        </w:rPr>
+        <w:t>Directed Cycle  —  DFS 3-color: 0=unvisited 1=in-progress 2=done.        LC 207</w:t>
+      </w:r>
+    </w:p>
+    <w:p>
+      <w:pPr>
+        <w:pStyle w:val="Heading2"/>
+      </w:pPr>
+      <w:r>
+        <w:rPr>
+          <w:rFonts w:ascii="Times New Roman" w:hAnsi="Times New Roman"/>
+          <w:b/>
+          <w:color w:val="1F497D"/>
+          <w:sz w:val="24"/>
+        </w:rPr>
+        <w:t>Phase 7b – Trie (Prefix Tree)</w:t>
+      </w:r>
+    </w:p>
+    <w:p>
+      <w:pPr>
+        <w:pStyle w:val="ListBullet"/>
+      </w:pPr>
+      <w:r>
+        <w:rPr>
+          <w:rFonts w:ascii="Times New Roman" w:hAnsi="Times New Roman"/>
+          <w:b w:val="0"/>
+          <w:color w:val="000000"/>
+          <w:sz w:val="22"/>
+        </w:rPr>
+        <w:t>Insert  —  Walk children dict, create TrieNode if missing, mark is_end.   O(L)</w:t>
+      </w:r>
+    </w:p>
+    <w:p>
+      <w:pPr>
+        <w:pStyle w:val="ListBullet"/>
+      </w:pPr>
+      <w:r>
+        <w:rPr>
+          <w:rFonts w:ascii="Times New Roman" w:hAnsi="Times New Roman"/>
+          <w:b w:val="0"/>
+          <w:color w:val="000000"/>
+          <w:sz w:val="22"/>
+        </w:rPr>
+        <w:t>Search  —  Walk children dict, return node.is_end at end.                  O(L)</w:t>
+      </w:r>
+    </w:p>
+    <w:p>
+      <w:pPr>
+        <w:pStyle w:val="ListBullet"/>
+      </w:pPr>
+      <w:r>
+        <w:rPr>
+          <w:rFonts w:ascii="Times New Roman" w:hAnsi="Times New Roman"/>
+          <w:b w:val="0"/>
+          <w:color w:val="000000"/>
+          <w:sz w:val="22"/>
+        </w:rPr>
+        <w:t>StartsWith  —  Walk children dict, return True if all chars found.             O(L)</w:t>
+      </w:r>
+    </w:p>
+    <w:p>
+      <w:pPr>
+        <w:pStyle w:val="ListBullet"/>
+      </w:pPr>
+      <w:r>
+        <w:rPr>
+          <w:rFonts w:ascii="Times New Roman" w:hAnsi="Times New Roman"/>
+          <w:b w:val="0"/>
+          <w:color w:val="000000"/>
+          <w:sz w:val="22"/>
+        </w:rPr>
+        <w:t>Key LeetCode  —  LC 208 Implement Trie  |  LC 211 Add &amp; Search  |  LC 212 Word Search II  |  LC 648</w:t>
+      </w:r>
+    </w:p>
+    <w:p>
+      <w:pPr>
+        <w:pStyle w:val="Heading2"/>
+      </w:pPr>
+      <w:r>
+        <w:rPr>
+          <w:rFonts w:ascii="Times New Roman" w:hAnsi="Times New Roman"/>
+          <w:b/>
+          <w:color w:val="1F497D"/>
+          <w:sz w:val="24"/>
+        </w:rPr>
+        <w:t>Phase 8 – Dynamic Programming</w:t>
+      </w:r>
+    </w:p>
+    <w:p>
+      <w:pPr>
+        <w:pStyle w:val="ListBullet"/>
+      </w:pPr>
+      <w:r>
+        <w:rPr>
+          <w:rFonts w:ascii="Times New Roman" w:hAnsi="Times New Roman"/>
+          <w:b w:val="0"/>
+          <w:color w:val="000000"/>
+          <w:sz w:val="22"/>
+        </w:rPr>
+        <w:t>1D DP  —  dp[i] = f(dp[i-1], dp[i-2]).  Climbing Stairs, House Robber.  LC 70, 198, 213</w:t>
+      </w:r>
+    </w:p>
+    <w:p>
+      <w:pPr>
+        <w:pStyle w:val="ListBullet"/>
+      </w:pPr>
+      <w:r>
+        <w:rPr>
+          <w:rFonts w:ascii="Times New Roman" w:hAnsi="Times New Roman"/>
+          <w:b w:val="0"/>
+          <w:color w:val="000000"/>
+          <w:sz w:val="22"/>
+        </w:rPr>
+        <w:t>Unbounded Knapsack  —  Coin Change — forward inner loop.                               LC 322, 518</w:t>
+      </w:r>
+    </w:p>
+    <w:p>
+      <w:pPr>
+        <w:pStyle w:val="ListBullet"/>
+      </w:pPr>
+      <w:r>
+        <w:rPr>
+          <w:rFonts w:ascii="Times New Roman" w:hAnsi="Times New Roman"/>
+          <w:b w:val="0"/>
+          <w:color w:val="000000"/>
+          <w:sz w:val="22"/>
+        </w:rPr>
+        <w:t>0/1 Knapsack  —  2D table → optimize to 1D backward inner loop.                 LC 416, 494</w:t>
+      </w:r>
+    </w:p>
+    <w:p>
+      <w:pPr>
+        <w:pStyle w:val="ListBullet"/>
+      </w:pPr>
+      <w:r>
+        <w:rPr>
+          <w:rFonts w:ascii="Times New Roman" w:hAnsi="Times New Roman"/>
+          <w:b w:val="0"/>
+          <w:color w:val="000000"/>
+          <w:sz w:val="22"/>
+        </w:rPr>
+        <w:t>LIS  —  dp[i] = max(dp[j]+1 for j&lt;i if nums[j]&lt;nums[i]).               LC 300</w:t>
+      </w:r>
+    </w:p>
+    <w:p>
+      <w:pPr>
+        <w:pStyle w:val="ListBullet"/>
+      </w:pPr>
+      <w:r>
+        <w:rPr>
+          <w:rFonts w:ascii="Times New Roman" w:hAnsi="Times New Roman"/>
+          <w:b w:val="0"/>
+          <w:color w:val="000000"/>
+          <w:sz w:val="22"/>
+        </w:rPr>
+        <w:t>LCS / Edit Dist  —  2D string DP — match or skip.                                  LC 1143, 72</w:t>
+      </w:r>
+    </w:p>
+    <w:p>
+      <w:pPr>
+        <w:pStyle w:val="ListBullet"/>
+      </w:pPr>
+      <w:r>
+        <w:rPr>
+          <w:rFonts w:ascii="Times New Roman" w:hAnsi="Times New Roman"/>
+          <w:b w:val="0"/>
+          <w:color w:val="000000"/>
+          <w:sz w:val="22"/>
+        </w:rPr>
+        <w:t>2D Grid DP  —  dp[r][c] = dp[r-1][c] + dp[r][c-1].                            LC 62, 64</w:t>
+      </w:r>
+    </w:p>
+    <w:p>
+      <w:pPr>
+        <w:pStyle w:val="ListBullet"/>
+      </w:pPr>
+      <w:r>
+        <w:rPr>
+          <w:rFonts w:ascii="Times New Roman" w:hAnsi="Times New Roman"/>
+          <w:b w:val="0"/>
+          <w:color w:val="000000"/>
+          <w:sz w:val="22"/>
+        </w:rPr>
+        <w:t>Interval DP  —  dp[l][r] = merge subintervals.                                 LC 312</w:t>
+      </w:r>
+    </w:p>
+    <w:p>
+      <w:pPr>
+        <w:pStyle w:val="Heading2"/>
+      </w:pPr>
+      <w:r>
+        <w:rPr>
+          <w:rFonts w:ascii="Times New Roman" w:hAnsi="Times New Roman"/>
+          <w:b/>
+          <w:color w:val="1F497D"/>
+          <w:sz w:val="24"/>
+        </w:rPr>
+        <w:t>Phase 9 – Backtracking</w:t>
+      </w:r>
+    </w:p>
+    <w:p>
+      <w:pPr>
+        <w:pStyle w:val="ListBullet"/>
+      </w:pPr>
+      <w:r>
+        <w:rPr>
+          <w:rFonts w:ascii="Times New Roman" w:hAnsi="Times New Roman"/>
+          <w:b w:val="0"/>
+          <w:color w:val="000000"/>
+          <w:sz w:val="22"/>
+        </w:rPr>
+        <w:t>Subsets  —  bt(i+1, path) — pick or skip each element.   LC 78, 90</w:t>
+      </w:r>
+    </w:p>
+    <w:p>
+      <w:pPr>
+        <w:pStyle w:val="ListBullet"/>
+      </w:pPr>
+      <w:r>
+        <w:rPr>
+          <w:rFonts w:ascii="Times New Roman" w:hAnsi="Times New Roman"/>
+          <w:b w:val="0"/>
+          <w:color w:val="000000"/>
+          <w:sz w:val="22"/>
+        </w:rPr>
+        <w:t>Permutations  —  used[] boolean set — try all orderings.       LC 46, 47</w:t>
+      </w:r>
+    </w:p>
+    <w:p>
+      <w:pPr>
+        <w:pStyle w:val="ListBullet"/>
+      </w:pPr>
+      <w:r>
+        <w:rPr>
+          <w:rFonts w:ascii="Times New Roman" w:hAnsi="Times New Roman"/>
+          <w:b w:val="0"/>
+          <w:color w:val="000000"/>
+          <w:sz w:val="22"/>
+        </w:rPr>
+        <w:t>Combination Sum  —  bt(i, path) — i not i+1 (reuse allowed).     LC 39, 40</w:t>
+      </w:r>
+    </w:p>
+    <w:p>
+      <w:pPr>
+        <w:pStyle w:val="ListBullet"/>
+      </w:pPr>
+      <w:r>
+        <w:rPr>
+          <w:rFonts w:ascii="Times New Roman" w:hAnsi="Times New Roman"/>
+          <w:b w:val="0"/>
+          <w:color w:val="000000"/>
+          <w:sz w:val="22"/>
+        </w:rPr>
+        <w:t>Grid Search  —  DFS + visited set, un-mark on backtrack.      LC 79</w:t>
+      </w:r>
+    </w:p>
+    <w:p>
+      <w:pPr>
+        <w:pStyle w:val="ListBullet"/>
+      </w:pPr>
+      <w:r>
+        <w:rPr>
+          <w:rFonts w:ascii="Times New Roman" w:hAnsi="Times New Roman"/>
+          <w:b w:val="0"/>
+          <w:color w:val="000000"/>
+          <w:sz w:val="22"/>
+        </w:rPr>
+        <w:t>Constraint Puzzles  —  Prune with cols/diag sets.                    LC 51 N-Queens</w:t>
+      </w:r>
+    </w:p>
+    <w:p>
+      <w:pPr>
+        <w:pStyle w:val="Heading2"/>
+      </w:pPr>
+      <w:r>
+        <w:rPr>
+          <w:rFonts w:ascii="Times New Roman" w:hAnsi="Times New Roman"/>
+          <w:b/>
+          <w:color w:val="1F497D"/>
+          <w:sz w:val="24"/>
+        </w:rPr>
+        <w:t>Phase 10 – Greedy</w:t>
+      </w:r>
+    </w:p>
+    <w:p>
+      <w:pPr>
+        <w:pStyle w:val="ListBullet"/>
+      </w:pPr>
+      <w:r>
+        <w:rPr>
+          <w:rFonts w:ascii="Times New Roman" w:hAnsi="Times New Roman"/>
+          <w:b w:val="0"/>
+          <w:color w:val="000000"/>
+          <w:sz w:val="22"/>
+        </w:rPr>
+        <w:t>Interval Scheduling  —  Sort by END time → max non-overlapping intervals.  LC 435, 452</w:t>
+      </w:r>
+    </w:p>
+    <w:p>
+      <w:pPr>
+        <w:pStyle w:val="ListBullet"/>
+      </w:pPr>
+      <w:r>
+        <w:rPr>
+          <w:rFonts w:ascii="Times New Roman" w:hAnsi="Times New Roman"/>
+          <w:b w:val="0"/>
+          <w:color w:val="000000"/>
+          <w:sz w:val="22"/>
+        </w:rPr>
+        <w:t>Merge Intervals  —  Sort by START time → extend or add new.             LC 56</w:t>
+      </w:r>
+    </w:p>
+    <w:p>
+      <w:pPr>
+        <w:pStyle w:val="ListBullet"/>
+      </w:pPr>
+      <w:r>
+        <w:rPr>
+          <w:rFonts w:ascii="Times New Roman" w:hAnsi="Times New Roman"/>
+          <w:b w:val="0"/>
+          <w:color w:val="000000"/>
+          <w:sz w:val="22"/>
+        </w:rPr>
+        <w:t>Jump Game  —  Track farthest reachable index.                     LC 55, 45</w:t>
+      </w:r>
+    </w:p>
+    <w:p>
+      <w:pPr>
+        <w:pStyle w:val="ListBullet"/>
+      </w:pPr>
+      <w:r>
+        <w:rPr>
+          <w:rFonts w:ascii="Times New Roman" w:hAnsi="Times New Roman"/>
+          <w:b w:val="0"/>
+          <w:color w:val="000000"/>
+          <w:sz w:val="22"/>
+        </w:rPr>
+        <w:t>Meeting Rooms  —  Min-heap of end times → min rooms needed.           LC 253</w:t>
+      </w:r>
+    </w:p>
+    <w:p>
+      <w:pPr>
+        <w:pStyle w:val="ListBullet"/>
+      </w:pPr>
+      <w:r>
+        <w:rPr>
+          <w:rFonts w:ascii="Times New Roman" w:hAnsi="Times New Roman"/>
+          <w:b w:val="0"/>
+          <w:color w:val="000000"/>
+          <w:sz w:val="22"/>
+        </w:rPr>
+        <w:t>Partition Labels  —  Last occurrence map + cut when i == end.            LC 763</w:t>
+      </w:r>
+    </w:p>
+    <w:p/>
+    <w:p>
+      <w:pPr>
+        <w:pStyle w:val="Heading1"/>
+      </w:pPr>
+      <w:r>
+        <w:rPr>
+          <w:rFonts w:ascii="Times New Roman" w:hAnsi="Times New Roman"/>
+          <w:b/>
+          <w:color w:val="1F497D"/>
+          <w:sz w:val="28"/>
+        </w:rPr>
+        <w:t>2.  How to Identify the Right Pattern</w:t>
       </w:r>
     </w:p>
     <w:p>
       <w:r>
-        <w:br w:type="page"/>
+        <w:rPr>
+          <w:rFonts w:ascii="Times New Roman" w:hAnsi="Times New Roman"/>
+          <w:b w:val="0"/>
+          <w:color w:val="000000"/>
+          <w:sz w:val="22"/>
+        </w:rPr>
+        <w:t>Spot these signals in the problem statement and map directly to a pattern:</w:t>
       </w:r>
     </w:p>
+    <w:p/>
+    <w:tbl>
+      <w:tblPr>
+        <w:tblStyle w:val="TableGrid"/>
+        <w:tblW w:type="auto" w:w="0"/>
+        <w:tblLook w:firstColumn="1" w:firstRow="1" w:lastColumn="0" w:lastRow="0" w:noHBand="0" w:noVBand="1" w:val="04A0"/>
+      </w:tblPr>
+      <w:tblGrid>
+        <w:gridCol w:w="4320"/>
+        <w:gridCol w:w="4320"/>
+      </w:tblGrid>
+      <w:tr>
+        <w:tc>
+          <w:tcPr>
+            <w:tcW w:type="dxa" w:w="4320"/>
+            <w:shd w:val="clear" w:color="auto" w:fill="D6E4F0"/>
+          </w:tcPr>
+          <w:p>
+            <w:r>
+              <w:rPr>
+                <w:rFonts w:ascii="Times New Roman" w:hAnsi="Times New Roman"/>
+                <w:b/>
+                <w:color w:val="000000"/>
+                <w:sz w:val="22"/>
+              </w:rPr>
+              <w:t>Signal in Problem</w:t>
+            </w:r>
+          </w:p>
+        </w:tc>
+        <w:tc>
+          <w:tcPr>
+            <w:tcW w:type="dxa" w:w="4320"/>
+            <w:shd w:val="clear" w:color="auto" w:fill="D6E4F0"/>
+          </w:tcPr>
+          <w:p>
+            <w:r>
+              <w:rPr>
+                <w:rFonts w:ascii="Times New Roman" w:hAnsi="Times New Roman"/>
+                <w:b/>
+                <w:color w:val="000000"/>
+                <w:sz w:val="22"/>
+              </w:rPr>
+              <w:t>Pattern to Use</w:t>
+            </w:r>
+          </w:p>
+        </w:tc>
+      </w:tr>
+      <w:tr>
+        <w:tc>
+          <w:tcPr>
+            <w:tcW w:type="dxa" w:w="4320"/>
+          </w:tcPr>
+          <w:p>
+            <w:r>
+              <w:rPr>
+                <w:rFonts w:ascii="Times New Roman" w:hAnsi="Times New Roman"/>
+                <w:b w:val="0"/>
+                <w:color w:val="000000"/>
+                <w:sz w:val="20"/>
+              </w:rPr>
+              <w:t>"find pair/triplet with sum X"</w:t>
+            </w:r>
+          </w:p>
+        </w:tc>
+        <w:tc>
+          <w:tcPr>
+            <w:tcW w:type="dxa" w:w="4320"/>
+          </w:tcPr>
+          <w:p>
+            <w:r>
+              <w:rPr>
+                <w:rFonts w:ascii="Times New Roman" w:hAnsi="Times New Roman"/>
+                <w:b w:val="0"/>
+                <w:color w:val="000000"/>
+                <w:sz w:val="20"/>
+              </w:rPr>
+              <w:t>Two Pointers  (sort first)</w:t>
+            </w:r>
+          </w:p>
+        </w:tc>
+      </w:tr>
+      <w:tr>
+        <w:tc>
+          <w:tcPr>
+            <w:tcW w:type="dxa" w:w="4320"/>
+          </w:tcPr>
+          <w:p>
+            <w:r>
+              <w:rPr>
+                <w:rFonts w:ascii="Times New Roman" w:hAnsi="Times New Roman"/>
+                <w:b w:val="0"/>
+                <w:color w:val="000000"/>
+                <w:sz w:val="20"/>
+              </w:rPr>
+              <w:t>"max/min subarray of exactly size k"</w:t>
+            </w:r>
+          </w:p>
+        </w:tc>
+        <w:tc>
+          <w:tcPr>
+            <w:tcW w:type="dxa" w:w="4320"/>
+          </w:tcPr>
+          <w:p>
+            <w:r>
+              <w:rPr>
+                <w:rFonts w:ascii="Times New Roman" w:hAnsi="Times New Roman"/>
+                <w:b w:val="0"/>
+                <w:color w:val="000000"/>
+                <w:sz w:val="20"/>
+              </w:rPr>
+              <w:t>Fixed Sliding Window</w:t>
+            </w:r>
+          </w:p>
+        </w:tc>
+      </w:tr>
+      <w:tr>
+        <w:tc>
+          <w:tcPr>
+            <w:tcW w:type="dxa" w:w="4320"/>
+          </w:tcPr>
+          <w:p>
+            <w:r>
+              <w:rPr>
+                <w:rFonts w:ascii="Times New Roman" w:hAnsi="Times New Roman"/>
+                <w:b w:val="0"/>
+                <w:color w:val="000000"/>
+                <w:sz w:val="20"/>
+              </w:rPr>
+              <w:t>"longest/shortest subarray with constraint"</w:t>
+            </w:r>
+          </w:p>
+        </w:tc>
+        <w:tc>
+          <w:tcPr>
+            <w:tcW w:type="dxa" w:w="4320"/>
+          </w:tcPr>
+          <w:p>
+            <w:r>
+              <w:rPr>
+                <w:rFonts w:ascii="Times New Roman" w:hAnsi="Times New Roman"/>
+                <w:b w:val="0"/>
+                <w:color w:val="000000"/>
+                <w:sz w:val="20"/>
+              </w:rPr>
+              <w:t>Variable Sliding Window</w:t>
+            </w:r>
+          </w:p>
+        </w:tc>
+      </w:tr>
+      <w:tr>
+        <w:tc>
+          <w:tcPr>
+            <w:tcW w:type="dxa" w:w="4320"/>
+          </w:tcPr>
+          <w:p>
+            <w:r>
+              <w:rPr>
+                <w:rFonts w:ascii="Times New Roman" w:hAnsi="Times New Roman"/>
+                <w:b w:val="0"/>
+                <w:color w:val="000000"/>
+                <w:sz w:val="20"/>
+              </w:rPr>
+              <w:t>"K closest / Top K / Kth largest"</w:t>
+            </w:r>
+          </w:p>
+        </w:tc>
+        <w:tc>
+          <w:tcPr>
+            <w:tcW w:type="dxa" w:w="4320"/>
+          </w:tcPr>
+          <w:p>
+            <w:r>
+              <w:rPr>
+                <w:rFonts w:ascii="Times New Roman" w:hAnsi="Times New Roman"/>
+                <w:b w:val="0"/>
+                <w:color w:val="000000"/>
+                <w:sz w:val="20"/>
+              </w:rPr>
+              <w:t>Heap  —  min-heap of size K</w:t>
+            </w:r>
+          </w:p>
+        </w:tc>
+      </w:tr>
+      <w:tr>
+        <w:tc>
+          <w:tcPr>
+            <w:tcW w:type="dxa" w:w="4320"/>
+          </w:tcPr>
+          <w:p>
+            <w:r>
+              <w:rPr>
+                <w:rFonts w:ascii="Times New Roman" w:hAnsi="Times New Roman"/>
+                <w:b w:val="0"/>
+                <w:color w:val="000000"/>
+                <w:sz w:val="20"/>
+              </w:rPr>
+              <w:t>"median of stream / running median"</w:t>
+            </w:r>
+          </w:p>
+        </w:tc>
+        <w:tc>
+          <w:tcPr>
+            <w:tcW w:type="dxa" w:w="4320"/>
+          </w:tcPr>
+          <w:p>
+            <w:r>
+              <w:rPr>
+                <w:rFonts w:ascii="Times New Roman" w:hAnsi="Times New Roman"/>
+                <w:b w:val="0"/>
+                <w:color w:val="000000"/>
+                <w:sz w:val="20"/>
+              </w:rPr>
+              <w:t>Two Heaps  (max-heap left + min-heap right)</w:t>
+            </w:r>
+          </w:p>
+        </w:tc>
+      </w:tr>
+      <w:tr>
+        <w:tc>
+          <w:tcPr>
+            <w:tcW w:type="dxa" w:w="4320"/>
+          </w:tcPr>
+          <w:p>
+            <w:r>
+              <w:rPr>
+                <w:rFonts w:ascii="Times New Roman" w:hAnsi="Times New Roman"/>
+                <w:b w:val="0"/>
+                <w:color w:val="000000"/>
+                <w:sz w:val="20"/>
+              </w:rPr>
+              <w:t>"all subsets / all combinations"</w:t>
+            </w:r>
+          </w:p>
+        </w:tc>
+        <w:tc>
+          <w:tcPr>
+            <w:tcW w:type="dxa" w:w="4320"/>
+          </w:tcPr>
+          <w:p>
+            <w:r>
+              <w:rPr>
+                <w:rFonts w:ascii="Times New Roman" w:hAnsi="Times New Roman"/>
+                <w:b w:val="0"/>
+                <w:color w:val="000000"/>
+                <w:sz w:val="20"/>
+              </w:rPr>
+              <w:t>Backtracking  bt(i+1, path)</w:t>
+            </w:r>
+          </w:p>
+        </w:tc>
+      </w:tr>
+      <w:tr>
+        <w:tc>
+          <w:tcPr>
+            <w:tcW w:type="dxa" w:w="4320"/>
+          </w:tcPr>
+          <w:p>
+            <w:r>
+              <w:rPr>
+                <w:rFonts w:ascii="Times New Roman" w:hAnsi="Times New Roman"/>
+                <w:b w:val="0"/>
+                <w:color w:val="000000"/>
+                <w:sz w:val="20"/>
+              </w:rPr>
+              <w:t>"all permutations"</w:t>
+            </w:r>
+          </w:p>
+        </w:tc>
+        <w:tc>
+          <w:tcPr>
+            <w:tcW w:type="dxa" w:w="4320"/>
+          </w:tcPr>
+          <w:p>
+            <w:r>
+              <w:rPr>
+                <w:rFonts w:ascii="Times New Roman" w:hAnsi="Times New Roman"/>
+                <w:b w:val="0"/>
+                <w:color w:val="000000"/>
+                <w:sz w:val="20"/>
+              </w:rPr>
+              <w:t>Backtracking  +  used[] set</w:t>
+            </w:r>
+          </w:p>
+        </w:tc>
+      </w:tr>
+      <w:tr>
+        <w:tc>
+          <w:tcPr>
+            <w:tcW w:type="dxa" w:w="4320"/>
+          </w:tcPr>
+          <w:p>
+            <w:r>
+              <w:rPr>
+                <w:rFonts w:ascii="Times New Roman" w:hAnsi="Times New Roman"/>
+                <w:b w:val="0"/>
+                <w:color w:val="000000"/>
+                <w:sz w:val="20"/>
+              </w:rPr>
+              <w:t>"word search on grid"</w:t>
+            </w:r>
+          </w:p>
+        </w:tc>
+        <w:tc>
+          <w:tcPr>
+            <w:tcW w:type="dxa" w:w="4320"/>
+          </w:tcPr>
+          <w:p>
+            <w:r>
+              <w:rPr>
+                <w:rFonts w:ascii="Times New Roman" w:hAnsi="Times New Roman"/>
+                <w:b w:val="0"/>
+                <w:color w:val="000000"/>
+                <w:sz w:val="20"/>
+              </w:rPr>
+              <w:t>DFS Backtracking  +  visited set</w:t>
+            </w:r>
+          </w:p>
+        </w:tc>
+      </w:tr>
+      <w:tr>
+        <w:tc>
+          <w:tcPr>
+            <w:tcW w:type="dxa" w:w="4320"/>
+          </w:tcPr>
+          <w:p>
+            <w:r>
+              <w:rPr>
+                <w:rFonts w:ascii="Times New Roman" w:hAnsi="Times New Roman"/>
+                <w:b w:val="0"/>
+                <w:color w:val="000000"/>
+                <w:sz w:val="20"/>
+              </w:rPr>
+              <w:t>"shortest path"  (unweighted graph)</w:t>
+            </w:r>
+          </w:p>
+        </w:tc>
+        <w:tc>
+          <w:tcPr>
+            <w:tcW w:type="dxa" w:w="4320"/>
+          </w:tcPr>
+          <w:p>
+            <w:r>
+              <w:rPr>
+                <w:rFonts w:ascii="Times New Roman" w:hAnsi="Times New Roman"/>
+                <w:b w:val="0"/>
+                <w:color w:val="000000"/>
+                <w:sz w:val="20"/>
+              </w:rPr>
+              <w:t>BFS</w:t>
+            </w:r>
+          </w:p>
+        </w:tc>
+      </w:tr>
+      <w:tr>
+        <w:tc>
+          <w:tcPr>
+            <w:tcW w:type="dxa" w:w="4320"/>
+          </w:tcPr>
+          <w:p>
+            <w:r>
+              <w:rPr>
+                <w:rFonts w:ascii="Times New Roman" w:hAnsi="Times New Roman"/>
+                <w:b w:val="0"/>
+                <w:color w:val="000000"/>
+                <w:sz w:val="20"/>
+              </w:rPr>
+              <w:t>"shortest path"  (weighted, no negatives)</w:t>
+            </w:r>
+          </w:p>
+        </w:tc>
+        <w:tc>
+          <w:tcPr>
+            <w:tcW w:type="dxa" w:w="4320"/>
+          </w:tcPr>
+          <w:p>
+            <w:r>
+              <w:rPr>
+                <w:rFonts w:ascii="Times New Roman" w:hAnsi="Times New Roman"/>
+                <w:b w:val="0"/>
+                <w:color w:val="000000"/>
+                <w:sz w:val="20"/>
+              </w:rPr>
+              <w:t>Dijkstra  (heapq)</w:t>
+            </w:r>
+          </w:p>
+        </w:tc>
+      </w:tr>
+      <w:tr>
+        <w:tc>
+          <w:tcPr>
+            <w:tcW w:type="dxa" w:w="4320"/>
+          </w:tcPr>
+          <w:p>
+            <w:r>
+              <w:rPr>
+                <w:rFonts w:ascii="Times New Roman" w:hAnsi="Times New Roman"/>
+                <w:b w:val="0"/>
+                <w:color w:val="000000"/>
+                <w:sz w:val="20"/>
+              </w:rPr>
+              <w:t>"connected components / count islands"</w:t>
+            </w:r>
+          </w:p>
+        </w:tc>
+        <w:tc>
+          <w:tcPr>
+            <w:tcW w:type="dxa" w:w="4320"/>
+          </w:tcPr>
+          <w:p>
+            <w:r>
+              <w:rPr>
+                <w:rFonts w:ascii="Times New Roman" w:hAnsi="Times New Roman"/>
+                <w:b w:val="0"/>
+                <w:color w:val="000000"/>
+                <w:sz w:val="20"/>
+              </w:rPr>
+              <w:t>DFS / BFS / Union-Find</w:t>
+            </w:r>
+          </w:p>
+        </w:tc>
+      </w:tr>
+      <w:tr>
+        <w:tc>
+          <w:tcPr>
+            <w:tcW w:type="dxa" w:w="4320"/>
+          </w:tcPr>
+          <w:p>
+            <w:r>
+              <w:rPr>
+                <w:rFonts w:ascii="Times New Roman" w:hAnsi="Times New Roman"/>
+                <w:b w:val="0"/>
+                <w:color w:val="000000"/>
+                <w:sz w:val="20"/>
+              </w:rPr>
+              <w:t>"merge sets / detect redundant edge"</w:t>
+            </w:r>
+          </w:p>
+        </w:tc>
+        <w:tc>
+          <w:tcPr>
+            <w:tcW w:type="dxa" w:w="4320"/>
+          </w:tcPr>
+          <w:p>
+            <w:r>
+              <w:rPr>
+                <w:rFonts w:ascii="Times New Roman" w:hAnsi="Times New Roman"/>
+                <w:b w:val="0"/>
+                <w:color w:val="000000"/>
+                <w:sz w:val="20"/>
+              </w:rPr>
+              <w:t>Union-Find  (DSU)</w:t>
+            </w:r>
+          </w:p>
+        </w:tc>
+      </w:tr>
+      <w:tr>
+        <w:tc>
+          <w:tcPr>
+            <w:tcW w:type="dxa" w:w="4320"/>
+          </w:tcPr>
+          <w:p>
+            <w:r>
+              <w:rPr>
+                <w:rFonts w:ascii="Times New Roman" w:hAnsi="Times New Roman"/>
+                <w:b w:val="0"/>
+                <w:color w:val="000000"/>
+                <w:sz w:val="20"/>
+              </w:rPr>
+              <w:t>"course prerequisite / task ordering"</w:t>
+            </w:r>
+          </w:p>
+        </w:tc>
+        <w:tc>
+          <w:tcPr>
+            <w:tcW w:type="dxa" w:w="4320"/>
+          </w:tcPr>
+          <w:p>
+            <w:r>
+              <w:rPr>
+                <w:rFonts w:ascii="Times New Roman" w:hAnsi="Times New Roman"/>
+                <w:b w:val="0"/>
+                <w:color w:val="000000"/>
+                <w:sz w:val="20"/>
+              </w:rPr>
+              <w:t>Topological Sort  (Kahn's BFS)</w:t>
+            </w:r>
+          </w:p>
+        </w:tc>
+      </w:tr>
+      <w:tr>
+        <w:tc>
+          <w:tcPr>
+            <w:tcW w:type="dxa" w:w="4320"/>
+          </w:tcPr>
+          <w:p>
+            <w:r>
+              <w:rPr>
+                <w:rFonts w:ascii="Times New Roman" w:hAnsi="Times New Roman"/>
+                <w:b w:val="0"/>
+                <w:color w:val="000000"/>
+                <w:sz w:val="20"/>
+              </w:rPr>
+              <w:t>"count ways to reach / make change"</w:t>
+            </w:r>
+          </w:p>
+        </w:tc>
+        <w:tc>
+          <w:tcPr>
+            <w:tcW w:type="dxa" w:w="4320"/>
+          </w:tcPr>
+          <w:p>
+            <w:r>
+              <w:rPr>
+                <w:rFonts w:ascii="Times New Roman" w:hAnsi="Times New Roman"/>
+                <w:b w:val="0"/>
+                <w:color w:val="000000"/>
+                <w:sz w:val="20"/>
+              </w:rPr>
+              <w:t>DP  (bottom-up tabulation)</w:t>
+            </w:r>
+          </w:p>
+        </w:tc>
+      </w:tr>
+      <w:tr>
+        <w:tc>
+          <w:tcPr>
+            <w:tcW w:type="dxa" w:w="4320"/>
+          </w:tcPr>
+          <w:p>
+            <w:r>
+              <w:rPr>
+                <w:rFonts w:ascii="Times New Roman" w:hAnsi="Times New Roman"/>
+                <w:b w:val="0"/>
+                <w:color w:val="000000"/>
+                <w:sz w:val="20"/>
+              </w:rPr>
+              <w:t>"minimum / maximum value (optimal)"</w:t>
+            </w:r>
+          </w:p>
+        </w:tc>
+        <w:tc>
+          <w:tcPr>
+            <w:tcW w:type="dxa" w:w="4320"/>
+          </w:tcPr>
+          <w:p>
+            <w:r>
+              <w:rPr>
+                <w:rFonts w:ascii="Times New Roman" w:hAnsi="Times New Roman"/>
+                <w:b w:val="0"/>
+                <w:color w:val="000000"/>
+                <w:sz w:val="20"/>
+              </w:rPr>
+              <w:t>DP  or  Greedy  (check if local = global)</w:t>
+            </w:r>
+          </w:p>
+        </w:tc>
+      </w:tr>
+      <w:tr>
+        <w:tc>
+          <w:tcPr>
+            <w:tcW w:type="dxa" w:w="4320"/>
+          </w:tcPr>
+          <w:p>
+            <w:r>
+              <w:rPr>
+                <w:rFonts w:ascii="Times New Roman" w:hAnsi="Times New Roman"/>
+                <w:b w:val="0"/>
+                <w:color w:val="000000"/>
+                <w:sz w:val="20"/>
+              </w:rPr>
+              <w:t>"can we reach end / jump game"</w:t>
+            </w:r>
+          </w:p>
+        </w:tc>
+        <w:tc>
+          <w:tcPr>
+            <w:tcW w:type="dxa" w:w="4320"/>
+          </w:tcPr>
+          <w:p>
+            <w:r>
+              <w:rPr>
+                <w:rFonts w:ascii="Times New Roman" w:hAnsi="Times New Roman"/>
+                <w:b w:val="0"/>
+                <w:color w:val="000000"/>
+                <w:sz w:val="20"/>
+              </w:rPr>
+              <w:t>Greedy  —  track farthest reach</w:t>
+            </w:r>
+          </w:p>
+        </w:tc>
+      </w:tr>
+      <w:tr>
+        <w:tc>
+          <w:tcPr>
+            <w:tcW w:type="dxa" w:w="4320"/>
+          </w:tcPr>
+          <w:p>
+            <w:r>
+              <w:rPr>
+                <w:rFonts w:ascii="Times New Roman" w:hAnsi="Times New Roman"/>
+                <w:b w:val="0"/>
+                <w:color w:val="000000"/>
+                <w:sz w:val="20"/>
+              </w:rPr>
+              <w:t>"non-overlapping intervals / remove min"</w:t>
+            </w:r>
+          </w:p>
+        </w:tc>
+        <w:tc>
+          <w:tcPr>
+            <w:tcW w:type="dxa" w:w="4320"/>
+          </w:tcPr>
+          <w:p>
+            <w:r>
+              <w:rPr>
+                <w:rFonts w:ascii="Times New Roman" w:hAnsi="Times New Roman"/>
+                <w:b w:val="0"/>
+                <w:color w:val="000000"/>
+                <w:sz w:val="20"/>
+              </w:rPr>
+              <w:t>Greedy  —  sort by end time</w:t>
+            </w:r>
+          </w:p>
+        </w:tc>
+      </w:tr>
+      <w:tr>
+        <w:tc>
+          <w:tcPr>
+            <w:tcW w:type="dxa" w:w="4320"/>
+          </w:tcPr>
+          <w:p>
+            <w:r>
+              <w:rPr>
+                <w:rFonts w:ascii="Times New Roman" w:hAnsi="Times New Roman"/>
+                <w:b w:val="0"/>
+                <w:color w:val="000000"/>
+                <w:sz w:val="20"/>
+              </w:rPr>
+              <w:t>"merge overlapping intervals"</w:t>
+            </w:r>
+          </w:p>
+        </w:tc>
+        <w:tc>
+          <w:tcPr>
+            <w:tcW w:type="dxa" w:w="4320"/>
+          </w:tcPr>
+          <w:p>
+            <w:r>
+              <w:rPr>
+                <w:rFonts w:ascii="Times New Roman" w:hAnsi="Times New Roman"/>
+                <w:b w:val="0"/>
+                <w:color w:val="000000"/>
+                <w:sz w:val="20"/>
+              </w:rPr>
+              <w:t>Greedy  —  sort by start time</w:t>
+            </w:r>
+          </w:p>
+        </w:tc>
+      </w:tr>
+      <w:tr>
+        <w:tc>
+          <w:tcPr>
+            <w:tcW w:type="dxa" w:w="4320"/>
+          </w:tcPr>
+          <w:p>
+            <w:r>
+              <w:rPr>
+                <w:rFonts w:ascii="Times New Roman" w:hAnsi="Times New Roman"/>
+                <w:b w:val="0"/>
+                <w:color w:val="000000"/>
+                <w:sz w:val="20"/>
+              </w:rPr>
+              <w:t>"next greater / previous smaller element"</w:t>
+            </w:r>
+          </w:p>
+        </w:tc>
+        <w:tc>
+          <w:tcPr>
+            <w:tcW w:type="dxa" w:w="4320"/>
+          </w:tcPr>
+          <w:p>
+            <w:r>
+              <w:rPr>
+                <w:rFonts w:ascii="Times New Roman" w:hAnsi="Times New Roman"/>
+                <w:b w:val="0"/>
+                <w:color w:val="000000"/>
+                <w:sz w:val="20"/>
+              </w:rPr>
+              <w:t>Monotonic Stack</w:t>
+            </w:r>
+          </w:p>
+        </w:tc>
+      </w:tr>
+      <w:tr>
+        <w:tc>
+          <w:tcPr>
+            <w:tcW w:type="dxa" w:w="4320"/>
+          </w:tcPr>
+          <w:p>
+            <w:r>
+              <w:rPr>
+                <w:rFonts w:ascii="Times New Roman" w:hAnsi="Times New Roman"/>
+                <w:b w:val="0"/>
+                <w:color w:val="000000"/>
+                <w:sz w:val="20"/>
+              </w:rPr>
+              <w:t>"balanced parentheses / matching brackets"</w:t>
+            </w:r>
+          </w:p>
+        </w:tc>
+        <w:tc>
+          <w:tcPr>
+            <w:tcW w:type="dxa" w:w="4320"/>
+          </w:tcPr>
+          <w:p>
+            <w:r>
+              <w:rPr>
+                <w:rFonts w:ascii="Times New Roman" w:hAnsi="Times New Roman"/>
+                <w:b w:val="0"/>
+                <w:color w:val="000000"/>
+                <w:sz w:val="20"/>
+              </w:rPr>
+              <w:t>Stack</w:t>
+            </w:r>
+          </w:p>
+        </w:tc>
+      </w:tr>
+      <w:tr>
+        <w:tc>
+          <w:tcPr>
+            <w:tcW w:type="dxa" w:w="4320"/>
+          </w:tcPr>
+          <w:p>
+            <w:r>
+              <w:rPr>
+                <w:rFonts w:ascii="Times New Roman" w:hAnsi="Times New Roman"/>
+                <w:b w:val="0"/>
+                <w:color w:val="000000"/>
+                <w:sz w:val="20"/>
+              </w:rPr>
+              <w:t>"level order / right-side view of tree"</w:t>
+            </w:r>
+          </w:p>
+        </w:tc>
+        <w:tc>
+          <w:tcPr>
+            <w:tcW w:type="dxa" w:w="4320"/>
+          </w:tcPr>
+          <w:p>
+            <w:r>
+              <w:rPr>
+                <w:rFonts w:ascii="Times New Roman" w:hAnsi="Times New Roman"/>
+                <w:b w:val="0"/>
+                <w:color w:val="000000"/>
+                <w:sz w:val="20"/>
+              </w:rPr>
+              <w:t>BFS with level tracking</w:t>
+            </w:r>
+          </w:p>
+        </w:tc>
+      </w:tr>
+      <w:tr>
+        <w:tc>
+          <w:tcPr>
+            <w:tcW w:type="dxa" w:w="4320"/>
+          </w:tcPr>
+          <w:p>
+            <w:r>
+              <w:rPr>
+                <w:rFonts w:ascii="Times New Roman" w:hAnsi="Times New Roman"/>
+                <w:b w:val="0"/>
+                <w:color w:val="000000"/>
+                <w:sz w:val="20"/>
+              </w:rPr>
+              <w:t>"path sum / diameter / LCA in tree"</w:t>
+            </w:r>
+          </w:p>
+        </w:tc>
+        <w:tc>
+          <w:tcPr>
+            <w:tcW w:type="dxa" w:w="4320"/>
+          </w:tcPr>
+          <w:p>
+            <w:r>
+              <w:rPr>
+                <w:rFonts w:ascii="Times New Roman" w:hAnsi="Times New Roman"/>
+                <w:b w:val="0"/>
+                <w:color w:val="000000"/>
+                <w:sz w:val="20"/>
+              </w:rPr>
+              <w:t>DFS recursion on tree</w:t>
+            </w:r>
+          </w:p>
+        </w:tc>
+      </w:tr>
+      <w:tr>
+        <w:tc>
+          <w:tcPr>
+            <w:tcW w:type="dxa" w:w="4320"/>
+          </w:tcPr>
+          <w:p>
+            <w:r>
+              <w:rPr>
+                <w:rFonts w:ascii="Times New Roman" w:hAnsi="Times New Roman"/>
+                <w:b w:val="0"/>
+                <w:color w:val="000000"/>
+                <w:sz w:val="20"/>
+              </w:rPr>
+              <w:t>"validate BST / in-order gives sorted"</w:t>
+            </w:r>
+          </w:p>
+        </w:tc>
+        <w:tc>
+          <w:tcPr>
+            <w:tcW w:type="dxa" w:w="4320"/>
+          </w:tcPr>
+          <w:p>
+            <w:r>
+              <w:rPr>
+                <w:rFonts w:ascii="Times New Roman" w:hAnsi="Times New Roman"/>
+                <w:b w:val="0"/>
+                <w:color w:val="000000"/>
+                <w:sz w:val="20"/>
+              </w:rPr>
+              <w:t>DFS with lo/hi bounds</w:t>
+            </w:r>
+          </w:p>
+        </w:tc>
+      </w:tr>
+      <w:tr>
+        <w:tc>
+          <w:tcPr>
+            <w:tcW w:type="dxa" w:w="4320"/>
+          </w:tcPr>
+          <w:p>
+            <w:r>
+              <w:rPr>
+                <w:rFonts w:ascii="Times New Roman" w:hAnsi="Times New Roman"/>
+                <w:b w:val="0"/>
+                <w:color w:val="000000"/>
+                <w:sz w:val="20"/>
+              </w:rPr>
+              <w:t>"sorted array + search / minimize maximum"</w:t>
+            </w:r>
+          </w:p>
+        </w:tc>
+        <w:tc>
+          <w:tcPr>
+            <w:tcW w:type="dxa" w:w="4320"/>
+          </w:tcPr>
+          <w:p>
+            <w:r>
+              <w:rPr>
+                <w:rFonts w:ascii="Times New Roman" w:hAnsi="Times New Roman"/>
+                <w:b w:val="0"/>
+                <w:color w:val="000000"/>
+                <w:sz w:val="20"/>
+              </w:rPr>
+              <w:t>Binary Search on Answer</w:t>
+            </w:r>
+          </w:p>
+        </w:tc>
+      </w:tr>
+      <w:tr>
+        <w:tc>
+          <w:tcPr>
+            <w:tcW w:type="dxa" w:w="4320"/>
+          </w:tcPr>
+          <w:p>
+            <w:r>
+              <w:rPr>
+                <w:rFonts w:ascii="Times New Roman" w:hAnsi="Times New Roman"/>
+                <w:b w:val="0"/>
+                <w:color w:val="000000"/>
+                <w:sz w:val="20"/>
+              </w:rPr>
+              <w:t>"O(1) lookup / frequency / grouping"</w:t>
+            </w:r>
+          </w:p>
+        </w:tc>
+        <w:tc>
+          <w:tcPr>
+            <w:tcW w:type="dxa" w:w="4320"/>
+          </w:tcPr>
+          <w:p>
+            <w:r>
+              <w:rPr>
+                <w:rFonts w:ascii="Times New Roman" w:hAnsi="Times New Roman"/>
+                <w:b w:val="0"/>
+                <w:color w:val="000000"/>
+                <w:sz w:val="20"/>
+              </w:rPr>
+              <w:t>HashMap / Counter</w:t>
+            </w:r>
+          </w:p>
+        </w:tc>
+      </w:tr>
+      <w:tr>
+        <w:tc>
+          <w:tcPr>
+            <w:tcW w:type="dxa" w:w="4320"/>
+          </w:tcPr>
+          <w:p>
+            <w:r>
+              <w:rPr>
+                <w:rFonts w:ascii="Times New Roman" w:hAnsi="Times New Roman"/>
+                <w:b w:val="0"/>
+                <w:color w:val="000000"/>
+                <w:sz w:val="20"/>
+              </w:rPr>
+              <w:t>"detect cycle in linked list"</w:t>
+            </w:r>
+          </w:p>
+        </w:tc>
+        <w:tc>
+          <w:tcPr>
+            <w:tcW w:type="dxa" w:w="4320"/>
+          </w:tcPr>
+          <w:p>
+            <w:r>
+              <w:rPr>
+                <w:rFonts w:ascii="Times New Roman" w:hAnsi="Times New Roman"/>
+                <w:b w:val="0"/>
+                <w:color w:val="000000"/>
+                <w:sz w:val="20"/>
+              </w:rPr>
+              <w:t>Fast &amp; Slow Pointers</w:t>
+            </w:r>
+          </w:p>
+        </w:tc>
+      </w:tr>
+      <w:tr>
+        <w:tc>
+          <w:tcPr>
+            <w:tcW w:type="dxa" w:w="4320"/>
+          </w:tcPr>
+          <w:p>
+            <w:r>
+              <w:rPr>
+                <w:rFonts w:ascii="Times New Roman" w:hAnsi="Times New Roman"/>
+                <w:b w:val="0"/>
+                <w:color w:val="000000"/>
+                <w:sz w:val="20"/>
+              </w:rPr>
+              <w:t>"prefix match / autocomplete / starts with"</w:t>
+            </w:r>
+          </w:p>
+        </w:tc>
+        <w:tc>
+          <w:tcPr>
+            <w:tcW w:type="dxa" w:w="4320"/>
+          </w:tcPr>
+          <w:p>
+            <w:r>
+              <w:rPr>
+                <w:rFonts w:ascii="Times New Roman" w:hAnsi="Times New Roman"/>
+                <w:b w:val="0"/>
+                <w:color w:val="000000"/>
+                <w:sz w:val="20"/>
+              </w:rPr>
+              <w:t>Trie</w:t>
+            </w:r>
+          </w:p>
+        </w:tc>
+      </w:tr>
+      <w:tr>
+        <w:tc>
+          <w:tcPr>
+            <w:tcW w:type="dxa" w:w="4320"/>
+          </w:tcPr>
+          <w:p>
+            <w:r>
+              <w:rPr>
+                <w:rFonts w:ascii="Times New Roman" w:hAnsi="Times New Roman"/>
+                <w:b w:val="0"/>
+                <w:color w:val="000000"/>
+                <w:sz w:val="20"/>
+              </w:rPr>
+              <w:t>"word dictionary / add and search words"</w:t>
+            </w:r>
+          </w:p>
+        </w:tc>
+        <w:tc>
+          <w:tcPr>
+            <w:tcW w:type="dxa" w:w="4320"/>
+          </w:tcPr>
+          <w:p>
+            <w:r>
+              <w:rPr>
+                <w:rFonts w:ascii="Times New Roman" w:hAnsi="Times New Roman"/>
+                <w:b w:val="0"/>
+                <w:color w:val="000000"/>
+                <w:sz w:val="20"/>
+              </w:rPr>
+              <w:t>Trie</w:t>
+            </w:r>
+          </w:p>
+        </w:tc>
+      </w:tr>
+      <w:tr>
+        <w:tc>
+          <w:tcPr>
+            <w:tcW w:type="dxa" w:w="4320"/>
+          </w:tcPr>
+          <w:p>
+            <w:r>
+              <w:rPr>
+                <w:rFonts w:ascii="Times New Roman" w:hAnsi="Times New Roman"/>
+                <w:b w:val="0"/>
+                <w:color w:val="000000"/>
+                <w:sz w:val="20"/>
+              </w:rPr>
+              <w:t>"range sum query (static)"</w:t>
+            </w:r>
+          </w:p>
+        </w:tc>
+        <w:tc>
+          <w:tcPr>
+            <w:tcW w:type="dxa" w:w="4320"/>
+          </w:tcPr>
+          <w:p>
+            <w:r>
+              <w:rPr>
+                <w:rFonts w:ascii="Times New Roman" w:hAnsi="Times New Roman"/>
+                <w:b w:val="0"/>
+                <w:color w:val="000000"/>
+                <w:sz w:val="20"/>
+              </w:rPr>
+              <w:t>Prefix Sum Array</w:t>
+            </w:r>
+          </w:p>
+        </w:tc>
+      </w:tr>
+      <w:tr>
+        <w:tc>
+          <w:tcPr>
+            <w:tcW w:type="dxa" w:w="4320"/>
+          </w:tcPr>
+          <w:p>
+            <w:r>
+              <w:rPr>
+                <w:rFonts w:ascii="Times New Roman" w:hAnsi="Times New Roman"/>
+                <w:b w:val="0"/>
+                <w:color w:val="000000"/>
+                <w:sz w:val="20"/>
+              </w:rPr>
+              <w:t>"find duplicate / missing number"</w:t>
+            </w:r>
+          </w:p>
+        </w:tc>
+        <w:tc>
+          <w:tcPr>
+            <w:tcW w:type="dxa" w:w="4320"/>
+          </w:tcPr>
+          <w:p>
+            <w:r>
+              <w:rPr>
+                <w:rFonts w:ascii="Times New Roman" w:hAnsi="Times New Roman"/>
+                <w:b w:val="0"/>
+                <w:color w:val="000000"/>
+                <w:sz w:val="20"/>
+              </w:rPr>
+              <w:t>Math  (XOR or sum formula)</w:t>
+            </w:r>
+          </w:p>
+        </w:tc>
+      </w:tr>
+    </w:tbl>
+    <w:p/>
     <w:p>
       <w:pPr>
         <w:pStyle w:val="Heading1"/>
-        <w:jc w:val="left"/>
       </w:pPr>
       <w:r>
         <w:rPr>
-          <w:color w:val="00467F"/>
+          <w:rFonts w:ascii="Times New Roman" w:hAnsi="Times New Roman"/>
+          <w:b/>
+          <w:color w:val="1F497D"/>
+          <w:sz w:val="28"/>
         </w:rPr>
-        <w:t>How to Identify the Right Pattern</w:t>
+        <w:t>3.  Time Complexity Map</w:t>
       </w:r>
     </w:p>
+    <w:p/>
+    <w:tbl>
+      <w:tblPr>
+        <w:tblStyle w:val="TableGrid"/>
+        <w:tblW w:type="auto" w:w="0"/>
+        <w:tblLook w:firstColumn="1" w:firstRow="1" w:lastColumn="0" w:lastRow="0" w:noHBand="0" w:noVBand="1" w:val="04A0"/>
+      </w:tblPr>
+      <w:tblGrid>
+        <w:gridCol w:w="2880"/>
+        <w:gridCol w:w="2880"/>
+        <w:gridCol w:w="2880"/>
+      </w:tblGrid>
+      <w:tr>
+        <w:tc>
+          <w:tcPr>
+            <w:tcW w:type="dxa" w:w="2880"/>
+            <w:shd w:val="clear" w:color="auto" w:fill="D6E4F0"/>
+          </w:tcPr>
+          <w:p>
+            <w:r>
+              <w:rPr>
+                <w:rFonts w:ascii="Times New Roman" w:hAnsi="Times New Roman"/>
+                <w:b/>
+                <w:color w:val="000000"/>
+                <w:sz w:val="22"/>
+              </w:rPr>
+              <w:t>Complexity</w:t>
+            </w:r>
+          </w:p>
+        </w:tc>
+        <w:tc>
+          <w:tcPr>
+            <w:tcW w:type="dxa" w:w="2880"/>
+            <w:shd w:val="clear" w:color="auto" w:fill="D6E4F0"/>
+          </w:tcPr>
+          <w:p>
+            <w:r>
+              <w:rPr>
+                <w:rFonts w:ascii="Times New Roman" w:hAnsi="Times New Roman"/>
+                <w:b/>
+                <w:color w:val="000000"/>
+                <w:sz w:val="22"/>
+              </w:rPr>
+              <w:t>When It Appears</w:t>
+            </w:r>
+          </w:p>
+        </w:tc>
+        <w:tc>
+          <w:tcPr>
+            <w:tcW w:type="dxa" w:w="2880"/>
+            <w:shd w:val="clear" w:color="auto" w:fill="D6E4F0"/>
+          </w:tcPr>
+          <w:p>
+            <w:r>
+              <w:rPr>
+                <w:rFonts w:ascii="Times New Roman" w:hAnsi="Times New Roman"/>
+                <w:b/>
+                <w:color w:val="000000"/>
+                <w:sz w:val="22"/>
+              </w:rPr>
+              <w:t>Is It OK? (n = 10^5)</w:t>
+            </w:r>
+          </w:p>
+        </w:tc>
+      </w:tr>
+      <w:tr>
+        <w:tc>
+          <w:tcPr>
+            <w:tcW w:type="dxa" w:w="2880"/>
+          </w:tcPr>
+          <w:p>
+            <w:r>
+              <w:rPr>
+                <w:rFonts w:ascii="Times New Roman" w:hAnsi="Times New Roman"/>
+                <w:b w:val="0"/>
+                <w:color w:val="000000"/>
+                <w:sz w:val="20"/>
+              </w:rPr>
+              <w:t>O(1)</w:t>
+            </w:r>
+          </w:p>
+        </w:tc>
+        <w:tc>
+          <w:tcPr>
+            <w:tcW w:type="dxa" w:w="2880"/>
+          </w:tcPr>
+          <w:p>
+            <w:r>
+              <w:rPr>
+                <w:rFonts w:ascii="Times New Roman" w:hAnsi="Times New Roman"/>
+                <w:b w:val="0"/>
+                <w:color w:val="000000"/>
+                <w:sz w:val="20"/>
+              </w:rPr>
+              <w:t>HashMap/Set get/add,  array index,  stack push/pop</w:t>
+            </w:r>
+          </w:p>
+        </w:tc>
+        <w:tc>
+          <w:tcPr>
+            <w:tcW w:type="dxa" w:w="2880"/>
+          </w:tcPr>
+          <w:p>
+            <w:r>
+              <w:rPr>
+                <w:rFonts w:ascii="Times New Roman" w:hAnsi="Times New Roman"/>
+                <w:b w:val="0"/>
+                <w:color w:val="000000"/>
+                <w:sz w:val="20"/>
+              </w:rPr>
+              <w:t>Yes</w:t>
+            </w:r>
+          </w:p>
+        </w:tc>
+      </w:tr>
+      <w:tr>
+        <w:tc>
+          <w:tcPr>
+            <w:tcW w:type="dxa" w:w="2880"/>
+          </w:tcPr>
+          <w:p>
+            <w:r>
+              <w:rPr>
+                <w:rFonts w:ascii="Times New Roman" w:hAnsi="Times New Roman"/>
+                <w:b w:val="0"/>
+                <w:color w:val="000000"/>
+                <w:sz w:val="20"/>
+              </w:rPr>
+              <w:t>O(log n)</w:t>
+            </w:r>
+          </w:p>
+        </w:tc>
+        <w:tc>
+          <w:tcPr>
+            <w:tcW w:type="dxa" w:w="2880"/>
+          </w:tcPr>
+          <w:p>
+            <w:r>
+              <w:rPr>
+                <w:rFonts w:ascii="Times New Roman" w:hAnsi="Times New Roman"/>
+                <w:b w:val="0"/>
+                <w:color w:val="000000"/>
+                <w:sz w:val="20"/>
+              </w:rPr>
+              <w:t>Binary search,  heap push/pop,  balanced BST</w:t>
+            </w:r>
+          </w:p>
+        </w:tc>
+        <w:tc>
+          <w:tcPr>
+            <w:tcW w:type="dxa" w:w="2880"/>
+          </w:tcPr>
+          <w:p>
+            <w:r>
+              <w:rPr>
+                <w:rFonts w:ascii="Times New Roman" w:hAnsi="Times New Roman"/>
+                <w:b w:val="0"/>
+                <w:color w:val="000000"/>
+                <w:sz w:val="20"/>
+              </w:rPr>
+              <w:t>Yes</w:t>
+            </w:r>
+          </w:p>
+        </w:tc>
+      </w:tr>
+      <w:tr>
+        <w:tc>
+          <w:tcPr>
+            <w:tcW w:type="dxa" w:w="2880"/>
+          </w:tcPr>
+          <w:p>
+            <w:r>
+              <w:rPr>
+                <w:rFonts w:ascii="Times New Roman" w:hAnsi="Times New Roman"/>
+                <w:b w:val="0"/>
+                <w:color w:val="000000"/>
+                <w:sz w:val="20"/>
+              </w:rPr>
+              <w:t>O(n)</w:t>
+            </w:r>
+          </w:p>
+        </w:tc>
+        <w:tc>
+          <w:tcPr>
+            <w:tcW w:type="dxa" w:w="2880"/>
+          </w:tcPr>
+          <w:p>
+            <w:r>
+              <w:rPr>
+                <w:rFonts w:ascii="Times New Roman" w:hAnsi="Times New Roman"/>
+                <w:b w:val="0"/>
+                <w:color w:val="000000"/>
+                <w:sz w:val="20"/>
+              </w:rPr>
+              <w:t>Single loop,  BFS/DFS,  sliding window,  two pointers</w:t>
+            </w:r>
+          </w:p>
+        </w:tc>
+        <w:tc>
+          <w:tcPr>
+            <w:tcW w:type="dxa" w:w="2880"/>
+          </w:tcPr>
+          <w:p>
+            <w:r>
+              <w:rPr>
+                <w:rFonts w:ascii="Times New Roman" w:hAnsi="Times New Roman"/>
+                <w:b w:val="0"/>
+                <w:color w:val="000000"/>
+                <w:sz w:val="20"/>
+              </w:rPr>
+              <w:t>Yes</w:t>
+            </w:r>
+          </w:p>
+        </w:tc>
+      </w:tr>
+      <w:tr>
+        <w:tc>
+          <w:tcPr>
+            <w:tcW w:type="dxa" w:w="2880"/>
+          </w:tcPr>
+          <w:p>
+            <w:r>
+              <w:rPr>
+                <w:rFonts w:ascii="Times New Roman" w:hAnsi="Times New Roman"/>
+                <w:b w:val="0"/>
+                <w:color w:val="000000"/>
+                <w:sz w:val="20"/>
+              </w:rPr>
+              <w:t>O(n log n)</w:t>
+            </w:r>
+          </w:p>
+        </w:tc>
+        <w:tc>
+          <w:tcPr>
+            <w:tcW w:type="dxa" w:w="2880"/>
+          </w:tcPr>
+          <w:p>
+            <w:r>
+              <w:rPr>
+                <w:rFonts w:ascii="Times New Roman" w:hAnsi="Times New Roman"/>
+                <w:b w:val="0"/>
+                <w:color w:val="000000"/>
+                <w:sz w:val="20"/>
+              </w:rPr>
+              <w:t>Sorting,  heap-based top-K,  merge sort,  Dijkstra</w:t>
+            </w:r>
+          </w:p>
+        </w:tc>
+        <w:tc>
+          <w:tcPr>
+            <w:tcW w:type="dxa" w:w="2880"/>
+          </w:tcPr>
+          <w:p>
+            <w:r>
+              <w:rPr>
+                <w:rFonts w:ascii="Times New Roman" w:hAnsi="Times New Roman"/>
+                <w:b w:val="0"/>
+                <w:color w:val="000000"/>
+                <w:sz w:val="20"/>
+              </w:rPr>
+              <w:t>Yes</w:t>
+            </w:r>
+          </w:p>
+        </w:tc>
+      </w:tr>
+      <w:tr>
+        <w:tc>
+          <w:tcPr>
+            <w:tcW w:type="dxa" w:w="2880"/>
+          </w:tcPr>
+          <w:p>
+            <w:r>
+              <w:rPr>
+                <w:rFonts w:ascii="Times New Roman" w:hAnsi="Times New Roman"/>
+                <w:b w:val="0"/>
+                <w:color w:val="000000"/>
+                <w:sz w:val="20"/>
+              </w:rPr>
+              <w:t>O(n^2)</w:t>
+            </w:r>
+          </w:p>
+        </w:tc>
+        <w:tc>
+          <w:tcPr>
+            <w:tcW w:type="dxa" w:w="2880"/>
+          </w:tcPr>
+          <w:p>
+            <w:r>
+              <w:rPr>
+                <w:rFonts w:ascii="Times New Roman" w:hAnsi="Times New Roman"/>
+                <w:b w:val="0"/>
+                <w:color w:val="000000"/>
+                <w:sz w:val="20"/>
+              </w:rPr>
+              <w:t>Nested loops,  naive LCS/LIS,  bubble sort</w:t>
+            </w:r>
+          </w:p>
+        </w:tc>
+        <w:tc>
+          <w:tcPr>
+            <w:tcW w:type="dxa" w:w="2880"/>
+          </w:tcPr>
+          <w:p>
+            <w:r>
+              <w:rPr>
+                <w:rFonts w:ascii="Times New Roman" w:hAnsi="Times New Roman"/>
+                <w:b w:val="0"/>
+                <w:color w:val="000000"/>
+                <w:sz w:val="20"/>
+              </w:rPr>
+              <w:t>Usually TLE</w:t>
+            </w:r>
+          </w:p>
+        </w:tc>
+      </w:tr>
+      <w:tr>
+        <w:tc>
+          <w:tcPr>
+            <w:tcW w:type="dxa" w:w="2880"/>
+          </w:tcPr>
+          <w:p>
+            <w:r>
+              <w:rPr>
+                <w:rFonts w:ascii="Times New Roman" w:hAnsi="Times New Roman"/>
+                <w:b w:val="0"/>
+                <w:color w:val="000000"/>
+                <w:sz w:val="20"/>
+              </w:rPr>
+              <w:t>O(n * m)</w:t>
+            </w:r>
+          </w:p>
+        </w:tc>
+        <w:tc>
+          <w:tcPr>
+            <w:tcW w:type="dxa" w:w="2880"/>
+          </w:tcPr>
+          <w:p>
+            <w:r>
+              <w:rPr>
+                <w:rFonts w:ascii="Times New Roman" w:hAnsi="Times New Roman"/>
+                <w:b w:val="0"/>
+                <w:color w:val="000000"/>
+                <w:sz w:val="20"/>
+              </w:rPr>
+              <w:t>2D DP — LCS, Edit Distance, 0/1 Knapsack</w:t>
+            </w:r>
+          </w:p>
+        </w:tc>
+        <w:tc>
+          <w:tcPr>
+            <w:tcW w:type="dxa" w:w="2880"/>
+          </w:tcPr>
+          <w:p>
+            <w:r>
+              <w:rPr>
+                <w:rFonts w:ascii="Times New Roman" w:hAnsi="Times New Roman"/>
+                <w:b w:val="0"/>
+                <w:color w:val="000000"/>
+                <w:sz w:val="20"/>
+              </w:rPr>
+              <w:t>OK if n*m ≤ 10^6</w:t>
+            </w:r>
+          </w:p>
+        </w:tc>
+      </w:tr>
+      <w:tr>
+        <w:tc>
+          <w:tcPr>
+            <w:tcW w:type="dxa" w:w="2880"/>
+          </w:tcPr>
+          <w:p>
+            <w:r>
+              <w:rPr>
+                <w:rFonts w:ascii="Times New Roman" w:hAnsi="Times New Roman"/>
+                <w:b w:val="0"/>
+                <w:color w:val="000000"/>
+                <w:sz w:val="20"/>
+              </w:rPr>
+              <w:t>O(V + E)</w:t>
+            </w:r>
+          </w:p>
+        </w:tc>
+        <w:tc>
+          <w:tcPr>
+            <w:tcW w:type="dxa" w:w="2880"/>
+          </w:tcPr>
+          <w:p>
+            <w:r>
+              <w:rPr>
+                <w:rFonts w:ascii="Times New Roman" w:hAnsi="Times New Roman"/>
+                <w:b w:val="0"/>
+                <w:color w:val="000000"/>
+                <w:sz w:val="20"/>
+              </w:rPr>
+              <w:t>BFS/DFS on graph  (V = vertices, E = edges)</w:t>
+            </w:r>
+          </w:p>
+        </w:tc>
+        <w:tc>
+          <w:tcPr>
+            <w:tcW w:type="dxa" w:w="2880"/>
+          </w:tcPr>
+          <w:p>
+            <w:r>
+              <w:rPr>
+                <w:rFonts w:ascii="Times New Roman" w:hAnsi="Times New Roman"/>
+                <w:b w:val="0"/>
+                <w:color w:val="000000"/>
+                <w:sz w:val="20"/>
+              </w:rPr>
+              <w:t>Yes</w:t>
+            </w:r>
+          </w:p>
+        </w:tc>
+      </w:tr>
+      <w:tr>
+        <w:tc>
+          <w:tcPr>
+            <w:tcW w:type="dxa" w:w="2880"/>
+          </w:tcPr>
+          <w:p>
+            <w:r>
+              <w:rPr>
+                <w:rFonts w:ascii="Times New Roman" w:hAnsi="Times New Roman"/>
+                <w:b w:val="0"/>
+                <w:color w:val="000000"/>
+                <w:sz w:val="20"/>
+              </w:rPr>
+              <w:t>O(2^n)</w:t>
+            </w:r>
+          </w:p>
+        </w:tc>
+        <w:tc>
+          <w:tcPr>
+            <w:tcW w:type="dxa" w:w="2880"/>
+          </w:tcPr>
+          <w:p>
+            <w:r>
+              <w:rPr>
+                <w:rFonts w:ascii="Times New Roman" w:hAnsi="Times New Roman"/>
+                <w:b w:val="0"/>
+                <w:color w:val="000000"/>
+                <w:sz w:val="20"/>
+              </w:rPr>
+              <w:t>Backtracking subsets  (2 choices per element)</w:t>
+            </w:r>
+          </w:p>
+        </w:tc>
+        <w:tc>
+          <w:tcPr>
+            <w:tcW w:type="dxa" w:w="2880"/>
+          </w:tcPr>
+          <w:p>
+            <w:r>
+              <w:rPr>
+                <w:rFonts w:ascii="Times New Roman" w:hAnsi="Times New Roman"/>
+                <w:b w:val="0"/>
+                <w:color w:val="000000"/>
+                <w:sz w:val="20"/>
+              </w:rPr>
+              <w:t>Only n ≤ 20</w:t>
+            </w:r>
+          </w:p>
+        </w:tc>
+      </w:tr>
+      <w:tr>
+        <w:tc>
+          <w:tcPr>
+            <w:tcW w:type="dxa" w:w="2880"/>
+          </w:tcPr>
+          <w:p>
+            <w:r>
+              <w:rPr>
+                <w:rFonts w:ascii="Times New Roman" w:hAnsi="Times New Roman"/>
+                <w:b w:val="0"/>
+                <w:color w:val="000000"/>
+                <w:sz w:val="20"/>
+              </w:rPr>
+              <w:t>O(n!)</w:t>
+            </w:r>
+          </w:p>
+        </w:tc>
+        <w:tc>
+          <w:tcPr>
+            <w:tcW w:type="dxa" w:w="2880"/>
+          </w:tcPr>
+          <w:p>
+            <w:r>
+              <w:rPr>
+                <w:rFonts w:ascii="Times New Roman" w:hAnsi="Times New Roman"/>
+                <w:b w:val="0"/>
+                <w:color w:val="000000"/>
+                <w:sz w:val="20"/>
+              </w:rPr>
+              <w:t>Backtracking permutations</w:t>
+            </w:r>
+          </w:p>
+        </w:tc>
+        <w:tc>
+          <w:tcPr>
+            <w:tcW w:type="dxa" w:w="2880"/>
+          </w:tcPr>
+          <w:p>
+            <w:r>
+              <w:rPr>
+                <w:rFonts w:ascii="Times New Roman" w:hAnsi="Times New Roman"/>
+                <w:b w:val="0"/>
+                <w:color w:val="000000"/>
+                <w:sz w:val="20"/>
+              </w:rPr>
+              <w:t>Only n ≤ 10–12</w:t>
+            </w:r>
+          </w:p>
+        </w:tc>
+      </w:tr>
+    </w:tbl>
     <w:p>
-      <w:pPr>
-        <w:spacing w:after="40"/>
-        <w:ind w:left="432"/>
-      </w:pPr>
       <w:r>
         <w:rPr>
-          <w:rFonts w:ascii="Courier New" w:hAnsi="Courier New"/>
-          <w:color w:val="1A1A2E"/>
-          <w:sz w:val="18"/>
+          <w:rFonts w:ascii="Times New Roman" w:hAnsi="Times New Roman"/>
+          <w:b/>
+          <w:color w:val="000000"/>
+          <w:sz w:val="22"/>
         </w:rPr>
         <w:br/>
-        <w:t>SIGNAL IN PROBLEM                     →    PATTERN TO USE</w:t>
-        <w:br/>
-        <w:t>─────────────────────────────────────────────────────────────</w:t>
-        <w:br/>
-        <w:t>"find pair/triplet with sum X"        →    Two Pointers (sort first)</w:t>
-        <w:br/>
-        <w:t>"max/min subarray of size k"          →    Fixed Sliding Window</w:t>
-        <w:br/>
-        <w:t>"longest subarray with constraint"    →    Variable Sliding Window</w:t>
-        <w:br/>
-        <w:t>"K closest / Top K / Kth largest"    →    Heap (min-heap of size K)</w:t>
-        <w:br/>
-        <w:t>"all subsets / all combinations"      →    Backtracking</w:t>
-        <w:br/>
-        <w:t>"all permutations"                    →    Backtracking + used[]</w:t>
-        <w:br/>
-        <w:t>"shortest path" (unweighted graph)    →    BFS</w:t>
-        <w:br/>
-        <w:t>"shortest path" (weighted graph)      →    Dijkstra (heapq)</w:t>
-        <w:br/>
-        <w:t>"connected components / islands"      →    DFS / BFS on grid</w:t>
-        <w:br/>
-        <w:t>"course prerequisite / order"         →    Topological Sort</w:t>
-        <w:br/>
-        <w:t>"maximum profit / minimum cost"       →    DP or Greedy</w:t>
-        <w:br/>
-        <w:t>"count ways to reach / make change"   →    DP (bottom-up)</w:t>
-        <w:br/>
-        <w:t>"can we reach end?"                   →    Greedy (Jump Game)</w:t>
-        <w:br/>
-        <w:t>"non-overlapping intervals"           →    Greedy (sort by end)</w:t>
-        <w:br/>
-        <w:t>"next greater element"                →    Monotonic Stack</w:t>
-        <w:br/>
-        <w:t>"balanced parentheses"                →    Stack</w:t>
-        <w:br/>
-        <w:t>"level order / right-side view"       →    BFS with level tracking</w:t>
-        <w:br/>
-        <w:t>"path sum / diameter / LCA"           →    DFS recursion on tree</w:t>
-        <w:br/>
-        <w:t>"validate BST / in-order sorted"      →    DFS with bounds</w:t>
-        <w:br/>
-        <w:t>"sorted + search / minimize max"      →    Binary Search on Answer</w:t>
-        <w:br/>
-        <w:t>"O(1) lookup + frequency count"       →    HashMap / Counter</w:t>
-        <w:br/>
-        <w:t>"detect cycle in linked list"         →    Fast &amp; Slow Pointers</w:t>
-        <w:br/>
-        <w:t>"median of stream"                    →    Two Heaps</w:t>
-        <w:br/>
-        <w:t>"serialize/deserialize tree"          →    BFS or DFS + string</w:t>
-        <w:br/>
-      </w:r>
-    </w:p>
-    <w:p>
-      <w:r>
-        <w:br w:type="page"/>
-      </w:r>
-    </w:p>
-    <w:p>
-      <w:pPr>
-        <w:pStyle w:val="Heading1"/>
-        <w:jc w:val="left"/>
-      </w:pPr>
-      <w:r>
-        <w:rPr>
-          <w:color w:val="00467F"/>
-        </w:rPr>
-        <w:t>Time Complexity Map</w:t>
+        <w:t>Constraint → Complexity Guide:</w:t>
       </w:r>
     </w:p>
     <w:tbl>
@@ -268,35 +2572,41 @@
         <w:tblLook w:firstColumn="1" w:firstRow="1" w:lastColumn="0" w:lastRow="0" w:noHBand="0" w:noVBand="1" w:val="04A0"/>
       </w:tblPr>
       <w:tblGrid>
-        <w:gridCol w:w="3168"/>
-        <w:gridCol w:w="5760"/>
+        <w:gridCol w:w="4320"/>
+        <w:gridCol w:w="4320"/>
       </w:tblGrid>
       <w:tr>
         <w:tc>
           <w:tcPr>
-            <w:tcW w:type="dxa" w:w="4968"/>
-            <w:shd w:val="clear" w:color="auto" w:fill="D0E8FF"/>
+            <w:tcW w:type="dxa" w:w="4320"/>
+            <w:shd w:val="clear" w:color="auto" w:fill="D6E4F0"/>
           </w:tcPr>
           <w:p>
             <w:r>
               <w:rPr>
+                <w:rFonts w:ascii="Times New Roman" w:hAnsi="Times New Roman"/>
                 <w:b/>
+                <w:color w:val="000000"/>
+                <w:sz w:val="22"/>
               </w:rPr>
-              <w:t>Complexity</w:t>
+              <w:t>n (input size)</w:t>
             </w:r>
           </w:p>
         </w:tc>
         <w:tc>
           <w:tcPr>
-            <w:tcW w:type="dxa" w:w="4968"/>
-            <w:shd w:val="clear" w:color="auto" w:fill="D0E8FF"/>
+            <w:tcW w:type="dxa" w:w="4320"/>
+            <w:shd w:val="clear" w:color="auto" w:fill="D6E4F0"/>
           </w:tcPr>
           <w:p>
             <w:r>
               <w:rPr>
+                <w:rFonts w:ascii="Times New Roman" w:hAnsi="Times New Roman"/>
                 <w:b/>
+                <w:color w:val="000000"/>
+                <w:sz w:val="22"/>
               </w:rPr>
-              <w:t>When It Appears</w:t>
+              <w:t>Max Acceptable Complexity</w:t>
             </w:r>
           </w:p>
         </w:tc>
@@ -304,21 +2614,33 @@
       <w:tr>
         <w:tc>
           <w:tcPr>
-            <w:tcW w:type="dxa" w:w="4968"/>
+            <w:tcW w:type="dxa" w:w="4320"/>
           </w:tcPr>
           <w:p>
             <w:r>
-              <w:t>O(1)</w:t>
+              <w:rPr>
+                <w:rFonts w:ascii="Times New Roman" w:hAnsi="Times New Roman"/>
+                <w:b w:val="0"/>
+                <w:color w:val="000000"/>
+                <w:sz w:val="20"/>
+              </w:rPr>
+              <w:t>n ≤ 20</w:t>
             </w:r>
           </w:p>
         </w:tc>
         <w:tc>
           <w:tcPr>
-            <w:tcW w:type="dxa" w:w="4968"/>
+            <w:tcW w:type="dxa" w:w="4320"/>
           </w:tcPr>
           <w:p>
             <w:r>
-              <w:t>HashMap/Set get/add, array index, stack push/pop, heap peek</w:t>
+              <w:rPr>
+                <w:rFonts w:ascii="Times New Roman" w:hAnsi="Times New Roman"/>
+                <w:b w:val="0"/>
+                <w:color w:val="000000"/>
+                <w:sz w:val="20"/>
+              </w:rPr>
+              <w:t>O(2^n)  or  O(n!)  — backtracking OK</w:t>
             </w:r>
           </w:p>
         </w:tc>
@@ -326,21 +2648,33 @@
       <w:tr>
         <w:tc>
           <w:tcPr>
-            <w:tcW w:type="dxa" w:w="4968"/>
+            <w:tcW w:type="dxa" w:w="4320"/>
           </w:tcPr>
           <w:p>
             <w:r>
-              <w:t>O(log n)</w:t>
+              <w:rPr>
+                <w:rFonts w:ascii="Times New Roman" w:hAnsi="Times New Roman"/>
+                <w:b w:val="0"/>
+                <w:color w:val="000000"/>
+                <w:sz w:val="20"/>
+              </w:rPr>
+              <w:t>n ≤ 1,000</w:t>
             </w:r>
           </w:p>
         </w:tc>
         <w:tc>
           <w:tcPr>
-            <w:tcW w:type="dxa" w:w="4968"/>
+            <w:tcW w:type="dxa" w:w="4320"/>
           </w:tcPr>
           <w:p>
             <w:r>
-              <w:t>Binary search, heap push/pop, balanced BST</w:t>
+              <w:rPr>
+                <w:rFonts w:ascii="Times New Roman" w:hAnsi="Times New Roman"/>
+                <w:b w:val="0"/>
+                <w:color w:val="000000"/>
+                <w:sz w:val="20"/>
+              </w:rPr>
+              <w:t>O(n^2)  — nested loops OK</w:t>
             </w:r>
           </w:p>
         </w:tc>
@@ -348,21 +2682,33 @@
       <w:tr>
         <w:tc>
           <w:tcPr>
-            <w:tcW w:type="dxa" w:w="4968"/>
+            <w:tcW w:type="dxa" w:w="4320"/>
           </w:tcPr>
           <w:p>
             <w:r>
-              <w:t>O(n)</w:t>
+              <w:rPr>
+                <w:rFonts w:ascii="Times New Roman" w:hAnsi="Times New Roman"/>
+                <w:b w:val="0"/>
+                <w:color w:val="000000"/>
+                <w:sz w:val="20"/>
+              </w:rPr>
+              <w:t>n ≤ 100,000</w:t>
             </w:r>
           </w:p>
         </w:tc>
         <w:tc>
           <w:tcPr>
-            <w:tcW w:type="dxa" w:w="4968"/>
+            <w:tcW w:type="dxa" w:w="4320"/>
           </w:tcPr>
           <w:p>
             <w:r>
-              <w:t>Single loop, BFS/DFS, sliding window, two pointers, Kadane</w:t>
+              <w:rPr>
+                <w:rFonts w:ascii="Times New Roman" w:hAnsi="Times New Roman"/>
+                <w:b w:val="0"/>
+                <w:color w:val="000000"/>
+                <w:sz w:val="20"/>
+              </w:rPr>
+              <w:t>O(n log n)  — sorting / heap needed</w:t>
             </w:r>
           </w:p>
         </w:tc>
@@ -370,131 +2716,33 @@
       <w:tr>
         <w:tc>
           <w:tcPr>
-            <w:tcW w:type="dxa" w:w="4968"/>
+            <w:tcW w:type="dxa" w:w="4320"/>
           </w:tcPr>
           <w:p>
             <w:r>
-              <w:t>O(n log n)</w:t>
+              <w:rPr>
+                <w:rFonts w:ascii="Times New Roman" w:hAnsi="Times New Roman"/>
+                <w:b w:val="0"/>
+                <w:color w:val="000000"/>
+                <w:sz w:val="20"/>
+              </w:rPr>
+              <w:t>n ≤ 1,000,000</w:t>
             </w:r>
           </w:p>
         </w:tc>
         <w:tc>
           <w:tcPr>
-            <w:tcW w:type="dxa" w:w="4968"/>
+            <w:tcW w:type="dxa" w:w="4320"/>
           </w:tcPr>
           <w:p>
             <w:r>
-              <w:t>Sorting, heap-based top-K, merge sort, Dijkstra with dense graphs</w:t>
-            </w:r>
-          </w:p>
-        </w:tc>
-      </w:tr>
-      <w:tr>
-        <w:tc>
-          <w:tcPr>
-            <w:tcW w:type="dxa" w:w="4968"/>
-          </w:tcPr>
-          <w:p>
-            <w:r>
-              <w:t>O(n^2)</w:t>
-            </w:r>
-          </w:p>
-        </w:tc>
-        <w:tc>
-          <w:tcPr>
-            <w:tcW w:type="dxa" w:w="4968"/>
-          </w:tcPr>
-          <w:p>
-            <w:r>
-              <w:t>Nested loops, naive LCS, naive LIS, bubble sort</w:t>
-            </w:r>
-          </w:p>
-        </w:tc>
-      </w:tr>
-      <w:tr>
-        <w:tc>
-          <w:tcPr>
-            <w:tcW w:type="dxa" w:w="4968"/>
-          </w:tcPr>
-          <w:p>
-            <w:r>
-              <w:t>O(n * m)</w:t>
-            </w:r>
-          </w:p>
-        </w:tc>
-        <w:tc>
-          <w:tcPr>
-            <w:tcW w:type="dxa" w:w="4968"/>
-          </w:tcPr>
-          <w:p>
-            <w:r>
-              <w:t>2D DP (LCS, edit distance, 0/1 knapsack)</w:t>
-            </w:r>
-          </w:p>
-        </w:tc>
-      </w:tr>
-      <w:tr>
-        <w:tc>
-          <w:tcPr>
-            <w:tcW w:type="dxa" w:w="4968"/>
-          </w:tcPr>
-          <w:p>
-            <w:r>
-              <w:t>O(V + E)</w:t>
-            </w:r>
-          </w:p>
-        </w:tc>
-        <w:tc>
-          <w:tcPr>
-            <w:tcW w:type="dxa" w:w="4968"/>
-          </w:tcPr>
-          <w:p>
-            <w:r>
-              <w:t>BFS/DFS on graph (V=vertices, E=edges)</w:t>
-            </w:r>
-          </w:p>
-        </w:tc>
-      </w:tr>
-      <w:tr>
-        <w:tc>
-          <w:tcPr>
-            <w:tcW w:type="dxa" w:w="4968"/>
-          </w:tcPr>
-          <w:p>
-            <w:r>
-              <w:t>O(2^n)</w:t>
-            </w:r>
-          </w:p>
-        </w:tc>
-        <w:tc>
-          <w:tcPr>
-            <w:tcW w:type="dxa" w:w="4968"/>
-          </w:tcPr>
-          <w:p>
-            <w:r>
-              <w:t>Backtracking subsets (2 choices per element)</w:t>
-            </w:r>
-          </w:p>
-        </w:tc>
-      </w:tr>
-      <w:tr>
-        <w:tc>
-          <w:tcPr>
-            <w:tcW w:type="dxa" w:w="4968"/>
-          </w:tcPr>
-          <w:p>
-            <w:r>
-              <w:t>O(n!)</w:t>
-            </w:r>
-          </w:p>
-        </w:tc>
-        <w:tc>
-          <w:tcPr>
-            <w:tcW w:type="dxa" w:w="4968"/>
-          </w:tcPr>
-          <w:p>
-            <w:r>
-              <w:t>Backtracking permutations</w:t>
+              <w:rPr>
+                <w:rFonts w:ascii="Times New Roman" w:hAnsi="Times New Roman"/>
+                <w:b w:val="0"/>
+                <w:color w:val="000000"/>
+                <w:sz w:val="20"/>
+              </w:rPr>
+              <w:t>O(n)  or  O(n log n)  at most</w:t>
             </w:r>
           </w:p>
         </w:tc>
@@ -504,103 +2752,2037 @@
     <w:p>
       <w:pPr>
         <w:pStyle w:val="Heading1"/>
-        <w:jc w:val="left"/>
       </w:pPr>
       <w:r>
         <w:rPr>
-          <w:color w:val="00467F"/>
+          <w:rFonts w:ascii="Times New Roman" w:hAnsi="Times New Roman"/>
+          <w:b/>
+          <w:color w:val="1F497D"/>
+          <w:sz w:val="28"/>
         </w:rPr>
-        <w:t>Data Structure Choice Map</w:t>
+        <w:t>4.  Data Structure Choice Map</w:t>
+      </w:r>
+    </w:p>
+    <w:p/>
+    <w:tbl>
+      <w:tblPr>
+        <w:tblStyle w:val="TableGrid"/>
+        <w:tblW w:type="auto" w:w="0"/>
+        <w:tblLook w:firstColumn="1" w:firstRow="1" w:lastColumn="0" w:lastRow="0" w:noHBand="0" w:noVBand="1" w:val="04A0"/>
+      </w:tblPr>
+      <w:tblGrid>
+        <w:gridCol w:w="2880"/>
+        <w:gridCol w:w="2880"/>
+        <w:gridCol w:w="2880"/>
+      </w:tblGrid>
+      <w:tr>
+        <w:tc>
+          <w:tcPr>
+            <w:tcW w:type="dxa" w:w="2880"/>
+            <w:shd w:val="clear" w:color="auto" w:fill="D6E4F0"/>
+          </w:tcPr>
+          <w:p>
+            <w:r>
+              <w:rPr>
+                <w:rFonts w:ascii="Times New Roman" w:hAnsi="Times New Roman"/>
+                <w:b/>
+                <w:color w:val="000000"/>
+                <w:sz w:val="22"/>
+              </w:rPr>
+              <w:t>What You Need</w:t>
+            </w:r>
+          </w:p>
+        </w:tc>
+        <w:tc>
+          <w:tcPr>
+            <w:tcW w:type="dxa" w:w="2880"/>
+            <w:shd w:val="clear" w:color="auto" w:fill="D6E4F0"/>
+          </w:tcPr>
+          <w:p>
+            <w:r>
+              <w:rPr>
+                <w:rFonts w:ascii="Times New Roman" w:hAnsi="Times New Roman"/>
+                <w:b/>
+                <w:color w:val="000000"/>
+                <w:sz w:val="22"/>
+              </w:rPr>
+              <w:t>Use This</w:t>
+            </w:r>
+          </w:p>
+        </w:tc>
+        <w:tc>
+          <w:tcPr>
+            <w:tcW w:type="dxa" w:w="2880"/>
+            <w:shd w:val="clear" w:color="auto" w:fill="D6E4F0"/>
+          </w:tcPr>
+          <w:p>
+            <w:r>
+              <w:rPr>
+                <w:rFonts w:ascii="Times New Roman" w:hAnsi="Times New Roman"/>
+                <w:b/>
+                <w:color w:val="000000"/>
+                <w:sz w:val="22"/>
+              </w:rPr>
+              <w:t>Time</w:t>
+            </w:r>
+          </w:p>
+        </w:tc>
+      </w:tr>
+      <w:tr>
+        <w:tc>
+          <w:tcPr>
+            <w:tcW w:type="dxa" w:w="2880"/>
+          </w:tcPr>
+          <w:p>
+            <w:r>
+              <w:rPr>
+                <w:rFonts w:ascii="Times New Roman" w:hAnsi="Times New Roman"/>
+                <w:b w:val="0"/>
+                <w:color w:val="000000"/>
+                <w:sz w:val="20"/>
+              </w:rPr>
+              <w:t>O(1) index access</w:t>
+            </w:r>
+          </w:p>
+        </w:tc>
+        <w:tc>
+          <w:tcPr>
+            <w:tcW w:type="dxa" w:w="2880"/>
+          </w:tcPr>
+          <w:p>
+            <w:r>
+              <w:rPr>
+                <w:rFonts w:ascii="Times New Roman" w:hAnsi="Times New Roman"/>
+                <w:b w:val="0"/>
+                <w:color w:val="000000"/>
+                <w:sz w:val="20"/>
+              </w:rPr>
+              <w:t>list / array</w:t>
+            </w:r>
+          </w:p>
+        </w:tc>
+        <w:tc>
+          <w:tcPr>
+            <w:tcW w:type="dxa" w:w="2880"/>
+          </w:tcPr>
+          <w:p>
+            <w:r>
+              <w:rPr>
+                <w:rFonts w:ascii="Times New Roman" w:hAnsi="Times New Roman"/>
+                <w:b w:val="0"/>
+                <w:color w:val="000000"/>
+                <w:sz w:val="20"/>
+              </w:rPr>
+              <w:t>O(1)</w:t>
+            </w:r>
+          </w:p>
+        </w:tc>
+      </w:tr>
+      <w:tr>
+        <w:tc>
+          <w:tcPr>
+            <w:tcW w:type="dxa" w:w="2880"/>
+          </w:tcPr>
+          <w:p>
+            <w:r>
+              <w:rPr>
+                <w:rFonts w:ascii="Times New Roman" w:hAnsi="Times New Roman"/>
+                <w:b w:val="0"/>
+                <w:color w:val="000000"/>
+                <w:sz w:val="20"/>
+              </w:rPr>
+              <w:t>O(1) insert/delete at both ends</w:t>
+            </w:r>
+          </w:p>
+        </w:tc>
+        <w:tc>
+          <w:tcPr>
+            <w:tcW w:type="dxa" w:w="2880"/>
+          </w:tcPr>
+          <w:p>
+            <w:r>
+              <w:rPr>
+                <w:rFonts w:ascii="Times New Roman" w:hAnsi="Times New Roman"/>
+                <w:b w:val="0"/>
+                <w:color w:val="000000"/>
+                <w:sz w:val="20"/>
+              </w:rPr>
+              <w:t>collections.deque</w:t>
+            </w:r>
+          </w:p>
+        </w:tc>
+        <w:tc>
+          <w:tcPr>
+            <w:tcW w:type="dxa" w:w="2880"/>
+          </w:tcPr>
+          <w:p>
+            <w:r>
+              <w:rPr>
+                <w:rFonts w:ascii="Times New Roman" w:hAnsi="Times New Roman"/>
+                <w:b w:val="0"/>
+                <w:color w:val="000000"/>
+                <w:sz w:val="20"/>
+              </w:rPr>
+              <w:t>O(1)</w:t>
+            </w:r>
+          </w:p>
+        </w:tc>
+      </w:tr>
+      <w:tr>
+        <w:tc>
+          <w:tcPr>
+            <w:tcW w:type="dxa" w:w="2880"/>
+          </w:tcPr>
+          <w:p>
+            <w:r>
+              <w:rPr>
+                <w:rFonts w:ascii="Times New Roman" w:hAnsi="Times New Roman"/>
+                <w:b w:val="0"/>
+                <w:color w:val="000000"/>
+                <w:sz w:val="20"/>
+              </w:rPr>
+              <w:t>O(1) key lookup / frequency count</w:t>
+            </w:r>
+          </w:p>
+        </w:tc>
+        <w:tc>
+          <w:tcPr>
+            <w:tcW w:type="dxa" w:w="2880"/>
+          </w:tcPr>
+          <w:p>
+            <w:r>
+              <w:rPr>
+                <w:rFonts w:ascii="Times New Roman" w:hAnsi="Times New Roman"/>
+                <w:b w:val="0"/>
+                <w:color w:val="000000"/>
+                <w:sz w:val="20"/>
+              </w:rPr>
+              <w:t>dict  or  Counter</w:t>
+            </w:r>
+          </w:p>
+        </w:tc>
+        <w:tc>
+          <w:tcPr>
+            <w:tcW w:type="dxa" w:w="2880"/>
+          </w:tcPr>
+          <w:p>
+            <w:r>
+              <w:rPr>
+                <w:rFonts w:ascii="Times New Roman" w:hAnsi="Times New Roman"/>
+                <w:b w:val="0"/>
+                <w:color w:val="000000"/>
+                <w:sz w:val="20"/>
+              </w:rPr>
+              <w:t>O(1) avg</w:t>
+            </w:r>
+          </w:p>
+        </w:tc>
+      </w:tr>
+      <w:tr>
+        <w:tc>
+          <w:tcPr>
+            <w:tcW w:type="dxa" w:w="2880"/>
+          </w:tcPr>
+          <w:p>
+            <w:r>
+              <w:rPr>
+                <w:rFonts w:ascii="Times New Roman" w:hAnsi="Times New Roman"/>
+                <w:b w:val="0"/>
+                <w:color w:val="000000"/>
+                <w:sz w:val="20"/>
+              </w:rPr>
+              <w:t>O(1) membership test / deduplication</w:t>
+            </w:r>
+          </w:p>
+        </w:tc>
+        <w:tc>
+          <w:tcPr>
+            <w:tcW w:type="dxa" w:w="2880"/>
+          </w:tcPr>
+          <w:p>
+            <w:r>
+              <w:rPr>
+                <w:rFonts w:ascii="Times New Roman" w:hAnsi="Times New Roman"/>
+                <w:b w:val="0"/>
+                <w:color w:val="000000"/>
+                <w:sz w:val="20"/>
+              </w:rPr>
+              <w:t>set</w:t>
+            </w:r>
+          </w:p>
+        </w:tc>
+        <w:tc>
+          <w:tcPr>
+            <w:tcW w:type="dxa" w:w="2880"/>
+          </w:tcPr>
+          <w:p>
+            <w:r>
+              <w:rPr>
+                <w:rFonts w:ascii="Times New Roman" w:hAnsi="Times New Roman"/>
+                <w:b w:val="0"/>
+                <w:color w:val="000000"/>
+                <w:sz w:val="20"/>
+              </w:rPr>
+              <w:t>O(1) avg</w:t>
+            </w:r>
+          </w:p>
+        </w:tc>
+      </w:tr>
+      <w:tr>
+        <w:tc>
+          <w:tcPr>
+            <w:tcW w:type="dxa" w:w="2880"/>
+          </w:tcPr>
+          <w:p>
+            <w:r>
+              <w:rPr>
+                <w:rFonts w:ascii="Times New Roman" w:hAnsi="Times New Roman"/>
+                <w:b w:val="0"/>
+                <w:color w:val="000000"/>
+                <w:sz w:val="20"/>
+              </w:rPr>
+              <w:t>Always get minimum first</w:t>
+            </w:r>
+          </w:p>
+        </w:tc>
+        <w:tc>
+          <w:tcPr>
+            <w:tcW w:type="dxa" w:w="2880"/>
+          </w:tcPr>
+          <w:p>
+            <w:r>
+              <w:rPr>
+                <w:rFonts w:ascii="Times New Roman" w:hAnsi="Times New Roman"/>
+                <w:b w:val="0"/>
+                <w:color w:val="000000"/>
+                <w:sz w:val="20"/>
+              </w:rPr>
+              <w:t>heapq  (min-heap)</w:t>
+            </w:r>
+          </w:p>
+        </w:tc>
+        <w:tc>
+          <w:tcPr>
+            <w:tcW w:type="dxa" w:w="2880"/>
+          </w:tcPr>
+          <w:p>
+            <w:r>
+              <w:rPr>
+                <w:rFonts w:ascii="Times New Roman" w:hAnsi="Times New Roman"/>
+                <w:b w:val="0"/>
+                <w:color w:val="000000"/>
+                <w:sz w:val="20"/>
+              </w:rPr>
+              <w:t>O(log n)</w:t>
+            </w:r>
+          </w:p>
+        </w:tc>
+      </w:tr>
+      <w:tr>
+        <w:tc>
+          <w:tcPr>
+            <w:tcW w:type="dxa" w:w="2880"/>
+          </w:tcPr>
+          <w:p>
+            <w:r>
+              <w:rPr>
+                <w:rFonts w:ascii="Times New Roman" w:hAnsi="Times New Roman"/>
+                <w:b w:val="0"/>
+                <w:color w:val="000000"/>
+                <w:sz w:val="20"/>
+              </w:rPr>
+              <w:t>Always get maximum first</w:t>
+            </w:r>
+          </w:p>
+        </w:tc>
+        <w:tc>
+          <w:tcPr>
+            <w:tcW w:type="dxa" w:w="2880"/>
+          </w:tcPr>
+          <w:p>
+            <w:r>
+              <w:rPr>
+                <w:rFonts w:ascii="Times New Roman" w:hAnsi="Times New Roman"/>
+                <w:b w:val="0"/>
+                <w:color w:val="000000"/>
+                <w:sz w:val="20"/>
+              </w:rPr>
+              <w:t>heapq  with  -value  trick</w:t>
+            </w:r>
+          </w:p>
+        </w:tc>
+        <w:tc>
+          <w:tcPr>
+            <w:tcW w:type="dxa" w:w="2880"/>
+          </w:tcPr>
+          <w:p>
+            <w:r>
+              <w:rPr>
+                <w:rFonts w:ascii="Times New Roman" w:hAnsi="Times New Roman"/>
+                <w:b w:val="0"/>
+                <w:color w:val="000000"/>
+                <w:sz w:val="20"/>
+              </w:rPr>
+              <w:t>O(log n)</w:t>
+            </w:r>
+          </w:p>
+        </w:tc>
+      </w:tr>
+      <w:tr>
+        <w:tc>
+          <w:tcPr>
+            <w:tcW w:type="dxa" w:w="2880"/>
+          </w:tcPr>
+          <w:p>
+            <w:r>
+              <w:rPr>
+                <w:rFonts w:ascii="Times New Roman" w:hAnsi="Times New Roman"/>
+                <w:b w:val="0"/>
+                <w:color w:val="000000"/>
+                <w:sz w:val="20"/>
+              </w:rPr>
+              <w:t>LIFO  (last in, first out)</w:t>
+            </w:r>
+          </w:p>
+        </w:tc>
+        <w:tc>
+          <w:tcPr>
+            <w:tcW w:type="dxa" w:w="2880"/>
+          </w:tcPr>
+          <w:p>
+            <w:r>
+              <w:rPr>
+                <w:rFonts w:ascii="Times New Roman" w:hAnsi="Times New Roman"/>
+                <w:b w:val="0"/>
+                <w:color w:val="000000"/>
+                <w:sz w:val="20"/>
+              </w:rPr>
+              <w:t>list  used as stack</w:t>
+            </w:r>
+          </w:p>
+        </w:tc>
+        <w:tc>
+          <w:tcPr>
+            <w:tcW w:type="dxa" w:w="2880"/>
+          </w:tcPr>
+          <w:p>
+            <w:r>
+              <w:rPr>
+                <w:rFonts w:ascii="Times New Roman" w:hAnsi="Times New Roman"/>
+                <w:b w:val="0"/>
+                <w:color w:val="000000"/>
+                <w:sz w:val="20"/>
+              </w:rPr>
+              <w:t>O(1)</w:t>
+            </w:r>
+          </w:p>
+        </w:tc>
+      </w:tr>
+      <w:tr>
+        <w:tc>
+          <w:tcPr>
+            <w:tcW w:type="dxa" w:w="2880"/>
+          </w:tcPr>
+          <w:p>
+            <w:r>
+              <w:rPr>
+                <w:rFonts w:ascii="Times New Roman" w:hAnsi="Times New Roman"/>
+                <w:b w:val="0"/>
+                <w:color w:val="000000"/>
+                <w:sz w:val="20"/>
+              </w:rPr>
+              <w:t>FIFO  (first in, first out)</w:t>
+            </w:r>
+          </w:p>
+        </w:tc>
+        <w:tc>
+          <w:tcPr>
+            <w:tcW w:type="dxa" w:w="2880"/>
+          </w:tcPr>
+          <w:p>
+            <w:r>
+              <w:rPr>
+                <w:rFonts w:ascii="Times New Roman" w:hAnsi="Times New Roman"/>
+                <w:b w:val="0"/>
+                <w:color w:val="000000"/>
+                <w:sz w:val="20"/>
+              </w:rPr>
+              <w:t>collections.deque</w:t>
+            </w:r>
+          </w:p>
+        </w:tc>
+        <w:tc>
+          <w:tcPr>
+            <w:tcW w:type="dxa" w:w="2880"/>
+          </w:tcPr>
+          <w:p>
+            <w:r>
+              <w:rPr>
+                <w:rFonts w:ascii="Times New Roman" w:hAnsi="Times New Roman"/>
+                <w:b w:val="0"/>
+                <w:color w:val="000000"/>
+                <w:sz w:val="20"/>
+              </w:rPr>
+              <w:t>O(1)</w:t>
+            </w:r>
+          </w:p>
+        </w:tc>
+      </w:tr>
+      <w:tr>
+        <w:tc>
+          <w:tcPr>
+            <w:tcW w:type="dxa" w:w="2880"/>
+          </w:tcPr>
+          <w:p>
+            <w:r>
+              <w:rPr>
+                <w:rFonts w:ascii="Times New Roman" w:hAnsi="Times New Roman"/>
+                <w:b w:val="0"/>
+                <w:color w:val="000000"/>
+                <w:sz w:val="20"/>
+              </w:rPr>
+              <w:t>Sorted order + fast insert/delete</w:t>
+            </w:r>
+          </w:p>
+        </w:tc>
+        <w:tc>
+          <w:tcPr>
+            <w:tcW w:type="dxa" w:w="2880"/>
+          </w:tcPr>
+          <w:p>
+            <w:r>
+              <w:rPr>
+                <w:rFonts w:ascii="Times New Roman" w:hAnsi="Times New Roman"/>
+                <w:b w:val="0"/>
+                <w:color w:val="000000"/>
+                <w:sz w:val="20"/>
+              </w:rPr>
+              <w:t>SortedList  (sortedcontainers)</w:t>
+            </w:r>
+          </w:p>
+        </w:tc>
+        <w:tc>
+          <w:tcPr>
+            <w:tcW w:type="dxa" w:w="2880"/>
+          </w:tcPr>
+          <w:p>
+            <w:r>
+              <w:rPr>
+                <w:rFonts w:ascii="Times New Roman" w:hAnsi="Times New Roman"/>
+                <w:b w:val="0"/>
+                <w:color w:val="000000"/>
+                <w:sz w:val="20"/>
+              </w:rPr>
+              <w:t>O(log n)</w:t>
+            </w:r>
+          </w:p>
+        </w:tc>
+      </w:tr>
+      <w:tr>
+        <w:tc>
+          <w:tcPr>
+            <w:tcW w:type="dxa" w:w="2880"/>
+          </w:tcPr>
+          <w:p>
+            <w:r>
+              <w:rPr>
+                <w:rFonts w:ascii="Times New Roman" w:hAnsi="Times New Roman"/>
+                <w:b w:val="0"/>
+                <w:color w:val="000000"/>
+                <w:sz w:val="20"/>
+              </w:rPr>
+              <w:t>Graph adjacency list</w:t>
+            </w:r>
+          </w:p>
+        </w:tc>
+        <w:tc>
+          <w:tcPr>
+            <w:tcW w:type="dxa" w:w="2880"/>
+          </w:tcPr>
+          <w:p>
+            <w:r>
+              <w:rPr>
+                <w:rFonts w:ascii="Times New Roman" w:hAnsi="Times New Roman"/>
+                <w:b w:val="0"/>
+                <w:color w:val="000000"/>
+                <w:sz w:val="20"/>
+              </w:rPr>
+              <w:t>defaultdict(list)</w:t>
+            </w:r>
+          </w:p>
+        </w:tc>
+        <w:tc>
+          <w:tcPr>
+            <w:tcW w:type="dxa" w:w="2880"/>
+          </w:tcPr>
+          <w:p>
+            <w:r>
+              <w:rPr>
+                <w:rFonts w:ascii="Times New Roman" w:hAnsi="Times New Roman"/>
+                <w:b w:val="0"/>
+                <w:color w:val="000000"/>
+                <w:sz w:val="20"/>
+              </w:rPr>
+              <w:t>O(1)</w:t>
+            </w:r>
+          </w:p>
+        </w:tc>
+      </w:tr>
+      <w:tr>
+        <w:tc>
+          <w:tcPr>
+            <w:tcW w:type="dxa" w:w="2880"/>
+          </w:tcPr>
+          <w:p>
+            <w:r>
+              <w:rPr>
+                <w:rFonts w:ascii="Times New Roman" w:hAnsi="Times New Roman"/>
+                <w:b w:val="0"/>
+                <w:color w:val="000000"/>
+                <w:sz w:val="20"/>
+              </w:rPr>
+              <w:t>Immutable hashable key (grid, states)</w:t>
+            </w:r>
+          </w:p>
+        </w:tc>
+        <w:tc>
+          <w:tcPr>
+            <w:tcW w:type="dxa" w:w="2880"/>
+          </w:tcPr>
+          <w:p>
+            <w:r>
+              <w:rPr>
+                <w:rFonts w:ascii="Times New Roman" w:hAnsi="Times New Roman"/>
+                <w:b w:val="0"/>
+                <w:color w:val="000000"/>
+                <w:sz w:val="20"/>
+              </w:rPr>
+              <w:t>tuple</w:t>
+            </w:r>
+          </w:p>
+        </w:tc>
+        <w:tc>
+          <w:tcPr>
+            <w:tcW w:type="dxa" w:w="2880"/>
+          </w:tcPr>
+          <w:p>
+            <w:r>
+              <w:rPr>
+                <w:rFonts w:ascii="Times New Roman" w:hAnsi="Times New Roman"/>
+                <w:b w:val="0"/>
+                <w:color w:val="000000"/>
+                <w:sz w:val="20"/>
+              </w:rPr>
+              <w:t>—</w:t>
+            </w:r>
+          </w:p>
+        </w:tc>
+      </w:tr>
+      <w:tr>
+        <w:tc>
+          <w:tcPr>
+            <w:tcW w:type="dxa" w:w="2880"/>
+          </w:tcPr>
+          <w:p>
+            <w:r>
+              <w:rPr>
+                <w:rFonts w:ascii="Times New Roman" w:hAnsi="Times New Roman"/>
+                <w:b w:val="0"/>
+                <w:color w:val="000000"/>
+                <w:sz w:val="20"/>
+              </w:rPr>
+              <w:t>Top-k elements / frequency rank</w:t>
+            </w:r>
+          </w:p>
+        </w:tc>
+        <w:tc>
+          <w:tcPr>
+            <w:tcW w:type="dxa" w:w="2880"/>
+          </w:tcPr>
+          <w:p>
+            <w:r>
+              <w:rPr>
+                <w:rFonts w:ascii="Times New Roman" w:hAnsi="Times New Roman"/>
+                <w:b w:val="0"/>
+                <w:color w:val="000000"/>
+                <w:sz w:val="20"/>
+              </w:rPr>
+              <w:t>Counter  +  most_common(k)</w:t>
+            </w:r>
+          </w:p>
+        </w:tc>
+        <w:tc>
+          <w:tcPr>
+            <w:tcW w:type="dxa" w:w="2880"/>
+          </w:tcPr>
+          <w:p>
+            <w:r>
+              <w:rPr>
+                <w:rFonts w:ascii="Times New Roman" w:hAnsi="Times New Roman"/>
+                <w:b w:val="0"/>
+                <w:color w:val="000000"/>
+                <w:sz w:val="20"/>
+              </w:rPr>
+              <w:t>O(n log k)</w:t>
+            </w:r>
+          </w:p>
+        </w:tc>
+      </w:tr>
+      <w:tr>
+        <w:tc>
+          <w:tcPr>
+            <w:tcW w:type="dxa" w:w="2880"/>
+          </w:tcPr>
+          <w:p>
+            <w:r>
+              <w:rPr>
+                <w:rFonts w:ascii="Times New Roman" w:hAnsi="Times New Roman"/>
+                <w:b w:val="0"/>
+                <w:color w:val="000000"/>
+                <w:sz w:val="20"/>
+              </w:rPr>
+              <w:t>Range sum queries  (static)</w:t>
+            </w:r>
+          </w:p>
+        </w:tc>
+        <w:tc>
+          <w:tcPr>
+            <w:tcW w:type="dxa" w:w="2880"/>
+          </w:tcPr>
+          <w:p>
+            <w:r>
+              <w:rPr>
+                <w:rFonts w:ascii="Times New Roman" w:hAnsi="Times New Roman"/>
+                <w:b w:val="0"/>
+                <w:color w:val="000000"/>
+                <w:sz w:val="20"/>
+              </w:rPr>
+              <w:t>prefix sum array</w:t>
+            </w:r>
+          </w:p>
+        </w:tc>
+        <w:tc>
+          <w:tcPr>
+            <w:tcW w:type="dxa" w:w="2880"/>
+          </w:tcPr>
+          <w:p>
+            <w:r>
+              <w:rPr>
+                <w:rFonts w:ascii="Times New Roman" w:hAnsi="Times New Roman"/>
+                <w:b w:val="0"/>
+                <w:color w:val="000000"/>
+                <w:sz w:val="20"/>
+              </w:rPr>
+              <w:t>O(1) query</w:t>
+            </w:r>
+          </w:p>
+        </w:tc>
+      </w:tr>
+      <w:tr>
+        <w:tc>
+          <w:tcPr>
+            <w:tcW w:type="dxa" w:w="2880"/>
+          </w:tcPr>
+          <w:p>
+            <w:r>
+              <w:rPr>
+                <w:rFonts w:ascii="Times New Roman" w:hAnsi="Times New Roman"/>
+                <w:b w:val="0"/>
+                <w:color w:val="000000"/>
+                <w:sz w:val="20"/>
+              </w:rPr>
+              <w:t>Dynamic connectivity / union of sets</w:t>
+            </w:r>
+          </w:p>
+        </w:tc>
+        <w:tc>
+          <w:tcPr>
+            <w:tcW w:type="dxa" w:w="2880"/>
+          </w:tcPr>
+          <w:p>
+            <w:r>
+              <w:rPr>
+                <w:rFonts w:ascii="Times New Roman" w:hAnsi="Times New Roman"/>
+                <w:b w:val="0"/>
+                <w:color w:val="000000"/>
+                <w:sz w:val="20"/>
+              </w:rPr>
+              <w:t>Union-Find  (DSU)</w:t>
+            </w:r>
+          </w:p>
+        </w:tc>
+        <w:tc>
+          <w:tcPr>
+            <w:tcW w:type="dxa" w:w="2880"/>
+          </w:tcPr>
+          <w:p>
+            <w:r>
+              <w:rPr>
+                <w:rFonts w:ascii="Times New Roman" w:hAnsi="Times New Roman"/>
+                <w:b w:val="0"/>
+                <w:color w:val="000000"/>
+                <w:sz w:val="20"/>
+              </w:rPr>
+              <w:t>O(α(n)) ≈ O(1)</w:t>
+            </w:r>
+          </w:p>
+        </w:tc>
+      </w:tr>
+      <w:tr>
+        <w:tc>
+          <w:tcPr>
+            <w:tcW w:type="dxa" w:w="2880"/>
+          </w:tcPr>
+          <w:p>
+            <w:r>
+              <w:rPr>
+                <w:rFonts w:ascii="Times New Roman" w:hAnsi="Times New Roman"/>
+                <w:b w:val="0"/>
+                <w:color w:val="000000"/>
+                <w:sz w:val="20"/>
+              </w:rPr>
+              <w:t>Prefix matching / autocomplete</w:t>
+            </w:r>
+          </w:p>
+        </w:tc>
+        <w:tc>
+          <w:tcPr>
+            <w:tcW w:type="dxa" w:w="2880"/>
+          </w:tcPr>
+          <w:p>
+            <w:r>
+              <w:rPr>
+                <w:rFonts w:ascii="Times New Roman" w:hAnsi="Times New Roman"/>
+                <w:b w:val="0"/>
+                <w:color w:val="000000"/>
+                <w:sz w:val="20"/>
+              </w:rPr>
+              <w:t>Trie</w:t>
+            </w:r>
+          </w:p>
+        </w:tc>
+        <w:tc>
+          <w:tcPr>
+            <w:tcW w:type="dxa" w:w="2880"/>
+          </w:tcPr>
+          <w:p>
+            <w:r>
+              <w:rPr>
+                <w:rFonts w:ascii="Times New Roman" w:hAnsi="Times New Roman"/>
+                <w:b w:val="0"/>
+                <w:color w:val="000000"/>
+                <w:sz w:val="20"/>
+              </w:rPr>
+              <w:t>O(L)</w:t>
+            </w:r>
+          </w:p>
+        </w:tc>
+      </w:tr>
+      <w:tr>
+        <w:tc>
+          <w:tcPr>
+            <w:tcW w:type="dxa" w:w="2880"/>
+          </w:tcPr>
+          <w:p>
+            <w:r>
+              <w:rPr>
+                <w:rFonts w:ascii="Times New Roman" w:hAnsi="Times New Roman"/>
+                <w:b w:val="0"/>
+                <w:color w:val="000000"/>
+                <w:sz w:val="20"/>
+              </w:rPr>
+              <w:t>Binary search in a sorted list</w:t>
+            </w:r>
+          </w:p>
+        </w:tc>
+        <w:tc>
+          <w:tcPr>
+            <w:tcW w:type="dxa" w:w="2880"/>
+          </w:tcPr>
+          <w:p>
+            <w:r>
+              <w:rPr>
+                <w:rFonts w:ascii="Times New Roman" w:hAnsi="Times New Roman"/>
+                <w:b w:val="0"/>
+                <w:color w:val="000000"/>
+                <w:sz w:val="20"/>
+              </w:rPr>
+              <w:t>bisect.bisect_left / bisect_right</w:t>
+            </w:r>
+          </w:p>
+        </w:tc>
+        <w:tc>
+          <w:tcPr>
+            <w:tcW w:type="dxa" w:w="2880"/>
+          </w:tcPr>
+          <w:p>
+            <w:r>
+              <w:rPr>
+                <w:rFonts w:ascii="Times New Roman" w:hAnsi="Times New Roman"/>
+                <w:b w:val="0"/>
+                <w:color w:val="000000"/>
+                <w:sz w:val="20"/>
+              </w:rPr>
+              <w:t>O(log n)</w:t>
+            </w:r>
+          </w:p>
+        </w:tc>
+      </w:tr>
+    </w:tbl>
+    <w:p/>
+    <w:p>
+      <w:pPr>
+        <w:pStyle w:val="Heading1"/>
+      </w:pPr>
+      <w:r>
+        <w:rPr>
+          <w:rFonts w:ascii="Times New Roman" w:hAnsi="Times New Roman"/>
+          <w:b/>
+          <w:color w:val="1F497D"/>
+          <w:sz w:val="28"/>
+        </w:rPr>
+        <w:t>5.  Pattern Skeleton Quick Reference</w:t>
+      </w:r>
+    </w:p>
+    <w:p>
+      <w:r>
+        <w:rPr>
+          <w:rFonts w:ascii="Times New Roman" w:hAnsi="Times New Roman"/>
+          <w:b w:val="0"/>
+          <w:color w:val="000000"/>
+          <w:sz w:val="22"/>
+        </w:rPr>
+        <w:t>Memorize these skeletons. In the interview: write the skeleton first, then fill in problem-specific logic.</w:t>
+      </w:r>
+    </w:p>
+    <w:p/>
+    <w:tbl>
+      <w:tblPr>
+        <w:tblStyle w:val="TableGrid"/>
+        <w:tblW w:type="auto" w:w="0"/>
+        <w:tblLook w:firstColumn="1" w:firstRow="1" w:lastColumn="0" w:lastRow="0" w:noHBand="0" w:noVBand="1" w:val="04A0"/>
+      </w:tblPr>
+      <w:tblGrid>
+        <w:gridCol w:w="2880"/>
+        <w:gridCol w:w="2880"/>
+        <w:gridCol w:w="2880"/>
+      </w:tblGrid>
+      <w:tr>
+        <w:tc>
+          <w:tcPr>
+            <w:tcW w:type="dxa" w:w="2880"/>
+            <w:shd w:val="clear" w:color="auto" w:fill="D6E4F0"/>
+          </w:tcPr>
+          <w:p>
+            <w:r>
+              <w:rPr>
+                <w:rFonts w:ascii="Times New Roman" w:hAnsi="Times New Roman"/>
+                <w:b/>
+                <w:color w:val="000000"/>
+                <w:sz w:val="22"/>
+              </w:rPr>
+              <w:t>Pattern</w:t>
+            </w:r>
+          </w:p>
+        </w:tc>
+        <w:tc>
+          <w:tcPr>
+            <w:tcW w:type="dxa" w:w="2880"/>
+            <w:shd w:val="clear" w:color="auto" w:fill="D6E4F0"/>
+          </w:tcPr>
+          <w:p>
+            <w:r>
+              <w:rPr>
+                <w:rFonts w:ascii="Times New Roman" w:hAnsi="Times New Roman"/>
+                <w:b/>
+                <w:color w:val="000000"/>
+                <w:sz w:val="22"/>
+              </w:rPr>
+              <w:t>Trigger Keywords</w:t>
+            </w:r>
+          </w:p>
+        </w:tc>
+        <w:tc>
+          <w:tcPr>
+            <w:tcW w:type="dxa" w:w="2880"/>
+            <w:shd w:val="clear" w:color="auto" w:fill="D6E4F0"/>
+          </w:tcPr>
+          <w:p>
+            <w:r>
+              <w:rPr>
+                <w:rFonts w:ascii="Times New Roman" w:hAnsi="Times New Roman"/>
+                <w:b/>
+                <w:color w:val="000000"/>
+                <w:sz w:val="22"/>
+              </w:rPr>
+              <w:t>Code Skeleton (write this first)</w:t>
+            </w:r>
+          </w:p>
+        </w:tc>
+      </w:tr>
+      <w:tr>
+        <w:tc>
+          <w:tcPr>
+            <w:tcW w:type="dxa" w:w="2880"/>
+          </w:tcPr>
+          <w:p>
+            <w:r>
+              <w:rPr>
+                <w:rFonts w:ascii="Times New Roman" w:hAnsi="Times New Roman"/>
+                <w:b w:val="0"/>
+                <w:color w:val="000000"/>
+                <w:sz w:val="20"/>
+              </w:rPr>
+              <w:t>Sliding Window</w:t>
+              <w:br/>
+              <w:t>(Variable)</w:t>
+            </w:r>
+          </w:p>
+        </w:tc>
+        <w:tc>
+          <w:tcPr>
+            <w:tcW w:type="dxa" w:w="2880"/>
+          </w:tcPr>
+          <w:p>
+            <w:r>
+              <w:rPr>
+                <w:rFonts w:ascii="Times New Roman" w:hAnsi="Times New Roman"/>
+                <w:b w:val="0"/>
+                <w:color w:val="000000"/>
+                <w:sz w:val="20"/>
+              </w:rPr>
+              <w:t>longest / shortest subarray,</w:t>
+              <w:br/>
+              <w:t>substring with constraint</w:t>
+            </w:r>
+          </w:p>
+        </w:tc>
+        <w:tc>
+          <w:tcPr>
+            <w:tcW w:type="dxa" w:w="2880"/>
+          </w:tcPr>
+          <w:p>
+            <w:r>
+              <w:rPr>
+                <w:rFonts w:ascii="Times New Roman" w:hAnsi="Times New Roman"/>
+                <w:b w:val="0"/>
+                <w:color w:val="000000"/>
+                <w:sz w:val="20"/>
+              </w:rPr>
+              <w:t>l = 0</w:t>
+              <w:br/>
+              <w:t>for r in range(len(s)):</w:t>
+              <w:br/>
+              <w:t xml:space="preserve">    # add s[r] to window</w:t>
+              <w:br/>
+              <w:t xml:space="preserve">    while window_invalid:</w:t>
+              <w:br/>
+              <w:t xml:space="preserve">        # remove s[l]; l += 1</w:t>
+              <w:br/>
+              <w:t xml:space="preserve">    ans = max(ans, r-l+1)</w:t>
+            </w:r>
+          </w:p>
+        </w:tc>
+      </w:tr>
+      <w:tr>
+        <w:tc>
+          <w:tcPr>
+            <w:tcW w:type="dxa" w:w="2880"/>
+          </w:tcPr>
+          <w:p>
+            <w:r>
+              <w:rPr>
+                <w:rFonts w:ascii="Times New Roman" w:hAnsi="Times New Roman"/>
+                <w:b w:val="0"/>
+                <w:color w:val="000000"/>
+                <w:sz w:val="20"/>
+              </w:rPr>
+              <w:t>Sliding Window</w:t>
+              <w:br/>
+              <w:t>(Fixed)</w:t>
+            </w:r>
+          </w:p>
+        </w:tc>
+        <w:tc>
+          <w:tcPr>
+            <w:tcW w:type="dxa" w:w="2880"/>
+          </w:tcPr>
+          <w:p>
+            <w:r>
+              <w:rPr>
+                <w:rFonts w:ascii="Times New Roman" w:hAnsi="Times New Roman"/>
+                <w:b w:val="0"/>
+                <w:color w:val="000000"/>
+                <w:sz w:val="20"/>
+              </w:rPr>
+              <w:t>subarray of size k,</w:t>
+              <w:br/>
+              <w:t>max sum of window</w:t>
+            </w:r>
+          </w:p>
+        </w:tc>
+        <w:tc>
+          <w:tcPr>
+            <w:tcW w:type="dxa" w:w="2880"/>
+          </w:tcPr>
+          <w:p>
+            <w:r>
+              <w:rPr>
+                <w:rFonts w:ascii="Times New Roman" w:hAnsi="Times New Roman"/>
+                <w:b w:val="0"/>
+                <w:color w:val="000000"/>
+                <w:sz w:val="20"/>
+              </w:rPr>
+              <w:t>win = sum(arr[:k])</w:t>
+              <w:br/>
+              <w:t>for i in range(k, n):</w:t>
+              <w:br/>
+              <w:t xml:space="preserve">    win += arr[i] - arr[i-k]</w:t>
+              <w:br/>
+              <w:t xml:space="preserve">    ans = max(ans, win)</w:t>
+            </w:r>
+          </w:p>
+        </w:tc>
+      </w:tr>
+      <w:tr>
+        <w:tc>
+          <w:tcPr>
+            <w:tcW w:type="dxa" w:w="2880"/>
+          </w:tcPr>
+          <w:p>
+            <w:r>
+              <w:rPr>
+                <w:rFonts w:ascii="Times New Roman" w:hAnsi="Times New Roman"/>
+                <w:b w:val="0"/>
+                <w:color w:val="000000"/>
+                <w:sz w:val="20"/>
+              </w:rPr>
+              <w:t>Two Pointers</w:t>
+              <w:br/>
+              <w:t>(Opposite)</w:t>
+            </w:r>
+          </w:p>
+        </w:tc>
+        <w:tc>
+          <w:tcPr>
+            <w:tcW w:type="dxa" w:w="2880"/>
+          </w:tcPr>
+          <w:p>
+            <w:r>
+              <w:rPr>
+                <w:rFonts w:ascii="Times New Roman" w:hAnsi="Times New Roman"/>
+                <w:b w:val="0"/>
+                <w:color w:val="000000"/>
+                <w:sz w:val="20"/>
+              </w:rPr>
+              <w:t>sorted array, pair/triplet sum,</w:t>
+              <w:br/>
+              <w:t>container with water</w:t>
+            </w:r>
+          </w:p>
+        </w:tc>
+        <w:tc>
+          <w:tcPr>
+            <w:tcW w:type="dxa" w:w="2880"/>
+          </w:tcPr>
+          <w:p>
+            <w:r>
+              <w:rPr>
+                <w:rFonts w:ascii="Times New Roman" w:hAnsi="Times New Roman"/>
+                <w:b w:val="0"/>
+                <w:color w:val="000000"/>
+                <w:sz w:val="20"/>
+              </w:rPr>
+              <w:t>l, r = 0, len(arr)-1</w:t>
+              <w:br/>
+              <w:t>while l &lt; r:</w:t>
+              <w:br/>
+              <w:t xml:space="preserve">    s = arr[l]+arr[r]</w:t>
+              <w:br/>
+              <w:t xml:space="preserve">    if s == target: ...</w:t>
+              <w:br/>
+              <w:t xml:space="preserve">    elif s &lt; target: l += 1</w:t>
+              <w:br/>
+              <w:t xml:space="preserve">    else: r -= 1</w:t>
+            </w:r>
+          </w:p>
+        </w:tc>
+      </w:tr>
+      <w:tr>
+        <w:tc>
+          <w:tcPr>
+            <w:tcW w:type="dxa" w:w="2880"/>
+          </w:tcPr>
+          <w:p>
+            <w:r>
+              <w:rPr>
+                <w:rFonts w:ascii="Times New Roman" w:hAnsi="Times New Roman"/>
+                <w:b w:val="0"/>
+                <w:color w:val="000000"/>
+                <w:sz w:val="20"/>
+              </w:rPr>
+              <w:t>Binary Search</w:t>
+            </w:r>
+          </w:p>
+        </w:tc>
+        <w:tc>
+          <w:tcPr>
+            <w:tcW w:type="dxa" w:w="2880"/>
+          </w:tcPr>
+          <w:p>
+            <w:r>
+              <w:rPr>
+                <w:rFonts w:ascii="Times New Roman" w:hAnsi="Times New Roman"/>
+                <w:b w:val="0"/>
+                <w:color w:val="000000"/>
+                <w:sz w:val="20"/>
+              </w:rPr>
+              <w:t>sorted array, search answer,</w:t>
+              <w:br/>
+              <w:t>minimize maximum</w:t>
+            </w:r>
+          </w:p>
+        </w:tc>
+        <w:tc>
+          <w:tcPr>
+            <w:tcW w:type="dxa" w:w="2880"/>
+          </w:tcPr>
+          <w:p>
+            <w:r>
+              <w:rPr>
+                <w:rFonts w:ascii="Times New Roman" w:hAnsi="Times New Roman"/>
+                <w:b w:val="0"/>
+                <w:color w:val="000000"/>
+                <w:sz w:val="20"/>
+              </w:rPr>
+              <w:t>l, r = 0, len(arr)-1</w:t>
+              <w:br/>
+              <w:t>while l &lt;= r:</w:t>
+              <w:br/>
+              <w:t xml:space="preserve">    mid = (l+r)//2</w:t>
+              <w:br/>
+              <w:t xml:space="preserve">    if arr[mid]==target: return mid</w:t>
+              <w:br/>
+              <w:t xml:space="preserve">    elif arr[mid]&lt;target: l=mid+1</w:t>
+              <w:br/>
+              <w:t xml:space="preserve">    else: r=mid-1</w:t>
+            </w:r>
+          </w:p>
+        </w:tc>
+      </w:tr>
+      <w:tr>
+        <w:tc>
+          <w:tcPr>
+            <w:tcW w:type="dxa" w:w="2880"/>
+          </w:tcPr>
+          <w:p>
+            <w:r>
+              <w:rPr>
+                <w:rFonts w:ascii="Times New Roman" w:hAnsi="Times New Roman"/>
+                <w:b w:val="0"/>
+                <w:color w:val="000000"/>
+                <w:sz w:val="20"/>
+              </w:rPr>
+              <w:t>Binary Search</w:t>
+              <w:br/>
+              <w:t>on Answer</w:t>
+            </w:r>
+          </w:p>
+        </w:tc>
+        <w:tc>
+          <w:tcPr>
+            <w:tcW w:type="dxa" w:w="2880"/>
+          </w:tcPr>
+          <w:p>
+            <w:r>
+              <w:rPr>
+                <w:rFonts w:ascii="Times New Roman" w:hAnsi="Times New Roman"/>
+                <w:b w:val="0"/>
+                <w:color w:val="000000"/>
+                <w:sz w:val="20"/>
+              </w:rPr>
+              <w:t>minimize max, maximize min,</w:t>
+              <w:br/>
+              <w:t>feasibility check</w:t>
+            </w:r>
+          </w:p>
+        </w:tc>
+        <w:tc>
+          <w:tcPr>
+            <w:tcW w:type="dxa" w:w="2880"/>
+          </w:tcPr>
+          <w:p>
+            <w:r>
+              <w:rPr>
+                <w:rFonts w:ascii="Times New Roman" w:hAnsi="Times New Roman"/>
+                <w:b w:val="0"/>
+                <w:color w:val="000000"/>
+                <w:sz w:val="20"/>
+              </w:rPr>
+              <w:t>def ok(mid): ...</w:t>
+              <w:br/>
+              <w:t>l, r = min_val, max_val</w:t>
+              <w:br/>
+              <w:t>while l &lt; r:</w:t>
+              <w:br/>
+              <w:t xml:space="preserve">    mid = (l+r)//2</w:t>
+              <w:br/>
+              <w:t xml:space="preserve">    if ok(mid): r = mid</w:t>
+              <w:br/>
+              <w:t xml:space="preserve">    else: l = mid+1</w:t>
+              <w:br/>
+              <w:t>return l</w:t>
+            </w:r>
+          </w:p>
+        </w:tc>
+      </w:tr>
+      <w:tr>
+        <w:tc>
+          <w:tcPr>
+            <w:tcW w:type="dxa" w:w="2880"/>
+          </w:tcPr>
+          <w:p>
+            <w:r>
+              <w:rPr>
+                <w:rFonts w:ascii="Times New Roman" w:hAnsi="Times New Roman"/>
+                <w:b w:val="0"/>
+                <w:color w:val="000000"/>
+                <w:sz w:val="20"/>
+              </w:rPr>
+              <w:t>Heap — Top K</w:t>
+            </w:r>
+          </w:p>
+        </w:tc>
+        <w:tc>
+          <w:tcPr>
+            <w:tcW w:type="dxa" w:w="2880"/>
+          </w:tcPr>
+          <w:p>
+            <w:r>
+              <w:rPr>
+                <w:rFonts w:ascii="Times New Roman" w:hAnsi="Times New Roman"/>
+                <w:b w:val="0"/>
+                <w:color w:val="000000"/>
+                <w:sz w:val="20"/>
+              </w:rPr>
+              <w:t>kth largest, top K frequent,</w:t>
+              <w:br/>
+              <w:t>stream min/max</w:t>
+            </w:r>
+          </w:p>
+        </w:tc>
+        <w:tc>
+          <w:tcPr>
+            <w:tcW w:type="dxa" w:w="2880"/>
+          </w:tcPr>
+          <w:p>
+            <w:r>
+              <w:rPr>
+                <w:rFonts w:ascii="Times New Roman" w:hAnsi="Times New Roman"/>
+                <w:b w:val="0"/>
+                <w:color w:val="000000"/>
+                <w:sz w:val="20"/>
+              </w:rPr>
+              <w:t>heap = []</w:t>
+              <w:br/>
+              <w:t>for num in nums:</w:t>
+              <w:br/>
+              <w:t xml:space="preserve">    heapq.heappush(heap, num)</w:t>
+              <w:br/>
+              <w:t xml:space="preserve">    if len(heap) &gt; k:</w:t>
+              <w:br/>
+              <w:t xml:space="preserve">        heapq.heappop(heap)</w:t>
+              <w:br/>
+              <w:t>return heap[0]</w:t>
+            </w:r>
+          </w:p>
+        </w:tc>
+      </w:tr>
+      <w:tr>
+        <w:tc>
+          <w:tcPr>
+            <w:tcW w:type="dxa" w:w="2880"/>
+          </w:tcPr>
+          <w:p>
+            <w:r>
+              <w:rPr>
+                <w:rFonts w:ascii="Times New Roman" w:hAnsi="Times New Roman"/>
+                <w:b w:val="0"/>
+                <w:color w:val="000000"/>
+                <w:sz w:val="20"/>
+              </w:rPr>
+              <w:t>BFS</w:t>
+            </w:r>
+          </w:p>
+        </w:tc>
+        <w:tc>
+          <w:tcPr>
+            <w:tcW w:type="dxa" w:w="2880"/>
+          </w:tcPr>
+          <w:p>
+            <w:r>
+              <w:rPr>
+                <w:rFonts w:ascii="Times New Roman" w:hAnsi="Times New Roman"/>
+                <w:b w:val="0"/>
+                <w:color w:val="000000"/>
+                <w:sz w:val="20"/>
+              </w:rPr>
+              <w:t>shortest path (unweighted),</w:t>
+              <w:br/>
+              <w:t>level order, islands</w:t>
+            </w:r>
+          </w:p>
+        </w:tc>
+        <w:tc>
+          <w:tcPr>
+            <w:tcW w:type="dxa" w:w="2880"/>
+          </w:tcPr>
+          <w:p>
+            <w:r>
+              <w:rPr>
+                <w:rFonts w:ascii="Times New Roman" w:hAnsi="Times New Roman"/>
+                <w:b w:val="0"/>
+                <w:color w:val="000000"/>
+                <w:sz w:val="20"/>
+              </w:rPr>
+              <w:t>q = deque([start]); visited={start}</w:t>
+              <w:br/>
+              <w:t>while q:</w:t>
+              <w:br/>
+              <w:t xml:space="preserve">    node = q.popleft()</w:t>
+              <w:br/>
+              <w:t xml:space="preserve">    for nb in graph[node]:</w:t>
+              <w:br/>
+              <w:t xml:space="preserve">        if nb not in visited:</w:t>
+              <w:br/>
+              <w:t xml:space="preserve">            visited.add(nb); q.append(nb)</w:t>
+            </w:r>
+          </w:p>
+        </w:tc>
+      </w:tr>
+      <w:tr>
+        <w:tc>
+          <w:tcPr>
+            <w:tcW w:type="dxa" w:w="2880"/>
+          </w:tcPr>
+          <w:p>
+            <w:r>
+              <w:rPr>
+                <w:rFonts w:ascii="Times New Roman" w:hAnsi="Times New Roman"/>
+                <w:b w:val="0"/>
+                <w:color w:val="000000"/>
+                <w:sz w:val="20"/>
+              </w:rPr>
+              <w:t>DFS</w:t>
+            </w:r>
+          </w:p>
+        </w:tc>
+        <w:tc>
+          <w:tcPr>
+            <w:tcW w:type="dxa" w:w="2880"/>
+          </w:tcPr>
+          <w:p>
+            <w:r>
+              <w:rPr>
+                <w:rFonts w:ascii="Times New Roman" w:hAnsi="Times New Roman"/>
+                <w:b w:val="0"/>
+                <w:color w:val="000000"/>
+                <w:sz w:val="20"/>
+              </w:rPr>
+              <w:t>connectivity, flood fill,</w:t>
+              <w:br/>
+              <w:t>cycle detection</w:t>
+            </w:r>
+          </w:p>
+        </w:tc>
+        <w:tc>
+          <w:tcPr>
+            <w:tcW w:type="dxa" w:w="2880"/>
+          </w:tcPr>
+          <w:p>
+            <w:r>
+              <w:rPr>
+                <w:rFonts w:ascii="Times New Roman" w:hAnsi="Times New Roman"/>
+                <w:b w:val="0"/>
+                <w:color w:val="000000"/>
+                <w:sz w:val="20"/>
+              </w:rPr>
+              <w:t>def dfs(node):</w:t>
+              <w:br/>
+              <w:t xml:space="preserve">    visited.add(node)</w:t>
+              <w:br/>
+              <w:t xml:space="preserve">    for nb in graph[node]:</w:t>
+              <w:br/>
+              <w:t xml:space="preserve">        if nb not in visited:</w:t>
+              <w:br/>
+              <w:t xml:space="preserve">            dfs(nb)</w:t>
+            </w:r>
+          </w:p>
+        </w:tc>
+      </w:tr>
+      <w:tr>
+        <w:tc>
+          <w:tcPr>
+            <w:tcW w:type="dxa" w:w="2880"/>
+          </w:tcPr>
+          <w:p>
+            <w:r>
+              <w:rPr>
+                <w:rFonts w:ascii="Times New Roman" w:hAnsi="Times New Roman"/>
+                <w:b w:val="0"/>
+                <w:color w:val="000000"/>
+                <w:sz w:val="20"/>
+              </w:rPr>
+              <w:t>Topological Sort</w:t>
+            </w:r>
+          </w:p>
+        </w:tc>
+        <w:tc>
+          <w:tcPr>
+            <w:tcW w:type="dxa" w:w="2880"/>
+          </w:tcPr>
+          <w:p>
+            <w:r>
+              <w:rPr>
+                <w:rFonts w:ascii="Times New Roman" w:hAnsi="Times New Roman"/>
+                <w:b w:val="0"/>
+                <w:color w:val="000000"/>
+                <w:sz w:val="20"/>
+              </w:rPr>
+              <w:t>prerequisite, task order,</w:t>
+              <w:br/>
+              <w:t>DAG</w:t>
+            </w:r>
+          </w:p>
+        </w:tc>
+        <w:tc>
+          <w:tcPr>
+            <w:tcW w:type="dxa" w:w="2880"/>
+          </w:tcPr>
+          <w:p>
+            <w:r>
+              <w:rPr>
+                <w:rFonts w:ascii="Times New Roman" w:hAnsi="Times New Roman"/>
+                <w:b w:val="0"/>
+                <w:color w:val="000000"/>
+                <w:sz w:val="20"/>
+              </w:rPr>
+              <w:t>in_deg = [0]*n</w:t>
+              <w:br/>
+              <w:t>for u,v in edges: in_deg[v]+=1</w:t>
+              <w:br/>
+              <w:t>q = deque([i for i if in_deg[i]==0])</w:t>
+              <w:br/>
+              <w:t>while q:</w:t>
+              <w:br/>
+              <w:t xml:space="preserve">    node=q.popleft(); order.append(node)</w:t>
+              <w:br/>
+              <w:t xml:space="preserve">    for nb: in_deg[nb]-=1; if 0: q.append</w:t>
+            </w:r>
+          </w:p>
+        </w:tc>
+      </w:tr>
+      <w:tr>
+        <w:tc>
+          <w:tcPr>
+            <w:tcW w:type="dxa" w:w="2880"/>
+          </w:tcPr>
+          <w:p>
+            <w:r>
+              <w:rPr>
+                <w:rFonts w:ascii="Times New Roman" w:hAnsi="Times New Roman"/>
+                <w:b w:val="0"/>
+                <w:color w:val="000000"/>
+                <w:sz w:val="20"/>
+              </w:rPr>
+              <w:t>Union-Find</w:t>
+            </w:r>
+          </w:p>
+        </w:tc>
+        <w:tc>
+          <w:tcPr>
+            <w:tcW w:type="dxa" w:w="2880"/>
+          </w:tcPr>
+          <w:p>
+            <w:r>
+              <w:rPr>
+                <w:rFonts w:ascii="Times New Roman" w:hAnsi="Times New Roman"/>
+                <w:b w:val="0"/>
+                <w:color w:val="000000"/>
+                <w:sz w:val="20"/>
+              </w:rPr>
+              <w:t>connected components,</w:t>
+              <w:br/>
+              <w:t>redundant edge, grouping</w:t>
+            </w:r>
+          </w:p>
+        </w:tc>
+        <w:tc>
+          <w:tcPr>
+            <w:tcW w:type="dxa" w:w="2880"/>
+          </w:tcPr>
+          <w:p>
+            <w:r>
+              <w:rPr>
+                <w:rFonts w:ascii="Times New Roman" w:hAnsi="Times New Roman"/>
+                <w:b w:val="0"/>
+                <w:color w:val="000000"/>
+                <w:sz w:val="20"/>
+              </w:rPr>
+              <w:t>uf = UnionFind(n)</w:t>
+              <w:br/>
+              <w:t>for u, v in edges:</w:t>
+              <w:br/>
+              <w:t xml:space="preserve">    uf.union(u, v)</w:t>
+              <w:br/>
+              <w:t># uf.find(x) → root of x</w:t>
+              <w:br/>
+              <w:t># uf.union(x,y) → False if same group</w:t>
+            </w:r>
+          </w:p>
+        </w:tc>
+      </w:tr>
+      <w:tr>
+        <w:tc>
+          <w:tcPr>
+            <w:tcW w:type="dxa" w:w="2880"/>
+          </w:tcPr>
+          <w:p>
+            <w:r>
+              <w:rPr>
+                <w:rFonts w:ascii="Times New Roman" w:hAnsi="Times New Roman"/>
+                <w:b w:val="0"/>
+                <w:color w:val="000000"/>
+                <w:sz w:val="20"/>
+              </w:rPr>
+              <w:t>Backtracking</w:t>
+            </w:r>
+          </w:p>
+        </w:tc>
+        <w:tc>
+          <w:tcPr>
+            <w:tcW w:type="dxa" w:w="2880"/>
+          </w:tcPr>
+          <w:p>
+            <w:r>
+              <w:rPr>
+                <w:rFonts w:ascii="Times New Roman" w:hAnsi="Times New Roman"/>
+                <w:b w:val="0"/>
+                <w:color w:val="000000"/>
+                <w:sz w:val="20"/>
+              </w:rPr>
+              <w:t>find ALL subsets/perms/combos,</w:t>
+              <w:br/>
+              <w:t>word search, N-Queens</w:t>
+            </w:r>
+          </w:p>
+        </w:tc>
+        <w:tc>
+          <w:tcPr>
+            <w:tcW w:type="dxa" w:w="2880"/>
+          </w:tcPr>
+          <w:p>
+            <w:r>
+              <w:rPr>
+                <w:rFonts w:ascii="Times New Roman" w:hAnsi="Times New Roman"/>
+                <w:b w:val="0"/>
+                <w:color w:val="000000"/>
+                <w:sz w:val="20"/>
+              </w:rPr>
+              <w:t>def bt(start, path):</w:t>
+              <w:br/>
+              <w:t xml:space="preserve">    if goal_reached: save(path[:]); return</w:t>
+              <w:br/>
+              <w:t xml:space="preserve">    for choice in choices(start):</w:t>
+              <w:br/>
+              <w:t xml:space="preserve">        path.append(choice)</w:t>
+              <w:br/>
+              <w:t xml:space="preserve">        bt(next_start, path)</w:t>
+              <w:br/>
+              <w:t xml:space="preserve">        path.pop()</w:t>
+            </w:r>
+          </w:p>
+        </w:tc>
+      </w:tr>
+      <w:tr>
+        <w:tc>
+          <w:tcPr>
+            <w:tcW w:type="dxa" w:w="2880"/>
+          </w:tcPr>
+          <w:p>
+            <w:r>
+              <w:rPr>
+                <w:rFonts w:ascii="Times New Roman" w:hAnsi="Times New Roman"/>
+                <w:b w:val="0"/>
+                <w:color w:val="000000"/>
+                <w:sz w:val="20"/>
+              </w:rPr>
+              <w:t>DP  (1D)</w:t>
+            </w:r>
+          </w:p>
+        </w:tc>
+        <w:tc>
+          <w:tcPr>
+            <w:tcW w:type="dxa" w:w="2880"/>
+          </w:tcPr>
+          <w:p>
+            <w:r>
+              <w:rPr>
+                <w:rFonts w:ascii="Times New Roman" w:hAnsi="Times New Roman"/>
+                <w:b w:val="0"/>
+                <w:color w:val="000000"/>
+                <w:sz w:val="20"/>
+              </w:rPr>
+              <w:t>count ways, min/max value,</w:t>
+              <w:br/>
+              <w:t>overlapping subproblems</w:t>
+            </w:r>
+          </w:p>
+        </w:tc>
+        <w:tc>
+          <w:tcPr>
+            <w:tcW w:type="dxa" w:w="2880"/>
+          </w:tcPr>
+          <w:p>
+            <w:r>
+              <w:rPr>
+                <w:rFonts w:ascii="Times New Roman" w:hAnsi="Times New Roman"/>
+                <w:b w:val="0"/>
+                <w:color w:val="000000"/>
+                <w:sz w:val="20"/>
+              </w:rPr>
+              <w:t># 1. Define dp[i]</w:t>
+              <w:br/>
+              <w:t># 2. Recurrence: dp[i]=f(dp[i-1],...)</w:t>
+              <w:br/>
+              <w:t># 3. Base case: dp[0], dp[1]</w:t>
+              <w:br/>
+              <w:t># 4. Fill in order</w:t>
+              <w:br/>
+              <w:t># 5. Return dp[n] or max(dp)</w:t>
+            </w:r>
+          </w:p>
+        </w:tc>
+      </w:tr>
+      <w:tr>
+        <w:tc>
+          <w:tcPr>
+            <w:tcW w:type="dxa" w:w="2880"/>
+          </w:tcPr>
+          <w:p>
+            <w:r>
+              <w:rPr>
+                <w:rFonts w:ascii="Times New Roman" w:hAnsi="Times New Roman"/>
+                <w:b w:val="0"/>
+                <w:color w:val="000000"/>
+                <w:sz w:val="20"/>
+              </w:rPr>
+              <w:t>Greedy</w:t>
+            </w:r>
+          </w:p>
+        </w:tc>
+        <w:tc>
+          <w:tcPr>
+            <w:tcW w:type="dxa" w:w="2880"/>
+          </w:tcPr>
+          <w:p>
+            <w:r>
+              <w:rPr>
+                <w:rFonts w:ascii="Times New Roman" w:hAnsi="Times New Roman"/>
+                <w:b w:val="0"/>
+                <w:color w:val="000000"/>
+                <w:sz w:val="20"/>
+              </w:rPr>
+              <w:t>intervals, scheduling,</w:t>
+              <w:br/>
+              <w:t>jump game, local=global</w:t>
+            </w:r>
+          </w:p>
+        </w:tc>
+        <w:tc>
+          <w:tcPr>
+            <w:tcW w:type="dxa" w:w="2880"/>
+          </w:tcPr>
+          <w:p>
+            <w:r>
+              <w:rPr>
+                <w:rFonts w:ascii="Times New Roman" w:hAnsi="Times New Roman"/>
+                <w:b w:val="0"/>
+                <w:color w:val="000000"/>
+                <w:sz w:val="20"/>
+              </w:rPr>
+              <w:t># Sort by start or end time</w:t>
+              <w:br/>
+              <w:t>for item in sorted(items):</w:t>
+              <w:br/>
+              <w:t xml:space="preserve">    if can_pick(item):</w:t>
+              <w:br/>
+              <w:t xml:space="preserve">        pick(item)</w:t>
+            </w:r>
+          </w:p>
+        </w:tc>
+      </w:tr>
+      <w:tr>
+        <w:tc>
+          <w:tcPr>
+            <w:tcW w:type="dxa" w:w="2880"/>
+          </w:tcPr>
+          <w:p>
+            <w:r>
+              <w:rPr>
+                <w:rFonts w:ascii="Times New Roman" w:hAnsi="Times New Roman"/>
+                <w:b w:val="0"/>
+                <w:color w:val="000000"/>
+                <w:sz w:val="20"/>
+              </w:rPr>
+              <w:t>Monotonic Stack</w:t>
+            </w:r>
+          </w:p>
+        </w:tc>
+        <w:tc>
+          <w:tcPr>
+            <w:tcW w:type="dxa" w:w="2880"/>
+          </w:tcPr>
+          <w:p>
+            <w:r>
+              <w:rPr>
+                <w:rFonts w:ascii="Times New Roman" w:hAnsi="Times New Roman"/>
+                <w:b w:val="0"/>
+                <w:color w:val="000000"/>
+                <w:sz w:val="20"/>
+              </w:rPr>
+              <w:t>next greater element,</w:t>
+              <w:br/>
+              <w:t>largest rectangle, daily temps</w:t>
+            </w:r>
+          </w:p>
+        </w:tc>
+        <w:tc>
+          <w:tcPr>
+            <w:tcW w:type="dxa" w:w="2880"/>
+          </w:tcPr>
+          <w:p>
+            <w:r>
+              <w:rPr>
+                <w:rFonts w:ascii="Times New Roman" w:hAnsi="Times New Roman"/>
+                <w:b w:val="0"/>
+                <w:color w:val="000000"/>
+                <w:sz w:val="20"/>
+              </w:rPr>
+              <w:t>stack = []  # stores indices</w:t>
+              <w:br/>
+              <w:t>for i, num in enumerate(nums):</w:t>
+              <w:br/>
+              <w:t xml:space="preserve">    while stack and nums[stack[-1]] &lt; num:</w:t>
+              <w:br/>
+              <w:t xml:space="preserve">        result[stack.pop()] = num</w:t>
+              <w:br/>
+              <w:t xml:space="preserve">    stack.append(i)</w:t>
+            </w:r>
+          </w:p>
+        </w:tc>
+      </w:tr>
+      <w:tr>
+        <w:tc>
+          <w:tcPr>
+            <w:tcW w:type="dxa" w:w="2880"/>
+          </w:tcPr>
+          <w:p>
+            <w:r>
+              <w:rPr>
+                <w:rFonts w:ascii="Times New Roman" w:hAnsi="Times New Roman"/>
+                <w:b w:val="0"/>
+                <w:color w:val="000000"/>
+                <w:sz w:val="20"/>
+              </w:rPr>
+              <w:t>Trie</w:t>
+            </w:r>
+          </w:p>
+        </w:tc>
+        <w:tc>
+          <w:tcPr>
+            <w:tcW w:type="dxa" w:w="2880"/>
+          </w:tcPr>
+          <w:p>
+            <w:r>
+              <w:rPr>
+                <w:rFonts w:ascii="Times New Roman" w:hAnsi="Times New Roman"/>
+                <w:b w:val="0"/>
+                <w:color w:val="000000"/>
+                <w:sz w:val="20"/>
+              </w:rPr>
+              <w:t>prefix match, autocomplete,</w:t>
+              <w:br/>
+              <w:t>word dictionary</w:t>
+            </w:r>
+          </w:p>
+        </w:tc>
+        <w:tc>
+          <w:tcPr>
+            <w:tcW w:type="dxa" w:w="2880"/>
+          </w:tcPr>
+          <w:p>
+            <w:r>
+              <w:rPr>
+                <w:rFonts w:ascii="Times New Roman" w:hAnsi="Times New Roman"/>
+                <w:b w:val="0"/>
+                <w:color w:val="000000"/>
+                <w:sz w:val="20"/>
+              </w:rPr>
+              <w:t>trie = Trie()</w:t>
+              <w:br/>
+              <w:t>trie.insert(word)</w:t>
+              <w:br/>
+              <w:t>trie.search(word)      # exact</w:t>
+              <w:br/>
+              <w:t>trie.startsWith(prefix) # prefix</w:t>
+            </w:r>
+          </w:p>
+        </w:tc>
+      </w:tr>
+      <w:tr>
+        <w:tc>
+          <w:tcPr>
+            <w:tcW w:type="dxa" w:w="2880"/>
+          </w:tcPr>
+          <w:p>
+            <w:r>
+              <w:rPr>
+                <w:rFonts w:ascii="Times New Roman" w:hAnsi="Times New Roman"/>
+                <w:b w:val="0"/>
+                <w:color w:val="000000"/>
+                <w:sz w:val="20"/>
+              </w:rPr>
+              <w:t>Prefix Sum</w:t>
+            </w:r>
+          </w:p>
+        </w:tc>
+        <w:tc>
+          <w:tcPr>
+            <w:tcW w:type="dxa" w:w="2880"/>
+          </w:tcPr>
+          <w:p>
+            <w:r>
+              <w:rPr>
+                <w:rFonts w:ascii="Times New Roman" w:hAnsi="Times New Roman"/>
+                <w:b w:val="0"/>
+                <w:color w:val="000000"/>
+                <w:sz w:val="20"/>
+              </w:rPr>
+              <w:t>range sum query,</w:t>
+              <w:br/>
+              <w:t>subarray sum equals K</w:t>
+            </w:r>
+          </w:p>
+        </w:tc>
+        <w:tc>
+          <w:tcPr>
+            <w:tcW w:type="dxa" w:w="2880"/>
+          </w:tcPr>
+          <w:p>
+            <w:r>
+              <w:rPr>
+                <w:rFonts w:ascii="Times New Roman" w:hAnsi="Times New Roman"/>
+                <w:b w:val="0"/>
+                <w:color w:val="000000"/>
+                <w:sz w:val="20"/>
+              </w:rPr>
+              <w:t>prefix = [0]*(n+1)</w:t>
+              <w:br/>
+              <w:t>for i in range(n):</w:t>
+              <w:br/>
+              <w:t xml:space="preserve">    prefix[i+1]=prefix[i]+arr[i]</w:t>
+              <w:br/>
+              <w:t># sum(l..r) = prefix[r+1]-prefix[l]</w:t>
+            </w:r>
+          </w:p>
+        </w:tc>
+      </w:tr>
+    </w:tbl>
+    <w:p/>
+    <w:p>
+      <w:pPr>
+        <w:pStyle w:val="Heading1"/>
+      </w:pPr>
+      <w:r>
+        <w:rPr>
+          <w:rFonts w:ascii="Times New Roman" w:hAnsi="Times New Roman"/>
+          <w:b/>
+          <w:color w:val="1F497D"/>
+          <w:sz w:val="28"/>
+        </w:rPr>
+        <w:t>6.  Recursion → DP Evolution  (Fibonacci Example)</w:t>
+      </w:r>
+    </w:p>
+    <w:p>
+      <w:r>
+        <w:rPr>
+          <w:rFonts w:ascii="Times New Roman" w:hAnsi="Times New Roman"/>
+          <w:b w:val="0"/>
+          <w:color w:val="000000"/>
+          <w:sz w:val="22"/>
+        </w:rPr>
+        <w:t>Follow these 4 steps to convert any recursion to optimized DP:</w:t>
+      </w:r>
+    </w:p>
+    <w:p/>
+    <w:p>
+      <w:pPr>
+        <w:pStyle w:val="Heading2"/>
+      </w:pPr>
+      <w:r>
+        <w:rPr>
+          <w:rFonts w:ascii="Times New Roman" w:hAnsi="Times New Roman"/>
+          <w:b/>
+          <w:color w:val="1F497D"/>
+          <w:sz w:val="24"/>
+        </w:rPr>
+        <w:t>Step 1 — Naive Recursion  O(2^n)</w:t>
       </w:r>
     </w:p>
     <w:p>
       <w:pPr>
-        <w:spacing w:after="40"/>
-        <w:ind w:left="432"/>
+        <w:shd w:val="clear" w:color="auto" w:fill="F2F2F2"/>
       </w:pPr>
       <w:r>
         <w:rPr>
           <w:rFonts w:ascii="Courier New" w:hAnsi="Courier New"/>
-          <w:color w:val="1A1A2E"/>
+          <w:b w:val="0"/>
+          <w:color w:val="000000"/>
           <w:sz w:val="18"/>
         </w:rPr>
+        <w:t>def fib(n):</w:t>
         <w:br/>
-        <w:t>NEED                                  →    USE</w:t>
+        <w:t xml:space="preserve">    if n &lt;= 1: return n</w:t>
         <w:br/>
-        <w:t>──────────────────────────────────────────────────────────</w:t>
-        <w:br/>
-        <w:t>O(1) index access                     →    list / array</w:t>
-        <w:br/>
-        <w:t>O(1) insert/delete at front + back    →    deque</w:t>
-        <w:br/>
-        <w:t>O(1) key lookup / frequency           →    dict / Counter</w:t>
-        <w:br/>
-        <w:t>O(1) membership test                  →    set</w:t>
-        <w:br/>
-        <w:t>Ordered key-value pairs               →    sorted dict / sorted list</w:t>
-        <w:br/>
-        <w:t>Priority (min or max first)           →    heapq (min-heap)</w:t>
-        <w:br/>
-        <w:t>LIFO order                            →    list as stack</w:t>
-        <w:br/>
-        <w:t>FIFO order                            →    deque as queue</w:t>
-        <w:br/>
-        <w:t>Sorted + insert/delete                →    SortedList (sortedcontainers)</w:t>
-        <w:br/>
-        <w:t>Graph adjacency                       →    defaultdict(list)</w:t>
-        <w:br/>
-        <w:t>Immutable hashable key                →    tuple</w:t>
-        <w:br/>
-        <w:t>Count unique / frequency rank         →    Counter + most_common()</w:t>
-        <w:br/>
-        <w:t>Prefix sum queries                    →    prefix array</w:t>
-        <w:br/>
-        <w:t>Range min/max queries (static)        →    Sparse Table / Segment Tree</w:t>
-        <w:br/>
-        <w:t>Dynamic connectivity                  →    Union-Find (DSU)</w:t>
-        <w:br/>
-      </w:r>
-    </w:p>
-    <w:p>
-      <w:r>
-        <w:br w:type="page"/>
+        <w:t xml:space="preserve">    return fib(n-1) + fib(n-2)    # recomputes same sub-problems!</w:t>
       </w:r>
     </w:p>
     <w:p>
       <w:pPr>
-        <w:pStyle w:val="Heading1"/>
-        <w:jc w:val="left"/>
+        <w:pStyle w:val="Heading2"/>
       </w:pPr>
       <w:r>
         <w:rPr>
-          <w:color w:val="00467F"/>
+          <w:rFonts w:ascii="Times New Roman" w:hAnsi="Times New Roman"/>
+          <w:b/>
+          <w:color w:val="1F497D"/>
+          <w:sz w:val="24"/>
         </w:rPr>
-        <w:t>Recursion to DP Evolution</w:t>
+        <w:t>Step 2 — Top-Down Memoization  O(n)</w:t>
       </w:r>
     </w:p>
     <w:p>
       <w:pPr>
-        <w:spacing w:after="40"/>
-        <w:ind w:left="432"/>
+        <w:shd w:val="clear" w:color="auto" w:fill="F2F2F2"/>
       </w:pPr>
       <w:r>
         <w:rPr>
           <w:rFonts w:ascii="Courier New" w:hAnsi="Courier New"/>
-          <w:color w:val="1A1A2E"/>
+          <w:b w:val="0"/>
+          <w:color w:val="000000"/>
           <w:sz w:val="18"/>
         </w:rPr>
-        <w:br/>
-        <w:t>STEP 1: NAIVE RECURSION (O(2^n))</w:t>
-        <w:br/>
-        <w:t>def fib(n):</w:t>
-        <w:br/>
-        <w:t xml:space="preserve">    if n &lt;= 1: return n</w:t>
-        <w:br/>
-        <w:t xml:space="preserve">    return fib(n-1) + fib(n-2)    # recomputes same values!</w:t>
-        <w:br/>
-        <w:br/>
-        <w:t>STEP 2: MEMOIZATION top-down (O(n))</w:t>
-        <w:br/>
         <w:t>from functools import lru_cache</w:t>
         <w:br/>
         <w:t>@lru_cache(maxsize=None)</w:t>
@@ -609,11 +4791,34 @@
         <w:br/>
         <w:t xml:space="preserve">    if n &lt;= 1: return n</w:t>
         <w:br/>
-        <w:t xml:space="preserve">    return fib(n-1) + fib(n-2)    # cached — each subproblem once</w:t>
-        <w:br/>
-        <w:br/>
-        <w:t>STEP 3: TABULATION bottom-up (O(n))</w:t>
-        <w:br/>
+        <w:t xml:space="preserve">    return fib(n-1) + fib(n-2)    # cached — each sub-problem solved once</w:t>
+      </w:r>
+    </w:p>
+    <w:p>
+      <w:pPr>
+        <w:pStyle w:val="Heading2"/>
+      </w:pPr>
+      <w:r>
+        <w:rPr>
+          <w:rFonts w:ascii="Times New Roman" w:hAnsi="Times New Roman"/>
+          <w:b/>
+          <w:color w:val="1F497D"/>
+          <w:sz w:val="24"/>
+        </w:rPr>
+        <w:t>Step 3 — Bottom-Up Tabulation  O(n) time, O(n) space</w:t>
+      </w:r>
+    </w:p>
+    <w:p>
+      <w:pPr>
+        <w:shd w:val="clear" w:color="auto" w:fill="F2F2F2"/>
+      </w:pPr>
+      <w:r>
+        <w:rPr>
+          <w:rFonts w:ascii="Courier New" w:hAnsi="Courier New"/>
+          <w:b w:val="0"/>
+          <w:color w:val="000000"/>
+          <w:sz w:val="18"/>
+        </w:rPr>
         <w:t>dp = [0] * (n + 1)</w:t>
         <w:br/>
         <w:t>dp[1] = 1</w:t>
@@ -621,10 +4826,33 @@
         <w:t>for i in range(2, n+1):</w:t>
         <w:br/>
         <w:t xml:space="preserve">    dp[i] = dp[i-1] + dp[i-2]</w:t>
-        <w:br/>
-        <w:br/>
-        <w:t>STEP 4: SPACE OPTIMIZATION (O(1))</w:t>
-        <w:br/>
+      </w:r>
+    </w:p>
+    <w:p>
+      <w:pPr>
+        <w:pStyle w:val="Heading2"/>
+      </w:pPr>
+      <w:r>
+        <w:rPr>
+          <w:rFonts w:ascii="Times New Roman" w:hAnsi="Times New Roman"/>
+          <w:b/>
+          <w:color w:val="1F497D"/>
+          <w:sz w:val="24"/>
+        </w:rPr>
+        <w:t>Step 4 — Space Optimized  O(n) time, O(1) space</w:t>
+      </w:r>
+    </w:p>
+    <w:p>
+      <w:pPr>
+        <w:shd w:val="clear" w:color="auto" w:fill="F2F2F2"/>
+      </w:pPr>
+      <w:r>
+        <w:rPr>
+          <w:rFonts w:ascii="Courier New" w:hAnsi="Courier New"/>
+          <w:b w:val="0"/>
+          <w:color w:val="000000"/>
+          <w:sz w:val="18"/>
+        </w:rPr>
         <w:t>a, b = 0, 1</w:t>
         <w:br/>
         <w:t>for _ in range(n):</w:t>
@@ -632,28 +4860,36 @@
         <w:t xml:space="preserve">    a, b = b, a + b</w:t>
         <w:br/>
         <w:t>return a</w:t>
-        <w:br/>
-        <w:br/>
-        <w:t>KEY INSIGHT: If you can write the recursion, you can write DP.</w:t>
-        <w:br/>
-        <w:t>Memoization = top-down DP = recursion + caching</w:t>
-        <w:br/>
-        <w:t>Tabulation  = bottom-up DP = fill array iteratively</w:t>
-        <w:br/>
       </w:r>
     </w:p>
     <w:p>
+      <w:r>
+        <w:rPr>
+          <w:rFonts w:ascii="Times New Roman" w:hAnsi="Times New Roman"/>
+          <w:b/>
+          <w:color w:val="000000"/>
+          <w:sz w:val="22"/>
+        </w:rPr>
+        <w:br/>
+        <w:t>Key Insight:  If you can write the recursion, you can write the DP.  Memoization = top-down DP.  Tabulation = bottom-up DP.</w:t>
+      </w:r>
+    </w:p>
+    <w:p/>
+    <w:p>
       <w:pPr>
         <w:pStyle w:val="Heading1"/>
-        <w:jc w:val="left"/>
       </w:pPr>
       <w:r>
         <w:rPr>
-          <w:color w:val="00467F"/>
+          <w:rFonts w:ascii="Times New Roman" w:hAnsi="Times New Roman"/>
+          <w:b/>
+          <w:color w:val="1F497D"/>
+          <w:sz w:val="28"/>
         </w:rPr>
-        <w:t>Backtracking vs DP vs Greedy — When to Use Which</w:t>
+        <w:t>7.  Backtracking vs DP vs Greedy — When to Use Which</w:t>
       </w:r>
     </w:p>
+    <w:p/>
     <w:tbl>
       <w:tblPr>
         <w:tblStyle w:val="TableGrid"/>
@@ -661,19 +4897,24 @@
         <w:tblLook w:firstColumn="1" w:firstRow="1" w:lastColumn="0" w:lastRow="0" w:noHBand="0" w:noVBand="1" w:val="04A0"/>
       </w:tblPr>
       <w:tblGrid>
-        <w:gridCol w:w="3168"/>
-        <w:gridCol w:w="5760"/>
+        <w:gridCol w:w="2160"/>
+        <w:gridCol w:w="2160"/>
+        <w:gridCol w:w="2160"/>
+        <w:gridCol w:w="2160"/>
       </w:tblGrid>
       <w:tr>
         <w:tc>
           <w:tcPr>
-            <w:tcW w:type="dxa" w:w="4968"/>
-            <w:shd w:val="clear" w:color="auto" w:fill="D0E8FF"/>
+            <w:tcW w:type="dxa" w:w="2160"/>
+            <w:shd w:val="clear" w:color="auto" w:fill="D6E4F0"/>
           </w:tcPr>
           <w:p>
             <w:r>
               <w:rPr>
+                <w:rFonts w:ascii="Times New Roman" w:hAnsi="Times New Roman"/>
                 <w:b/>
+                <w:color w:val="000000"/>
+                <w:sz w:val="22"/>
               </w:rPr>
               <w:t>Approach</w:t>
             </w:r>
@@ -681,15 +4922,52 @@
         </w:tc>
         <w:tc>
           <w:tcPr>
-            <w:tcW w:type="dxa" w:w="4968"/>
-            <w:shd w:val="clear" w:color="auto" w:fill="D0E8FF"/>
+            <w:tcW w:type="dxa" w:w="2160"/>
+            <w:shd w:val="clear" w:color="auto" w:fill="D6E4F0"/>
           </w:tcPr>
           <w:p>
             <w:r>
               <w:rPr>
+                <w:rFonts w:ascii="Times New Roman" w:hAnsi="Times New Roman"/>
                 <w:b/>
+                <w:color w:val="000000"/>
+                <w:sz w:val="22"/>
               </w:rPr>
               <w:t>When to Use</w:t>
+            </w:r>
+          </w:p>
+        </w:tc>
+        <w:tc>
+          <w:tcPr>
+            <w:tcW w:type="dxa" w:w="2160"/>
+            <w:shd w:val="clear" w:color="auto" w:fill="D6E4F0"/>
+          </w:tcPr>
+          <w:p>
+            <w:r>
+              <w:rPr>
+                <w:rFonts w:ascii="Times New Roman" w:hAnsi="Times New Roman"/>
+                <w:b/>
+                <w:color w:val="000000"/>
+                <w:sz w:val="22"/>
+              </w:rPr>
+              <w:t>Key Indicator</w:t>
+            </w:r>
+          </w:p>
+        </w:tc>
+        <w:tc>
+          <w:tcPr>
+            <w:tcW w:type="dxa" w:w="2160"/>
+            <w:shd w:val="clear" w:color="auto" w:fill="D6E4F0"/>
+          </w:tcPr>
+          <w:p>
+            <w:r>
+              <w:rPr>
+                <w:rFonts w:ascii="Times New Roman" w:hAnsi="Times New Roman"/>
+                <w:b/>
+                <w:color w:val="000000"/>
+                <w:sz w:val="22"/>
+              </w:rPr>
+              <w:t>Example</w:t>
             </w:r>
           </w:p>
         </w:tc>
@@ -697,21 +4975,65 @@
       <w:tr>
         <w:tc>
           <w:tcPr>
-            <w:tcW w:type="dxa" w:w="4968"/>
+            <w:tcW w:type="dxa" w:w="2160"/>
           </w:tcPr>
           <w:p>
             <w:r>
+              <w:rPr>
+                <w:rFonts w:ascii="Times New Roman" w:hAnsi="Times New Roman"/>
+                <w:b w:val="0"/>
+                <w:color w:val="000000"/>
+                <w:sz w:val="20"/>
+              </w:rPr>
               <w:t>Backtracking</w:t>
             </w:r>
           </w:p>
         </w:tc>
         <w:tc>
           <w:tcPr>
-            <w:tcW w:type="dxa" w:w="4968"/>
+            <w:tcW w:type="dxa" w:w="2160"/>
           </w:tcPr>
           <w:p>
             <w:r>
-              <w:t>Find ALL solutions (not just count or optimal). Explore + prune invalid branches. O(2^n) or O(n!)</w:t>
+              <w:rPr>
+                <w:rFonts w:ascii="Times New Roman" w:hAnsi="Times New Roman"/>
+                <w:b w:val="0"/>
+                <w:color w:val="000000"/>
+                <w:sz w:val="20"/>
+              </w:rPr>
+              <w:t>Find ALL solutions, enumerate every possibility.</w:t>
+            </w:r>
+          </w:p>
+        </w:tc>
+        <w:tc>
+          <w:tcPr>
+            <w:tcW w:type="dxa" w:w="2160"/>
+          </w:tcPr>
+          <w:p>
+            <w:r>
+              <w:rPr>
+                <w:rFonts w:ascii="Times New Roman" w:hAnsi="Times New Roman"/>
+                <w:b w:val="0"/>
+                <w:color w:val="000000"/>
+                <w:sz w:val="20"/>
+              </w:rPr>
+              <w:t>"find all subsets/permutations/paths"</w:t>
+            </w:r>
+          </w:p>
+        </w:tc>
+        <w:tc>
+          <w:tcPr>
+            <w:tcW w:type="dxa" w:w="2160"/>
+          </w:tcPr>
+          <w:p>
+            <w:r>
+              <w:rPr>
+                <w:rFonts w:ascii="Times New Roman" w:hAnsi="Times New Roman"/>
+                <w:b w:val="0"/>
+                <w:color w:val="000000"/>
+                <w:sz w:val="20"/>
+              </w:rPr>
+              <w:t>LC 78 Subsets, LC 46 Permutations, LC 79 Word Search</w:t>
             </w:r>
           </w:p>
         </w:tc>
@@ -719,21 +5041,65 @@
       <w:tr>
         <w:tc>
           <w:tcPr>
-            <w:tcW w:type="dxa" w:w="4968"/>
+            <w:tcW w:type="dxa" w:w="2160"/>
           </w:tcPr>
           <w:p>
             <w:r>
-              <w:t>DP</w:t>
+              <w:rPr>
+                <w:rFonts w:ascii="Times New Roman" w:hAnsi="Times New Roman"/>
+                <w:b w:val="0"/>
+                <w:color w:val="000000"/>
+                <w:sz w:val="20"/>
+              </w:rPr>
+              <w:t>Dynamic Programming</w:t>
             </w:r>
           </w:p>
         </w:tc>
         <w:tc>
           <w:tcPr>
-            <w:tcW w:type="dxa" w:w="4968"/>
+            <w:tcW w:type="dxa" w:w="2160"/>
           </w:tcPr>
           <w:p>
             <w:r>
-              <w:t>Count solutions OR find OPTIMAL (min/max) value. Overlapping subproblems must exist. O(n^2) or O(n)</w:t>
+              <w:rPr>
+                <w:rFonts w:ascii="Times New Roman" w:hAnsi="Times New Roman"/>
+                <w:b w:val="0"/>
+                <w:color w:val="000000"/>
+                <w:sz w:val="20"/>
+              </w:rPr>
+              <w:t>Count solutions OR find OPTIMAL (min/max). Overlapping sub-problems exist.</w:t>
+            </w:r>
+          </w:p>
+        </w:tc>
+        <w:tc>
+          <w:tcPr>
+            <w:tcW w:type="dxa" w:w="2160"/>
+          </w:tcPr>
+          <w:p>
+            <w:r>
+              <w:rPr>
+                <w:rFonts w:ascii="Times New Roman" w:hAnsi="Times New Roman"/>
+                <w:b w:val="0"/>
+                <w:color w:val="000000"/>
+                <w:sz w:val="20"/>
+              </w:rPr>
+              <w:t>"how many ways", "minimum cost", "maximum value"</w:t>
+            </w:r>
+          </w:p>
+        </w:tc>
+        <w:tc>
+          <w:tcPr>
+            <w:tcW w:type="dxa" w:w="2160"/>
+          </w:tcPr>
+          <w:p>
+            <w:r>
+              <w:rPr>
+                <w:rFonts w:ascii="Times New Roman" w:hAnsi="Times New Roman"/>
+                <w:b w:val="0"/>
+                <w:color w:val="000000"/>
+                <w:sz w:val="20"/>
+              </w:rPr>
+              <w:t>LC 322 Coin Change, LC 300 LIS, LC 1143 LCS</w:t>
             </w:r>
           </w:p>
         </w:tc>
@@ -741,21 +5107,65 @@
       <w:tr>
         <w:tc>
           <w:tcPr>
-            <w:tcW w:type="dxa" w:w="4968"/>
+            <w:tcW w:type="dxa" w:w="2160"/>
           </w:tcPr>
           <w:p>
             <w:r>
+              <w:rPr>
+                <w:rFonts w:ascii="Times New Roman" w:hAnsi="Times New Roman"/>
+                <w:b w:val="0"/>
+                <w:color w:val="000000"/>
+                <w:sz w:val="20"/>
+              </w:rPr>
               <w:t>Greedy</w:t>
             </w:r>
           </w:p>
         </w:tc>
         <w:tc>
           <w:tcPr>
-            <w:tcW w:type="dxa" w:w="4968"/>
+            <w:tcW w:type="dxa" w:w="2160"/>
           </w:tcPr>
           <w:p>
             <w:r>
-              <w:t>Find OPTIMAL value where LOCAL choice is provably GLOBAL optimal. Usually O(n log n) with sorting</w:t>
+              <w:rPr>
+                <w:rFonts w:ascii="Times New Roman" w:hAnsi="Times New Roman"/>
+                <w:b w:val="0"/>
+                <w:color w:val="000000"/>
+                <w:sz w:val="20"/>
+              </w:rPr>
+              <w:t>Find OPTIMAL value where local best = global best (provable).</w:t>
+            </w:r>
+          </w:p>
+        </w:tc>
+        <w:tc>
+          <w:tcPr>
+            <w:tcW w:type="dxa" w:w="2160"/>
+          </w:tcPr>
+          <w:p>
+            <w:r>
+              <w:rPr>
+                <w:rFonts w:ascii="Times New Roman" w:hAnsi="Times New Roman"/>
+                <w:b w:val="0"/>
+                <w:color w:val="000000"/>
+                <w:sz w:val="20"/>
+              </w:rPr>
+              <w:t>"minimum intervals to remove", "farthest you can reach"</w:t>
+            </w:r>
+          </w:p>
+        </w:tc>
+        <w:tc>
+          <w:tcPr>
+            <w:tcW w:type="dxa" w:w="2160"/>
+          </w:tcPr>
+          <w:p>
+            <w:r>
+              <w:rPr>
+                <w:rFonts w:ascii="Times New Roman" w:hAnsi="Times New Roman"/>
+                <w:b w:val="0"/>
+                <w:color w:val="000000"/>
+                <w:sz w:val="20"/>
+              </w:rPr>
+              <w:t>LC 55 Jump Game, LC 435 Non-overlapping, LC 763 Partition Labels</w:t>
             </w:r>
           </w:p>
         </w:tc>
@@ -763,46 +5173,88 @@
     </w:tbl>
     <w:p/>
     <w:p>
-      <w:pPr>
-        <w:spacing w:after="40"/>
-        <w:ind w:left="432"/>
-      </w:pPr>
       <w:r>
         <w:rPr>
-          <w:rFonts w:ascii="Courier New" w:hAnsi="Courier New"/>
-          <w:color w:val="1A1A2E"/>
-          <w:sz w:val="18"/>
+          <w:rFonts w:ascii="Times New Roman" w:hAnsi="Times New Roman"/>
+          <w:b/>
+          <w:color w:val="000000"/>
+          <w:sz w:val="22"/>
         </w:rPr>
-        <w:br/>
-        <w:t>EXAMPLES:</w:t>
-        <w:br/>
-        <w:t xml:space="preserve">  Backtracking → "find all subsets that sum to K"     (enumerate all)</w:t>
-        <w:br/>
-        <w:t xml:space="preserve">  DP           → "find number of subsets that sum to K" (count optimal)</w:t>
-        <w:br/>
-        <w:t xml:space="preserve">  Greedy       → "minimum coins (canonical denominations)"  (local = global)</w:t>
-        <w:br/>
-        <w:br/>
-        <w:t>TRICK: If problem says "count" or "minimum/maximum" → think DP first</w:t>
-        <w:br/>
-        <w:t xml:space="preserve">       If problem says "find all" or "list all"     → think Backtracking</w:t>
-        <w:br/>
-        <w:t xml:space="preserve">       If you can prove local = global              → think Greedy</w:t>
-        <w:br/>
+        <w:t>Quick Decision Rule:</w:t>
       </w:r>
     </w:p>
     <w:p>
       <w:pPr>
-        <w:pStyle w:val="Heading1"/>
-        <w:jc w:val="left"/>
+        <w:pStyle w:val="ListBullet"/>
       </w:pPr>
       <w:r>
         <w:rPr>
-          <w:color w:val="B40000"/>
+          <w:rFonts w:ascii="Times New Roman" w:hAnsi="Times New Roman"/>
+          <w:b w:val="0"/>
+          <w:color w:val="000000"/>
+          <w:sz w:val="22"/>
         </w:rPr>
-        <w:t>Common Mistakes &amp; How to Avoid</w:t>
+        <w:t>"Find all ..."  or  "List all ..."  →  Backtracking</w:t>
       </w:r>
     </w:p>
+    <w:p>
+      <w:pPr>
+        <w:pStyle w:val="ListBullet"/>
+      </w:pPr>
+      <w:r>
+        <w:rPr>
+          <w:rFonts w:ascii="Times New Roman" w:hAnsi="Times New Roman"/>
+          <w:b w:val="0"/>
+          <w:color w:val="000000"/>
+          <w:sz w:val="22"/>
+        </w:rPr>
+        <w:t>"Count ..."  or  "Minimum/Maximum ..."  →  DP first, then check if Greedy works</w:t>
+      </w:r>
+    </w:p>
+    <w:p>
+      <w:pPr>
+        <w:pStyle w:val="ListBullet"/>
+      </w:pPr>
+      <w:r>
+        <w:rPr>
+          <w:rFonts w:ascii="Times New Roman" w:hAnsi="Times New Roman"/>
+          <w:b w:val="0"/>
+          <w:color w:val="000000"/>
+          <w:sz w:val="22"/>
+        </w:rPr>
+        <w:t>"Can you prove local choice never hurts globally?"  →  Greedy</w:t>
+      </w:r>
+    </w:p>
+    <w:p>
+      <w:pPr>
+        <w:pStyle w:val="ListBullet"/>
+      </w:pPr>
+      <w:r>
+        <w:rPr>
+          <w:rFonts w:ascii="Times New Roman" w:hAnsi="Times New Roman"/>
+          <w:b w:val="0"/>
+          <w:color w:val="000000"/>
+          <w:sz w:val="22"/>
+        </w:rPr>
+        <w:t>When Greedy FAILS (0/1 Knapsack, Edit Distance)  →  Use DP</w:t>
+      </w:r>
+    </w:p>
+    <w:p/>
+    <w:p>
+      <w:pPr>
+        <w:pStyle w:val="Heading1"/>
+      </w:pPr>
+      <w:r>
+        <w:rPr>
+          <w:rFonts w:ascii="Times New Roman" w:hAnsi="Times New Roman"/>
+          <w:b/>
+          <w:color w:val="1F497D"/>
+          <w:sz w:val="28"/>
+        </w:rPr>
+        <w:t>8.  Common Mistakes &amp; How to Avoid</w:t>
+      </w:r>
+    </w:p>
+    <w:p/>
     <w:tbl>
       <w:tblPr>
         <w:tblStyle w:val="TableGrid"/>
@@ -810,19 +5262,23 @@
         <w:tblLook w:firstColumn="1" w:firstRow="1" w:lastColumn="0" w:lastRow="0" w:noHBand="0" w:noVBand="1" w:val="04A0"/>
       </w:tblPr>
       <w:tblGrid>
-        <w:gridCol w:w="3168"/>
-        <w:gridCol w:w="5760"/>
+        <w:gridCol w:w="2880"/>
+        <w:gridCol w:w="2880"/>
+        <w:gridCol w:w="2880"/>
       </w:tblGrid>
       <w:tr>
         <w:tc>
           <w:tcPr>
-            <w:tcW w:type="dxa" w:w="4968"/>
-            <w:shd w:val="clear" w:color="auto" w:fill="D0E8FF"/>
+            <w:tcW w:type="dxa" w:w="2880"/>
+            <w:shd w:val="clear" w:color="auto" w:fill="D6E4F0"/>
           </w:tcPr>
           <w:p>
             <w:r>
               <w:rPr>
+                <w:rFonts w:ascii="Times New Roman" w:hAnsi="Times New Roman"/>
                 <w:b/>
+                <w:color w:val="000000"/>
+                <w:sz w:val="22"/>
               </w:rPr>
               <w:t>Mistake</w:t>
             </w:r>
@@ -830,13 +5286,33 @@
         </w:tc>
         <w:tc>
           <w:tcPr>
-            <w:tcW w:type="dxa" w:w="4968"/>
-            <w:shd w:val="clear" w:color="auto" w:fill="D0E8FF"/>
+            <w:tcW w:type="dxa" w:w="2880"/>
+            <w:shd w:val="clear" w:color="auto" w:fill="D6E4F0"/>
           </w:tcPr>
           <w:p>
             <w:r>
               <w:rPr>
+                <w:rFonts w:ascii="Times New Roman" w:hAnsi="Times New Roman"/>
                 <w:b/>
+                <w:color w:val="000000"/>
+                <w:sz w:val="22"/>
+              </w:rPr>
+              <w:t>Why It Happens</w:t>
+            </w:r>
+          </w:p>
+        </w:tc>
+        <w:tc>
+          <w:tcPr>
+            <w:tcW w:type="dxa" w:w="2880"/>
+            <w:shd w:val="clear" w:color="auto" w:fill="D6E4F0"/>
+          </w:tcPr>
+          <w:p>
+            <w:r>
+              <w:rPr>
+                <w:rFonts w:ascii="Times New Roman" w:hAnsi="Times New Roman"/>
+                <w:b/>
+                <w:color w:val="000000"/>
+                <w:sz w:val="22"/>
               </w:rPr>
               <w:t>Fix</w:t>
             </w:r>
@@ -846,21 +5322,49 @@
       <w:tr>
         <w:tc>
           <w:tcPr>
-            <w:tcW w:type="dxa" w:w="4968"/>
+            <w:tcW w:type="dxa" w:w="2880"/>
           </w:tcPr>
           <w:p>
             <w:r>
-              <w:t>result.append(current) in backtracking</w:t>
+              <w:rPr>
+                <w:rFonts w:ascii="Times New Roman" w:hAnsi="Times New Roman"/>
+                <w:b w:val="0"/>
+                <w:color w:val="000000"/>
+                <w:sz w:val="20"/>
+              </w:rPr>
+              <w:t>result.append(current)</w:t>
             </w:r>
           </w:p>
         </w:tc>
         <w:tc>
           <w:tcPr>
-            <w:tcW w:type="dxa" w:w="4968"/>
+            <w:tcW w:type="dxa" w:w="2880"/>
           </w:tcPr>
           <w:p>
             <w:r>
-              <w:t>Appends reference! Use current[:] or list(current)</w:t>
+              <w:rPr>
+                <w:rFonts w:ascii="Times New Roman" w:hAnsi="Times New Roman"/>
+                <w:b w:val="0"/>
+                <w:color w:val="000000"/>
+                <w:sz w:val="20"/>
+              </w:rPr>
+              <w:t>Appends reference, not a copy.  Current keeps changing.</w:t>
+            </w:r>
+          </w:p>
+        </w:tc>
+        <w:tc>
+          <w:tcPr>
+            <w:tcW w:type="dxa" w:w="2880"/>
+          </w:tcPr>
+          <w:p>
+            <w:r>
+              <w:rPr>
+                <w:rFonts w:ascii="Times New Roman" w:hAnsi="Times New Roman"/>
+                <w:b w:val="0"/>
+                <w:color w:val="000000"/>
+                <w:sz w:val="20"/>
+              </w:rPr>
+              <w:t>Use  current[:]  or  list(current)  to append a copy.</w:t>
             </w:r>
           </w:p>
         </w:tc>
@@ -868,21 +5372,49 @@
       <w:tr>
         <w:tc>
           <w:tcPr>
-            <w:tcW w:type="dxa" w:w="4968"/>
+            <w:tcW w:type="dxa" w:w="2880"/>
           </w:tcPr>
           <w:p>
             <w:r>
-              <w:t>Modifying list while iterating</w:t>
+              <w:rPr>
+                <w:rFonts w:ascii="Times New Roman" w:hAnsi="Times New Roman"/>
+                <w:b w:val="0"/>
+                <w:color w:val="000000"/>
+                <w:sz w:val="20"/>
+              </w:rPr>
+              <w:t>3Sum missing inner duplicate skip</w:t>
             </w:r>
           </w:p>
         </w:tc>
         <w:tc>
           <w:tcPr>
-            <w:tcW w:type="dxa" w:w="4968"/>
+            <w:tcW w:type="dxa" w:w="2880"/>
           </w:tcPr>
           <w:p>
             <w:r>
-              <w:t>Iterate over copy: for x in lst[:]: ...</w:t>
+              <w:rPr>
+                <w:rFonts w:ascii="Times New Roman" w:hAnsi="Times New Roman"/>
+                <w:b w:val="0"/>
+                <w:color w:val="000000"/>
+                <w:sz w:val="20"/>
+              </w:rPr>
+              <w:t>After finding a valid triplet, l and r are not advanced past duplicates.</w:t>
+            </w:r>
+          </w:p>
+        </w:tc>
+        <w:tc>
+          <w:tcPr>
+            <w:tcW w:type="dxa" w:w="2880"/>
+          </w:tcPr>
+          <w:p>
+            <w:r>
+              <w:rPr>
+                <w:rFonts w:ascii="Times New Roman" w:hAnsi="Times New Roman"/>
+                <w:b w:val="0"/>
+                <w:color w:val="000000"/>
+                <w:sz w:val="20"/>
+              </w:rPr>
+              <w:t>After appending, add:  while l&lt;r and arr[l]==arr[l+1]: l+=1</w:t>
             </w:r>
           </w:p>
         </w:tc>
@@ -890,21 +5422,49 @@
       <w:tr>
         <w:tc>
           <w:tcPr>
-            <w:tcW w:type="dxa" w:w="4968"/>
+            <w:tcW w:type="dxa" w:w="2880"/>
           </w:tcPr>
           <w:p>
             <w:r>
+              <w:rPr>
+                <w:rFonts w:ascii="Times New Roman" w:hAnsi="Times New Roman"/>
+                <w:b w:val="0"/>
+                <w:color w:val="000000"/>
+                <w:sz w:val="20"/>
+              </w:rPr>
               <w:t>Using list.pop(0) for queue</w:t>
             </w:r>
           </w:p>
         </w:tc>
         <w:tc>
           <w:tcPr>
-            <w:tcW w:type="dxa" w:w="4968"/>
+            <w:tcW w:type="dxa" w:w="2880"/>
           </w:tcPr>
           <w:p>
             <w:r>
-              <w:t>O(n)! Use deque.popleft() instead</w:t>
+              <w:rPr>
+                <w:rFonts w:ascii="Times New Roman" w:hAnsi="Times New Roman"/>
+                <w:b w:val="0"/>
+                <w:color w:val="000000"/>
+                <w:sz w:val="20"/>
+              </w:rPr>
+              <w:t>O(n) operation — entire list shifts.</w:t>
+            </w:r>
+          </w:p>
+        </w:tc>
+        <w:tc>
+          <w:tcPr>
+            <w:tcW w:type="dxa" w:w="2880"/>
+          </w:tcPr>
+          <w:p>
+            <w:r>
+              <w:rPr>
+                <w:rFonts w:ascii="Times New Roman" w:hAnsi="Times New Roman"/>
+                <w:b w:val="0"/>
+                <w:color w:val="000000"/>
+                <w:sz w:val="20"/>
+              </w:rPr>
+              <w:t>Use  collections.deque  and  popleft()  instead.</w:t>
             </w:r>
           </w:p>
         </w:tc>
@@ -912,21 +5472,49 @@
       <w:tr>
         <w:tc>
           <w:tcPr>
-            <w:tcW w:type="dxa" w:w="4968"/>
+            <w:tcW w:type="dxa" w:w="2880"/>
           </w:tcPr>
           <w:p>
             <w:r>
+              <w:rPr>
+                <w:rFonts w:ascii="Times New Roman" w:hAnsi="Times New Roman"/>
+                <w:b w:val="0"/>
+                <w:color w:val="000000"/>
+                <w:sz w:val="20"/>
+              </w:rPr>
               <w:t>Forgetting visited set in BFS/DFS</w:t>
             </w:r>
           </w:p>
         </w:tc>
         <w:tc>
           <w:tcPr>
-            <w:tcW w:type="dxa" w:w="4968"/>
+            <w:tcW w:type="dxa" w:w="2880"/>
           </w:tcPr>
           <w:p>
             <w:r>
-              <w:t>Will loop forever on cycles</w:t>
+              <w:rPr>
+                <w:rFonts w:ascii="Times New Roman" w:hAnsi="Times New Roman"/>
+                <w:b w:val="0"/>
+                <w:color w:val="000000"/>
+                <w:sz w:val="20"/>
+              </w:rPr>
+              <w:t>Will loop forever on graphs with cycles.</w:t>
+            </w:r>
+          </w:p>
+        </w:tc>
+        <w:tc>
+          <w:tcPr>
+            <w:tcW w:type="dxa" w:w="2880"/>
+          </w:tcPr>
+          <w:p>
+            <w:r>
+              <w:rPr>
+                <w:rFonts w:ascii="Times New Roman" w:hAnsi="Times New Roman"/>
+                <w:b w:val="0"/>
+                <w:color w:val="000000"/>
+                <w:sz w:val="20"/>
+              </w:rPr>
+              <w:t>Always initialize  visited = {start}  before the loop.</w:t>
             </w:r>
           </w:p>
         </w:tc>
@@ -934,21 +5522,49 @@
       <w:tr>
         <w:tc>
           <w:tcPr>
-            <w:tcW w:type="dxa" w:w="4968"/>
+            <w:tcW w:type="dxa" w:w="2880"/>
           </w:tcPr>
           <w:p>
             <w:r>
-              <w:t>self.next = Node (class ref not None)</w:t>
+              <w:rPr>
+                <w:rFonts w:ascii="Times New Roman" w:hAnsi="Times New Roman"/>
+                <w:b w:val="0"/>
+                <w:color w:val="000000"/>
+                <w:sz w:val="20"/>
+              </w:rPr>
+              <w:t>Off-by-one in binary search</w:t>
             </w:r>
           </w:p>
         </w:tc>
         <w:tc>
           <w:tcPr>
-            <w:tcW w:type="dxa" w:w="4968"/>
+            <w:tcW w:type="dxa" w:w="2880"/>
           </w:tcPr>
           <w:p>
             <w:r>
-              <w:t>Should be self.next = None</w:t>
+              <w:rPr>
+                <w:rFonts w:ascii="Times New Roman" w:hAnsi="Times New Roman"/>
+                <w:b w:val="0"/>
+                <w:color w:val="000000"/>
+                <w:sz w:val="20"/>
+              </w:rPr>
+              <w:t>Mixing  l &lt;= r  and  l &lt; r  incorrectly.</w:t>
+            </w:r>
+          </w:p>
+        </w:tc>
+        <w:tc>
+          <w:tcPr>
+            <w:tcW w:type="dxa" w:w="2880"/>
+          </w:tcPr>
+          <w:p>
+            <w:r>
+              <w:rPr>
+                <w:rFonts w:ascii="Times New Roman" w:hAnsi="Times New Roman"/>
+                <w:b w:val="0"/>
+                <w:color w:val="000000"/>
+                <w:sz w:val="20"/>
+              </w:rPr>
+              <w:t>Use  l &lt;= r  for exact search.  Use  l &lt; r  for boundary/lower-bound.</w:t>
             </w:r>
           </w:p>
         </w:tc>
@@ -956,21 +5572,49 @@
       <w:tr>
         <w:tc>
           <w:tcPr>
-            <w:tcW w:type="dxa" w:w="4968"/>
+            <w:tcW w:type="dxa" w:w="2880"/>
           </w:tcPr>
           <w:p>
             <w:r>
-              <w:t>Integer overflow (other langs)</w:t>
+              <w:rPr>
+                <w:rFonts w:ascii="Times New Roman" w:hAnsi="Times New Roman"/>
+                <w:b w:val="0"/>
+                <w:color w:val="000000"/>
+                <w:sz w:val="20"/>
+              </w:rPr>
+              <w:t>Wrong base case in recursion</w:t>
             </w:r>
           </w:p>
         </w:tc>
         <w:tc>
           <w:tcPr>
-            <w:tcW w:type="dxa" w:w="4968"/>
+            <w:tcW w:type="dxa" w:w="2880"/>
           </w:tcPr>
           <w:p>
             <w:r>
-              <w:t>Python has arbitrary precision — no overflow</w:t>
+              <w:rPr>
+                <w:rFonts w:ascii="Times New Roman" w:hAnsi="Times New Roman"/>
+                <w:b w:val="0"/>
+                <w:color w:val="000000"/>
+                <w:sz w:val="20"/>
+              </w:rPr>
+              <w:t>Missing n=0 or n=1 case causes infinite recursion or wrong answer.</w:t>
+            </w:r>
+          </w:p>
+        </w:tc>
+        <w:tc>
+          <w:tcPr>
+            <w:tcW w:type="dxa" w:w="2880"/>
+          </w:tcPr>
+          <w:p>
+            <w:r>
+              <w:rPr>
+                <w:rFonts w:ascii="Times New Roman" w:hAnsi="Times New Roman"/>
+                <w:b w:val="0"/>
+                <w:color w:val="000000"/>
+                <w:sz w:val="20"/>
+              </w:rPr>
+              <w:t>Always handle empty input, single element, and n=0/1 explicitly.</w:t>
             </w:r>
           </w:p>
         </w:tc>
@@ -978,21 +5622,49 @@
       <w:tr>
         <w:tc>
           <w:tcPr>
-            <w:tcW w:type="dxa" w:w="4968"/>
+            <w:tcW w:type="dxa" w:w="2880"/>
           </w:tcPr>
           <w:p>
             <w:r>
-              <w:t>Off-by-one in binary search</w:t>
+              <w:rPr>
+                <w:rFonts w:ascii="Times New Roman" w:hAnsi="Times New Roman"/>
+                <w:b w:val="0"/>
+                <w:color w:val="000000"/>
+                <w:sz w:val="20"/>
+              </w:rPr>
+              <w:t>Shallow copy in 2D DP</w:t>
             </w:r>
           </w:p>
         </w:tc>
         <w:tc>
           <w:tcPr>
-            <w:tcW w:type="dxa" w:w="4968"/>
+            <w:tcW w:type="dxa" w:w="2880"/>
           </w:tcPr>
           <w:p>
             <w:r>
-              <w:t>l &lt;= r for exact, l &lt; r for boundary</w:t>
+              <w:rPr>
+                <w:rFonts w:ascii="Times New Roman" w:hAnsi="Times New Roman"/>
+                <w:b w:val="0"/>
+                <w:color w:val="000000"/>
+                <w:sz w:val="20"/>
+              </w:rPr>
+              <w:t>[[0]*m]*n  creates rows sharing the same list object.</w:t>
+            </w:r>
+          </w:p>
+        </w:tc>
+        <w:tc>
+          <w:tcPr>
+            <w:tcW w:type="dxa" w:w="2880"/>
+          </w:tcPr>
+          <w:p>
+            <w:r>
+              <w:rPr>
+                <w:rFonts w:ascii="Times New Roman" w:hAnsi="Times New Roman"/>
+                <w:b w:val="0"/>
+                <w:color w:val="000000"/>
+                <w:sz w:val="20"/>
+              </w:rPr>
+              <w:t>Use  [[0]*m for _ in range(n)]  — each row is a new list.</w:t>
             </w:r>
           </w:p>
         </w:tc>
@@ -1000,21 +5672,49 @@
       <w:tr>
         <w:tc>
           <w:tcPr>
-            <w:tcW w:type="dxa" w:w="4968"/>
+            <w:tcW w:type="dxa" w:w="2880"/>
           </w:tcPr>
           <w:p>
             <w:r>
-              <w:t>Wrong copy in DP (shallow vs deep)</w:t>
+              <w:rPr>
+                <w:rFonts w:ascii="Times New Roman" w:hAnsi="Times New Roman"/>
+                <w:b w:val="0"/>
+                <w:color w:val="000000"/>
+                <w:sz w:val="20"/>
+              </w:rPr>
+              <w:t>Greedy when DP is needed</w:t>
             </w:r>
           </w:p>
         </w:tc>
         <w:tc>
           <w:tcPr>
-            <w:tcW w:type="dxa" w:w="4968"/>
+            <w:tcW w:type="dxa" w:w="2880"/>
           </w:tcPr>
           <w:p>
             <w:r>
-              <w:t>Use copy.deepcopy for 2D, [:] for 1D</w:t>
+              <w:rPr>
+                <w:rFonts w:ascii="Times New Roman" w:hAnsi="Times New Roman"/>
+                <w:b w:val="0"/>
+                <w:color w:val="000000"/>
+                <w:sz w:val="20"/>
+              </w:rPr>
+              <w:t>0/1 Knapsack: taking locally best item blocks the global optimum.</w:t>
+            </w:r>
+          </w:p>
+        </w:tc>
+        <w:tc>
+          <w:tcPr>
+            <w:tcW w:type="dxa" w:w="2880"/>
+          </w:tcPr>
+          <w:p>
+            <w:r>
+              <w:rPr>
+                <w:rFonts w:ascii="Times New Roman" w:hAnsi="Times New Roman"/>
+                <w:b w:val="0"/>
+                <w:color w:val="000000"/>
+                <w:sz w:val="20"/>
+              </w:rPr>
+              <w:t>Test: "can skipping a locally good choice lead to a better global result?"</w:t>
             </w:r>
           </w:p>
         </w:tc>
@@ -1022,21 +5722,49 @@
       <w:tr>
         <w:tc>
           <w:tcPr>
-            <w:tcW w:type="dxa" w:w="4968"/>
+            <w:tcW w:type="dxa" w:w="2880"/>
           </w:tcPr>
           <w:p>
             <w:r>
-              <w:t>Greedy when DP needed (0/1 Knapsack)</w:t>
+              <w:rPr>
+                <w:rFonts w:ascii="Times New Roman" w:hAnsi="Times New Roman"/>
+                <w:b w:val="0"/>
+                <w:color w:val="000000"/>
+                <w:sz w:val="20"/>
+              </w:rPr>
+              <w:t>Not skipping duplicates in backtracking</w:t>
             </w:r>
           </w:p>
         </w:tc>
         <w:tc>
           <w:tcPr>
-            <w:tcW w:type="dxa" w:w="4968"/>
+            <w:tcW w:type="dxa" w:w="2880"/>
           </w:tcPr>
           <w:p>
             <w:r>
-              <w:t>Test: can local choice fail globally?</w:t>
+              <w:rPr>
+                <w:rFonts w:ascii="Times New Roman" w:hAnsi="Times New Roman"/>
+                <w:b w:val="0"/>
+                <w:color w:val="000000"/>
+                <w:sz w:val="20"/>
+              </w:rPr>
+              <w:t>Same element used twice leads to duplicate subsets/combos.</w:t>
+            </w:r>
+          </w:p>
+        </w:tc>
+        <w:tc>
+          <w:tcPr>
+            <w:tcW w:type="dxa" w:w="2880"/>
+          </w:tcPr>
+          <w:p>
+            <w:r>
+              <w:rPr>
+                <w:rFonts w:ascii="Times New Roman" w:hAnsi="Times New Roman"/>
+                <w:b w:val="0"/>
+                <w:color w:val="000000"/>
+                <w:sz w:val="20"/>
+              </w:rPr>
+              <w:t>Sort input first.  Add:  if i &gt; start and nums[i]==nums[i-1]: continue</w:t>
             </w:r>
           </w:p>
         </w:tc>
@@ -1044,21 +5772,1050 @@
       <w:tr>
         <w:tc>
           <w:tcPr>
-            <w:tcW w:type="dxa" w:w="4968"/>
+            <w:tcW w:type="dxa" w:w="2880"/>
           </w:tcPr>
           <w:p>
             <w:r>
-              <w:t>Not handling empty input / n=0 / n=1</w:t>
+              <w:rPr>
+                <w:rFonts w:ascii="Times New Roman" w:hAnsi="Times New Roman"/>
+                <w:b w:val="0"/>
+                <w:color w:val="000000"/>
+                <w:sz w:val="20"/>
+              </w:rPr>
+              <w:t>BFS visited check after pop, not before push</w:t>
             </w:r>
           </w:p>
         </w:tc>
         <w:tc>
           <w:tcPr>
-            <w:tcW w:type="dxa" w:w="4968"/>
+            <w:tcW w:type="dxa" w:w="2880"/>
           </w:tcPr>
           <w:p>
             <w:r>
-              <w:t>Always check edge cases first</w:t>
+              <w:rPr>
+                <w:rFonts w:ascii="Times New Roman" w:hAnsi="Times New Roman"/>
+                <w:b w:val="0"/>
+                <w:color w:val="000000"/>
+                <w:sz w:val="20"/>
+              </w:rPr>
+              <w:t>Same node pushed multiple times → TLE on dense graphs.</w:t>
+            </w:r>
+          </w:p>
+        </w:tc>
+        <w:tc>
+          <w:tcPr>
+            <w:tcW w:type="dxa" w:w="2880"/>
+          </w:tcPr>
+          <w:p>
+            <w:r>
+              <w:rPr>
+                <w:rFonts w:ascii="Times New Roman" w:hAnsi="Times New Roman"/>
+                <w:b w:val="0"/>
+                <w:color w:val="000000"/>
+                <w:sz w:val="20"/>
+              </w:rPr>
+              <w:t>Mark visited BEFORE pushing: visited.add(nb); q.append(nb)</w:t>
+            </w:r>
+          </w:p>
+        </w:tc>
+      </w:tr>
+    </w:tbl>
+    <w:p/>
+    <w:p>
+      <w:pPr>
+        <w:pStyle w:val="Heading1"/>
+      </w:pPr>
+      <w:r>
+        <w:rPr>
+          <w:rFonts w:ascii="Times New Roman" w:hAnsi="Times New Roman"/>
+          <w:b/>
+          <w:color w:val="1F497D"/>
+          <w:sz w:val="28"/>
+        </w:rPr>
+        <w:t>9.  Must-Solve LeetCode Problems by Pattern  (FAANG Level)</w:t>
+      </w:r>
+    </w:p>
+    <w:p/>
+    <w:tbl>
+      <w:tblPr>
+        <w:tblStyle w:val="TableGrid"/>
+        <w:tblW w:type="auto" w:w="0"/>
+        <w:tblLook w:firstColumn="1" w:firstRow="1" w:lastColumn="0" w:lastRow="0" w:noHBand="0" w:noVBand="1" w:val="04A0"/>
+      </w:tblPr>
+      <w:tblGrid>
+        <w:gridCol w:w="2160"/>
+        <w:gridCol w:w="2160"/>
+        <w:gridCol w:w="2160"/>
+        <w:gridCol w:w="2160"/>
+      </w:tblGrid>
+      <w:tr>
+        <w:tc>
+          <w:tcPr>
+            <w:tcW w:type="dxa" w:w="2160"/>
+            <w:shd w:val="clear" w:color="auto" w:fill="D6E4F0"/>
+          </w:tcPr>
+          <w:p>
+            <w:r>
+              <w:rPr>
+                <w:rFonts w:ascii="Times New Roman" w:hAnsi="Times New Roman"/>
+                <w:b/>
+                <w:color w:val="000000"/>
+                <w:sz w:val="22"/>
+              </w:rPr>
+              <w:t>Pattern</w:t>
+            </w:r>
+          </w:p>
+        </w:tc>
+        <w:tc>
+          <w:tcPr>
+            <w:tcW w:type="dxa" w:w="2160"/>
+            <w:shd w:val="clear" w:color="auto" w:fill="D6E4F0"/>
+          </w:tcPr>
+          <w:p>
+            <w:r>
+              <w:rPr>
+                <w:rFonts w:ascii="Times New Roman" w:hAnsi="Times New Roman"/>
+                <w:b/>
+                <w:color w:val="000000"/>
+                <w:sz w:val="22"/>
+              </w:rPr>
+              <w:t>Easy</w:t>
+            </w:r>
+          </w:p>
+        </w:tc>
+        <w:tc>
+          <w:tcPr>
+            <w:tcW w:type="dxa" w:w="2160"/>
+            <w:shd w:val="clear" w:color="auto" w:fill="D6E4F0"/>
+          </w:tcPr>
+          <w:p>
+            <w:r>
+              <w:rPr>
+                <w:rFonts w:ascii="Times New Roman" w:hAnsi="Times New Roman"/>
+                <w:b/>
+                <w:color w:val="000000"/>
+                <w:sz w:val="22"/>
+              </w:rPr>
+              <w:t>Medium</w:t>
+            </w:r>
+          </w:p>
+        </w:tc>
+        <w:tc>
+          <w:tcPr>
+            <w:tcW w:type="dxa" w:w="2160"/>
+            <w:shd w:val="clear" w:color="auto" w:fill="D6E4F0"/>
+          </w:tcPr>
+          <w:p>
+            <w:r>
+              <w:rPr>
+                <w:rFonts w:ascii="Times New Roman" w:hAnsi="Times New Roman"/>
+                <w:b/>
+                <w:color w:val="000000"/>
+                <w:sz w:val="22"/>
+              </w:rPr>
+              <w:t>Hard</w:t>
+            </w:r>
+          </w:p>
+        </w:tc>
+      </w:tr>
+      <w:tr>
+        <w:tc>
+          <w:tcPr>
+            <w:tcW w:type="dxa" w:w="2160"/>
+          </w:tcPr>
+          <w:p>
+            <w:r>
+              <w:rPr>
+                <w:rFonts w:ascii="Times New Roman" w:hAnsi="Times New Roman"/>
+                <w:b w:val="0"/>
+                <w:color w:val="000000"/>
+                <w:sz w:val="20"/>
+              </w:rPr>
+              <w:t>Two Pointers</w:t>
+            </w:r>
+          </w:p>
+        </w:tc>
+        <w:tc>
+          <w:tcPr>
+            <w:tcW w:type="dxa" w:w="2160"/>
+          </w:tcPr>
+          <w:p>
+            <w:r>
+              <w:rPr>
+                <w:rFonts w:ascii="Times New Roman" w:hAnsi="Times New Roman"/>
+                <w:b w:val="0"/>
+                <w:color w:val="000000"/>
+                <w:sz w:val="20"/>
+              </w:rPr>
+              <w:t>LC 26 Remove Dups,</w:t>
+              <w:br/>
+              <w:t>LC 167 Two Sum II</w:t>
+            </w:r>
+          </w:p>
+        </w:tc>
+        <w:tc>
+          <w:tcPr>
+            <w:tcW w:type="dxa" w:w="2160"/>
+          </w:tcPr>
+          <w:p>
+            <w:r>
+              <w:rPr>
+                <w:rFonts w:ascii="Times New Roman" w:hAnsi="Times New Roman"/>
+                <w:b w:val="0"/>
+                <w:color w:val="000000"/>
+                <w:sz w:val="20"/>
+              </w:rPr>
+              <w:t>LC 15 3Sum,</w:t>
+              <w:br/>
+              <w:t>LC 11 Container Water</w:t>
+            </w:r>
+          </w:p>
+        </w:tc>
+        <w:tc>
+          <w:tcPr>
+            <w:tcW w:type="dxa" w:w="2160"/>
+          </w:tcPr>
+          <w:p>
+            <w:r>
+              <w:rPr>
+                <w:rFonts w:ascii="Times New Roman" w:hAnsi="Times New Roman"/>
+                <w:b w:val="0"/>
+                <w:color w:val="000000"/>
+                <w:sz w:val="20"/>
+              </w:rPr>
+              <w:t>LC 42 Trapping Rain Water</w:t>
+            </w:r>
+          </w:p>
+        </w:tc>
+      </w:tr>
+      <w:tr>
+        <w:tc>
+          <w:tcPr>
+            <w:tcW w:type="dxa" w:w="2160"/>
+          </w:tcPr>
+          <w:p>
+            <w:r>
+              <w:rPr>
+                <w:rFonts w:ascii="Times New Roman" w:hAnsi="Times New Roman"/>
+                <w:b w:val="0"/>
+                <w:color w:val="000000"/>
+                <w:sz w:val="20"/>
+              </w:rPr>
+              <w:t>Sliding Window</w:t>
+            </w:r>
+          </w:p>
+        </w:tc>
+        <w:tc>
+          <w:tcPr>
+            <w:tcW w:type="dxa" w:w="2160"/>
+          </w:tcPr>
+          <w:p>
+            <w:r>
+              <w:rPr>
+                <w:rFonts w:ascii="Times New Roman" w:hAnsi="Times New Roman"/>
+                <w:b w:val="0"/>
+                <w:color w:val="000000"/>
+                <w:sz w:val="20"/>
+              </w:rPr>
+              <w:t>LC 643 Max Avg Subarray</w:t>
+            </w:r>
+          </w:p>
+        </w:tc>
+        <w:tc>
+          <w:tcPr>
+            <w:tcW w:type="dxa" w:w="2160"/>
+          </w:tcPr>
+          <w:p>
+            <w:r>
+              <w:rPr>
+                <w:rFonts w:ascii="Times New Roman" w:hAnsi="Times New Roman"/>
+                <w:b w:val="0"/>
+                <w:color w:val="000000"/>
+                <w:sz w:val="20"/>
+              </w:rPr>
+              <w:t>LC 3 Longest No Repeat,</w:t>
+              <w:br/>
+              <w:t>LC 424 Char Replace</w:t>
+            </w:r>
+          </w:p>
+        </w:tc>
+        <w:tc>
+          <w:tcPr>
+            <w:tcW w:type="dxa" w:w="2160"/>
+          </w:tcPr>
+          <w:p>
+            <w:r>
+              <w:rPr>
+                <w:rFonts w:ascii="Times New Roman" w:hAnsi="Times New Roman"/>
+                <w:b w:val="0"/>
+                <w:color w:val="000000"/>
+                <w:sz w:val="20"/>
+              </w:rPr>
+              <w:t>LC 76 Min Window Substring</w:t>
+            </w:r>
+          </w:p>
+        </w:tc>
+      </w:tr>
+      <w:tr>
+        <w:tc>
+          <w:tcPr>
+            <w:tcW w:type="dxa" w:w="2160"/>
+          </w:tcPr>
+          <w:p>
+            <w:r>
+              <w:rPr>
+                <w:rFonts w:ascii="Times New Roman" w:hAnsi="Times New Roman"/>
+                <w:b w:val="0"/>
+                <w:color w:val="000000"/>
+                <w:sz w:val="20"/>
+              </w:rPr>
+              <w:t>Binary Search</w:t>
+            </w:r>
+          </w:p>
+        </w:tc>
+        <w:tc>
+          <w:tcPr>
+            <w:tcW w:type="dxa" w:w="2160"/>
+          </w:tcPr>
+          <w:p>
+            <w:r>
+              <w:rPr>
+                <w:rFonts w:ascii="Times New Roman" w:hAnsi="Times New Roman"/>
+                <w:b w:val="0"/>
+                <w:color w:val="000000"/>
+                <w:sz w:val="20"/>
+              </w:rPr>
+              <w:t>LC 704 Binary Search</w:t>
+            </w:r>
+          </w:p>
+        </w:tc>
+        <w:tc>
+          <w:tcPr>
+            <w:tcW w:type="dxa" w:w="2160"/>
+          </w:tcPr>
+          <w:p>
+            <w:r>
+              <w:rPr>
+                <w:rFonts w:ascii="Times New Roman" w:hAnsi="Times New Roman"/>
+                <w:b w:val="0"/>
+                <w:color w:val="000000"/>
+                <w:sz w:val="20"/>
+              </w:rPr>
+              <w:t>LC 33 Rotated Array,</w:t>
+              <w:br/>
+              <w:t>LC 875 Koko Bananas</w:t>
+            </w:r>
+          </w:p>
+        </w:tc>
+        <w:tc>
+          <w:tcPr>
+            <w:tcW w:type="dxa" w:w="2160"/>
+          </w:tcPr>
+          <w:p>
+            <w:r>
+              <w:rPr>
+                <w:rFonts w:ascii="Times New Roman" w:hAnsi="Times New Roman"/>
+                <w:b w:val="0"/>
+                <w:color w:val="000000"/>
+                <w:sz w:val="20"/>
+              </w:rPr>
+              <w:t>LC 410 Split Array Largest Sum</w:t>
+            </w:r>
+          </w:p>
+        </w:tc>
+      </w:tr>
+      <w:tr>
+        <w:tc>
+          <w:tcPr>
+            <w:tcW w:type="dxa" w:w="2160"/>
+          </w:tcPr>
+          <w:p>
+            <w:r>
+              <w:rPr>
+                <w:rFonts w:ascii="Times New Roman" w:hAnsi="Times New Roman"/>
+                <w:b w:val="0"/>
+                <w:color w:val="000000"/>
+                <w:sz w:val="20"/>
+              </w:rPr>
+              <w:t>Stack</w:t>
+            </w:r>
+          </w:p>
+        </w:tc>
+        <w:tc>
+          <w:tcPr>
+            <w:tcW w:type="dxa" w:w="2160"/>
+          </w:tcPr>
+          <w:p>
+            <w:r>
+              <w:rPr>
+                <w:rFonts w:ascii="Times New Roman" w:hAnsi="Times New Roman"/>
+                <w:b w:val="0"/>
+                <w:color w:val="000000"/>
+                <w:sz w:val="20"/>
+              </w:rPr>
+              <w:t>LC 20 Valid Parens</w:t>
+            </w:r>
+          </w:p>
+        </w:tc>
+        <w:tc>
+          <w:tcPr>
+            <w:tcW w:type="dxa" w:w="2160"/>
+          </w:tcPr>
+          <w:p>
+            <w:r>
+              <w:rPr>
+                <w:rFonts w:ascii="Times New Roman" w:hAnsi="Times New Roman"/>
+                <w:b w:val="0"/>
+                <w:color w:val="000000"/>
+                <w:sz w:val="20"/>
+              </w:rPr>
+              <w:t>LC 155 Min Stack,</w:t>
+              <w:br/>
+              <w:t>LC 739 Daily Temps</w:t>
+            </w:r>
+          </w:p>
+        </w:tc>
+        <w:tc>
+          <w:tcPr>
+            <w:tcW w:type="dxa" w:w="2160"/>
+          </w:tcPr>
+          <w:p>
+            <w:r>
+              <w:rPr>
+                <w:rFonts w:ascii="Times New Roman" w:hAnsi="Times New Roman"/>
+                <w:b w:val="0"/>
+                <w:color w:val="000000"/>
+                <w:sz w:val="20"/>
+              </w:rPr>
+              <w:t>LC 84 Largest Rectangle</w:t>
+            </w:r>
+          </w:p>
+        </w:tc>
+      </w:tr>
+      <w:tr>
+        <w:tc>
+          <w:tcPr>
+            <w:tcW w:type="dxa" w:w="2160"/>
+          </w:tcPr>
+          <w:p>
+            <w:r>
+              <w:rPr>
+                <w:rFonts w:ascii="Times New Roman" w:hAnsi="Times New Roman"/>
+                <w:b w:val="0"/>
+                <w:color w:val="000000"/>
+                <w:sz w:val="20"/>
+              </w:rPr>
+              <w:t>Heap</w:t>
+            </w:r>
+          </w:p>
+        </w:tc>
+        <w:tc>
+          <w:tcPr>
+            <w:tcW w:type="dxa" w:w="2160"/>
+          </w:tcPr>
+          <w:p>
+            <w:r>
+              <w:rPr>
+                <w:rFonts w:ascii="Times New Roman" w:hAnsi="Times New Roman"/>
+                <w:b w:val="0"/>
+                <w:color w:val="000000"/>
+                <w:sz w:val="20"/>
+              </w:rPr>
+              <w:t>—</w:t>
+            </w:r>
+          </w:p>
+        </w:tc>
+        <w:tc>
+          <w:tcPr>
+            <w:tcW w:type="dxa" w:w="2160"/>
+          </w:tcPr>
+          <w:p>
+            <w:r>
+              <w:rPr>
+                <w:rFonts w:ascii="Times New Roman" w:hAnsi="Times New Roman"/>
+                <w:b w:val="0"/>
+                <w:color w:val="000000"/>
+                <w:sz w:val="20"/>
+              </w:rPr>
+              <w:t>LC 215 Kth Largest,</w:t>
+              <w:br/>
+              <w:t>LC 347 Top K Frequent</w:t>
+            </w:r>
+          </w:p>
+        </w:tc>
+        <w:tc>
+          <w:tcPr>
+            <w:tcW w:type="dxa" w:w="2160"/>
+          </w:tcPr>
+          <w:p>
+            <w:r>
+              <w:rPr>
+                <w:rFonts w:ascii="Times New Roman" w:hAnsi="Times New Roman"/>
+                <w:b w:val="0"/>
+                <w:color w:val="000000"/>
+                <w:sz w:val="20"/>
+              </w:rPr>
+              <w:t>LC 23 Merge K Lists,</w:t>
+              <w:br/>
+              <w:t>LC 295 Find Median</w:t>
+            </w:r>
+          </w:p>
+        </w:tc>
+      </w:tr>
+      <w:tr>
+        <w:tc>
+          <w:tcPr>
+            <w:tcW w:type="dxa" w:w="2160"/>
+          </w:tcPr>
+          <w:p>
+            <w:r>
+              <w:rPr>
+                <w:rFonts w:ascii="Times New Roman" w:hAnsi="Times New Roman"/>
+                <w:b w:val="0"/>
+                <w:color w:val="000000"/>
+                <w:sz w:val="20"/>
+              </w:rPr>
+              <w:t>BFS / DFS</w:t>
+            </w:r>
+          </w:p>
+        </w:tc>
+        <w:tc>
+          <w:tcPr>
+            <w:tcW w:type="dxa" w:w="2160"/>
+          </w:tcPr>
+          <w:p>
+            <w:r>
+              <w:rPr>
+                <w:rFonts w:ascii="Times New Roman" w:hAnsi="Times New Roman"/>
+                <w:b w:val="0"/>
+                <w:color w:val="000000"/>
+                <w:sz w:val="20"/>
+              </w:rPr>
+              <w:t>LC 104 Max Depth</w:t>
+            </w:r>
+          </w:p>
+        </w:tc>
+        <w:tc>
+          <w:tcPr>
+            <w:tcW w:type="dxa" w:w="2160"/>
+          </w:tcPr>
+          <w:p>
+            <w:r>
+              <w:rPr>
+                <w:rFonts w:ascii="Times New Roman" w:hAnsi="Times New Roman"/>
+                <w:b w:val="0"/>
+                <w:color w:val="000000"/>
+                <w:sz w:val="20"/>
+              </w:rPr>
+              <w:t>LC 200 Islands,</w:t>
+              <w:br/>
+              <w:t>LC 207 Course Schedule</w:t>
+            </w:r>
+          </w:p>
+        </w:tc>
+        <w:tc>
+          <w:tcPr>
+            <w:tcW w:type="dxa" w:w="2160"/>
+          </w:tcPr>
+          <w:p>
+            <w:r>
+              <w:rPr>
+                <w:rFonts w:ascii="Times New Roman" w:hAnsi="Times New Roman"/>
+                <w:b w:val="0"/>
+                <w:color w:val="000000"/>
+                <w:sz w:val="20"/>
+              </w:rPr>
+              <w:t>LC 127 Word Ladder</w:t>
+            </w:r>
+          </w:p>
+        </w:tc>
+      </w:tr>
+      <w:tr>
+        <w:tc>
+          <w:tcPr>
+            <w:tcW w:type="dxa" w:w="2160"/>
+          </w:tcPr>
+          <w:p>
+            <w:r>
+              <w:rPr>
+                <w:rFonts w:ascii="Times New Roman" w:hAnsi="Times New Roman"/>
+                <w:b w:val="0"/>
+                <w:color w:val="000000"/>
+                <w:sz w:val="20"/>
+              </w:rPr>
+              <w:t>Tree DFS</w:t>
+            </w:r>
+          </w:p>
+        </w:tc>
+        <w:tc>
+          <w:tcPr>
+            <w:tcW w:type="dxa" w:w="2160"/>
+          </w:tcPr>
+          <w:p>
+            <w:r>
+              <w:rPr>
+                <w:rFonts w:ascii="Times New Roman" w:hAnsi="Times New Roman"/>
+                <w:b w:val="0"/>
+                <w:color w:val="000000"/>
+                <w:sz w:val="20"/>
+              </w:rPr>
+              <w:t>LC 104 Max Depth,</w:t>
+              <w:br/>
+              <w:t>LC 226 Invert Tree</w:t>
+            </w:r>
+          </w:p>
+        </w:tc>
+        <w:tc>
+          <w:tcPr>
+            <w:tcW w:type="dxa" w:w="2160"/>
+          </w:tcPr>
+          <w:p>
+            <w:r>
+              <w:rPr>
+                <w:rFonts w:ascii="Times New Roman" w:hAnsi="Times New Roman"/>
+                <w:b w:val="0"/>
+                <w:color w:val="000000"/>
+                <w:sz w:val="20"/>
+              </w:rPr>
+              <w:t>LC 98 Validate BST,</w:t>
+              <w:br/>
+              <w:t>LC 235 LCA</w:t>
+            </w:r>
+          </w:p>
+        </w:tc>
+        <w:tc>
+          <w:tcPr>
+            <w:tcW w:type="dxa" w:w="2160"/>
+          </w:tcPr>
+          <w:p>
+            <w:r>
+              <w:rPr>
+                <w:rFonts w:ascii="Times New Roman" w:hAnsi="Times New Roman"/>
+                <w:b w:val="0"/>
+                <w:color w:val="000000"/>
+                <w:sz w:val="20"/>
+              </w:rPr>
+              <w:t>LC 124 Max Path Sum</w:t>
+            </w:r>
+          </w:p>
+        </w:tc>
+      </w:tr>
+      <w:tr>
+        <w:tc>
+          <w:tcPr>
+            <w:tcW w:type="dxa" w:w="2160"/>
+          </w:tcPr>
+          <w:p>
+            <w:r>
+              <w:rPr>
+                <w:rFonts w:ascii="Times New Roman" w:hAnsi="Times New Roman"/>
+                <w:b w:val="0"/>
+                <w:color w:val="000000"/>
+                <w:sz w:val="20"/>
+              </w:rPr>
+              <w:t>Backtracking</w:t>
+            </w:r>
+          </w:p>
+        </w:tc>
+        <w:tc>
+          <w:tcPr>
+            <w:tcW w:type="dxa" w:w="2160"/>
+          </w:tcPr>
+          <w:p>
+            <w:r>
+              <w:rPr>
+                <w:rFonts w:ascii="Times New Roman" w:hAnsi="Times New Roman"/>
+                <w:b w:val="0"/>
+                <w:color w:val="000000"/>
+                <w:sz w:val="20"/>
+              </w:rPr>
+              <w:t>—</w:t>
+            </w:r>
+          </w:p>
+        </w:tc>
+        <w:tc>
+          <w:tcPr>
+            <w:tcW w:type="dxa" w:w="2160"/>
+          </w:tcPr>
+          <w:p>
+            <w:r>
+              <w:rPr>
+                <w:rFonts w:ascii="Times New Roman" w:hAnsi="Times New Roman"/>
+                <w:b w:val="0"/>
+                <w:color w:val="000000"/>
+                <w:sz w:val="20"/>
+              </w:rPr>
+              <w:t>LC 78 Subsets,</w:t>
+              <w:br/>
+              <w:t>LC 46 Permutations,</w:t>
+              <w:br/>
+              <w:t>LC 39 Combo Sum</w:t>
+            </w:r>
+          </w:p>
+        </w:tc>
+        <w:tc>
+          <w:tcPr>
+            <w:tcW w:type="dxa" w:w="2160"/>
+          </w:tcPr>
+          <w:p>
+            <w:r>
+              <w:rPr>
+                <w:rFonts w:ascii="Times New Roman" w:hAnsi="Times New Roman"/>
+                <w:b w:val="0"/>
+                <w:color w:val="000000"/>
+                <w:sz w:val="20"/>
+              </w:rPr>
+              <w:t>LC 51 N-Queens,</w:t>
+              <w:br/>
+              <w:t>LC 79 Word Search</w:t>
+            </w:r>
+          </w:p>
+        </w:tc>
+      </w:tr>
+      <w:tr>
+        <w:tc>
+          <w:tcPr>
+            <w:tcW w:type="dxa" w:w="2160"/>
+          </w:tcPr>
+          <w:p>
+            <w:r>
+              <w:rPr>
+                <w:rFonts w:ascii="Times New Roman" w:hAnsi="Times New Roman"/>
+                <w:b w:val="0"/>
+                <w:color w:val="000000"/>
+                <w:sz w:val="20"/>
+              </w:rPr>
+              <w:t>Dynamic Prog.</w:t>
+            </w:r>
+          </w:p>
+        </w:tc>
+        <w:tc>
+          <w:tcPr>
+            <w:tcW w:type="dxa" w:w="2160"/>
+          </w:tcPr>
+          <w:p>
+            <w:r>
+              <w:rPr>
+                <w:rFonts w:ascii="Times New Roman" w:hAnsi="Times New Roman"/>
+                <w:b w:val="0"/>
+                <w:color w:val="000000"/>
+                <w:sz w:val="20"/>
+              </w:rPr>
+              <w:t>LC 70 Climbing Stairs</w:t>
+            </w:r>
+          </w:p>
+        </w:tc>
+        <w:tc>
+          <w:tcPr>
+            <w:tcW w:type="dxa" w:w="2160"/>
+          </w:tcPr>
+          <w:p>
+            <w:r>
+              <w:rPr>
+                <w:rFonts w:ascii="Times New Roman" w:hAnsi="Times New Roman"/>
+                <w:b w:val="0"/>
+                <w:color w:val="000000"/>
+                <w:sz w:val="20"/>
+              </w:rPr>
+              <w:t>LC 198 House Robber,</w:t>
+              <w:br/>
+              <w:t>LC 322 Coin Change,</w:t>
+              <w:br/>
+              <w:t>LC 300 LIS</w:t>
+            </w:r>
+          </w:p>
+        </w:tc>
+        <w:tc>
+          <w:tcPr>
+            <w:tcW w:type="dxa" w:w="2160"/>
+          </w:tcPr>
+          <w:p>
+            <w:r>
+              <w:rPr>
+                <w:rFonts w:ascii="Times New Roman" w:hAnsi="Times New Roman"/>
+                <w:b w:val="0"/>
+                <w:color w:val="000000"/>
+                <w:sz w:val="20"/>
+              </w:rPr>
+              <w:t>LC 72 Edit Distance,</w:t>
+              <w:br/>
+              <w:t>LC 312 Burst Balloons</w:t>
+            </w:r>
+          </w:p>
+        </w:tc>
+      </w:tr>
+      <w:tr>
+        <w:tc>
+          <w:tcPr>
+            <w:tcW w:type="dxa" w:w="2160"/>
+          </w:tcPr>
+          <w:p>
+            <w:r>
+              <w:rPr>
+                <w:rFonts w:ascii="Times New Roman" w:hAnsi="Times New Roman"/>
+                <w:b w:val="0"/>
+                <w:color w:val="000000"/>
+                <w:sz w:val="20"/>
+              </w:rPr>
+              <w:t>Greedy</w:t>
+            </w:r>
+          </w:p>
+        </w:tc>
+        <w:tc>
+          <w:tcPr>
+            <w:tcW w:type="dxa" w:w="2160"/>
+          </w:tcPr>
+          <w:p>
+            <w:r>
+              <w:rPr>
+                <w:rFonts w:ascii="Times New Roman" w:hAnsi="Times New Roman"/>
+                <w:b w:val="0"/>
+                <w:color w:val="000000"/>
+                <w:sz w:val="20"/>
+              </w:rPr>
+              <w:t>—</w:t>
+            </w:r>
+          </w:p>
+        </w:tc>
+        <w:tc>
+          <w:tcPr>
+            <w:tcW w:type="dxa" w:w="2160"/>
+          </w:tcPr>
+          <w:p>
+            <w:r>
+              <w:rPr>
+                <w:rFonts w:ascii="Times New Roman" w:hAnsi="Times New Roman"/>
+                <w:b w:val="0"/>
+                <w:color w:val="000000"/>
+                <w:sz w:val="20"/>
+              </w:rPr>
+              <w:t>LC 55 Jump Game,</w:t>
+              <w:br/>
+              <w:t>LC 56 Merge Intervals</w:t>
+            </w:r>
+          </w:p>
+        </w:tc>
+        <w:tc>
+          <w:tcPr>
+            <w:tcW w:type="dxa" w:w="2160"/>
+          </w:tcPr>
+          <w:p>
+            <w:r>
+              <w:rPr>
+                <w:rFonts w:ascii="Times New Roman" w:hAnsi="Times New Roman"/>
+                <w:b w:val="0"/>
+                <w:color w:val="000000"/>
+                <w:sz w:val="20"/>
+              </w:rPr>
+              <w:t>LC 45 Jump Game II,</w:t>
+              <w:br/>
+              <w:t>LC 135 Candy</w:t>
+            </w:r>
+          </w:p>
+        </w:tc>
+      </w:tr>
+      <w:tr>
+        <w:tc>
+          <w:tcPr>
+            <w:tcW w:type="dxa" w:w="2160"/>
+          </w:tcPr>
+          <w:p>
+            <w:r>
+              <w:rPr>
+                <w:rFonts w:ascii="Times New Roman" w:hAnsi="Times New Roman"/>
+                <w:b w:val="0"/>
+                <w:color w:val="000000"/>
+                <w:sz w:val="20"/>
+              </w:rPr>
+              <w:t>Union-Find</w:t>
+            </w:r>
+          </w:p>
+        </w:tc>
+        <w:tc>
+          <w:tcPr>
+            <w:tcW w:type="dxa" w:w="2160"/>
+          </w:tcPr>
+          <w:p>
+            <w:r>
+              <w:rPr>
+                <w:rFonts w:ascii="Times New Roman" w:hAnsi="Times New Roman"/>
+                <w:b w:val="0"/>
+                <w:color w:val="000000"/>
+                <w:sz w:val="20"/>
+              </w:rPr>
+              <w:t>—</w:t>
+            </w:r>
+          </w:p>
+        </w:tc>
+        <w:tc>
+          <w:tcPr>
+            <w:tcW w:type="dxa" w:w="2160"/>
+          </w:tcPr>
+          <w:p>
+            <w:r>
+              <w:rPr>
+                <w:rFonts w:ascii="Times New Roman" w:hAnsi="Times New Roman"/>
+                <w:b w:val="0"/>
+                <w:color w:val="000000"/>
+                <w:sz w:val="20"/>
+              </w:rPr>
+              <w:t>LC 547 Provinces,</w:t>
+              <w:br/>
+              <w:t>LC 323 Components</w:t>
+            </w:r>
+          </w:p>
+        </w:tc>
+        <w:tc>
+          <w:tcPr>
+            <w:tcW w:type="dxa" w:w="2160"/>
+          </w:tcPr>
+          <w:p>
+            <w:r>
+              <w:rPr>
+                <w:rFonts w:ascii="Times New Roman" w:hAnsi="Times New Roman"/>
+                <w:b w:val="0"/>
+                <w:color w:val="000000"/>
+                <w:sz w:val="20"/>
+              </w:rPr>
+              <w:t>LC 684 Redundant Connection</w:t>
+            </w:r>
+          </w:p>
+        </w:tc>
+      </w:tr>
+      <w:tr>
+        <w:tc>
+          <w:tcPr>
+            <w:tcW w:type="dxa" w:w="2160"/>
+          </w:tcPr>
+          <w:p>
+            <w:r>
+              <w:rPr>
+                <w:rFonts w:ascii="Times New Roman" w:hAnsi="Times New Roman"/>
+                <w:b w:val="0"/>
+                <w:color w:val="000000"/>
+                <w:sz w:val="20"/>
+              </w:rPr>
+              <w:t>Trie</w:t>
+            </w:r>
+          </w:p>
+        </w:tc>
+        <w:tc>
+          <w:tcPr>
+            <w:tcW w:type="dxa" w:w="2160"/>
+          </w:tcPr>
+          <w:p>
+            <w:r>
+              <w:rPr>
+                <w:rFonts w:ascii="Times New Roman" w:hAnsi="Times New Roman"/>
+                <w:b w:val="0"/>
+                <w:color w:val="000000"/>
+                <w:sz w:val="20"/>
+              </w:rPr>
+              <w:t>—</w:t>
+            </w:r>
+          </w:p>
+        </w:tc>
+        <w:tc>
+          <w:tcPr>
+            <w:tcW w:type="dxa" w:w="2160"/>
+          </w:tcPr>
+          <w:p>
+            <w:r>
+              <w:rPr>
+                <w:rFonts w:ascii="Times New Roman" w:hAnsi="Times New Roman"/>
+                <w:b w:val="0"/>
+                <w:color w:val="000000"/>
+                <w:sz w:val="20"/>
+              </w:rPr>
+              <w:t>LC 208 Implement Trie,</w:t>
+              <w:br/>
+              <w:t>LC 648 Replace Words</w:t>
+            </w:r>
+          </w:p>
+        </w:tc>
+        <w:tc>
+          <w:tcPr>
+            <w:tcW w:type="dxa" w:w="2160"/>
+          </w:tcPr>
+          <w:p>
+            <w:r>
+              <w:rPr>
+                <w:rFonts w:ascii="Times New Roman" w:hAnsi="Times New Roman"/>
+                <w:b w:val="0"/>
+                <w:color w:val="000000"/>
+                <w:sz w:val="20"/>
+              </w:rPr>
+              <w:t>LC 212 Word Search II</w:t>
+            </w:r>
+          </w:p>
+        </w:tc>
+      </w:tr>
+      <w:tr>
+        <w:tc>
+          <w:tcPr>
+            <w:tcW w:type="dxa" w:w="2160"/>
+          </w:tcPr>
+          <w:p>
+            <w:r>
+              <w:rPr>
+                <w:rFonts w:ascii="Times New Roman" w:hAnsi="Times New Roman"/>
+                <w:b w:val="0"/>
+                <w:color w:val="000000"/>
+                <w:sz w:val="20"/>
+              </w:rPr>
+              <w:t>Linked List</w:t>
+            </w:r>
+          </w:p>
+        </w:tc>
+        <w:tc>
+          <w:tcPr>
+            <w:tcW w:type="dxa" w:w="2160"/>
+          </w:tcPr>
+          <w:p>
+            <w:r>
+              <w:rPr>
+                <w:rFonts w:ascii="Times New Roman" w:hAnsi="Times New Roman"/>
+                <w:b w:val="0"/>
+                <w:color w:val="000000"/>
+                <w:sz w:val="20"/>
+              </w:rPr>
+              <w:t>LC 206 Reverse,</w:t>
+              <w:br/>
+              <w:t>LC 141 Cycle</w:t>
+            </w:r>
+          </w:p>
+        </w:tc>
+        <w:tc>
+          <w:tcPr>
+            <w:tcW w:type="dxa" w:w="2160"/>
+          </w:tcPr>
+          <w:p>
+            <w:r>
+              <w:rPr>
+                <w:rFonts w:ascii="Times New Roman" w:hAnsi="Times New Roman"/>
+                <w:b w:val="0"/>
+                <w:color w:val="000000"/>
+                <w:sz w:val="20"/>
+              </w:rPr>
+              <w:t>LC 19 Remove Nth,</w:t>
+              <w:br/>
+              <w:t>LC 21 Merge Sorted</w:t>
+            </w:r>
+          </w:p>
+        </w:tc>
+        <w:tc>
+          <w:tcPr>
+            <w:tcW w:type="dxa" w:w="2160"/>
+          </w:tcPr>
+          <w:p>
+            <w:r>
+              <w:rPr>
+                <w:rFonts w:ascii="Times New Roman" w:hAnsi="Times New Roman"/>
+                <w:b w:val="0"/>
+                <w:color w:val="000000"/>
+                <w:sz w:val="20"/>
+              </w:rPr>
+              <w:t>LC 25 Reverse K Group</w:t>
             </w:r>
           </w:p>
         </w:tc>
@@ -1067,7 +6824,7 @@
     <w:p/>
     <w:sectPr>
       <w:pgSz w:w="12240" w:h="15840"/>
-      <w:pgMar w:top="1008" w:right="1152" w:bottom="1008" w:left="1152" w:header="720" w:footer="720" w:gutter="0"/>
+      <w:pgMar w:top="1440" w:right="1800" w:bottom="1440" w:left="1800" w:header="720" w:footer="720" w:gutter="0"/>
       <w:cols w:space="720"/>
       <w:docGrid w:linePitch="360"/>
     </w:sectPr>
@@ -1438,6 +7195,10 @@
     <w:name w:val="Normal"/>
     <w:qFormat/>
     <w:rsid w:val="00FC693F"/>
+    <w:rPr>
+      <w:rFonts w:ascii="Times New Roman" w:hAnsi="Times New Roman"/>
+      <w:sz w:val="22"/>
+    </w:rPr>
   </w:style>
   <w:style w:type="paragraph" w:styleId="Header">
     <w:name w:val="header"/>
@@ -1498,10 +7259,10 @@
       <w:outlineLvl w:val="0"/>
     </w:pPr>
     <w:rPr>
-      <w:rFonts w:asciiTheme="majorHAnsi" w:eastAsiaTheme="majorEastAsia" w:hAnsiTheme="majorHAnsi" w:cstheme="majorBidi"/>
+      <w:rFonts w:asciiTheme="majorHAnsi" w:eastAsiaTheme="majorEastAsia" w:hAnsiTheme="majorHAnsi" w:cstheme="majorBidi" w:ascii="Times New Roman" w:hAnsi="Times New Roman"/>
       <w:b/>
       <w:bCs/>
-      <w:color w:val="365F91" w:themeColor="accent1" w:themeShade="BF"/>
+      <w:color w:val="1F497D"/>
       <w:sz w:val="28"/>
       <w:szCs w:val="28"/>
     </w:rPr>
@@ -1522,10 +7283,10 @@
       <w:outlineLvl w:val="1"/>
     </w:pPr>
     <w:rPr>
-      <w:rFonts w:asciiTheme="majorHAnsi" w:eastAsiaTheme="majorEastAsia" w:hAnsiTheme="majorHAnsi" w:cstheme="majorBidi"/>
+      <w:rFonts w:asciiTheme="majorHAnsi" w:eastAsiaTheme="majorEastAsia" w:hAnsiTheme="majorHAnsi" w:cstheme="majorBidi" w:ascii="Times New Roman" w:hAnsi="Times New Roman"/>
       <w:b/>
       <w:bCs/>
-      <w:color w:val="4F81BD" w:themeColor="accent1"/>
+      <w:color w:val="1F497D"/>
       <w:sz w:val="26"/>
       <w:szCs w:val="26"/>
     </w:rPr>
@@ -1546,10 +7307,10 @@
       <w:outlineLvl w:val="2"/>
     </w:pPr>
     <w:rPr>
-      <w:rFonts w:asciiTheme="majorHAnsi" w:eastAsiaTheme="majorEastAsia" w:hAnsiTheme="majorHAnsi" w:cstheme="majorBidi"/>
+      <w:rFonts w:asciiTheme="majorHAnsi" w:eastAsiaTheme="majorEastAsia" w:hAnsiTheme="majorHAnsi" w:cstheme="majorBidi" w:ascii="Times New Roman" w:hAnsi="Times New Roman"/>
       <w:b/>
       <w:bCs/>
-      <w:color w:val="4F81BD" w:themeColor="accent1"/>
+      <w:color w:val="1F497D"/>
     </w:rPr>
   </w:style>
   <w:style w:type="paragraph" w:styleId="Heading4">
@@ -1967,6 +7728,10 @@
       </w:numPr>
       <w:contextualSpacing/>
     </w:pPr>
+    <w:rPr>
+      <w:rFonts w:ascii="Times New Roman" w:hAnsi="Times New Roman"/>
+      <w:sz w:val="22"/>
+    </w:rPr>
   </w:style>
   <w:style w:type="paragraph" w:styleId="ListBullet2">
     <w:name w:val="List Bullet 2"/>
@@ -1980,6 +7745,10 @@
       </w:numPr>
       <w:contextualSpacing/>
     </w:pPr>
+    <w:rPr>
+      <w:rFonts w:ascii="Times New Roman" w:hAnsi="Times New Roman"/>
+      <w:sz w:val="22"/>
+    </w:rPr>
   </w:style>
   <w:style w:type="paragraph" w:styleId="ListBullet3">
     <w:name w:val="List Bullet 3"/>
@@ -1993,6 +7762,10 @@
       </w:numPr>
       <w:contextualSpacing/>
     </w:pPr>
+    <w:rPr>
+      <w:rFonts w:ascii="Times New Roman" w:hAnsi="Times New Roman"/>
+      <w:sz w:val="22"/>
+    </w:rPr>
   </w:style>
   <w:style w:type="paragraph" w:styleId="ListNumber">
     <w:name w:val="List Number"/>

--- a/DSA MindMap.docx
+++ b/DSA MindMap.docx
@@ -8,12 +8,6 @@
         <w:jc w:val="center"/>
       </w:pPr>
       <w:r>
-        <w:rPr>
-          <w:rFonts w:ascii="Times New Roman" w:hAnsi="Times New Roman"/>
-          <w:b/>
-          <w:color w:val="1F497D"/>
-          <w:sz w:val="40"/>
-        </w:rPr>
         <w:t>DSA Mind Map – Complete Visual Guide</w:t>
       </w:r>
     </w:p>
@@ -23,938 +17,205 @@
       </w:pPr>
       <w:r>
         <w:rPr>
-          <w:rFonts w:ascii="Times New Roman" w:hAnsi="Times New Roman"/>
-          <w:b w:val="0"/>
-          <w:color w:val="000000"/>
-          <w:sz w:val="22"/>
+          <w:i/>
         </w:rPr>
-        <w:t>From Basics to FAANG  |  All Patterns, When to Use, Key LeetCode Problems</w:t>
+        <w:t>From Basics to FAANG  |  What to learn, When to use, How to identify</w:t>
       </w:r>
     </w:p>
     <w:p/>
     <w:p>
       <w:pPr>
         <w:pStyle w:val="Heading1"/>
+        <w:jc w:val="left"/>
       </w:pPr>
       <w:r>
         <w:rPr>
-          <w:rFonts w:ascii="Times New Roman" w:hAnsi="Times New Roman"/>
-          <w:b/>
-          <w:color w:val="1F497D"/>
-          <w:sz w:val="28"/>
+          <w:color w:val="00467F"/>
         </w:rPr>
-        <w:t>1.  DSA Learning Path (Phase-by-Phase)</w:t>
+        <w:t>DSA Learning Path Tree</w:t>
       </w:r>
     </w:p>
     <w:p>
       <w:pPr>
-        <w:pStyle w:val="Heading2"/>
+        <w:spacing w:after="40"/>
+        <w:ind w:left="432"/>
       </w:pPr>
       <w:r>
-        <w:rPr>
-          <w:rFonts w:ascii="Times New Roman" w:hAnsi="Times New Roman"/>
-          <w:b/>
-          <w:color w:val="1F497D"/>
-          <w:sz w:val="24"/>
-        </w:rPr>
-        <w:t>Phase 1 – Python Basics</w:t>
+        <w:t xml:space="preserve">
+DSA (Data Structures &amp; Algorithms)
+│
+├── PHASE 1: Python Basics
+│   ├── Big O Notation       → Analyze before coding  | O(1) O(n) O(n log n) O(2^n)
+│   ├── Array / List         → Index access, prefix sum, Kadane  | LC 53, 238, 75
+│   ├── Dict / HashMap       → O(1) lookup, frequency, Two Sum  | LC 1, 49, 560
+│   ├── Set                  → O(1) membership, dedup, union/intersect
+│   ├── Tuple                → Immutable hashable key (grid coords, heap tuples)
+│   ├── String               → Sliding window, palindrome, anagram  | LC 3, 76, 242
+│   ├── Math                 → GCD, prime sieve, mod arithmetic  | LC 204, 268
+│   └── Recursion            → Base case + recursive case + lru_cache
+│
+├── PHASE 2: Linear Data Structures
+│   ├── Linked List          → Reverse, fast/slow ptr, merge, nth-from-end
+│   │                           | LC 206, 141, 21, 19, 143
+│   ├── Stack (LIFO)         → Matching pairs, next greater, monotonic stack
+│   │                           | LC 20, 155, 739, 84
+│   ├── Queue / Deque (FIFO) → BFS traversal, sliding window max
+│   │                           | LC 102, 239, 994
+│   └── Hashing              → Subarray sum (prefix+map), longest consecutive
+│                               | LC 128, 560, 49
+│
+├── PHASE 3: Searching &amp; Sorting
+│   ├── Binary Search        → Sorted array OR search-on-answer
+│   │    ├── Standard        → l&lt;=r, mid=(l+r)//2  | LC 704, 33, 153
+│   │    ├── Lower Bound     → l&lt;r, arr[mid]&lt;target → l=mid+1  | LC 34
+│   │    └── On Answer       → feasibility func + binary search range  | LC 875, 410
+│   └── Sorting              → Timsort O(n log n) | Merge Sort | Quick Select
+│                               | LC 56, 148, 215, 179
+│
+├── PHASE 4: Window &amp; Pointer
+│   ├── Sliding Window       → Contiguous subarray/substring with constraint
+│   │    ├── Fixed Window    → sum(arr[:k]) + slide  | LC 643
+│   │    └── Variable Window → expand r, shrink l  | LC 3, 76, 424, 567
+│   └── Two Pointers         → Sorted pair/triplet | same/opposite direction
+│                               | LC 167, 15, 11, 42, 26
+│
+├── PHASE 5: Trees
+│   └── Binary Tree / BST    → DFS (path/height/LCA) + BFS (level/right-view)
+│        ├── DFS Preorder    → Copy tree, path from root  | LC 105, 257
+│        ├── DFS Inorder     → BST gives sorted order  | LC 98, 230
+│        ├── DFS Postorder   → Height, diameter, LCA  | LC 104, 543, 235
+│        └── BFS Level       → Level order, right side view  | LC 102, 199
+│
+├── PHASE 6: Heaps
+│   └── Priority Queue       → Top K, streaming min/max, task scheduling
+│        ├── Min-Heap        → heapq (default)  | LC 215, 347, 23
+│        ├── Max-Heap        → push -val  | LC 621
+│        ├── Two Heaps       → Streaming median  | LC 295
+│        └── Heap + Dict     → Meeting rooms, lazy deletion  | LC 253
+│
+├── PHASE 7: Graphs
+│   ├── BFS                  → Shortest path unweighted, level-by-level
+│   │                           | LC 200, 994, 127, 286
+│   ├── DFS                  → Connectivity, flood fill, cycle detection
+│   │                           | LC 200, 130, 417
+│   ├── Topological Sort     → DAG ordering — Kahn's BFS or DFS
+│   │                           | LC 207, 210, 269
+│   ├── Union-Find (DSU)     → Dynamic connectivity, redundant edge
+│   │                           | LC 684, 547, 323
+│   └── Dijkstra             → Weighted shortest path (min-heap)
+│                               | LC 743, 787, 1514
+│
+├── PHASE 7b: Trie (Prefix Tree)
+│   └── Trie                 → Prefix match, autocomplete, word dict
+│        ├── Insert          → O(L) per word
+│        ├── Search          → O(L) exact match
+│        ├── startsWith      → O(L) prefix check
+│        └── Key LeetCode    → LC 208, 211, 212, 648, 1268
+│
+├── PHASE 8: Dynamic Programming
+│   ├── 1D DP                → Fibonacci, Climbing Stairs, House Robber
+│   │    └── Recurrence      → dp[i] = f(dp[i-1], dp[i-2])  | LC 70, 198, 213
+│   ├── Unbounded Knapsack   → Coin Change (forward loop)  | LC 322, 518
+│   ├── 0/1 Knapsack         → 2D → optimize to 1D backward  | LC 416, 494
+│   ├── LIS                  → dp[i]=max(dp[j]+1) | O(n log n) patience sort  | LC 300
+│   ├── LCS / Edit Distance  → 2D string DP  | LC 1143, 72, 583
+│   ├── 2D Grid DP           → dp[r][c] = up + left  | LC 62, 63, 64
+│   └── Interval DP          → dp[l][r] = merge subproblems  | LC 312, 1039
+│
+├── PHASE 9: Backtracking
+│   ├── Subsets              → bt(i+1, path) — pick or skip  | LC 78, 90
+│   ├── Permutations         → used[] set — all orderings  | LC 46, 47
+│   ├── Combination Sum      → bt(i, path) — i not i+1 (reuse)  | LC 39, 40
+│   └── Constraint Puzzles   → Prune early with sets  | LC 51, 79, 131
+│
+└── PHASE 10: Greedy
+    ├── Interval Problems    → Sort by END time → max non-overlap  | LC 435, 452
+    ├── Merge Intervals      → Sort by START time → extend or new  | LC 56
+    ├── Jump Games           → Track farthest reach  | LC 55, 45
+    ├── Meeting Rooms        → Min-heap of end times  | LC 253
+    └── Partition Labels     → Last occurrence map + cut  | LC 763
+</w:t>
+      </w:r>
+    </w:p>
+    <w:p>
+      <w:r>
+        <w:br w:type="page"/>
       </w:r>
     </w:p>
     <w:p>
       <w:pPr>
-        <w:pStyle w:val="ListBullet"/>
+        <w:pStyle w:val="Heading1"/>
+        <w:jc w:val="left"/>
       </w:pPr>
       <w:r>
         <w:rPr>
-          <w:rFonts w:ascii="Times New Roman" w:hAnsi="Times New Roman"/>
-          <w:b w:val="0"/>
-          <w:color w:val="000000"/>
-          <w:sz w:val="22"/>
+          <w:color w:val="00467F"/>
         </w:rPr>
-        <w:t>Big O Notation  —  Analyze complexity BEFORE coding. Ask: what is n? nested loops? recursion branching?</w:t>
+        <w:t>How to Identify the Right Pattern</w:t>
       </w:r>
     </w:p>
     <w:p>
       <w:pPr>
-        <w:pStyle w:val="ListBullet"/>
+        <w:spacing w:after="40"/>
+        <w:ind w:left="432"/>
       </w:pPr>
       <w:r>
-        <w:rPr>
-          <w:rFonts w:ascii="Times New Roman" w:hAnsi="Times New Roman"/>
-          <w:b w:val="0"/>
-          <w:color w:val="000000"/>
-          <w:sz w:val="22"/>
-        </w:rPr>
-        <w:t>Array / List  —  Index access O(1), prefix sum, Kadane (max subarray), Dutch flag.   LC 53, 238, 75</w:t>
+        <w:t xml:space="preserve">
+SIGNAL IN PROBLEM                          →    PATTERN TO USE
+────────────────────────────────────────────────────────────────────────
+"find pair/triplet with sum X"             →    Two Pointers (sort first)
+"max/min subarray of size k"               →    Fixed Sliding Window
+"longest subarray/substr with constraint"  →    Variable Sliding Window
+"K closest / Top K / Kth largest"          →    Heap (min-heap of size K)
+"median of stream"                         →    Two Heaps (max+min)
+"all subsets / all combinations"           →    Backtracking
+"all permutations"                         →    Backtracking + used[]
+"word search on grid"                      →    Backtracking + DFS
+"shortest path" (unweighted)               →    BFS
+"shortest path" (weighted, no neg)         →    Dijkstra (heapq)
+"connected components / islands"           →    DFS / BFS / Union-Find
+"merge sets / detect redundant edge"       →    Union-Find (DSU)
+"course prerequisite / ordering"           →    Topological Sort (Kahn's)
+"maximum profit / minimum cost"            →    DP or Greedy
+"count ways to reach / make change"        →    DP (bottom-up)
+"can we reach end?"                        →    Greedy (Jump Game)
+"non-overlapping intervals"                →    Greedy (sort by end)
+"merge overlapping intervals"              →    Greedy (sort by start)
+"next greater element"                     →    Monotonic Stack
+"balanced parentheses / matching"          →    Stack
+"level order / right-side view"            →    BFS with level tracking
+"path sum / diameter / LCA"               →    DFS recursion on tree
+"validate BST / in-order sorted"           →    DFS with lo/hi bounds
+"sorted + search / minimize max"           →    Binary Search on Answer
+"O(1) lookup + frequency count"            →    HashMap / Counter
+"detect cycle in linked list"              →    Fast &amp; Slow Pointers
+"serialize/deserialize tree"               →    BFS or DFS + encoding
+"prefix matching / autocomplete"           →    Trie
+"word dictionary / starts with prefix"    →    Trie
+"range sum query (static)"                 →    Prefix Sum Array
+"range sum query (dynamic)"                →    Segment Tree / BIT
+"find duplicate / missing number"          →    Math (XOR / sum formula)
+"rotate / reverse array in-place"          →    Two Pointers / reversal trick
+</w:t>
+      </w:r>
+    </w:p>
+    <w:p>
+      <w:r>
+        <w:br w:type="page"/>
       </w:r>
     </w:p>
     <w:p>
       <w:pPr>
-        <w:pStyle w:val="ListBullet"/>
+        <w:pStyle w:val="Heading1"/>
+        <w:jc w:val="left"/>
       </w:pPr>
       <w:r>
         <w:rPr>
-          <w:rFonts w:ascii="Times New Roman" w:hAnsi="Times New Roman"/>
-          <w:b w:val="0"/>
-          <w:color w:val="000000"/>
-          <w:sz w:val="22"/>
+          <w:color w:val="00467F"/>
         </w:rPr>
-        <w:t>Dict / HashMap  —  O(1) lookup, frequency count, Two Sum pattern, group anagrams.      LC 1, 49, 560</w:t>
+        <w:t>Time Complexity Map</w:t>
       </w:r>
     </w:p>
-    <w:p>
-      <w:pPr>
-        <w:pStyle w:val="ListBullet"/>
-      </w:pPr>
-      <w:r>
-        <w:rPr>
-          <w:rFonts w:ascii="Times New Roman" w:hAnsi="Times New Roman"/>
-          <w:b w:val="0"/>
-          <w:color w:val="000000"/>
-          <w:sz w:val="22"/>
-        </w:rPr>
-        <w:t>Set  —  O(1) membership, dedup, union/intersection.                         LC 128, 217</w:t>
-      </w:r>
-    </w:p>
-    <w:p>
-      <w:pPr>
-        <w:pStyle w:val="ListBullet"/>
-      </w:pPr>
-      <w:r>
-        <w:rPr>
-          <w:rFonts w:ascii="Times New Roman" w:hAnsi="Times New Roman"/>
-          <w:b w:val="0"/>
-          <w:color w:val="000000"/>
-          <w:sz w:val="22"/>
-        </w:rPr>
-        <w:t>Tuple  —  Immutable hashable key — use for grid coordinates, heap tuples.</w:t>
-      </w:r>
-    </w:p>
-    <w:p>
-      <w:pPr>
-        <w:pStyle w:val="ListBullet"/>
-      </w:pPr>
-      <w:r>
-        <w:rPr>
-          <w:rFonts w:ascii="Times New Roman" w:hAnsi="Times New Roman"/>
-          <w:b w:val="0"/>
-          <w:color w:val="000000"/>
-          <w:sz w:val="22"/>
-        </w:rPr>
-        <w:t>String  —  Sliding window, palindrome (two ptr), anagram check.                LC 3, 76, 242</w:t>
-      </w:r>
-    </w:p>
-    <w:p>
-      <w:pPr>
-        <w:pStyle w:val="ListBullet"/>
-      </w:pPr>
-      <w:r>
-        <w:rPr>
-          <w:rFonts w:ascii="Times New Roman" w:hAnsi="Times New Roman"/>
-          <w:b w:val="0"/>
-          <w:color w:val="000000"/>
-          <w:sz w:val="22"/>
-        </w:rPr>
-        <w:t>Math  —  GCD, prime sieve, modular arithmetic, digit problems.               LC 204, 268</w:t>
-      </w:r>
-    </w:p>
-    <w:p>
-      <w:pPr>
-        <w:pStyle w:val="ListBullet"/>
-      </w:pPr>
-      <w:r>
-        <w:rPr>
-          <w:rFonts w:ascii="Times New Roman" w:hAnsi="Times New Roman"/>
-          <w:b w:val="0"/>
-          <w:color w:val="000000"/>
-          <w:sz w:val="22"/>
-        </w:rPr>
-        <w:t>Recursion  —  Always define: base case + recursive case. Add lru_cache for memo.</w:t>
-      </w:r>
-    </w:p>
-    <w:p>
-      <w:pPr>
-        <w:pStyle w:val="Heading2"/>
-      </w:pPr>
-      <w:r>
-        <w:rPr>
-          <w:rFonts w:ascii="Times New Roman" w:hAnsi="Times New Roman"/>
-          <w:b/>
-          <w:color w:val="1F497D"/>
-          <w:sz w:val="24"/>
-        </w:rPr>
-        <w:t>Phase 2 – Linear Data Structures</w:t>
-      </w:r>
-    </w:p>
-    <w:p>
-      <w:pPr>
-        <w:pStyle w:val="ListBullet"/>
-      </w:pPr>
-      <w:r>
-        <w:rPr>
-          <w:rFonts w:ascii="Times New Roman" w:hAnsi="Times New Roman"/>
-          <w:b w:val="0"/>
-          <w:color w:val="000000"/>
-          <w:sz w:val="22"/>
-        </w:rPr>
-        <w:t>Linked List  —  Reverse (prev/curr/nxt), fast+slow ptrs (cycle/middle), merge, remove nth.   LC 206, 141, 21, 19</w:t>
-      </w:r>
-    </w:p>
-    <w:p>
-      <w:pPr>
-        <w:pStyle w:val="ListBullet"/>
-      </w:pPr>
-      <w:r>
-        <w:rPr>
-          <w:rFonts w:ascii="Times New Roman" w:hAnsi="Times New Roman"/>
-          <w:b w:val="0"/>
-          <w:color w:val="000000"/>
-          <w:sz w:val="22"/>
-        </w:rPr>
-        <w:t>Stack (LIFO)  —  Matching pairs (parentheses), next greater element (monotonic stack).          LC 20, 739, 84</w:t>
-      </w:r>
-    </w:p>
-    <w:p>
-      <w:pPr>
-        <w:pStyle w:val="ListBullet"/>
-      </w:pPr>
-      <w:r>
-        <w:rPr>
-          <w:rFonts w:ascii="Times New Roman" w:hAnsi="Times New Roman"/>
-          <w:b w:val="0"/>
-          <w:color w:val="000000"/>
-          <w:sz w:val="22"/>
-        </w:rPr>
-        <w:t>Queue / Deque  —  BFS traversal, sliding window max (monotonic deque).                          LC 102, 239, 994</w:t>
-      </w:r>
-    </w:p>
-    <w:p>
-      <w:pPr>
-        <w:pStyle w:val="ListBullet"/>
-      </w:pPr>
-      <w:r>
-        <w:rPr>
-          <w:rFonts w:ascii="Times New Roman" w:hAnsi="Times New Roman"/>
-          <w:b w:val="0"/>
-          <w:color w:val="000000"/>
-          <w:sz w:val="22"/>
-        </w:rPr>
-        <w:t>Hashing  —  Subarray sum = K (prefix + hashmap), longest consecutive sequence.            LC 560, 128</w:t>
-      </w:r>
-    </w:p>
-    <w:p>
-      <w:pPr>
-        <w:pStyle w:val="Heading2"/>
-      </w:pPr>
-      <w:r>
-        <w:rPr>
-          <w:rFonts w:ascii="Times New Roman" w:hAnsi="Times New Roman"/>
-          <w:b/>
-          <w:color w:val="1F497D"/>
-          <w:sz w:val="24"/>
-        </w:rPr>
-        <w:t>Phase 3 – Searching &amp; Sorting</w:t>
-      </w:r>
-    </w:p>
-    <w:p>
-      <w:pPr>
-        <w:pStyle w:val="ListBullet"/>
-      </w:pPr>
-      <w:r>
-        <w:rPr>
-          <w:rFonts w:ascii="Times New Roman" w:hAnsi="Times New Roman"/>
-          <w:b w:val="0"/>
-          <w:color w:val="000000"/>
-          <w:sz w:val="22"/>
-        </w:rPr>
-        <w:t>Binary Search  —  Sorted array: l&lt;=r, mid=(l+r)//2.   Search-on-answer: l&lt;r + feasibility fn.  LC 704, 33, 875, 410</w:t>
-      </w:r>
-    </w:p>
-    <w:p>
-      <w:pPr>
-        <w:pStyle w:val="ListBullet"/>
-      </w:pPr>
-      <w:r>
-        <w:rPr>
-          <w:rFonts w:ascii="Times New Roman" w:hAnsi="Times New Roman"/>
-          <w:b w:val="0"/>
-          <w:color w:val="000000"/>
-          <w:sz w:val="22"/>
-        </w:rPr>
-        <w:t>Sorting  —  Use Python sort() O(n log n). Know Merge Sort (stable) + Quick Select.       LC 56, 148, 215</w:t>
-      </w:r>
-    </w:p>
-    <w:p>
-      <w:pPr>
-        <w:pStyle w:val="Heading2"/>
-      </w:pPr>
-      <w:r>
-        <w:rPr>
-          <w:rFonts w:ascii="Times New Roman" w:hAnsi="Times New Roman"/>
-          <w:b/>
-          <w:color w:val="1F497D"/>
-          <w:sz w:val="24"/>
-        </w:rPr>
-        <w:t>Phase 4 – Window &amp; Pointer Patterns</w:t>
-      </w:r>
-    </w:p>
-    <w:p>
-      <w:pPr>
-        <w:pStyle w:val="ListBullet"/>
-      </w:pPr>
-      <w:r>
-        <w:rPr>
-          <w:rFonts w:ascii="Times New Roman" w:hAnsi="Times New Roman"/>
-          <w:b w:val="0"/>
-          <w:color w:val="000000"/>
-          <w:sz w:val="22"/>
-        </w:rPr>
-        <w:t>Sliding Window  —  Contiguous subarray/substring + constraint.  Fixed: slide sum.  Variable: expand r, shrink l.   LC 3, 76, 424</w:t>
-      </w:r>
-    </w:p>
-    <w:p>
-      <w:pPr>
-        <w:pStyle w:val="ListBullet"/>
-      </w:pPr>
-      <w:r>
-        <w:rPr>
-          <w:rFonts w:ascii="Times New Roman" w:hAnsi="Times New Roman"/>
-          <w:b w:val="0"/>
-          <w:color w:val="000000"/>
-          <w:sz w:val="22"/>
-        </w:rPr>
-        <w:t>Two Pointers  —  Sorted array + pair/triplet.  Opposite ends (2Sum) or same direction (remove dups).              LC 167, 15, 11, 42</w:t>
-      </w:r>
-    </w:p>
-    <w:p>
-      <w:pPr>
-        <w:pStyle w:val="Heading2"/>
-      </w:pPr>
-      <w:r>
-        <w:rPr>
-          <w:rFonts w:ascii="Times New Roman" w:hAnsi="Times New Roman"/>
-          <w:b/>
-          <w:color w:val="1F497D"/>
-          <w:sz w:val="24"/>
-        </w:rPr>
-        <w:t>Phase 5 – Trees</w:t>
-      </w:r>
-    </w:p>
-    <w:p>
-      <w:pPr>
-        <w:pStyle w:val="ListBullet"/>
-      </w:pPr>
-      <w:r>
-        <w:rPr>
-          <w:rFonts w:ascii="Times New Roman" w:hAnsi="Times New Roman"/>
-          <w:b w:val="0"/>
-          <w:color w:val="000000"/>
-          <w:sz w:val="22"/>
-        </w:rPr>
-        <w:t>Binary Tree / BST  —  DFS = path, height, LCA, validate.   BFS = level order, right-side view.</w:t>
-      </w:r>
-    </w:p>
-    <w:p>
-      <w:pPr>
-        <w:pStyle w:val="ListBullet"/>
-      </w:pPr>
-      <w:r>
-        <w:rPr>
-          <w:rFonts w:ascii="Times New Roman" w:hAnsi="Times New Roman"/>
-          <w:b w:val="0"/>
-          <w:color w:val="000000"/>
-          <w:sz w:val="22"/>
-        </w:rPr>
-        <w:t xml:space="preserve">  DFS Preorder  —  Root → Left → Right.  Copy tree, path from root.       LC 105, 257</w:t>
-      </w:r>
-    </w:p>
-    <w:p>
-      <w:pPr>
-        <w:pStyle w:val="ListBullet"/>
-      </w:pPr>
-      <w:r>
-        <w:rPr>
-          <w:rFonts w:ascii="Times New Roman" w:hAnsi="Times New Roman"/>
-          <w:b w:val="0"/>
-          <w:color w:val="000000"/>
-          <w:sz w:val="22"/>
-        </w:rPr>
-        <w:t xml:space="preserve">  DFS Inorder  —  Left → Root → Right.  BST gives sorted order.          LC 98, 230</w:t>
-      </w:r>
-    </w:p>
-    <w:p>
-      <w:pPr>
-        <w:pStyle w:val="ListBullet"/>
-      </w:pPr>
-      <w:r>
-        <w:rPr>
-          <w:rFonts w:ascii="Times New Roman" w:hAnsi="Times New Roman"/>
-          <w:b w:val="0"/>
-          <w:color w:val="000000"/>
-          <w:sz w:val="22"/>
-        </w:rPr>
-        <w:t xml:space="preserve">  DFS Postorder  —  Left → Right → Root.  Height, diameter, LCA.           LC 104, 543, 235</w:t>
-      </w:r>
-    </w:p>
-    <w:p>
-      <w:pPr>
-        <w:pStyle w:val="ListBullet"/>
-      </w:pPr>
-      <w:r>
-        <w:rPr>
-          <w:rFonts w:ascii="Times New Roman" w:hAnsi="Times New Roman"/>
-          <w:b w:val="0"/>
-          <w:color w:val="000000"/>
-          <w:sz w:val="22"/>
-        </w:rPr>
-        <w:t xml:space="preserve">  BFS Level Order  —  Process level by level using deque.                    LC 102, 199, 116</w:t>
-      </w:r>
-    </w:p>
-    <w:p>
-      <w:pPr>
-        <w:pStyle w:val="Heading2"/>
-      </w:pPr>
-      <w:r>
-        <w:rPr>
-          <w:rFonts w:ascii="Times New Roman" w:hAnsi="Times New Roman"/>
-          <w:b/>
-          <w:color w:val="1F497D"/>
-          <w:sz w:val="24"/>
-        </w:rPr>
-        <w:t>Phase 6 – Heaps</w:t>
-      </w:r>
-    </w:p>
-    <w:p>
-      <w:pPr>
-        <w:pStyle w:val="ListBullet"/>
-      </w:pPr>
-      <w:r>
-        <w:rPr>
-          <w:rFonts w:ascii="Times New Roman" w:hAnsi="Times New Roman"/>
-          <w:b w:val="0"/>
-          <w:color w:val="000000"/>
-          <w:sz w:val="22"/>
-        </w:rPr>
-        <w:t>Min-Heap (default)  —  heapq.  Always gives smallest first.                   LC 215, 347, 23</w:t>
-      </w:r>
-    </w:p>
-    <w:p>
-      <w:pPr>
-        <w:pStyle w:val="ListBullet"/>
-      </w:pPr>
-      <w:r>
-        <w:rPr>
-          <w:rFonts w:ascii="Times New Roman" w:hAnsi="Times New Roman"/>
-          <w:b w:val="0"/>
-          <w:color w:val="000000"/>
-          <w:sz w:val="22"/>
-        </w:rPr>
-        <w:t>Max-Heap trick  —  Push  -val,  pop and negate back.                      LC 621</w:t>
-      </w:r>
-    </w:p>
-    <w:p>
-      <w:pPr>
-        <w:pStyle w:val="ListBullet"/>
-      </w:pPr>
-      <w:r>
-        <w:rPr>
-          <w:rFonts w:ascii="Times New Roman" w:hAnsi="Times New Roman"/>
-          <w:b w:val="0"/>
-          <w:color w:val="000000"/>
-          <w:sz w:val="22"/>
-        </w:rPr>
-        <w:t>Two Heaps  —  Left max-heap + right min-heap → streaming median.     LC 295</w:t>
-      </w:r>
-    </w:p>
-    <w:p>
-      <w:pPr>
-        <w:pStyle w:val="ListBullet"/>
-      </w:pPr>
-      <w:r>
-        <w:rPr>
-          <w:rFonts w:ascii="Times New Roman" w:hAnsi="Times New Roman"/>
-          <w:b w:val="0"/>
-          <w:color w:val="000000"/>
-          <w:sz w:val="22"/>
-        </w:rPr>
-        <w:t>Heap + interval  —  Sort by start, min-heap of end times → meeting rooms.  LC 253</w:t>
-      </w:r>
-    </w:p>
-    <w:p>
-      <w:pPr>
-        <w:pStyle w:val="Heading2"/>
-      </w:pPr>
-      <w:r>
-        <w:rPr>
-          <w:rFonts w:ascii="Times New Roman" w:hAnsi="Times New Roman"/>
-          <w:b/>
-          <w:color w:val="1F497D"/>
-          <w:sz w:val="24"/>
-        </w:rPr>
-        <w:t>Phase 7 – Graphs</w:t>
-      </w:r>
-    </w:p>
-    <w:p>
-      <w:pPr>
-        <w:pStyle w:val="ListBullet"/>
-      </w:pPr>
-      <w:r>
-        <w:rPr>
-          <w:rFonts w:ascii="Times New Roman" w:hAnsi="Times New Roman"/>
-          <w:b w:val="0"/>
-          <w:color w:val="000000"/>
-          <w:sz w:val="22"/>
-        </w:rPr>
-        <w:t>BFS  —  Shortest path (unweighted), level-by-level.            LC 200, 994, 127</w:t>
-      </w:r>
-    </w:p>
-    <w:p>
-      <w:pPr>
-        <w:pStyle w:val="ListBullet"/>
-      </w:pPr>
-      <w:r>
-        <w:rPr>
-          <w:rFonts w:ascii="Times New Roman" w:hAnsi="Times New Roman"/>
-          <w:b w:val="0"/>
-          <w:color w:val="000000"/>
-          <w:sz w:val="22"/>
-        </w:rPr>
-        <w:t>DFS  —  Connectivity, flood fill, cycle (undirected).          LC 200, 130, 417</w:t>
-      </w:r>
-    </w:p>
-    <w:p>
-      <w:pPr>
-        <w:pStyle w:val="ListBullet"/>
-      </w:pPr>
-      <w:r>
-        <w:rPr>
-          <w:rFonts w:ascii="Times New Roman" w:hAnsi="Times New Roman"/>
-          <w:b w:val="0"/>
-          <w:color w:val="000000"/>
-          <w:sz w:val="22"/>
-        </w:rPr>
-        <w:t>Topological Sort  —  DAG ordering — Kahn's BFS (in-degree array).          LC 207, 210</w:t>
-      </w:r>
-    </w:p>
-    <w:p>
-      <w:pPr>
-        <w:pStyle w:val="ListBullet"/>
-      </w:pPr>
-      <w:r>
-        <w:rPr>
-          <w:rFonts w:ascii="Times New Roman" w:hAnsi="Times New Roman"/>
-          <w:b w:val="0"/>
-          <w:color w:val="000000"/>
-          <w:sz w:val="22"/>
-        </w:rPr>
-        <w:t>Union-Find (DSU)  —  Dynamic connectivity, redundant edge detection.        LC 684, 547, 323</w:t>
-      </w:r>
-    </w:p>
-    <w:p>
-      <w:pPr>
-        <w:pStyle w:val="ListBullet"/>
-      </w:pPr>
-      <w:r>
-        <w:rPr>
-          <w:rFonts w:ascii="Times New Roman" w:hAnsi="Times New Roman"/>
-          <w:b w:val="0"/>
-          <w:color w:val="000000"/>
-          <w:sz w:val="22"/>
-        </w:rPr>
-        <w:t>Dijkstra  —  Weighted shortest path — min-heap + dist array.        LC 743, 787, 1514</w:t>
-      </w:r>
-    </w:p>
-    <w:p>
-      <w:pPr>
-        <w:pStyle w:val="ListBullet"/>
-      </w:pPr>
-      <w:r>
-        <w:rPr>
-          <w:rFonts w:ascii="Times New Roman" w:hAnsi="Times New Roman"/>
-          <w:b w:val="0"/>
-          <w:color w:val="000000"/>
-          <w:sz w:val="22"/>
-        </w:rPr>
-        <w:t>Directed Cycle  —  DFS 3-color: 0=unvisited 1=in-progress 2=done.        LC 207</w:t>
-      </w:r>
-    </w:p>
-    <w:p>
-      <w:pPr>
-        <w:pStyle w:val="Heading2"/>
-      </w:pPr>
-      <w:r>
-        <w:rPr>
-          <w:rFonts w:ascii="Times New Roman" w:hAnsi="Times New Roman"/>
-          <w:b/>
-          <w:color w:val="1F497D"/>
-          <w:sz w:val="24"/>
-        </w:rPr>
-        <w:t>Phase 7b – Trie (Prefix Tree)</w:t>
-      </w:r>
-    </w:p>
-    <w:p>
-      <w:pPr>
-        <w:pStyle w:val="ListBullet"/>
-      </w:pPr>
-      <w:r>
-        <w:rPr>
-          <w:rFonts w:ascii="Times New Roman" w:hAnsi="Times New Roman"/>
-          <w:b w:val="0"/>
-          <w:color w:val="000000"/>
-          <w:sz w:val="22"/>
-        </w:rPr>
-        <w:t>Insert  —  Walk children dict, create TrieNode if missing, mark is_end.   O(L)</w:t>
-      </w:r>
-    </w:p>
-    <w:p>
-      <w:pPr>
-        <w:pStyle w:val="ListBullet"/>
-      </w:pPr>
-      <w:r>
-        <w:rPr>
-          <w:rFonts w:ascii="Times New Roman" w:hAnsi="Times New Roman"/>
-          <w:b w:val="0"/>
-          <w:color w:val="000000"/>
-          <w:sz w:val="22"/>
-        </w:rPr>
-        <w:t>Search  —  Walk children dict, return node.is_end at end.                  O(L)</w:t>
-      </w:r>
-    </w:p>
-    <w:p>
-      <w:pPr>
-        <w:pStyle w:val="ListBullet"/>
-      </w:pPr>
-      <w:r>
-        <w:rPr>
-          <w:rFonts w:ascii="Times New Roman" w:hAnsi="Times New Roman"/>
-          <w:b w:val="0"/>
-          <w:color w:val="000000"/>
-          <w:sz w:val="22"/>
-        </w:rPr>
-        <w:t>StartsWith  —  Walk children dict, return True if all chars found.             O(L)</w:t>
-      </w:r>
-    </w:p>
-    <w:p>
-      <w:pPr>
-        <w:pStyle w:val="ListBullet"/>
-      </w:pPr>
-      <w:r>
-        <w:rPr>
-          <w:rFonts w:ascii="Times New Roman" w:hAnsi="Times New Roman"/>
-          <w:b w:val="0"/>
-          <w:color w:val="000000"/>
-          <w:sz w:val="22"/>
-        </w:rPr>
-        <w:t>Key LeetCode  —  LC 208 Implement Trie  |  LC 211 Add &amp; Search  |  LC 212 Word Search II  |  LC 648</w:t>
-      </w:r>
-    </w:p>
-    <w:p>
-      <w:pPr>
-        <w:pStyle w:val="Heading2"/>
-      </w:pPr>
-      <w:r>
-        <w:rPr>
-          <w:rFonts w:ascii="Times New Roman" w:hAnsi="Times New Roman"/>
-          <w:b/>
-          <w:color w:val="1F497D"/>
-          <w:sz w:val="24"/>
-        </w:rPr>
-        <w:t>Phase 8 – Dynamic Programming</w:t>
-      </w:r>
-    </w:p>
-    <w:p>
-      <w:pPr>
-        <w:pStyle w:val="ListBullet"/>
-      </w:pPr>
-      <w:r>
-        <w:rPr>
-          <w:rFonts w:ascii="Times New Roman" w:hAnsi="Times New Roman"/>
-          <w:b w:val="0"/>
-          <w:color w:val="000000"/>
-          <w:sz w:val="22"/>
-        </w:rPr>
-        <w:t>1D DP  —  dp[i] = f(dp[i-1], dp[i-2]).  Climbing Stairs, House Robber.  LC 70, 198, 213</w:t>
-      </w:r>
-    </w:p>
-    <w:p>
-      <w:pPr>
-        <w:pStyle w:val="ListBullet"/>
-      </w:pPr>
-      <w:r>
-        <w:rPr>
-          <w:rFonts w:ascii="Times New Roman" w:hAnsi="Times New Roman"/>
-          <w:b w:val="0"/>
-          <w:color w:val="000000"/>
-          <w:sz w:val="22"/>
-        </w:rPr>
-        <w:t>Unbounded Knapsack  —  Coin Change — forward inner loop.                               LC 322, 518</w:t>
-      </w:r>
-    </w:p>
-    <w:p>
-      <w:pPr>
-        <w:pStyle w:val="ListBullet"/>
-      </w:pPr>
-      <w:r>
-        <w:rPr>
-          <w:rFonts w:ascii="Times New Roman" w:hAnsi="Times New Roman"/>
-          <w:b w:val="0"/>
-          <w:color w:val="000000"/>
-          <w:sz w:val="22"/>
-        </w:rPr>
-        <w:t>0/1 Knapsack  —  2D table → optimize to 1D backward inner loop.                 LC 416, 494</w:t>
-      </w:r>
-    </w:p>
-    <w:p>
-      <w:pPr>
-        <w:pStyle w:val="ListBullet"/>
-      </w:pPr>
-      <w:r>
-        <w:rPr>
-          <w:rFonts w:ascii="Times New Roman" w:hAnsi="Times New Roman"/>
-          <w:b w:val="0"/>
-          <w:color w:val="000000"/>
-          <w:sz w:val="22"/>
-        </w:rPr>
-        <w:t>LIS  —  dp[i] = max(dp[j]+1 for j&lt;i if nums[j]&lt;nums[i]).               LC 300</w:t>
-      </w:r>
-    </w:p>
-    <w:p>
-      <w:pPr>
-        <w:pStyle w:val="ListBullet"/>
-      </w:pPr>
-      <w:r>
-        <w:rPr>
-          <w:rFonts w:ascii="Times New Roman" w:hAnsi="Times New Roman"/>
-          <w:b w:val="0"/>
-          <w:color w:val="000000"/>
-          <w:sz w:val="22"/>
-        </w:rPr>
-        <w:t>LCS / Edit Dist  —  2D string DP — match or skip.                                  LC 1143, 72</w:t>
-      </w:r>
-    </w:p>
-    <w:p>
-      <w:pPr>
-        <w:pStyle w:val="ListBullet"/>
-      </w:pPr>
-      <w:r>
-        <w:rPr>
-          <w:rFonts w:ascii="Times New Roman" w:hAnsi="Times New Roman"/>
-          <w:b w:val="0"/>
-          <w:color w:val="000000"/>
-          <w:sz w:val="22"/>
-        </w:rPr>
-        <w:t>2D Grid DP  —  dp[r][c] = dp[r-1][c] + dp[r][c-1].                            LC 62, 64</w:t>
-      </w:r>
-    </w:p>
-    <w:p>
-      <w:pPr>
-        <w:pStyle w:val="ListBullet"/>
-      </w:pPr>
-      <w:r>
-        <w:rPr>
-          <w:rFonts w:ascii="Times New Roman" w:hAnsi="Times New Roman"/>
-          <w:b w:val="0"/>
-          <w:color w:val="000000"/>
-          <w:sz w:val="22"/>
-        </w:rPr>
-        <w:t>Interval DP  —  dp[l][r] = merge subintervals.                                 LC 312</w:t>
-      </w:r>
-    </w:p>
-    <w:p>
-      <w:pPr>
-        <w:pStyle w:val="Heading2"/>
-      </w:pPr>
-      <w:r>
-        <w:rPr>
-          <w:rFonts w:ascii="Times New Roman" w:hAnsi="Times New Roman"/>
-          <w:b/>
-          <w:color w:val="1F497D"/>
-          <w:sz w:val="24"/>
-        </w:rPr>
-        <w:t>Phase 9 – Backtracking</w:t>
-      </w:r>
-    </w:p>
-    <w:p>
-      <w:pPr>
-        <w:pStyle w:val="ListBullet"/>
-      </w:pPr>
-      <w:r>
-        <w:rPr>
-          <w:rFonts w:ascii="Times New Roman" w:hAnsi="Times New Roman"/>
-          <w:b w:val="0"/>
-          <w:color w:val="000000"/>
-          <w:sz w:val="22"/>
-        </w:rPr>
-        <w:t>Subsets  —  bt(i+1, path) — pick or skip each element.   LC 78, 90</w:t>
-      </w:r>
-    </w:p>
-    <w:p>
-      <w:pPr>
-        <w:pStyle w:val="ListBullet"/>
-      </w:pPr>
-      <w:r>
-        <w:rPr>
-          <w:rFonts w:ascii="Times New Roman" w:hAnsi="Times New Roman"/>
-          <w:b w:val="0"/>
-          <w:color w:val="000000"/>
-          <w:sz w:val="22"/>
-        </w:rPr>
-        <w:t>Permutations  —  used[] boolean set — try all orderings.       LC 46, 47</w:t>
-      </w:r>
-    </w:p>
-    <w:p>
-      <w:pPr>
-        <w:pStyle w:val="ListBullet"/>
-      </w:pPr>
-      <w:r>
-        <w:rPr>
-          <w:rFonts w:ascii="Times New Roman" w:hAnsi="Times New Roman"/>
-          <w:b w:val="0"/>
-          <w:color w:val="000000"/>
-          <w:sz w:val="22"/>
-        </w:rPr>
-        <w:t>Combination Sum  —  bt(i, path) — i not i+1 (reuse allowed).     LC 39, 40</w:t>
-      </w:r>
-    </w:p>
-    <w:p>
-      <w:pPr>
-        <w:pStyle w:val="ListBullet"/>
-      </w:pPr>
-      <w:r>
-        <w:rPr>
-          <w:rFonts w:ascii="Times New Roman" w:hAnsi="Times New Roman"/>
-          <w:b w:val="0"/>
-          <w:color w:val="000000"/>
-          <w:sz w:val="22"/>
-        </w:rPr>
-        <w:t>Grid Search  —  DFS + visited set, un-mark on backtrack.      LC 79</w:t>
-      </w:r>
-    </w:p>
-    <w:p>
-      <w:pPr>
-        <w:pStyle w:val="ListBullet"/>
-      </w:pPr>
-      <w:r>
-        <w:rPr>
-          <w:rFonts w:ascii="Times New Roman" w:hAnsi="Times New Roman"/>
-          <w:b w:val="0"/>
-          <w:color w:val="000000"/>
-          <w:sz w:val="22"/>
-        </w:rPr>
-        <w:t>Constraint Puzzles  —  Prune with cols/diag sets.                    LC 51 N-Queens</w:t>
-      </w:r>
-    </w:p>
-    <w:p>
-      <w:pPr>
-        <w:pStyle w:val="Heading2"/>
-      </w:pPr>
-      <w:r>
-        <w:rPr>
-          <w:rFonts w:ascii="Times New Roman" w:hAnsi="Times New Roman"/>
-          <w:b/>
-          <w:color w:val="1F497D"/>
-          <w:sz w:val="24"/>
-        </w:rPr>
-        <w:t>Phase 10 – Greedy</w:t>
-      </w:r>
-    </w:p>
-    <w:p>
-      <w:pPr>
-        <w:pStyle w:val="ListBullet"/>
-      </w:pPr>
-      <w:r>
-        <w:rPr>
-          <w:rFonts w:ascii="Times New Roman" w:hAnsi="Times New Roman"/>
-          <w:b w:val="0"/>
-          <w:color w:val="000000"/>
-          <w:sz w:val="22"/>
-        </w:rPr>
-        <w:t>Interval Scheduling  —  Sort by END time → max non-overlapping intervals.  LC 435, 452</w:t>
-      </w:r>
-    </w:p>
-    <w:p>
-      <w:pPr>
-        <w:pStyle w:val="ListBullet"/>
-      </w:pPr>
-      <w:r>
-        <w:rPr>
-          <w:rFonts w:ascii="Times New Roman" w:hAnsi="Times New Roman"/>
-          <w:b w:val="0"/>
-          <w:color w:val="000000"/>
-          <w:sz w:val="22"/>
-        </w:rPr>
-        <w:t>Merge Intervals  —  Sort by START time → extend or add new.             LC 56</w:t>
-      </w:r>
-    </w:p>
-    <w:p>
-      <w:pPr>
-        <w:pStyle w:val="ListBullet"/>
-      </w:pPr>
-      <w:r>
-        <w:rPr>
-          <w:rFonts w:ascii="Times New Roman" w:hAnsi="Times New Roman"/>
-          <w:b w:val="0"/>
-          <w:color w:val="000000"/>
-          <w:sz w:val="22"/>
-        </w:rPr>
-        <w:t>Jump Game  —  Track farthest reachable index.                     LC 55, 45</w:t>
-      </w:r>
-    </w:p>
-    <w:p>
-      <w:pPr>
-        <w:pStyle w:val="ListBullet"/>
-      </w:pPr>
-      <w:r>
-        <w:rPr>
-          <w:rFonts w:ascii="Times New Roman" w:hAnsi="Times New Roman"/>
-          <w:b w:val="0"/>
-          <w:color w:val="000000"/>
-          <w:sz w:val="22"/>
-        </w:rPr>
-        <w:t>Meeting Rooms  —  Min-heap of end times → min rooms needed.           LC 253</w:t>
-      </w:r>
-    </w:p>
-    <w:p>
-      <w:pPr>
-        <w:pStyle w:val="ListBullet"/>
-      </w:pPr>
-      <w:r>
-        <w:rPr>
-          <w:rFonts w:ascii="Times New Roman" w:hAnsi="Times New Roman"/>
-          <w:b w:val="0"/>
-          <w:color w:val="000000"/>
-          <w:sz w:val="22"/>
-        </w:rPr>
-        <w:t>Partition Labels  —  Last occurrence map + cut when i == end.            LC 763</w:t>
-      </w:r>
-    </w:p>
-    <w:p/>
-    <w:p>
-      <w:pPr>
-        <w:pStyle w:val="Heading1"/>
-      </w:pPr>
-      <w:r>
-        <w:rPr>
-          <w:rFonts w:ascii="Times New Roman" w:hAnsi="Times New Roman"/>
-          <w:b/>
-          <w:color w:val="1F497D"/>
-          <w:sz w:val="28"/>
-        </w:rPr>
-        <w:t>2.  How to Identify the Right Pattern</w:t>
-      </w:r>
-    </w:p>
-    <w:p>
-      <w:r>
-        <w:rPr>
-          <w:rFonts w:ascii="Times New Roman" w:hAnsi="Times New Roman"/>
-          <w:b w:val="0"/>
-          <w:color w:val="000000"/>
-          <w:sz w:val="22"/>
-        </w:rPr>
-        <w:t>Spot these signals in the problem statement and map directly to a pattern:</w:t>
-      </w:r>
-    </w:p>
-    <w:p/>
     <w:tbl>
       <w:tblPr>
         <w:tblStyle w:val="TableGrid"/>
@@ -962,41 +223,35 @@
         <w:tblLook w:firstColumn="1" w:firstRow="1" w:lastColumn="0" w:lastRow="0" w:noHBand="0" w:noVBand="1" w:val="04A0"/>
       </w:tblPr>
       <w:tblGrid>
-        <w:gridCol w:w="4320"/>
-        <w:gridCol w:w="4320"/>
+        <w:gridCol w:w="3168"/>
+        <w:gridCol w:w="5760"/>
       </w:tblGrid>
       <w:tr>
         <w:tc>
           <w:tcPr>
-            <w:tcW w:type="dxa" w:w="4320"/>
-            <w:shd w:val="clear" w:color="auto" w:fill="D6E4F0"/>
+            <w:tcW w:type="dxa" w:w="4968"/>
+            <w:shd w:val="clear" w:color="auto" w:fill="D0E8FF"/>
           </w:tcPr>
           <w:p>
             <w:r>
               <w:rPr>
-                <w:rFonts w:ascii="Times New Roman" w:hAnsi="Times New Roman"/>
                 <w:b/>
-                <w:color w:val="000000"/>
-                <w:sz w:val="22"/>
               </w:rPr>
-              <w:t>Signal in Problem</w:t>
+              <w:t>Complexity</w:t>
             </w:r>
           </w:p>
         </w:tc>
         <w:tc>
           <w:tcPr>
-            <w:tcW w:type="dxa" w:w="4320"/>
-            <w:shd w:val="clear" w:color="auto" w:fill="D6E4F0"/>
+            <w:tcW w:type="dxa" w:w="4968"/>
+            <w:shd w:val="clear" w:color="auto" w:fill="D0E8FF"/>
           </w:tcPr>
           <w:p>
             <w:r>
               <w:rPr>
-                <w:rFonts w:ascii="Times New Roman" w:hAnsi="Times New Roman"/>
                 <w:b/>
-                <w:color w:val="000000"/>
-                <w:sz w:val="22"/>
               </w:rPr>
-              <w:t>Pattern to Use</w:t>
+              <w:t>When It Appears</w:t>
             </w:r>
           </w:p>
         </w:tc>
@@ -1004,33 +259,21 @@
       <w:tr>
         <w:tc>
           <w:tcPr>
-            <w:tcW w:type="dxa" w:w="4320"/>
+            <w:tcW w:type="dxa" w:w="4968"/>
           </w:tcPr>
           <w:p>
             <w:r>
-              <w:rPr>
-                <w:rFonts w:ascii="Times New Roman" w:hAnsi="Times New Roman"/>
-                <w:b w:val="0"/>
-                <w:color w:val="000000"/>
-                <w:sz w:val="20"/>
-              </w:rPr>
-              <w:t>"find pair/triplet with sum X"</w:t>
+              <w:t>O(1)</w:t>
             </w:r>
           </w:p>
         </w:tc>
         <w:tc>
           <w:tcPr>
-            <w:tcW w:type="dxa" w:w="4320"/>
+            <w:tcW w:type="dxa" w:w="4968"/>
           </w:tcPr>
           <w:p>
             <w:r>
-              <w:rPr>
-                <w:rFonts w:ascii="Times New Roman" w:hAnsi="Times New Roman"/>
-                <w:b w:val="0"/>
-                <w:color w:val="000000"/>
-                <w:sz w:val="20"/>
-              </w:rPr>
-              <w:t>Two Pointers  (sort first)</w:t>
+              <w:t>HashMap/Set get/add, array index, stack push/pop, heap peek</w:t>
             </w:r>
           </w:p>
         </w:tc>
@@ -1038,33 +281,21 @@
       <w:tr>
         <w:tc>
           <w:tcPr>
-            <w:tcW w:type="dxa" w:w="4320"/>
+            <w:tcW w:type="dxa" w:w="4968"/>
           </w:tcPr>
           <w:p>
             <w:r>
-              <w:rPr>
-                <w:rFonts w:ascii="Times New Roman" w:hAnsi="Times New Roman"/>
-                <w:b w:val="0"/>
-                <w:color w:val="000000"/>
-                <w:sz w:val="20"/>
-              </w:rPr>
-              <w:t>"max/min subarray of exactly size k"</w:t>
+              <w:t>O(log n)</w:t>
             </w:r>
           </w:p>
         </w:tc>
         <w:tc>
           <w:tcPr>
-            <w:tcW w:type="dxa" w:w="4320"/>
+            <w:tcW w:type="dxa" w:w="4968"/>
           </w:tcPr>
           <w:p>
             <w:r>
-              <w:rPr>
-                <w:rFonts w:ascii="Times New Roman" w:hAnsi="Times New Roman"/>
-                <w:b w:val="0"/>
-                <w:color w:val="000000"/>
-                <w:sz w:val="20"/>
-              </w:rPr>
-              <w:t>Fixed Sliding Window</w:t>
+              <w:t>Binary search, heap push/pop, balanced BST</w:t>
             </w:r>
           </w:p>
         </w:tc>
@@ -1072,33 +303,21 @@
       <w:tr>
         <w:tc>
           <w:tcPr>
-            <w:tcW w:type="dxa" w:w="4320"/>
+            <w:tcW w:type="dxa" w:w="4968"/>
           </w:tcPr>
           <w:p>
             <w:r>
-              <w:rPr>
-                <w:rFonts w:ascii="Times New Roman" w:hAnsi="Times New Roman"/>
-                <w:b w:val="0"/>
-                <w:color w:val="000000"/>
-                <w:sz w:val="20"/>
-              </w:rPr>
-              <w:t>"longest/shortest subarray with constraint"</w:t>
+              <w:t>O(n)</w:t>
             </w:r>
           </w:p>
         </w:tc>
         <w:tc>
           <w:tcPr>
-            <w:tcW w:type="dxa" w:w="4320"/>
+            <w:tcW w:type="dxa" w:w="4968"/>
           </w:tcPr>
           <w:p>
             <w:r>
-              <w:rPr>
-                <w:rFonts w:ascii="Times New Roman" w:hAnsi="Times New Roman"/>
-                <w:b w:val="0"/>
-                <w:color w:val="000000"/>
-                <w:sz w:val="20"/>
-              </w:rPr>
-              <w:t>Variable Sliding Window</w:t>
+              <w:t>Single loop, BFS/DFS, sliding window, two pointers, Kadane</w:t>
             </w:r>
           </w:p>
         </w:tc>
@@ -1106,33 +325,21 @@
       <w:tr>
         <w:tc>
           <w:tcPr>
-            <w:tcW w:type="dxa" w:w="4320"/>
+            <w:tcW w:type="dxa" w:w="4968"/>
           </w:tcPr>
           <w:p>
             <w:r>
-              <w:rPr>
-                <w:rFonts w:ascii="Times New Roman" w:hAnsi="Times New Roman"/>
-                <w:b w:val="0"/>
-                <w:color w:val="000000"/>
-                <w:sz w:val="20"/>
-              </w:rPr>
-              <w:t>"K closest / Top K / Kth largest"</w:t>
+              <w:t>O(n log n)</w:t>
             </w:r>
           </w:p>
         </w:tc>
         <w:tc>
           <w:tcPr>
-            <w:tcW w:type="dxa" w:w="4320"/>
+            <w:tcW w:type="dxa" w:w="4968"/>
           </w:tcPr>
           <w:p>
             <w:r>
-              <w:rPr>
-                <w:rFonts w:ascii="Times New Roman" w:hAnsi="Times New Roman"/>
-                <w:b w:val="0"/>
-                <w:color w:val="000000"/>
-                <w:sz w:val="20"/>
-              </w:rPr>
-              <w:t>Heap  —  min-heap of size K</w:t>
+              <w:t>Sorting, heap-based top-K, merge sort, Dijkstra with dense graphs</w:t>
             </w:r>
           </w:p>
         </w:tc>
@@ -1140,33 +347,21 @@
       <w:tr>
         <w:tc>
           <w:tcPr>
-            <w:tcW w:type="dxa" w:w="4320"/>
+            <w:tcW w:type="dxa" w:w="4968"/>
           </w:tcPr>
           <w:p>
             <w:r>
-              <w:rPr>
-                <w:rFonts w:ascii="Times New Roman" w:hAnsi="Times New Roman"/>
-                <w:b w:val="0"/>
-                <w:color w:val="000000"/>
-                <w:sz w:val="20"/>
-              </w:rPr>
-              <w:t>"median of stream / running median"</w:t>
+              <w:t>O(n^2)</w:t>
             </w:r>
           </w:p>
         </w:tc>
         <w:tc>
           <w:tcPr>
-            <w:tcW w:type="dxa" w:w="4320"/>
+            <w:tcW w:type="dxa" w:w="4968"/>
           </w:tcPr>
           <w:p>
             <w:r>
-              <w:rPr>
-                <w:rFonts w:ascii="Times New Roman" w:hAnsi="Times New Roman"/>
-                <w:b w:val="0"/>
-                <w:color w:val="000000"/>
-                <w:sz w:val="20"/>
-              </w:rPr>
-              <w:t>Two Heaps  (max-heap left + min-heap right)</w:t>
+              <w:t>Nested loops, naive LCS, naive LIS, bubble sort</w:t>
             </w:r>
           </w:p>
         </w:tc>
@@ -1174,33 +369,21 @@
       <w:tr>
         <w:tc>
           <w:tcPr>
-            <w:tcW w:type="dxa" w:w="4320"/>
+            <w:tcW w:type="dxa" w:w="4968"/>
           </w:tcPr>
           <w:p>
             <w:r>
-              <w:rPr>
-                <w:rFonts w:ascii="Times New Roman" w:hAnsi="Times New Roman"/>
-                <w:b w:val="0"/>
-                <w:color w:val="000000"/>
-                <w:sz w:val="20"/>
-              </w:rPr>
-              <w:t>"all subsets / all combinations"</w:t>
+              <w:t>O(n * m)</w:t>
             </w:r>
           </w:p>
         </w:tc>
         <w:tc>
           <w:tcPr>
-            <w:tcW w:type="dxa" w:w="4320"/>
+            <w:tcW w:type="dxa" w:w="4968"/>
           </w:tcPr>
           <w:p>
             <w:r>
-              <w:rPr>
-                <w:rFonts w:ascii="Times New Roman" w:hAnsi="Times New Roman"/>
-                <w:b w:val="0"/>
-                <w:color w:val="000000"/>
-                <w:sz w:val="20"/>
-              </w:rPr>
-              <w:t>Backtracking  bt(i+1, path)</w:t>
+              <w:t>2D DP (LCS, edit distance, 0/1 knapsack)</w:t>
             </w:r>
           </w:p>
         </w:tc>
@@ -1208,33 +391,21 @@
       <w:tr>
         <w:tc>
           <w:tcPr>
-            <w:tcW w:type="dxa" w:w="4320"/>
+            <w:tcW w:type="dxa" w:w="4968"/>
           </w:tcPr>
           <w:p>
             <w:r>
-              <w:rPr>
-                <w:rFonts w:ascii="Times New Roman" w:hAnsi="Times New Roman"/>
-                <w:b w:val="0"/>
-                <w:color w:val="000000"/>
-                <w:sz w:val="20"/>
-              </w:rPr>
-              <w:t>"all permutations"</w:t>
+              <w:t>O(V + E)</w:t>
             </w:r>
           </w:p>
         </w:tc>
         <w:tc>
           <w:tcPr>
-            <w:tcW w:type="dxa" w:w="4320"/>
+            <w:tcW w:type="dxa" w:w="4968"/>
           </w:tcPr>
           <w:p>
             <w:r>
-              <w:rPr>
-                <w:rFonts w:ascii="Times New Roman" w:hAnsi="Times New Roman"/>
-                <w:b w:val="0"/>
-                <w:color w:val="000000"/>
-                <w:sz w:val="20"/>
-              </w:rPr>
-              <w:t>Backtracking  +  used[] set</w:t>
+              <w:t>BFS/DFS on graph (V=vertices, E=edges)</w:t>
             </w:r>
           </w:p>
         </w:tc>
@@ -1242,33 +413,21 @@
       <w:tr>
         <w:tc>
           <w:tcPr>
-            <w:tcW w:type="dxa" w:w="4320"/>
+            <w:tcW w:type="dxa" w:w="4968"/>
           </w:tcPr>
           <w:p>
             <w:r>
-              <w:rPr>
-                <w:rFonts w:ascii="Times New Roman" w:hAnsi="Times New Roman"/>
-                <w:b w:val="0"/>
-                <w:color w:val="000000"/>
-                <w:sz w:val="20"/>
-              </w:rPr>
-              <w:t>"word search on grid"</w:t>
+              <w:t>O(2^n)</w:t>
             </w:r>
           </w:p>
         </w:tc>
         <w:tc>
           <w:tcPr>
-            <w:tcW w:type="dxa" w:w="4320"/>
+            <w:tcW w:type="dxa" w:w="4968"/>
           </w:tcPr>
           <w:p>
             <w:r>
-              <w:rPr>
-                <w:rFonts w:ascii="Times New Roman" w:hAnsi="Times New Roman"/>
-                <w:b w:val="0"/>
-                <w:color w:val="000000"/>
-                <w:sz w:val="20"/>
-              </w:rPr>
-              <w:t>DFS Backtracking  +  visited set</w:t>
+              <w:t>Backtracking subsets (2 choices per element)</w:t>
             </w:r>
           </w:p>
         </w:tc>
@@ -1276,747 +435,21 @@
       <w:tr>
         <w:tc>
           <w:tcPr>
-            <w:tcW w:type="dxa" w:w="4320"/>
+            <w:tcW w:type="dxa" w:w="4968"/>
           </w:tcPr>
           <w:p>
             <w:r>
-              <w:rPr>
-                <w:rFonts w:ascii="Times New Roman" w:hAnsi="Times New Roman"/>
-                <w:b w:val="0"/>
-                <w:color w:val="000000"/>
-                <w:sz w:val="20"/>
-              </w:rPr>
-              <w:t>"shortest path"  (unweighted graph)</w:t>
+              <w:t>O(n!)</w:t>
             </w:r>
           </w:p>
         </w:tc>
         <w:tc>
           <w:tcPr>
-            <w:tcW w:type="dxa" w:w="4320"/>
+            <w:tcW w:type="dxa" w:w="4968"/>
           </w:tcPr>
           <w:p>
             <w:r>
-              <w:rPr>
-                <w:rFonts w:ascii="Times New Roman" w:hAnsi="Times New Roman"/>
-                <w:b w:val="0"/>
-                <w:color w:val="000000"/>
-                <w:sz w:val="20"/>
-              </w:rPr>
-              <w:t>BFS</w:t>
-            </w:r>
-          </w:p>
-        </w:tc>
-      </w:tr>
-      <w:tr>
-        <w:tc>
-          <w:tcPr>
-            <w:tcW w:type="dxa" w:w="4320"/>
-          </w:tcPr>
-          <w:p>
-            <w:r>
-              <w:rPr>
-                <w:rFonts w:ascii="Times New Roman" w:hAnsi="Times New Roman"/>
-                <w:b w:val="0"/>
-                <w:color w:val="000000"/>
-                <w:sz w:val="20"/>
-              </w:rPr>
-              <w:t>"shortest path"  (weighted, no negatives)</w:t>
-            </w:r>
-          </w:p>
-        </w:tc>
-        <w:tc>
-          <w:tcPr>
-            <w:tcW w:type="dxa" w:w="4320"/>
-          </w:tcPr>
-          <w:p>
-            <w:r>
-              <w:rPr>
-                <w:rFonts w:ascii="Times New Roman" w:hAnsi="Times New Roman"/>
-                <w:b w:val="0"/>
-                <w:color w:val="000000"/>
-                <w:sz w:val="20"/>
-              </w:rPr>
-              <w:t>Dijkstra  (heapq)</w:t>
-            </w:r>
-          </w:p>
-        </w:tc>
-      </w:tr>
-      <w:tr>
-        <w:tc>
-          <w:tcPr>
-            <w:tcW w:type="dxa" w:w="4320"/>
-          </w:tcPr>
-          <w:p>
-            <w:r>
-              <w:rPr>
-                <w:rFonts w:ascii="Times New Roman" w:hAnsi="Times New Roman"/>
-                <w:b w:val="0"/>
-                <w:color w:val="000000"/>
-                <w:sz w:val="20"/>
-              </w:rPr>
-              <w:t>"connected components / count islands"</w:t>
-            </w:r>
-          </w:p>
-        </w:tc>
-        <w:tc>
-          <w:tcPr>
-            <w:tcW w:type="dxa" w:w="4320"/>
-          </w:tcPr>
-          <w:p>
-            <w:r>
-              <w:rPr>
-                <w:rFonts w:ascii="Times New Roman" w:hAnsi="Times New Roman"/>
-                <w:b w:val="0"/>
-                <w:color w:val="000000"/>
-                <w:sz w:val="20"/>
-              </w:rPr>
-              <w:t>DFS / BFS / Union-Find</w:t>
-            </w:r>
-          </w:p>
-        </w:tc>
-      </w:tr>
-      <w:tr>
-        <w:tc>
-          <w:tcPr>
-            <w:tcW w:type="dxa" w:w="4320"/>
-          </w:tcPr>
-          <w:p>
-            <w:r>
-              <w:rPr>
-                <w:rFonts w:ascii="Times New Roman" w:hAnsi="Times New Roman"/>
-                <w:b w:val="0"/>
-                <w:color w:val="000000"/>
-                <w:sz w:val="20"/>
-              </w:rPr>
-              <w:t>"merge sets / detect redundant edge"</w:t>
-            </w:r>
-          </w:p>
-        </w:tc>
-        <w:tc>
-          <w:tcPr>
-            <w:tcW w:type="dxa" w:w="4320"/>
-          </w:tcPr>
-          <w:p>
-            <w:r>
-              <w:rPr>
-                <w:rFonts w:ascii="Times New Roman" w:hAnsi="Times New Roman"/>
-                <w:b w:val="0"/>
-                <w:color w:val="000000"/>
-                <w:sz w:val="20"/>
-              </w:rPr>
-              <w:t>Union-Find  (DSU)</w:t>
-            </w:r>
-          </w:p>
-        </w:tc>
-      </w:tr>
-      <w:tr>
-        <w:tc>
-          <w:tcPr>
-            <w:tcW w:type="dxa" w:w="4320"/>
-          </w:tcPr>
-          <w:p>
-            <w:r>
-              <w:rPr>
-                <w:rFonts w:ascii="Times New Roman" w:hAnsi="Times New Roman"/>
-                <w:b w:val="0"/>
-                <w:color w:val="000000"/>
-                <w:sz w:val="20"/>
-              </w:rPr>
-              <w:t>"course prerequisite / task ordering"</w:t>
-            </w:r>
-          </w:p>
-        </w:tc>
-        <w:tc>
-          <w:tcPr>
-            <w:tcW w:type="dxa" w:w="4320"/>
-          </w:tcPr>
-          <w:p>
-            <w:r>
-              <w:rPr>
-                <w:rFonts w:ascii="Times New Roman" w:hAnsi="Times New Roman"/>
-                <w:b w:val="0"/>
-                <w:color w:val="000000"/>
-                <w:sz w:val="20"/>
-              </w:rPr>
-              <w:t>Topological Sort  (Kahn's BFS)</w:t>
-            </w:r>
-          </w:p>
-        </w:tc>
-      </w:tr>
-      <w:tr>
-        <w:tc>
-          <w:tcPr>
-            <w:tcW w:type="dxa" w:w="4320"/>
-          </w:tcPr>
-          <w:p>
-            <w:r>
-              <w:rPr>
-                <w:rFonts w:ascii="Times New Roman" w:hAnsi="Times New Roman"/>
-                <w:b w:val="0"/>
-                <w:color w:val="000000"/>
-                <w:sz w:val="20"/>
-              </w:rPr>
-              <w:t>"count ways to reach / make change"</w:t>
-            </w:r>
-          </w:p>
-        </w:tc>
-        <w:tc>
-          <w:tcPr>
-            <w:tcW w:type="dxa" w:w="4320"/>
-          </w:tcPr>
-          <w:p>
-            <w:r>
-              <w:rPr>
-                <w:rFonts w:ascii="Times New Roman" w:hAnsi="Times New Roman"/>
-                <w:b w:val="0"/>
-                <w:color w:val="000000"/>
-                <w:sz w:val="20"/>
-              </w:rPr>
-              <w:t>DP  (bottom-up tabulation)</w:t>
-            </w:r>
-          </w:p>
-        </w:tc>
-      </w:tr>
-      <w:tr>
-        <w:tc>
-          <w:tcPr>
-            <w:tcW w:type="dxa" w:w="4320"/>
-          </w:tcPr>
-          <w:p>
-            <w:r>
-              <w:rPr>
-                <w:rFonts w:ascii="Times New Roman" w:hAnsi="Times New Roman"/>
-                <w:b w:val="0"/>
-                <w:color w:val="000000"/>
-                <w:sz w:val="20"/>
-              </w:rPr>
-              <w:t>"minimum / maximum value (optimal)"</w:t>
-            </w:r>
-          </w:p>
-        </w:tc>
-        <w:tc>
-          <w:tcPr>
-            <w:tcW w:type="dxa" w:w="4320"/>
-          </w:tcPr>
-          <w:p>
-            <w:r>
-              <w:rPr>
-                <w:rFonts w:ascii="Times New Roman" w:hAnsi="Times New Roman"/>
-                <w:b w:val="0"/>
-                <w:color w:val="000000"/>
-                <w:sz w:val="20"/>
-              </w:rPr>
-              <w:t>DP  or  Greedy  (check if local = global)</w:t>
-            </w:r>
-          </w:p>
-        </w:tc>
-      </w:tr>
-      <w:tr>
-        <w:tc>
-          <w:tcPr>
-            <w:tcW w:type="dxa" w:w="4320"/>
-          </w:tcPr>
-          <w:p>
-            <w:r>
-              <w:rPr>
-                <w:rFonts w:ascii="Times New Roman" w:hAnsi="Times New Roman"/>
-                <w:b w:val="0"/>
-                <w:color w:val="000000"/>
-                <w:sz w:val="20"/>
-              </w:rPr>
-              <w:t>"can we reach end / jump game"</w:t>
-            </w:r>
-          </w:p>
-        </w:tc>
-        <w:tc>
-          <w:tcPr>
-            <w:tcW w:type="dxa" w:w="4320"/>
-          </w:tcPr>
-          <w:p>
-            <w:r>
-              <w:rPr>
-                <w:rFonts w:ascii="Times New Roman" w:hAnsi="Times New Roman"/>
-                <w:b w:val="0"/>
-                <w:color w:val="000000"/>
-                <w:sz w:val="20"/>
-              </w:rPr>
-              <w:t>Greedy  —  track farthest reach</w:t>
-            </w:r>
-          </w:p>
-        </w:tc>
-      </w:tr>
-      <w:tr>
-        <w:tc>
-          <w:tcPr>
-            <w:tcW w:type="dxa" w:w="4320"/>
-          </w:tcPr>
-          <w:p>
-            <w:r>
-              <w:rPr>
-                <w:rFonts w:ascii="Times New Roman" w:hAnsi="Times New Roman"/>
-                <w:b w:val="0"/>
-                <w:color w:val="000000"/>
-                <w:sz w:val="20"/>
-              </w:rPr>
-              <w:t>"non-overlapping intervals / remove min"</w:t>
-            </w:r>
-          </w:p>
-        </w:tc>
-        <w:tc>
-          <w:tcPr>
-            <w:tcW w:type="dxa" w:w="4320"/>
-          </w:tcPr>
-          <w:p>
-            <w:r>
-              <w:rPr>
-                <w:rFonts w:ascii="Times New Roman" w:hAnsi="Times New Roman"/>
-                <w:b w:val="0"/>
-                <w:color w:val="000000"/>
-                <w:sz w:val="20"/>
-              </w:rPr>
-              <w:t>Greedy  —  sort by end time</w:t>
-            </w:r>
-          </w:p>
-        </w:tc>
-      </w:tr>
-      <w:tr>
-        <w:tc>
-          <w:tcPr>
-            <w:tcW w:type="dxa" w:w="4320"/>
-          </w:tcPr>
-          <w:p>
-            <w:r>
-              <w:rPr>
-                <w:rFonts w:ascii="Times New Roman" w:hAnsi="Times New Roman"/>
-                <w:b w:val="0"/>
-                <w:color w:val="000000"/>
-                <w:sz w:val="20"/>
-              </w:rPr>
-              <w:t>"merge overlapping intervals"</w:t>
-            </w:r>
-          </w:p>
-        </w:tc>
-        <w:tc>
-          <w:tcPr>
-            <w:tcW w:type="dxa" w:w="4320"/>
-          </w:tcPr>
-          <w:p>
-            <w:r>
-              <w:rPr>
-                <w:rFonts w:ascii="Times New Roman" w:hAnsi="Times New Roman"/>
-                <w:b w:val="0"/>
-                <w:color w:val="000000"/>
-                <w:sz w:val="20"/>
-              </w:rPr>
-              <w:t>Greedy  —  sort by start time</w:t>
-            </w:r>
-          </w:p>
-        </w:tc>
-      </w:tr>
-      <w:tr>
-        <w:tc>
-          <w:tcPr>
-            <w:tcW w:type="dxa" w:w="4320"/>
-          </w:tcPr>
-          <w:p>
-            <w:r>
-              <w:rPr>
-                <w:rFonts w:ascii="Times New Roman" w:hAnsi="Times New Roman"/>
-                <w:b w:val="0"/>
-                <w:color w:val="000000"/>
-                <w:sz w:val="20"/>
-              </w:rPr>
-              <w:t>"next greater / previous smaller element"</w:t>
-            </w:r>
-          </w:p>
-        </w:tc>
-        <w:tc>
-          <w:tcPr>
-            <w:tcW w:type="dxa" w:w="4320"/>
-          </w:tcPr>
-          <w:p>
-            <w:r>
-              <w:rPr>
-                <w:rFonts w:ascii="Times New Roman" w:hAnsi="Times New Roman"/>
-                <w:b w:val="0"/>
-                <w:color w:val="000000"/>
-                <w:sz w:val="20"/>
-              </w:rPr>
-              <w:t>Monotonic Stack</w:t>
-            </w:r>
-          </w:p>
-        </w:tc>
-      </w:tr>
-      <w:tr>
-        <w:tc>
-          <w:tcPr>
-            <w:tcW w:type="dxa" w:w="4320"/>
-          </w:tcPr>
-          <w:p>
-            <w:r>
-              <w:rPr>
-                <w:rFonts w:ascii="Times New Roman" w:hAnsi="Times New Roman"/>
-                <w:b w:val="0"/>
-                <w:color w:val="000000"/>
-                <w:sz w:val="20"/>
-              </w:rPr>
-              <w:t>"balanced parentheses / matching brackets"</w:t>
-            </w:r>
-          </w:p>
-        </w:tc>
-        <w:tc>
-          <w:tcPr>
-            <w:tcW w:type="dxa" w:w="4320"/>
-          </w:tcPr>
-          <w:p>
-            <w:r>
-              <w:rPr>
-                <w:rFonts w:ascii="Times New Roman" w:hAnsi="Times New Roman"/>
-                <w:b w:val="0"/>
-                <w:color w:val="000000"/>
-                <w:sz w:val="20"/>
-              </w:rPr>
-              <w:t>Stack</w:t>
-            </w:r>
-          </w:p>
-        </w:tc>
-      </w:tr>
-      <w:tr>
-        <w:tc>
-          <w:tcPr>
-            <w:tcW w:type="dxa" w:w="4320"/>
-          </w:tcPr>
-          <w:p>
-            <w:r>
-              <w:rPr>
-                <w:rFonts w:ascii="Times New Roman" w:hAnsi="Times New Roman"/>
-                <w:b w:val="0"/>
-                <w:color w:val="000000"/>
-                <w:sz w:val="20"/>
-              </w:rPr>
-              <w:t>"level order / right-side view of tree"</w:t>
-            </w:r>
-          </w:p>
-        </w:tc>
-        <w:tc>
-          <w:tcPr>
-            <w:tcW w:type="dxa" w:w="4320"/>
-          </w:tcPr>
-          <w:p>
-            <w:r>
-              <w:rPr>
-                <w:rFonts w:ascii="Times New Roman" w:hAnsi="Times New Roman"/>
-                <w:b w:val="0"/>
-                <w:color w:val="000000"/>
-                <w:sz w:val="20"/>
-              </w:rPr>
-              <w:t>BFS with level tracking</w:t>
-            </w:r>
-          </w:p>
-        </w:tc>
-      </w:tr>
-      <w:tr>
-        <w:tc>
-          <w:tcPr>
-            <w:tcW w:type="dxa" w:w="4320"/>
-          </w:tcPr>
-          <w:p>
-            <w:r>
-              <w:rPr>
-                <w:rFonts w:ascii="Times New Roman" w:hAnsi="Times New Roman"/>
-                <w:b w:val="0"/>
-                <w:color w:val="000000"/>
-                <w:sz w:val="20"/>
-              </w:rPr>
-              <w:t>"path sum / diameter / LCA in tree"</w:t>
-            </w:r>
-          </w:p>
-        </w:tc>
-        <w:tc>
-          <w:tcPr>
-            <w:tcW w:type="dxa" w:w="4320"/>
-          </w:tcPr>
-          <w:p>
-            <w:r>
-              <w:rPr>
-                <w:rFonts w:ascii="Times New Roman" w:hAnsi="Times New Roman"/>
-                <w:b w:val="0"/>
-                <w:color w:val="000000"/>
-                <w:sz w:val="20"/>
-              </w:rPr>
-              <w:t>DFS recursion on tree</w:t>
-            </w:r>
-          </w:p>
-        </w:tc>
-      </w:tr>
-      <w:tr>
-        <w:tc>
-          <w:tcPr>
-            <w:tcW w:type="dxa" w:w="4320"/>
-          </w:tcPr>
-          <w:p>
-            <w:r>
-              <w:rPr>
-                <w:rFonts w:ascii="Times New Roman" w:hAnsi="Times New Roman"/>
-                <w:b w:val="0"/>
-                <w:color w:val="000000"/>
-                <w:sz w:val="20"/>
-              </w:rPr>
-              <w:t>"validate BST / in-order gives sorted"</w:t>
-            </w:r>
-          </w:p>
-        </w:tc>
-        <w:tc>
-          <w:tcPr>
-            <w:tcW w:type="dxa" w:w="4320"/>
-          </w:tcPr>
-          <w:p>
-            <w:r>
-              <w:rPr>
-                <w:rFonts w:ascii="Times New Roman" w:hAnsi="Times New Roman"/>
-                <w:b w:val="0"/>
-                <w:color w:val="000000"/>
-                <w:sz w:val="20"/>
-              </w:rPr>
-              <w:t>DFS with lo/hi bounds</w:t>
-            </w:r>
-          </w:p>
-        </w:tc>
-      </w:tr>
-      <w:tr>
-        <w:tc>
-          <w:tcPr>
-            <w:tcW w:type="dxa" w:w="4320"/>
-          </w:tcPr>
-          <w:p>
-            <w:r>
-              <w:rPr>
-                <w:rFonts w:ascii="Times New Roman" w:hAnsi="Times New Roman"/>
-                <w:b w:val="0"/>
-                <w:color w:val="000000"/>
-                <w:sz w:val="20"/>
-              </w:rPr>
-              <w:t>"sorted array + search / minimize maximum"</w:t>
-            </w:r>
-          </w:p>
-        </w:tc>
-        <w:tc>
-          <w:tcPr>
-            <w:tcW w:type="dxa" w:w="4320"/>
-          </w:tcPr>
-          <w:p>
-            <w:r>
-              <w:rPr>
-                <w:rFonts w:ascii="Times New Roman" w:hAnsi="Times New Roman"/>
-                <w:b w:val="0"/>
-                <w:color w:val="000000"/>
-                <w:sz w:val="20"/>
-              </w:rPr>
-              <w:t>Binary Search on Answer</w:t>
-            </w:r>
-          </w:p>
-        </w:tc>
-      </w:tr>
-      <w:tr>
-        <w:tc>
-          <w:tcPr>
-            <w:tcW w:type="dxa" w:w="4320"/>
-          </w:tcPr>
-          <w:p>
-            <w:r>
-              <w:rPr>
-                <w:rFonts w:ascii="Times New Roman" w:hAnsi="Times New Roman"/>
-                <w:b w:val="0"/>
-                <w:color w:val="000000"/>
-                <w:sz w:val="20"/>
-              </w:rPr>
-              <w:t>"O(1) lookup / frequency / grouping"</w:t>
-            </w:r>
-          </w:p>
-        </w:tc>
-        <w:tc>
-          <w:tcPr>
-            <w:tcW w:type="dxa" w:w="4320"/>
-          </w:tcPr>
-          <w:p>
-            <w:r>
-              <w:rPr>
-                <w:rFonts w:ascii="Times New Roman" w:hAnsi="Times New Roman"/>
-                <w:b w:val="0"/>
-                <w:color w:val="000000"/>
-                <w:sz w:val="20"/>
-              </w:rPr>
-              <w:t>HashMap / Counter</w:t>
-            </w:r>
-          </w:p>
-        </w:tc>
-      </w:tr>
-      <w:tr>
-        <w:tc>
-          <w:tcPr>
-            <w:tcW w:type="dxa" w:w="4320"/>
-          </w:tcPr>
-          <w:p>
-            <w:r>
-              <w:rPr>
-                <w:rFonts w:ascii="Times New Roman" w:hAnsi="Times New Roman"/>
-                <w:b w:val="0"/>
-                <w:color w:val="000000"/>
-                <w:sz w:val="20"/>
-              </w:rPr>
-              <w:t>"detect cycle in linked list"</w:t>
-            </w:r>
-          </w:p>
-        </w:tc>
-        <w:tc>
-          <w:tcPr>
-            <w:tcW w:type="dxa" w:w="4320"/>
-          </w:tcPr>
-          <w:p>
-            <w:r>
-              <w:rPr>
-                <w:rFonts w:ascii="Times New Roman" w:hAnsi="Times New Roman"/>
-                <w:b w:val="0"/>
-                <w:color w:val="000000"/>
-                <w:sz w:val="20"/>
-              </w:rPr>
-              <w:t>Fast &amp; Slow Pointers</w:t>
-            </w:r>
-          </w:p>
-        </w:tc>
-      </w:tr>
-      <w:tr>
-        <w:tc>
-          <w:tcPr>
-            <w:tcW w:type="dxa" w:w="4320"/>
-          </w:tcPr>
-          <w:p>
-            <w:r>
-              <w:rPr>
-                <w:rFonts w:ascii="Times New Roman" w:hAnsi="Times New Roman"/>
-                <w:b w:val="0"/>
-                <w:color w:val="000000"/>
-                <w:sz w:val="20"/>
-              </w:rPr>
-              <w:t>"prefix match / autocomplete / starts with"</w:t>
-            </w:r>
-          </w:p>
-        </w:tc>
-        <w:tc>
-          <w:tcPr>
-            <w:tcW w:type="dxa" w:w="4320"/>
-          </w:tcPr>
-          <w:p>
-            <w:r>
-              <w:rPr>
-                <w:rFonts w:ascii="Times New Roman" w:hAnsi="Times New Roman"/>
-                <w:b w:val="0"/>
-                <w:color w:val="000000"/>
-                <w:sz w:val="20"/>
-              </w:rPr>
-              <w:t>Trie</w:t>
-            </w:r>
-          </w:p>
-        </w:tc>
-      </w:tr>
-      <w:tr>
-        <w:tc>
-          <w:tcPr>
-            <w:tcW w:type="dxa" w:w="4320"/>
-          </w:tcPr>
-          <w:p>
-            <w:r>
-              <w:rPr>
-                <w:rFonts w:ascii="Times New Roman" w:hAnsi="Times New Roman"/>
-                <w:b w:val="0"/>
-                <w:color w:val="000000"/>
-                <w:sz w:val="20"/>
-              </w:rPr>
-              <w:t>"word dictionary / add and search words"</w:t>
-            </w:r>
-          </w:p>
-        </w:tc>
-        <w:tc>
-          <w:tcPr>
-            <w:tcW w:type="dxa" w:w="4320"/>
-          </w:tcPr>
-          <w:p>
-            <w:r>
-              <w:rPr>
-                <w:rFonts w:ascii="Times New Roman" w:hAnsi="Times New Roman"/>
-                <w:b w:val="0"/>
-                <w:color w:val="000000"/>
-                <w:sz w:val="20"/>
-              </w:rPr>
-              <w:t>Trie</w:t>
-            </w:r>
-          </w:p>
-        </w:tc>
-      </w:tr>
-      <w:tr>
-        <w:tc>
-          <w:tcPr>
-            <w:tcW w:type="dxa" w:w="4320"/>
-          </w:tcPr>
-          <w:p>
-            <w:r>
-              <w:rPr>
-                <w:rFonts w:ascii="Times New Roman" w:hAnsi="Times New Roman"/>
-                <w:b w:val="0"/>
-                <w:color w:val="000000"/>
-                <w:sz w:val="20"/>
-              </w:rPr>
-              <w:t>"range sum query (static)"</w:t>
-            </w:r>
-          </w:p>
-        </w:tc>
-        <w:tc>
-          <w:tcPr>
-            <w:tcW w:type="dxa" w:w="4320"/>
-          </w:tcPr>
-          <w:p>
-            <w:r>
-              <w:rPr>
-                <w:rFonts w:ascii="Times New Roman" w:hAnsi="Times New Roman"/>
-                <w:b w:val="0"/>
-                <w:color w:val="000000"/>
-                <w:sz w:val="20"/>
-              </w:rPr>
-              <w:t>Prefix Sum Array</w:t>
-            </w:r>
-          </w:p>
-        </w:tc>
-      </w:tr>
-      <w:tr>
-        <w:tc>
-          <w:tcPr>
-            <w:tcW w:type="dxa" w:w="4320"/>
-          </w:tcPr>
-          <w:p>
-            <w:r>
-              <w:rPr>
-                <w:rFonts w:ascii="Times New Roman" w:hAnsi="Times New Roman"/>
-                <w:b w:val="0"/>
-                <w:color w:val="000000"/>
-                <w:sz w:val="20"/>
-              </w:rPr>
-              <w:t>"find duplicate / missing number"</w:t>
-            </w:r>
-          </w:p>
-        </w:tc>
-        <w:tc>
-          <w:tcPr>
-            <w:tcW w:type="dxa" w:w="4320"/>
-          </w:tcPr>
-          <w:p>
-            <w:r>
-              <w:rPr>
-                <w:rFonts w:ascii="Times New Roman" w:hAnsi="Times New Roman"/>
-                <w:b w:val="0"/>
-                <w:color w:val="000000"/>
-                <w:sz w:val="20"/>
-              </w:rPr>
-              <w:t>Math  (XOR or sum formula)</w:t>
+              <w:t>Backtracking permutations</w:t>
             </w:r>
           </w:p>
         </w:tc>
@@ -2026,543 +459,135 @@
     <w:p>
       <w:pPr>
         <w:pStyle w:val="Heading1"/>
+        <w:jc w:val="left"/>
       </w:pPr>
       <w:r>
         <w:rPr>
-          <w:rFonts w:ascii="Times New Roman" w:hAnsi="Times New Roman"/>
-          <w:b/>
-          <w:color w:val="1F497D"/>
-          <w:sz w:val="28"/>
+          <w:color w:val="00467F"/>
         </w:rPr>
-        <w:t>3.  Time Complexity Map</w:t>
+        <w:t>Data Structure Choice Map</w:t>
       </w:r>
     </w:p>
-    <w:p/>
-    <w:tbl>
-      <w:tblPr>
-        <w:tblStyle w:val="TableGrid"/>
-        <w:tblW w:type="auto" w:w="0"/>
-        <w:tblLook w:firstColumn="1" w:firstRow="1" w:lastColumn="0" w:lastRow="0" w:noHBand="0" w:noVBand="1" w:val="04A0"/>
-      </w:tblPr>
-      <w:tblGrid>
-        <w:gridCol w:w="2880"/>
-        <w:gridCol w:w="2880"/>
-        <w:gridCol w:w="2880"/>
-      </w:tblGrid>
-      <w:tr>
-        <w:tc>
-          <w:tcPr>
-            <w:tcW w:type="dxa" w:w="2880"/>
-            <w:shd w:val="clear" w:color="auto" w:fill="D6E4F0"/>
-          </w:tcPr>
-          <w:p>
-            <w:r>
-              <w:rPr>
-                <w:rFonts w:ascii="Times New Roman" w:hAnsi="Times New Roman"/>
-                <w:b/>
-                <w:color w:val="000000"/>
-                <w:sz w:val="22"/>
-              </w:rPr>
-              <w:t>Complexity</w:t>
-            </w:r>
-          </w:p>
-        </w:tc>
-        <w:tc>
-          <w:tcPr>
-            <w:tcW w:type="dxa" w:w="2880"/>
-            <w:shd w:val="clear" w:color="auto" w:fill="D6E4F0"/>
-          </w:tcPr>
-          <w:p>
-            <w:r>
-              <w:rPr>
-                <w:rFonts w:ascii="Times New Roman" w:hAnsi="Times New Roman"/>
-                <w:b/>
-                <w:color w:val="000000"/>
-                <w:sz w:val="22"/>
-              </w:rPr>
-              <w:t>When It Appears</w:t>
-            </w:r>
-          </w:p>
-        </w:tc>
-        <w:tc>
-          <w:tcPr>
-            <w:tcW w:type="dxa" w:w="2880"/>
-            <w:shd w:val="clear" w:color="auto" w:fill="D6E4F0"/>
-          </w:tcPr>
-          <w:p>
-            <w:r>
-              <w:rPr>
-                <w:rFonts w:ascii="Times New Roman" w:hAnsi="Times New Roman"/>
-                <w:b/>
-                <w:color w:val="000000"/>
-                <w:sz w:val="22"/>
-              </w:rPr>
-              <w:t>Is It OK? (n = 10^5)</w:t>
-            </w:r>
-          </w:p>
-        </w:tc>
-      </w:tr>
-      <w:tr>
-        <w:tc>
-          <w:tcPr>
-            <w:tcW w:type="dxa" w:w="2880"/>
-          </w:tcPr>
-          <w:p>
-            <w:r>
-              <w:rPr>
-                <w:rFonts w:ascii="Times New Roman" w:hAnsi="Times New Roman"/>
-                <w:b w:val="0"/>
-                <w:color w:val="000000"/>
-                <w:sz w:val="20"/>
-              </w:rPr>
-              <w:t>O(1)</w:t>
-            </w:r>
-          </w:p>
-        </w:tc>
-        <w:tc>
-          <w:tcPr>
-            <w:tcW w:type="dxa" w:w="2880"/>
-          </w:tcPr>
-          <w:p>
-            <w:r>
-              <w:rPr>
-                <w:rFonts w:ascii="Times New Roman" w:hAnsi="Times New Roman"/>
-                <w:b w:val="0"/>
-                <w:color w:val="000000"/>
-                <w:sz w:val="20"/>
-              </w:rPr>
-              <w:t>HashMap/Set get/add,  array index,  stack push/pop</w:t>
-            </w:r>
-          </w:p>
-        </w:tc>
-        <w:tc>
-          <w:tcPr>
-            <w:tcW w:type="dxa" w:w="2880"/>
-          </w:tcPr>
-          <w:p>
-            <w:r>
-              <w:rPr>
-                <w:rFonts w:ascii="Times New Roman" w:hAnsi="Times New Roman"/>
-                <w:b w:val="0"/>
-                <w:color w:val="000000"/>
-                <w:sz w:val="20"/>
-              </w:rPr>
-              <w:t>Yes</w:t>
-            </w:r>
-          </w:p>
-        </w:tc>
-      </w:tr>
-      <w:tr>
-        <w:tc>
-          <w:tcPr>
-            <w:tcW w:type="dxa" w:w="2880"/>
-          </w:tcPr>
-          <w:p>
-            <w:r>
-              <w:rPr>
-                <w:rFonts w:ascii="Times New Roman" w:hAnsi="Times New Roman"/>
-                <w:b w:val="0"/>
-                <w:color w:val="000000"/>
-                <w:sz w:val="20"/>
-              </w:rPr>
-              <w:t>O(log n)</w:t>
-            </w:r>
-          </w:p>
-        </w:tc>
-        <w:tc>
-          <w:tcPr>
-            <w:tcW w:type="dxa" w:w="2880"/>
-          </w:tcPr>
-          <w:p>
-            <w:r>
-              <w:rPr>
-                <w:rFonts w:ascii="Times New Roman" w:hAnsi="Times New Roman"/>
-                <w:b w:val="0"/>
-                <w:color w:val="000000"/>
-                <w:sz w:val="20"/>
-              </w:rPr>
-              <w:t>Binary search,  heap push/pop,  balanced BST</w:t>
-            </w:r>
-          </w:p>
-        </w:tc>
-        <w:tc>
-          <w:tcPr>
-            <w:tcW w:type="dxa" w:w="2880"/>
-          </w:tcPr>
-          <w:p>
-            <w:r>
-              <w:rPr>
-                <w:rFonts w:ascii="Times New Roman" w:hAnsi="Times New Roman"/>
-                <w:b w:val="0"/>
-                <w:color w:val="000000"/>
-                <w:sz w:val="20"/>
-              </w:rPr>
-              <w:t>Yes</w:t>
-            </w:r>
-          </w:p>
-        </w:tc>
-      </w:tr>
-      <w:tr>
-        <w:tc>
-          <w:tcPr>
-            <w:tcW w:type="dxa" w:w="2880"/>
-          </w:tcPr>
-          <w:p>
-            <w:r>
-              <w:rPr>
-                <w:rFonts w:ascii="Times New Roman" w:hAnsi="Times New Roman"/>
-                <w:b w:val="0"/>
-                <w:color w:val="000000"/>
-                <w:sz w:val="20"/>
-              </w:rPr>
-              <w:t>O(n)</w:t>
-            </w:r>
-          </w:p>
-        </w:tc>
-        <w:tc>
-          <w:tcPr>
-            <w:tcW w:type="dxa" w:w="2880"/>
-          </w:tcPr>
-          <w:p>
-            <w:r>
-              <w:rPr>
-                <w:rFonts w:ascii="Times New Roman" w:hAnsi="Times New Roman"/>
-                <w:b w:val="0"/>
-                <w:color w:val="000000"/>
-                <w:sz w:val="20"/>
-              </w:rPr>
-              <w:t>Single loop,  BFS/DFS,  sliding window,  two pointers</w:t>
-            </w:r>
-          </w:p>
-        </w:tc>
-        <w:tc>
-          <w:tcPr>
-            <w:tcW w:type="dxa" w:w="2880"/>
-          </w:tcPr>
-          <w:p>
-            <w:r>
-              <w:rPr>
-                <w:rFonts w:ascii="Times New Roman" w:hAnsi="Times New Roman"/>
-                <w:b w:val="0"/>
-                <w:color w:val="000000"/>
-                <w:sz w:val="20"/>
-              </w:rPr>
-              <w:t>Yes</w:t>
-            </w:r>
-          </w:p>
-        </w:tc>
-      </w:tr>
-      <w:tr>
-        <w:tc>
-          <w:tcPr>
-            <w:tcW w:type="dxa" w:w="2880"/>
-          </w:tcPr>
-          <w:p>
-            <w:r>
-              <w:rPr>
-                <w:rFonts w:ascii="Times New Roman" w:hAnsi="Times New Roman"/>
-                <w:b w:val="0"/>
-                <w:color w:val="000000"/>
-                <w:sz w:val="20"/>
-              </w:rPr>
-              <w:t>O(n log n)</w:t>
-            </w:r>
-          </w:p>
-        </w:tc>
-        <w:tc>
-          <w:tcPr>
-            <w:tcW w:type="dxa" w:w="2880"/>
-          </w:tcPr>
-          <w:p>
-            <w:r>
-              <w:rPr>
-                <w:rFonts w:ascii="Times New Roman" w:hAnsi="Times New Roman"/>
-                <w:b w:val="0"/>
-                <w:color w:val="000000"/>
-                <w:sz w:val="20"/>
-              </w:rPr>
-              <w:t>Sorting,  heap-based top-K,  merge sort,  Dijkstra</w:t>
-            </w:r>
-          </w:p>
-        </w:tc>
-        <w:tc>
-          <w:tcPr>
-            <w:tcW w:type="dxa" w:w="2880"/>
-          </w:tcPr>
-          <w:p>
-            <w:r>
-              <w:rPr>
-                <w:rFonts w:ascii="Times New Roman" w:hAnsi="Times New Roman"/>
-                <w:b w:val="0"/>
-                <w:color w:val="000000"/>
-                <w:sz w:val="20"/>
-              </w:rPr>
-              <w:t>Yes</w:t>
-            </w:r>
-          </w:p>
-        </w:tc>
-      </w:tr>
-      <w:tr>
-        <w:tc>
-          <w:tcPr>
-            <w:tcW w:type="dxa" w:w="2880"/>
-          </w:tcPr>
-          <w:p>
-            <w:r>
-              <w:rPr>
-                <w:rFonts w:ascii="Times New Roman" w:hAnsi="Times New Roman"/>
-                <w:b w:val="0"/>
-                <w:color w:val="000000"/>
-                <w:sz w:val="20"/>
-              </w:rPr>
-              <w:t>O(n^2)</w:t>
-            </w:r>
-          </w:p>
-        </w:tc>
-        <w:tc>
-          <w:tcPr>
-            <w:tcW w:type="dxa" w:w="2880"/>
-          </w:tcPr>
-          <w:p>
-            <w:r>
-              <w:rPr>
-                <w:rFonts w:ascii="Times New Roman" w:hAnsi="Times New Roman"/>
-                <w:b w:val="0"/>
-                <w:color w:val="000000"/>
-                <w:sz w:val="20"/>
-              </w:rPr>
-              <w:t>Nested loops,  naive LCS/LIS,  bubble sort</w:t>
-            </w:r>
-          </w:p>
-        </w:tc>
-        <w:tc>
-          <w:tcPr>
-            <w:tcW w:type="dxa" w:w="2880"/>
-          </w:tcPr>
-          <w:p>
-            <w:r>
-              <w:rPr>
-                <w:rFonts w:ascii="Times New Roman" w:hAnsi="Times New Roman"/>
-                <w:b w:val="0"/>
-                <w:color w:val="000000"/>
-                <w:sz w:val="20"/>
-              </w:rPr>
-              <w:t>Usually TLE</w:t>
-            </w:r>
-          </w:p>
-        </w:tc>
-      </w:tr>
-      <w:tr>
-        <w:tc>
-          <w:tcPr>
-            <w:tcW w:type="dxa" w:w="2880"/>
-          </w:tcPr>
-          <w:p>
-            <w:r>
-              <w:rPr>
-                <w:rFonts w:ascii="Times New Roman" w:hAnsi="Times New Roman"/>
-                <w:b w:val="0"/>
-                <w:color w:val="000000"/>
-                <w:sz w:val="20"/>
-              </w:rPr>
-              <w:t>O(n * m)</w:t>
-            </w:r>
-          </w:p>
-        </w:tc>
-        <w:tc>
-          <w:tcPr>
-            <w:tcW w:type="dxa" w:w="2880"/>
-          </w:tcPr>
-          <w:p>
-            <w:r>
-              <w:rPr>
-                <w:rFonts w:ascii="Times New Roman" w:hAnsi="Times New Roman"/>
-                <w:b w:val="0"/>
-                <w:color w:val="000000"/>
-                <w:sz w:val="20"/>
-              </w:rPr>
-              <w:t>2D DP — LCS, Edit Distance, 0/1 Knapsack</w:t>
-            </w:r>
-          </w:p>
-        </w:tc>
-        <w:tc>
-          <w:tcPr>
-            <w:tcW w:type="dxa" w:w="2880"/>
-          </w:tcPr>
-          <w:p>
-            <w:r>
-              <w:rPr>
-                <w:rFonts w:ascii="Times New Roman" w:hAnsi="Times New Roman"/>
-                <w:b w:val="0"/>
-                <w:color w:val="000000"/>
-                <w:sz w:val="20"/>
-              </w:rPr>
-              <w:t>OK if n*m ≤ 10^6</w:t>
-            </w:r>
-          </w:p>
-        </w:tc>
-      </w:tr>
-      <w:tr>
-        <w:tc>
-          <w:tcPr>
-            <w:tcW w:type="dxa" w:w="2880"/>
-          </w:tcPr>
-          <w:p>
-            <w:r>
-              <w:rPr>
-                <w:rFonts w:ascii="Times New Roman" w:hAnsi="Times New Roman"/>
-                <w:b w:val="0"/>
-                <w:color w:val="000000"/>
-                <w:sz w:val="20"/>
-              </w:rPr>
-              <w:t>O(V + E)</w:t>
-            </w:r>
-          </w:p>
-        </w:tc>
-        <w:tc>
-          <w:tcPr>
-            <w:tcW w:type="dxa" w:w="2880"/>
-          </w:tcPr>
-          <w:p>
-            <w:r>
-              <w:rPr>
-                <w:rFonts w:ascii="Times New Roman" w:hAnsi="Times New Roman"/>
-                <w:b w:val="0"/>
-                <w:color w:val="000000"/>
-                <w:sz w:val="20"/>
-              </w:rPr>
-              <w:t>BFS/DFS on graph  (V = vertices, E = edges)</w:t>
-            </w:r>
-          </w:p>
-        </w:tc>
-        <w:tc>
-          <w:tcPr>
-            <w:tcW w:type="dxa" w:w="2880"/>
-          </w:tcPr>
-          <w:p>
-            <w:r>
-              <w:rPr>
-                <w:rFonts w:ascii="Times New Roman" w:hAnsi="Times New Roman"/>
-                <w:b w:val="0"/>
-                <w:color w:val="000000"/>
-                <w:sz w:val="20"/>
-              </w:rPr>
-              <w:t>Yes</w:t>
-            </w:r>
-          </w:p>
-        </w:tc>
-      </w:tr>
-      <w:tr>
-        <w:tc>
-          <w:tcPr>
-            <w:tcW w:type="dxa" w:w="2880"/>
-          </w:tcPr>
-          <w:p>
-            <w:r>
-              <w:rPr>
-                <w:rFonts w:ascii="Times New Roman" w:hAnsi="Times New Roman"/>
-                <w:b w:val="0"/>
-                <w:color w:val="000000"/>
-                <w:sz w:val="20"/>
-              </w:rPr>
-              <w:t>O(2^n)</w:t>
-            </w:r>
-          </w:p>
-        </w:tc>
-        <w:tc>
-          <w:tcPr>
-            <w:tcW w:type="dxa" w:w="2880"/>
-          </w:tcPr>
-          <w:p>
-            <w:r>
-              <w:rPr>
-                <w:rFonts w:ascii="Times New Roman" w:hAnsi="Times New Roman"/>
-                <w:b w:val="0"/>
-                <w:color w:val="000000"/>
-                <w:sz w:val="20"/>
-              </w:rPr>
-              <w:t>Backtracking subsets  (2 choices per element)</w:t>
-            </w:r>
-          </w:p>
-        </w:tc>
-        <w:tc>
-          <w:tcPr>
-            <w:tcW w:type="dxa" w:w="2880"/>
-          </w:tcPr>
-          <w:p>
-            <w:r>
-              <w:rPr>
-                <w:rFonts w:ascii="Times New Roman" w:hAnsi="Times New Roman"/>
-                <w:b w:val="0"/>
-                <w:color w:val="000000"/>
-                <w:sz w:val="20"/>
-              </w:rPr>
-              <w:t>Only n ≤ 20</w:t>
-            </w:r>
-          </w:p>
-        </w:tc>
-      </w:tr>
-      <w:tr>
-        <w:tc>
-          <w:tcPr>
-            <w:tcW w:type="dxa" w:w="2880"/>
-          </w:tcPr>
-          <w:p>
-            <w:r>
-              <w:rPr>
-                <w:rFonts w:ascii="Times New Roman" w:hAnsi="Times New Roman"/>
-                <w:b w:val="0"/>
-                <w:color w:val="000000"/>
-                <w:sz w:val="20"/>
-              </w:rPr>
-              <w:t>O(n!)</w:t>
-            </w:r>
-          </w:p>
-        </w:tc>
-        <w:tc>
-          <w:tcPr>
-            <w:tcW w:type="dxa" w:w="2880"/>
-          </w:tcPr>
-          <w:p>
-            <w:r>
-              <w:rPr>
-                <w:rFonts w:ascii="Times New Roman" w:hAnsi="Times New Roman"/>
-                <w:b w:val="0"/>
-                <w:color w:val="000000"/>
-                <w:sz w:val="20"/>
-              </w:rPr>
-              <w:t>Backtracking permutations</w:t>
-            </w:r>
-          </w:p>
-        </w:tc>
-        <w:tc>
-          <w:tcPr>
-            <w:tcW w:type="dxa" w:w="2880"/>
-          </w:tcPr>
-          <w:p>
-            <w:r>
-              <w:rPr>
-                <w:rFonts w:ascii="Times New Roman" w:hAnsi="Times New Roman"/>
-                <w:b w:val="0"/>
-                <w:color w:val="000000"/>
-                <w:sz w:val="20"/>
-              </w:rPr>
-              <w:t>Only n ≤ 10–12</w:t>
-            </w:r>
-          </w:p>
-        </w:tc>
-      </w:tr>
-    </w:tbl>
+    <w:p>
+      <w:pPr>
+        <w:spacing w:after="40"/>
+        <w:ind w:left="432"/>
+      </w:pPr>
+      <w:r>
+        <w:t xml:space="preserve">
+NEED                                       →    USE
+───────────────────────────────────────────────────────────────
+O(1) index access                          →    list / array
+O(1) insert/delete at front + back         →    deque
+O(1) key lookup / frequency count          →    dict / Counter
+O(1) membership test / dedup               →    set
+Priority (always get min or max first)     →    heapq (min-heap)
+Top K items / streaming min/max            →    heapq (min-heap size K)
+LIFO order (last in first out)             →    list as stack
+FIFO order (first in first out)            →    deque as queue
+Sorted order + fast insert/delete          →    SortedList (sortedcontainers)
+Graph traversal / adjacency                →    defaultdict(list)
+Immutable hashable key (coords, states)    →    tuple
+Frequency rank / top-k elements            →    Counter + most_common(k)
+Prefix/range sum queries (static)          →    prefix array  O(1) query
+Dynamic connectivity / union of sets       →    Union-Find (DSU)
+Prefix match / autocomplete / word dict    →    Trie  O(L) insert &amp; search
+Range min/max queries (dynamic)            →    Segment Tree / BIT
+Ordered insertion + O(log n) search        →    bisect module (sorted list)
+</w:t>
+      </w:r>
+    </w:p>
     <w:p>
       <w:r>
+        <w:br w:type="page"/>
+      </w:r>
+    </w:p>
+    <w:p>
+      <w:pPr>
+        <w:pStyle w:val="Heading1"/>
+        <w:jc w:val="left"/>
+      </w:pPr>
+      <w:r>
         <w:rPr>
-          <w:rFonts w:ascii="Times New Roman" w:hAnsi="Times New Roman"/>
-          <w:b/>
-          <w:color w:val="000000"/>
-          <w:sz w:val="22"/>
+          <w:color w:val="00467F"/>
+        </w:rPr>
+        <w:t>Recursion to DP Evolution</w:t>
+      </w:r>
+    </w:p>
+    <w:p>
+      <w:pPr>
+        <w:spacing w:after="40"/>
+        <w:ind w:left="432"/>
+      </w:pPr>
+      <w:r>
+        <w:rPr>
+          <w:rFonts w:ascii="Courier New" w:hAnsi="Courier New"/>
+          <w:color w:val="1A1A2E"/>
+          <w:sz w:val="18"/>
         </w:rPr>
         <w:br/>
-        <w:t>Constraint → Complexity Guide:</w:t>
+        <w:t>STEP 1: NAIVE RECURSION (O(2^n))</w:t>
+        <w:br/>
+        <w:t>def fib(n):</w:t>
+        <w:br/>
+        <w:t xml:space="preserve">    if n &lt;= 1: return n</w:t>
+        <w:br/>
+        <w:t xml:space="preserve">    return fib(n-1) + fib(n-2)    # recomputes same values!</w:t>
+        <w:br/>
+        <w:br/>
+        <w:t>STEP 2: MEMOIZATION top-down (O(n))</w:t>
+        <w:br/>
+        <w:t>from functools import lru_cache</w:t>
+        <w:br/>
+        <w:t>@lru_cache(maxsize=None)</w:t>
+        <w:br/>
+        <w:t>def fib(n):</w:t>
+        <w:br/>
+        <w:t xml:space="preserve">    if n &lt;= 1: return n</w:t>
+        <w:br/>
+        <w:t xml:space="preserve">    return fib(n-1) + fib(n-2)    # cached — each subproblem once</w:t>
+        <w:br/>
+        <w:br/>
+        <w:t>STEP 3: TABULATION bottom-up (O(n))</w:t>
+        <w:br/>
+        <w:t>dp = [0] * (n + 1)</w:t>
+        <w:br/>
+        <w:t>dp[1] = 1</w:t>
+        <w:br/>
+        <w:t>for i in range(2, n+1):</w:t>
+        <w:br/>
+        <w:t xml:space="preserve">    dp[i] = dp[i-1] + dp[i-2]</w:t>
+        <w:br/>
+        <w:br/>
+        <w:t>STEP 4: SPACE OPTIMIZATION (O(1))</w:t>
+        <w:br/>
+        <w:t>a, b = 0, 1</w:t>
+        <w:br/>
+        <w:t>for _ in range(n):</w:t>
+        <w:br/>
+        <w:t xml:space="preserve">    a, b = b, a + b</w:t>
+        <w:br/>
+        <w:t>return a</w:t>
+        <w:br/>
+        <w:br/>
+        <w:t>KEY INSIGHT: If you can write the recursion, you can write DP.</w:t>
+        <w:br/>
+        <w:t>Memoization = top-down DP = recursion + caching</w:t>
+        <w:br/>
+        <w:t>Tabulation  = bottom-up DP = fill array iteratively</w:t>
+        <w:br/>
+      </w:r>
+    </w:p>
+    <w:p>
+      <w:pPr>
+        <w:pStyle w:val="Heading1"/>
+        <w:jc w:val="left"/>
+      </w:pPr>
+      <w:r>
+        <w:rPr>
+          <w:color w:val="00467F"/>
+        </w:rPr>
+        <w:t>Backtracking vs DP vs Greedy — When to Use Which</w:t>
       </w:r>
     </w:p>
     <w:tbl>
@@ -2572,41 +597,35 @@
         <w:tblLook w:firstColumn="1" w:firstRow="1" w:lastColumn="0" w:lastRow="0" w:noHBand="0" w:noVBand="1" w:val="04A0"/>
       </w:tblPr>
       <w:tblGrid>
-        <w:gridCol w:w="4320"/>
-        <w:gridCol w:w="4320"/>
+        <w:gridCol w:w="3168"/>
+        <w:gridCol w:w="5760"/>
       </w:tblGrid>
       <w:tr>
         <w:tc>
           <w:tcPr>
-            <w:tcW w:type="dxa" w:w="4320"/>
-            <w:shd w:val="clear" w:color="auto" w:fill="D6E4F0"/>
+            <w:tcW w:type="dxa" w:w="4968"/>
+            <w:shd w:val="clear" w:color="auto" w:fill="D0E8FF"/>
           </w:tcPr>
           <w:p>
             <w:r>
               <w:rPr>
-                <w:rFonts w:ascii="Times New Roman" w:hAnsi="Times New Roman"/>
                 <w:b/>
-                <w:color w:val="000000"/>
-                <w:sz w:val="22"/>
               </w:rPr>
-              <w:t>n (input size)</w:t>
+              <w:t>Approach</w:t>
             </w:r>
           </w:p>
         </w:tc>
         <w:tc>
           <w:tcPr>
-            <w:tcW w:type="dxa" w:w="4320"/>
-            <w:shd w:val="clear" w:color="auto" w:fill="D6E4F0"/>
+            <w:tcW w:type="dxa" w:w="4968"/>
+            <w:shd w:val="clear" w:color="auto" w:fill="D0E8FF"/>
           </w:tcPr>
           <w:p>
             <w:r>
               <w:rPr>
-                <w:rFonts w:ascii="Times New Roman" w:hAnsi="Times New Roman"/>
                 <w:b/>
-                <w:color w:val="000000"/>
-                <w:sz w:val="22"/>
               </w:rPr>
-              <w:t>Max Acceptable Complexity</w:t>
+              <w:t>When to Use</w:t>
             </w:r>
           </w:p>
         </w:tc>
@@ -2614,33 +633,21 @@
       <w:tr>
         <w:tc>
           <w:tcPr>
-            <w:tcW w:type="dxa" w:w="4320"/>
+            <w:tcW w:type="dxa" w:w="4968"/>
           </w:tcPr>
           <w:p>
             <w:r>
-              <w:rPr>
-                <w:rFonts w:ascii="Times New Roman" w:hAnsi="Times New Roman"/>
-                <w:b w:val="0"/>
-                <w:color w:val="000000"/>
-                <w:sz w:val="20"/>
-              </w:rPr>
-              <w:t>n ≤ 20</w:t>
+              <w:t>Backtracking</w:t>
             </w:r>
           </w:p>
         </w:tc>
         <w:tc>
           <w:tcPr>
-            <w:tcW w:type="dxa" w:w="4320"/>
+            <w:tcW w:type="dxa" w:w="4968"/>
           </w:tcPr>
           <w:p>
             <w:r>
-              <w:rPr>
-                <w:rFonts w:ascii="Times New Roman" w:hAnsi="Times New Roman"/>
-                <w:b w:val="0"/>
-                <w:color w:val="000000"/>
-                <w:sz w:val="20"/>
-              </w:rPr>
-              <w:t>O(2^n)  or  O(n!)  — backtracking OK</w:t>
+              <w:t>Find ALL solutions (not just count or optimal). Explore + prune invalid branches. O(2^n) or O(n!)</w:t>
             </w:r>
           </w:p>
         </w:tc>
@@ -2648,33 +655,21 @@
       <w:tr>
         <w:tc>
           <w:tcPr>
-            <w:tcW w:type="dxa" w:w="4320"/>
+            <w:tcW w:type="dxa" w:w="4968"/>
           </w:tcPr>
           <w:p>
             <w:r>
-              <w:rPr>
-                <w:rFonts w:ascii="Times New Roman" w:hAnsi="Times New Roman"/>
-                <w:b w:val="0"/>
-                <w:color w:val="000000"/>
-                <w:sz w:val="20"/>
-              </w:rPr>
-              <w:t>n ≤ 1,000</w:t>
+              <w:t>DP</w:t>
             </w:r>
           </w:p>
         </w:tc>
         <w:tc>
           <w:tcPr>
-            <w:tcW w:type="dxa" w:w="4320"/>
+            <w:tcW w:type="dxa" w:w="4968"/>
           </w:tcPr>
           <w:p>
             <w:r>
-              <w:rPr>
-                <w:rFonts w:ascii="Times New Roman" w:hAnsi="Times New Roman"/>
-                <w:b w:val="0"/>
-                <w:color w:val="000000"/>
-                <w:sz w:val="20"/>
-              </w:rPr>
-              <w:t>O(n^2)  — nested loops OK</w:t>
+              <w:t>Count solutions OR find OPTIMAL (min/max) value. Overlapping subproblems must exist. O(n^2) or O(n)</w:t>
             </w:r>
           </w:p>
         </w:tc>
@@ -2682,67 +677,21 @@
       <w:tr>
         <w:tc>
           <w:tcPr>
-            <w:tcW w:type="dxa" w:w="4320"/>
+            <w:tcW w:type="dxa" w:w="4968"/>
           </w:tcPr>
           <w:p>
             <w:r>
-              <w:rPr>
-                <w:rFonts w:ascii="Times New Roman" w:hAnsi="Times New Roman"/>
-                <w:b w:val="0"/>
-                <w:color w:val="000000"/>
-                <w:sz w:val="20"/>
-              </w:rPr>
-              <w:t>n ≤ 100,000</w:t>
+              <w:t>Greedy</w:t>
             </w:r>
           </w:p>
         </w:tc>
         <w:tc>
           <w:tcPr>
-            <w:tcW w:type="dxa" w:w="4320"/>
+            <w:tcW w:type="dxa" w:w="4968"/>
           </w:tcPr>
           <w:p>
             <w:r>
-              <w:rPr>
-                <w:rFonts w:ascii="Times New Roman" w:hAnsi="Times New Roman"/>
-                <w:b w:val="0"/>
-                <w:color w:val="000000"/>
-                <w:sz w:val="20"/>
-              </w:rPr>
-              <w:t>O(n log n)  — sorting / heap needed</w:t>
-            </w:r>
-          </w:p>
-        </w:tc>
-      </w:tr>
-      <w:tr>
-        <w:tc>
-          <w:tcPr>
-            <w:tcW w:type="dxa" w:w="4320"/>
-          </w:tcPr>
-          <w:p>
-            <w:r>
-              <w:rPr>
-                <w:rFonts w:ascii="Times New Roman" w:hAnsi="Times New Roman"/>
-                <w:b w:val="0"/>
-                <w:color w:val="000000"/>
-                <w:sz w:val="20"/>
-              </w:rPr>
-              <w:t>n ≤ 1,000,000</w:t>
-            </w:r>
-          </w:p>
-        </w:tc>
-        <w:tc>
-          <w:tcPr>
-            <w:tcW w:type="dxa" w:w="4320"/>
-          </w:tcPr>
-          <w:p>
-            <w:r>
-              <w:rPr>
-                <w:rFonts w:ascii="Times New Roman" w:hAnsi="Times New Roman"/>
-                <w:b w:val="0"/>
-                <w:color w:val="000000"/>
-                <w:sz w:val="20"/>
-              </w:rPr>
-              <w:t>O(n)  or  O(n log n)  at most</w:t>
+              <w:t>Find OPTIMAL value where LOCAL choice is provably GLOBAL optimal. Usually O(n log n) with sorting</w:t>
             </w:r>
           </w:p>
         </w:tc>
@@ -2751,19 +700,99 @@
     <w:p/>
     <w:p>
       <w:pPr>
-        <w:pStyle w:val="Heading1"/>
+        <w:spacing w:after="40"/>
+        <w:ind w:left="432"/>
       </w:pPr>
       <w:r>
         <w:rPr>
-          <w:rFonts w:ascii="Times New Roman" w:hAnsi="Times New Roman"/>
-          <w:b/>
-          <w:color w:val="1F497D"/>
-          <w:sz w:val="28"/>
+          <w:rFonts w:ascii="Courier New" w:hAnsi="Courier New"/>
+          <w:color w:val="1A1A2E"/>
+          <w:sz w:val="18"/>
         </w:rPr>
-        <w:t>4.  Data Structure Choice Map</w:t>
+        <w:br/>
+        <w:t>EXAMPLES:</w:t>
+        <w:br/>
+        <w:t xml:space="preserve">  Backtracking → "find all subsets that sum to K"     (enumerate all)</w:t>
+        <w:br/>
+        <w:t xml:space="preserve">  DP           → "find number of subsets that sum to K" (count optimal)</w:t>
+        <w:br/>
+        <w:t xml:space="preserve">  Greedy       → "minimum coins (canonical denominations)"  (local = global)</w:t>
+        <w:br/>
+        <w:br/>
+        <w:t>TRICK: If problem says "count" or "minimum/maximum" → think DP first</w:t>
+        <w:br/>
+        <w:t xml:space="preserve">       If problem says "find all" or "list all"     → think Backtracking</w:t>
+        <w:br/>
+        <w:t xml:space="preserve">       If you can prove local = global              → think Greedy</w:t>
+        <w:br/>
       </w:r>
     </w:p>
-    <w:p/>
+    <w:p>
+      <w:pPr>
+        <w:pStyle w:val="Heading1"/>
+        <w:jc w:val="left"/>
+      </w:pPr>
+      <w:r>
+        <w:t xml:space="preserve">Pattern Skeleton Quick-Reference</w:t>
+      </w:r>
+    </w:p>
+    <w:p>
+      <w:pPr>
+        <w:spacing w:after="40"/>
+        <w:ind w:left="432"/>
+      </w:pPr>
+      <w:r>
+        <w:t xml:space="preserve">
+━━━━━━━━━━━━━━━━━━━━━━━━━━━━━━━━━━━━━━━━━━━━━━━━━━━━━━━━━━━━━━━━━━
+PATTERN               TRIGGER WORDS            SKELETON
+━━━━━━━━━━━━━━━━━━━━━━━━━━━━━━━━━━━━━━━━━━━━━━━━━━━━━━━━━━━━━━━━━━
+Sliding Window        contiguous, substring,   l=0; for r: add; while invalid: remove,l++; update ans
+                      subarray, window
+Two Pointers          sorted + pair/triplet,   l,r = 0,n-1; while l&lt;r: check, move l or r
+                      remove dups, in-place
+Binary Search         sorted array, search     l,r=0,n-1; while l&lt;=r: mid=(l+r)//2; move half
+                      answer, minimize max
+Heap (Top K)          K largest/smallest,      for num: heappush; if len&gt;k: heappop; return heap[0]
+                      top K frequent
+BFS                   shortest path,           q=deque([start]); while q: node=popleft; visit nbrs
+                      level order, islands
+DFS                   connectivity, path,      def dfs(node): visited.add; for nb: dfs(nb)
+                      flood fill, cycle
+Topological Sort      prerequisite, ordering,  in_deg[]; q=[nodes with in_deg=0]; BFS peel layers
+                      DAG
+Union-Find            connected components,    uf=UnionFind(n); for u,v: uf.union(u,v)
+                      redundant edge
+Dijkstra              weighted shortest,       heap=[(0,start)]; dist[]; while heap: relax neighbors
+                      min cost path
+Backtracking          find ALL solutions,      def bt(i,path): if done: save; for choice: add,bt,remove
+                      subsets, perms
+Dynamic Programming   count ways, min/max,     define dp[i]; recurrence; base cases; fill in order
+                      optimal value
+Greedy                local=global, intervals, sort; iterate; at each step take locally best
+                      scheduling
+Monotonic Stack       next greater/smaller,    stack=[]; for i,num: while stack and cond: pop; push i
+                      histogram
+Trie                  prefix match, autocomplete,  insert: walk/create nodes; search: walk, check is_end
+                      word dictionary
+Two Heaps             streaming median         max_heap(left) + min_heap(right); balance sizes; peek both
+Prefix Sum            range sum query,         prefix[i+1]=prefix[i]+arr[i]; sum(l,r)=prefix[r+1]-prefix[l]
+                      subarray sum = k
+━━━━━━━━━━━━━━━━━━━━━━━━━━━━━━━━━━━━━━━━━━━━━━━━━━━━━━━━━━━━━━━━━━
+</w:t>
+      </w:r>
+    </w:p>
+    <w:p>
+      <w:pPr>
+        <w:pStyle w:val="Heading1"/>
+        <w:jc w:val="left"/>
+      </w:pPr>
+      <w:r>
+        <w:rPr>
+          <w:color w:val="B40000"/>
+        </w:rPr>
+        <w:t>Common Mistakes &amp; How to Avoid</w:t>
+      </w:r>
+    </w:p>
     <w:tbl>
       <w:tblPr>
         <w:tblStyle w:val="TableGrid"/>
@@ -2771,2514 +800,19 @@
         <w:tblLook w:firstColumn="1" w:firstRow="1" w:lastColumn="0" w:lastRow="0" w:noHBand="0" w:noVBand="1" w:val="04A0"/>
       </w:tblPr>
       <w:tblGrid>
-        <w:gridCol w:w="2880"/>
-        <w:gridCol w:w="2880"/>
-        <w:gridCol w:w="2880"/>
+        <w:gridCol w:w="3168"/>
+        <w:gridCol w:w="5760"/>
       </w:tblGrid>
       <w:tr>
         <w:tc>
           <w:tcPr>
-            <w:tcW w:type="dxa" w:w="2880"/>
-            <w:shd w:val="clear" w:color="auto" w:fill="D6E4F0"/>
+            <w:tcW w:type="dxa" w:w="4968"/>
+            <w:shd w:val="clear" w:color="auto" w:fill="D0E8FF"/>
           </w:tcPr>
           <w:p>
             <w:r>
               <w:rPr>
-                <w:rFonts w:ascii="Times New Roman" w:hAnsi="Times New Roman"/>
                 <w:b/>
-                <w:color w:val="000000"/>
-                <w:sz w:val="22"/>
-              </w:rPr>
-              <w:t>What You Need</w:t>
-            </w:r>
-          </w:p>
-        </w:tc>
-        <w:tc>
-          <w:tcPr>
-            <w:tcW w:type="dxa" w:w="2880"/>
-            <w:shd w:val="clear" w:color="auto" w:fill="D6E4F0"/>
-          </w:tcPr>
-          <w:p>
-            <w:r>
-              <w:rPr>
-                <w:rFonts w:ascii="Times New Roman" w:hAnsi="Times New Roman"/>
-                <w:b/>
-                <w:color w:val="000000"/>
-                <w:sz w:val="22"/>
-              </w:rPr>
-              <w:t>Use This</w:t>
-            </w:r>
-          </w:p>
-        </w:tc>
-        <w:tc>
-          <w:tcPr>
-            <w:tcW w:type="dxa" w:w="2880"/>
-            <w:shd w:val="clear" w:color="auto" w:fill="D6E4F0"/>
-          </w:tcPr>
-          <w:p>
-            <w:r>
-              <w:rPr>
-                <w:rFonts w:ascii="Times New Roman" w:hAnsi="Times New Roman"/>
-                <w:b/>
-                <w:color w:val="000000"/>
-                <w:sz w:val="22"/>
-              </w:rPr>
-              <w:t>Time</w:t>
-            </w:r>
-          </w:p>
-        </w:tc>
-      </w:tr>
-      <w:tr>
-        <w:tc>
-          <w:tcPr>
-            <w:tcW w:type="dxa" w:w="2880"/>
-          </w:tcPr>
-          <w:p>
-            <w:r>
-              <w:rPr>
-                <w:rFonts w:ascii="Times New Roman" w:hAnsi="Times New Roman"/>
-                <w:b w:val="0"/>
-                <w:color w:val="000000"/>
-                <w:sz w:val="20"/>
-              </w:rPr>
-              <w:t>O(1) index access</w:t>
-            </w:r>
-          </w:p>
-        </w:tc>
-        <w:tc>
-          <w:tcPr>
-            <w:tcW w:type="dxa" w:w="2880"/>
-          </w:tcPr>
-          <w:p>
-            <w:r>
-              <w:rPr>
-                <w:rFonts w:ascii="Times New Roman" w:hAnsi="Times New Roman"/>
-                <w:b w:val="0"/>
-                <w:color w:val="000000"/>
-                <w:sz w:val="20"/>
-              </w:rPr>
-              <w:t>list / array</w:t>
-            </w:r>
-          </w:p>
-        </w:tc>
-        <w:tc>
-          <w:tcPr>
-            <w:tcW w:type="dxa" w:w="2880"/>
-          </w:tcPr>
-          <w:p>
-            <w:r>
-              <w:rPr>
-                <w:rFonts w:ascii="Times New Roman" w:hAnsi="Times New Roman"/>
-                <w:b w:val="0"/>
-                <w:color w:val="000000"/>
-                <w:sz w:val="20"/>
-              </w:rPr>
-              <w:t>O(1)</w:t>
-            </w:r>
-          </w:p>
-        </w:tc>
-      </w:tr>
-      <w:tr>
-        <w:tc>
-          <w:tcPr>
-            <w:tcW w:type="dxa" w:w="2880"/>
-          </w:tcPr>
-          <w:p>
-            <w:r>
-              <w:rPr>
-                <w:rFonts w:ascii="Times New Roman" w:hAnsi="Times New Roman"/>
-                <w:b w:val="0"/>
-                <w:color w:val="000000"/>
-                <w:sz w:val="20"/>
-              </w:rPr>
-              <w:t>O(1) insert/delete at both ends</w:t>
-            </w:r>
-          </w:p>
-        </w:tc>
-        <w:tc>
-          <w:tcPr>
-            <w:tcW w:type="dxa" w:w="2880"/>
-          </w:tcPr>
-          <w:p>
-            <w:r>
-              <w:rPr>
-                <w:rFonts w:ascii="Times New Roman" w:hAnsi="Times New Roman"/>
-                <w:b w:val="0"/>
-                <w:color w:val="000000"/>
-                <w:sz w:val="20"/>
-              </w:rPr>
-              <w:t>collections.deque</w:t>
-            </w:r>
-          </w:p>
-        </w:tc>
-        <w:tc>
-          <w:tcPr>
-            <w:tcW w:type="dxa" w:w="2880"/>
-          </w:tcPr>
-          <w:p>
-            <w:r>
-              <w:rPr>
-                <w:rFonts w:ascii="Times New Roman" w:hAnsi="Times New Roman"/>
-                <w:b w:val="0"/>
-                <w:color w:val="000000"/>
-                <w:sz w:val="20"/>
-              </w:rPr>
-              <w:t>O(1)</w:t>
-            </w:r>
-          </w:p>
-        </w:tc>
-      </w:tr>
-      <w:tr>
-        <w:tc>
-          <w:tcPr>
-            <w:tcW w:type="dxa" w:w="2880"/>
-          </w:tcPr>
-          <w:p>
-            <w:r>
-              <w:rPr>
-                <w:rFonts w:ascii="Times New Roman" w:hAnsi="Times New Roman"/>
-                <w:b w:val="0"/>
-                <w:color w:val="000000"/>
-                <w:sz w:val="20"/>
-              </w:rPr>
-              <w:t>O(1) key lookup / frequency count</w:t>
-            </w:r>
-          </w:p>
-        </w:tc>
-        <w:tc>
-          <w:tcPr>
-            <w:tcW w:type="dxa" w:w="2880"/>
-          </w:tcPr>
-          <w:p>
-            <w:r>
-              <w:rPr>
-                <w:rFonts w:ascii="Times New Roman" w:hAnsi="Times New Roman"/>
-                <w:b w:val="0"/>
-                <w:color w:val="000000"/>
-                <w:sz w:val="20"/>
-              </w:rPr>
-              <w:t>dict  or  Counter</w:t>
-            </w:r>
-          </w:p>
-        </w:tc>
-        <w:tc>
-          <w:tcPr>
-            <w:tcW w:type="dxa" w:w="2880"/>
-          </w:tcPr>
-          <w:p>
-            <w:r>
-              <w:rPr>
-                <w:rFonts w:ascii="Times New Roman" w:hAnsi="Times New Roman"/>
-                <w:b w:val="0"/>
-                <w:color w:val="000000"/>
-                <w:sz w:val="20"/>
-              </w:rPr>
-              <w:t>O(1) avg</w:t>
-            </w:r>
-          </w:p>
-        </w:tc>
-      </w:tr>
-      <w:tr>
-        <w:tc>
-          <w:tcPr>
-            <w:tcW w:type="dxa" w:w="2880"/>
-          </w:tcPr>
-          <w:p>
-            <w:r>
-              <w:rPr>
-                <w:rFonts w:ascii="Times New Roman" w:hAnsi="Times New Roman"/>
-                <w:b w:val="0"/>
-                <w:color w:val="000000"/>
-                <w:sz w:val="20"/>
-              </w:rPr>
-              <w:t>O(1) membership test / deduplication</w:t>
-            </w:r>
-          </w:p>
-        </w:tc>
-        <w:tc>
-          <w:tcPr>
-            <w:tcW w:type="dxa" w:w="2880"/>
-          </w:tcPr>
-          <w:p>
-            <w:r>
-              <w:rPr>
-                <w:rFonts w:ascii="Times New Roman" w:hAnsi="Times New Roman"/>
-                <w:b w:val="0"/>
-                <w:color w:val="000000"/>
-                <w:sz w:val="20"/>
-              </w:rPr>
-              <w:t>set</w:t>
-            </w:r>
-          </w:p>
-        </w:tc>
-        <w:tc>
-          <w:tcPr>
-            <w:tcW w:type="dxa" w:w="2880"/>
-          </w:tcPr>
-          <w:p>
-            <w:r>
-              <w:rPr>
-                <w:rFonts w:ascii="Times New Roman" w:hAnsi="Times New Roman"/>
-                <w:b w:val="0"/>
-                <w:color w:val="000000"/>
-                <w:sz w:val="20"/>
-              </w:rPr>
-              <w:t>O(1) avg</w:t>
-            </w:r>
-          </w:p>
-        </w:tc>
-      </w:tr>
-      <w:tr>
-        <w:tc>
-          <w:tcPr>
-            <w:tcW w:type="dxa" w:w="2880"/>
-          </w:tcPr>
-          <w:p>
-            <w:r>
-              <w:rPr>
-                <w:rFonts w:ascii="Times New Roman" w:hAnsi="Times New Roman"/>
-                <w:b w:val="0"/>
-                <w:color w:val="000000"/>
-                <w:sz w:val="20"/>
-              </w:rPr>
-              <w:t>Always get minimum first</w:t>
-            </w:r>
-          </w:p>
-        </w:tc>
-        <w:tc>
-          <w:tcPr>
-            <w:tcW w:type="dxa" w:w="2880"/>
-          </w:tcPr>
-          <w:p>
-            <w:r>
-              <w:rPr>
-                <w:rFonts w:ascii="Times New Roman" w:hAnsi="Times New Roman"/>
-                <w:b w:val="0"/>
-                <w:color w:val="000000"/>
-                <w:sz w:val="20"/>
-              </w:rPr>
-              <w:t>heapq  (min-heap)</w:t>
-            </w:r>
-          </w:p>
-        </w:tc>
-        <w:tc>
-          <w:tcPr>
-            <w:tcW w:type="dxa" w:w="2880"/>
-          </w:tcPr>
-          <w:p>
-            <w:r>
-              <w:rPr>
-                <w:rFonts w:ascii="Times New Roman" w:hAnsi="Times New Roman"/>
-                <w:b w:val="0"/>
-                <w:color w:val="000000"/>
-                <w:sz w:val="20"/>
-              </w:rPr>
-              <w:t>O(log n)</w:t>
-            </w:r>
-          </w:p>
-        </w:tc>
-      </w:tr>
-      <w:tr>
-        <w:tc>
-          <w:tcPr>
-            <w:tcW w:type="dxa" w:w="2880"/>
-          </w:tcPr>
-          <w:p>
-            <w:r>
-              <w:rPr>
-                <w:rFonts w:ascii="Times New Roman" w:hAnsi="Times New Roman"/>
-                <w:b w:val="0"/>
-                <w:color w:val="000000"/>
-                <w:sz w:val="20"/>
-              </w:rPr>
-              <w:t>Always get maximum first</w:t>
-            </w:r>
-          </w:p>
-        </w:tc>
-        <w:tc>
-          <w:tcPr>
-            <w:tcW w:type="dxa" w:w="2880"/>
-          </w:tcPr>
-          <w:p>
-            <w:r>
-              <w:rPr>
-                <w:rFonts w:ascii="Times New Roman" w:hAnsi="Times New Roman"/>
-                <w:b w:val="0"/>
-                <w:color w:val="000000"/>
-                <w:sz w:val="20"/>
-              </w:rPr>
-              <w:t>heapq  with  -value  trick</w:t>
-            </w:r>
-          </w:p>
-        </w:tc>
-        <w:tc>
-          <w:tcPr>
-            <w:tcW w:type="dxa" w:w="2880"/>
-          </w:tcPr>
-          <w:p>
-            <w:r>
-              <w:rPr>
-                <w:rFonts w:ascii="Times New Roman" w:hAnsi="Times New Roman"/>
-                <w:b w:val="0"/>
-                <w:color w:val="000000"/>
-                <w:sz w:val="20"/>
-              </w:rPr>
-              <w:t>O(log n)</w:t>
-            </w:r>
-          </w:p>
-        </w:tc>
-      </w:tr>
-      <w:tr>
-        <w:tc>
-          <w:tcPr>
-            <w:tcW w:type="dxa" w:w="2880"/>
-          </w:tcPr>
-          <w:p>
-            <w:r>
-              <w:rPr>
-                <w:rFonts w:ascii="Times New Roman" w:hAnsi="Times New Roman"/>
-                <w:b w:val="0"/>
-                <w:color w:val="000000"/>
-                <w:sz w:val="20"/>
-              </w:rPr>
-              <w:t>LIFO  (last in, first out)</w:t>
-            </w:r>
-          </w:p>
-        </w:tc>
-        <w:tc>
-          <w:tcPr>
-            <w:tcW w:type="dxa" w:w="2880"/>
-          </w:tcPr>
-          <w:p>
-            <w:r>
-              <w:rPr>
-                <w:rFonts w:ascii="Times New Roman" w:hAnsi="Times New Roman"/>
-                <w:b w:val="0"/>
-                <w:color w:val="000000"/>
-                <w:sz w:val="20"/>
-              </w:rPr>
-              <w:t>list  used as stack</w:t>
-            </w:r>
-          </w:p>
-        </w:tc>
-        <w:tc>
-          <w:tcPr>
-            <w:tcW w:type="dxa" w:w="2880"/>
-          </w:tcPr>
-          <w:p>
-            <w:r>
-              <w:rPr>
-                <w:rFonts w:ascii="Times New Roman" w:hAnsi="Times New Roman"/>
-                <w:b w:val="0"/>
-                <w:color w:val="000000"/>
-                <w:sz w:val="20"/>
-              </w:rPr>
-              <w:t>O(1)</w:t>
-            </w:r>
-          </w:p>
-        </w:tc>
-      </w:tr>
-      <w:tr>
-        <w:tc>
-          <w:tcPr>
-            <w:tcW w:type="dxa" w:w="2880"/>
-          </w:tcPr>
-          <w:p>
-            <w:r>
-              <w:rPr>
-                <w:rFonts w:ascii="Times New Roman" w:hAnsi="Times New Roman"/>
-                <w:b w:val="0"/>
-                <w:color w:val="000000"/>
-                <w:sz w:val="20"/>
-              </w:rPr>
-              <w:t>FIFO  (first in, first out)</w:t>
-            </w:r>
-          </w:p>
-        </w:tc>
-        <w:tc>
-          <w:tcPr>
-            <w:tcW w:type="dxa" w:w="2880"/>
-          </w:tcPr>
-          <w:p>
-            <w:r>
-              <w:rPr>
-                <w:rFonts w:ascii="Times New Roman" w:hAnsi="Times New Roman"/>
-                <w:b w:val="0"/>
-                <w:color w:val="000000"/>
-                <w:sz w:val="20"/>
-              </w:rPr>
-              <w:t>collections.deque</w:t>
-            </w:r>
-          </w:p>
-        </w:tc>
-        <w:tc>
-          <w:tcPr>
-            <w:tcW w:type="dxa" w:w="2880"/>
-          </w:tcPr>
-          <w:p>
-            <w:r>
-              <w:rPr>
-                <w:rFonts w:ascii="Times New Roman" w:hAnsi="Times New Roman"/>
-                <w:b w:val="0"/>
-                <w:color w:val="000000"/>
-                <w:sz w:val="20"/>
-              </w:rPr>
-              <w:t>O(1)</w:t>
-            </w:r>
-          </w:p>
-        </w:tc>
-      </w:tr>
-      <w:tr>
-        <w:tc>
-          <w:tcPr>
-            <w:tcW w:type="dxa" w:w="2880"/>
-          </w:tcPr>
-          <w:p>
-            <w:r>
-              <w:rPr>
-                <w:rFonts w:ascii="Times New Roman" w:hAnsi="Times New Roman"/>
-                <w:b w:val="0"/>
-                <w:color w:val="000000"/>
-                <w:sz w:val="20"/>
-              </w:rPr>
-              <w:t>Sorted order + fast insert/delete</w:t>
-            </w:r>
-          </w:p>
-        </w:tc>
-        <w:tc>
-          <w:tcPr>
-            <w:tcW w:type="dxa" w:w="2880"/>
-          </w:tcPr>
-          <w:p>
-            <w:r>
-              <w:rPr>
-                <w:rFonts w:ascii="Times New Roman" w:hAnsi="Times New Roman"/>
-                <w:b w:val="0"/>
-                <w:color w:val="000000"/>
-                <w:sz w:val="20"/>
-              </w:rPr>
-              <w:t>SortedList  (sortedcontainers)</w:t>
-            </w:r>
-          </w:p>
-        </w:tc>
-        <w:tc>
-          <w:tcPr>
-            <w:tcW w:type="dxa" w:w="2880"/>
-          </w:tcPr>
-          <w:p>
-            <w:r>
-              <w:rPr>
-                <w:rFonts w:ascii="Times New Roman" w:hAnsi="Times New Roman"/>
-                <w:b w:val="0"/>
-                <w:color w:val="000000"/>
-                <w:sz w:val="20"/>
-              </w:rPr>
-              <w:t>O(log n)</w:t>
-            </w:r>
-          </w:p>
-        </w:tc>
-      </w:tr>
-      <w:tr>
-        <w:tc>
-          <w:tcPr>
-            <w:tcW w:type="dxa" w:w="2880"/>
-          </w:tcPr>
-          <w:p>
-            <w:r>
-              <w:rPr>
-                <w:rFonts w:ascii="Times New Roman" w:hAnsi="Times New Roman"/>
-                <w:b w:val="0"/>
-                <w:color w:val="000000"/>
-                <w:sz w:val="20"/>
-              </w:rPr>
-              <w:t>Graph adjacency list</w:t>
-            </w:r>
-          </w:p>
-        </w:tc>
-        <w:tc>
-          <w:tcPr>
-            <w:tcW w:type="dxa" w:w="2880"/>
-          </w:tcPr>
-          <w:p>
-            <w:r>
-              <w:rPr>
-                <w:rFonts w:ascii="Times New Roman" w:hAnsi="Times New Roman"/>
-                <w:b w:val="0"/>
-                <w:color w:val="000000"/>
-                <w:sz w:val="20"/>
-              </w:rPr>
-              <w:t>defaultdict(list)</w:t>
-            </w:r>
-          </w:p>
-        </w:tc>
-        <w:tc>
-          <w:tcPr>
-            <w:tcW w:type="dxa" w:w="2880"/>
-          </w:tcPr>
-          <w:p>
-            <w:r>
-              <w:rPr>
-                <w:rFonts w:ascii="Times New Roman" w:hAnsi="Times New Roman"/>
-                <w:b w:val="0"/>
-                <w:color w:val="000000"/>
-                <w:sz w:val="20"/>
-              </w:rPr>
-              <w:t>O(1)</w:t>
-            </w:r>
-          </w:p>
-        </w:tc>
-      </w:tr>
-      <w:tr>
-        <w:tc>
-          <w:tcPr>
-            <w:tcW w:type="dxa" w:w="2880"/>
-          </w:tcPr>
-          <w:p>
-            <w:r>
-              <w:rPr>
-                <w:rFonts w:ascii="Times New Roman" w:hAnsi="Times New Roman"/>
-                <w:b w:val="0"/>
-                <w:color w:val="000000"/>
-                <w:sz w:val="20"/>
-              </w:rPr>
-              <w:t>Immutable hashable key (grid, states)</w:t>
-            </w:r>
-          </w:p>
-        </w:tc>
-        <w:tc>
-          <w:tcPr>
-            <w:tcW w:type="dxa" w:w="2880"/>
-          </w:tcPr>
-          <w:p>
-            <w:r>
-              <w:rPr>
-                <w:rFonts w:ascii="Times New Roman" w:hAnsi="Times New Roman"/>
-                <w:b w:val="0"/>
-                <w:color w:val="000000"/>
-                <w:sz w:val="20"/>
-              </w:rPr>
-              <w:t>tuple</w:t>
-            </w:r>
-          </w:p>
-        </w:tc>
-        <w:tc>
-          <w:tcPr>
-            <w:tcW w:type="dxa" w:w="2880"/>
-          </w:tcPr>
-          <w:p>
-            <w:r>
-              <w:rPr>
-                <w:rFonts w:ascii="Times New Roman" w:hAnsi="Times New Roman"/>
-                <w:b w:val="0"/>
-                <w:color w:val="000000"/>
-                <w:sz w:val="20"/>
-              </w:rPr>
-              <w:t>—</w:t>
-            </w:r>
-          </w:p>
-        </w:tc>
-      </w:tr>
-      <w:tr>
-        <w:tc>
-          <w:tcPr>
-            <w:tcW w:type="dxa" w:w="2880"/>
-          </w:tcPr>
-          <w:p>
-            <w:r>
-              <w:rPr>
-                <w:rFonts w:ascii="Times New Roman" w:hAnsi="Times New Roman"/>
-                <w:b w:val="0"/>
-                <w:color w:val="000000"/>
-                <w:sz w:val="20"/>
-              </w:rPr>
-              <w:t>Top-k elements / frequency rank</w:t>
-            </w:r>
-          </w:p>
-        </w:tc>
-        <w:tc>
-          <w:tcPr>
-            <w:tcW w:type="dxa" w:w="2880"/>
-          </w:tcPr>
-          <w:p>
-            <w:r>
-              <w:rPr>
-                <w:rFonts w:ascii="Times New Roman" w:hAnsi="Times New Roman"/>
-                <w:b w:val="0"/>
-                <w:color w:val="000000"/>
-                <w:sz w:val="20"/>
-              </w:rPr>
-              <w:t>Counter  +  most_common(k)</w:t>
-            </w:r>
-          </w:p>
-        </w:tc>
-        <w:tc>
-          <w:tcPr>
-            <w:tcW w:type="dxa" w:w="2880"/>
-          </w:tcPr>
-          <w:p>
-            <w:r>
-              <w:rPr>
-                <w:rFonts w:ascii="Times New Roman" w:hAnsi="Times New Roman"/>
-                <w:b w:val="0"/>
-                <w:color w:val="000000"/>
-                <w:sz w:val="20"/>
-              </w:rPr>
-              <w:t>O(n log k)</w:t>
-            </w:r>
-          </w:p>
-        </w:tc>
-      </w:tr>
-      <w:tr>
-        <w:tc>
-          <w:tcPr>
-            <w:tcW w:type="dxa" w:w="2880"/>
-          </w:tcPr>
-          <w:p>
-            <w:r>
-              <w:rPr>
-                <w:rFonts w:ascii="Times New Roman" w:hAnsi="Times New Roman"/>
-                <w:b w:val="0"/>
-                <w:color w:val="000000"/>
-                <w:sz w:val="20"/>
-              </w:rPr>
-              <w:t>Range sum queries  (static)</w:t>
-            </w:r>
-          </w:p>
-        </w:tc>
-        <w:tc>
-          <w:tcPr>
-            <w:tcW w:type="dxa" w:w="2880"/>
-          </w:tcPr>
-          <w:p>
-            <w:r>
-              <w:rPr>
-                <w:rFonts w:ascii="Times New Roman" w:hAnsi="Times New Roman"/>
-                <w:b w:val="0"/>
-                <w:color w:val="000000"/>
-                <w:sz w:val="20"/>
-              </w:rPr>
-              <w:t>prefix sum array</w:t>
-            </w:r>
-          </w:p>
-        </w:tc>
-        <w:tc>
-          <w:tcPr>
-            <w:tcW w:type="dxa" w:w="2880"/>
-          </w:tcPr>
-          <w:p>
-            <w:r>
-              <w:rPr>
-                <w:rFonts w:ascii="Times New Roman" w:hAnsi="Times New Roman"/>
-                <w:b w:val="0"/>
-                <w:color w:val="000000"/>
-                <w:sz w:val="20"/>
-              </w:rPr>
-              <w:t>O(1) query</w:t>
-            </w:r>
-          </w:p>
-        </w:tc>
-      </w:tr>
-      <w:tr>
-        <w:tc>
-          <w:tcPr>
-            <w:tcW w:type="dxa" w:w="2880"/>
-          </w:tcPr>
-          <w:p>
-            <w:r>
-              <w:rPr>
-                <w:rFonts w:ascii="Times New Roman" w:hAnsi="Times New Roman"/>
-                <w:b w:val="0"/>
-                <w:color w:val="000000"/>
-                <w:sz w:val="20"/>
-              </w:rPr>
-              <w:t>Dynamic connectivity / union of sets</w:t>
-            </w:r>
-          </w:p>
-        </w:tc>
-        <w:tc>
-          <w:tcPr>
-            <w:tcW w:type="dxa" w:w="2880"/>
-          </w:tcPr>
-          <w:p>
-            <w:r>
-              <w:rPr>
-                <w:rFonts w:ascii="Times New Roman" w:hAnsi="Times New Roman"/>
-                <w:b w:val="0"/>
-                <w:color w:val="000000"/>
-                <w:sz w:val="20"/>
-              </w:rPr>
-              <w:t>Union-Find  (DSU)</w:t>
-            </w:r>
-          </w:p>
-        </w:tc>
-        <w:tc>
-          <w:tcPr>
-            <w:tcW w:type="dxa" w:w="2880"/>
-          </w:tcPr>
-          <w:p>
-            <w:r>
-              <w:rPr>
-                <w:rFonts w:ascii="Times New Roman" w:hAnsi="Times New Roman"/>
-                <w:b w:val="0"/>
-                <w:color w:val="000000"/>
-                <w:sz w:val="20"/>
-              </w:rPr>
-              <w:t>O(α(n)) ≈ O(1)</w:t>
-            </w:r>
-          </w:p>
-        </w:tc>
-      </w:tr>
-      <w:tr>
-        <w:tc>
-          <w:tcPr>
-            <w:tcW w:type="dxa" w:w="2880"/>
-          </w:tcPr>
-          <w:p>
-            <w:r>
-              <w:rPr>
-                <w:rFonts w:ascii="Times New Roman" w:hAnsi="Times New Roman"/>
-                <w:b w:val="0"/>
-                <w:color w:val="000000"/>
-                <w:sz w:val="20"/>
-              </w:rPr>
-              <w:t>Prefix matching / autocomplete</w:t>
-            </w:r>
-          </w:p>
-        </w:tc>
-        <w:tc>
-          <w:tcPr>
-            <w:tcW w:type="dxa" w:w="2880"/>
-          </w:tcPr>
-          <w:p>
-            <w:r>
-              <w:rPr>
-                <w:rFonts w:ascii="Times New Roman" w:hAnsi="Times New Roman"/>
-                <w:b w:val="0"/>
-                <w:color w:val="000000"/>
-                <w:sz w:val="20"/>
-              </w:rPr>
-              <w:t>Trie</w:t>
-            </w:r>
-          </w:p>
-        </w:tc>
-        <w:tc>
-          <w:tcPr>
-            <w:tcW w:type="dxa" w:w="2880"/>
-          </w:tcPr>
-          <w:p>
-            <w:r>
-              <w:rPr>
-                <w:rFonts w:ascii="Times New Roman" w:hAnsi="Times New Roman"/>
-                <w:b w:val="0"/>
-                <w:color w:val="000000"/>
-                <w:sz w:val="20"/>
-              </w:rPr>
-              <w:t>O(L)</w:t>
-            </w:r>
-          </w:p>
-        </w:tc>
-      </w:tr>
-      <w:tr>
-        <w:tc>
-          <w:tcPr>
-            <w:tcW w:type="dxa" w:w="2880"/>
-          </w:tcPr>
-          <w:p>
-            <w:r>
-              <w:rPr>
-                <w:rFonts w:ascii="Times New Roman" w:hAnsi="Times New Roman"/>
-                <w:b w:val="0"/>
-                <w:color w:val="000000"/>
-                <w:sz w:val="20"/>
-              </w:rPr>
-              <w:t>Binary search in a sorted list</w:t>
-            </w:r>
-          </w:p>
-        </w:tc>
-        <w:tc>
-          <w:tcPr>
-            <w:tcW w:type="dxa" w:w="2880"/>
-          </w:tcPr>
-          <w:p>
-            <w:r>
-              <w:rPr>
-                <w:rFonts w:ascii="Times New Roman" w:hAnsi="Times New Roman"/>
-                <w:b w:val="0"/>
-                <w:color w:val="000000"/>
-                <w:sz w:val="20"/>
-              </w:rPr>
-              <w:t>bisect.bisect_left / bisect_right</w:t>
-            </w:r>
-          </w:p>
-        </w:tc>
-        <w:tc>
-          <w:tcPr>
-            <w:tcW w:type="dxa" w:w="2880"/>
-          </w:tcPr>
-          <w:p>
-            <w:r>
-              <w:rPr>
-                <w:rFonts w:ascii="Times New Roman" w:hAnsi="Times New Roman"/>
-                <w:b w:val="0"/>
-                <w:color w:val="000000"/>
-                <w:sz w:val="20"/>
-              </w:rPr>
-              <w:t>O(log n)</w:t>
-            </w:r>
-          </w:p>
-        </w:tc>
-      </w:tr>
-    </w:tbl>
-    <w:p/>
-    <w:p>
-      <w:pPr>
-        <w:pStyle w:val="Heading1"/>
-      </w:pPr>
-      <w:r>
-        <w:rPr>
-          <w:rFonts w:ascii="Times New Roman" w:hAnsi="Times New Roman"/>
-          <w:b/>
-          <w:color w:val="1F497D"/>
-          <w:sz w:val="28"/>
-        </w:rPr>
-        <w:t>5.  Pattern Skeleton Quick Reference</w:t>
-      </w:r>
-    </w:p>
-    <w:p>
-      <w:r>
-        <w:rPr>
-          <w:rFonts w:ascii="Times New Roman" w:hAnsi="Times New Roman"/>
-          <w:b w:val="0"/>
-          <w:color w:val="000000"/>
-          <w:sz w:val="22"/>
-        </w:rPr>
-        <w:t>Memorize these skeletons. In the interview: write the skeleton first, then fill in problem-specific logic.</w:t>
-      </w:r>
-    </w:p>
-    <w:p/>
-    <w:tbl>
-      <w:tblPr>
-        <w:tblStyle w:val="TableGrid"/>
-        <w:tblW w:type="auto" w:w="0"/>
-        <w:tblLook w:firstColumn="1" w:firstRow="1" w:lastColumn="0" w:lastRow="0" w:noHBand="0" w:noVBand="1" w:val="04A0"/>
-      </w:tblPr>
-      <w:tblGrid>
-        <w:gridCol w:w="2880"/>
-        <w:gridCol w:w="2880"/>
-        <w:gridCol w:w="2880"/>
-      </w:tblGrid>
-      <w:tr>
-        <w:tc>
-          <w:tcPr>
-            <w:tcW w:type="dxa" w:w="2880"/>
-            <w:shd w:val="clear" w:color="auto" w:fill="D6E4F0"/>
-          </w:tcPr>
-          <w:p>
-            <w:r>
-              <w:rPr>
-                <w:rFonts w:ascii="Times New Roman" w:hAnsi="Times New Roman"/>
-                <w:b/>
-                <w:color w:val="000000"/>
-                <w:sz w:val="22"/>
-              </w:rPr>
-              <w:t>Pattern</w:t>
-            </w:r>
-          </w:p>
-        </w:tc>
-        <w:tc>
-          <w:tcPr>
-            <w:tcW w:type="dxa" w:w="2880"/>
-            <w:shd w:val="clear" w:color="auto" w:fill="D6E4F0"/>
-          </w:tcPr>
-          <w:p>
-            <w:r>
-              <w:rPr>
-                <w:rFonts w:ascii="Times New Roman" w:hAnsi="Times New Roman"/>
-                <w:b/>
-                <w:color w:val="000000"/>
-                <w:sz w:val="22"/>
-              </w:rPr>
-              <w:t>Trigger Keywords</w:t>
-            </w:r>
-          </w:p>
-        </w:tc>
-        <w:tc>
-          <w:tcPr>
-            <w:tcW w:type="dxa" w:w="2880"/>
-            <w:shd w:val="clear" w:color="auto" w:fill="D6E4F0"/>
-          </w:tcPr>
-          <w:p>
-            <w:r>
-              <w:rPr>
-                <w:rFonts w:ascii="Times New Roman" w:hAnsi="Times New Roman"/>
-                <w:b/>
-                <w:color w:val="000000"/>
-                <w:sz w:val="22"/>
-              </w:rPr>
-              <w:t>Code Skeleton (write this first)</w:t>
-            </w:r>
-          </w:p>
-        </w:tc>
-      </w:tr>
-      <w:tr>
-        <w:tc>
-          <w:tcPr>
-            <w:tcW w:type="dxa" w:w="2880"/>
-          </w:tcPr>
-          <w:p>
-            <w:r>
-              <w:rPr>
-                <w:rFonts w:ascii="Times New Roman" w:hAnsi="Times New Roman"/>
-                <w:b w:val="0"/>
-                <w:color w:val="000000"/>
-                <w:sz w:val="20"/>
-              </w:rPr>
-              <w:t>Sliding Window</w:t>
-              <w:br/>
-              <w:t>(Variable)</w:t>
-            </w:r>
-          </w:p>
-        </w:tc>
-        <w:tc>
-          <w:tcPr>
-            <w:tcW w:type="dxa" w:w="2880"/>
-          </w:tcPr>
-          <w:p>
-            <w:r>
-              <w:rPr>
-                <w:rFonts w:ascii="Times New Roman" w:hAnsi="Times New Roman"/>
-                <w:b w:val="0"/>
-                <w:color w:val="000000"/>
-                <w:sz w:val="20"/>
-              </w:rPr>
-              <w:t>longest / shortest subarray,</w:t>
-              <w:br/>
-              <w:t>substring with constraint</w:t>
-            </w:r>
-          </w:p>
-        </w:tc>
-        <w:tc>
-          <w:tcPr>
-            <w:tcW w:type="dxa" w:w="2880"/>
-          </w:tcPr>
-          <w:p>
-            <w:r>
-              <w:rPr>
-                <w:rFonts w:ascii="Times New Roman" w:hAnsi="Times New Roman"/>
-                <w:b w:val="0"/>
-                <w:color w:val="000000"/>
-                <w:sz w:val="20"/>
-              </w:rPr>
-              <w:t>l = 0</w:t>
-              <w:br/>
-              <w:t>for r in range(len(s)):</w:t>
-              <w:br/>
-              <w:t xml:space="preserve">    # add s[r] to window</w:t>
-              <w:br/>
-              <w:t xml:space="preserve">    while window_invalid:</w:t>
-              <w:br/>
-              <w:t xml:space="preserve">        # remove s[l]; l += 1</w:t>
-              <w:br/>
-              <w:t xml:space="preserve">    ans = max(ans, r-l+1)</w:t>
-            </w:r>
-          </w:p>
-        </w:tc>
-      </w:tr>
-      <w:tr>
-        <w:tc>
-          <w:tcPr>
-            <w:tcW w:type="dxa" w:w="2880"/>
-          </w:tcPr>
-          <w:p>
-            <w:r>
-              <w:rPr>
-                <w:rFonts w:ascii="Times New Roman" w:hAnsi="Times New Roman"/>
-                <w:b w:val="0"/>
-                <w:color w:val="000000"/>
-                <w:sz w:val="20"/>
-              </w:rPr>
-              <w:t>Sliding Window</w:t>
-              <w:br/>
-              <w:t>(Fixed)</w:t>
-            </w:r>
-          </w:p>
-        </w:tc>
-        <w:tc>
-          <w:tcPr>
-            <w:tcW w:type="dxa" w:w="2880"/>
-          </w:tcPr>
-          <w:p>
-            <w:r>
-              <w:rPr>
-                <w:rFonts w:ascii="Times New Roman" w:hAnsi="Times New Roman"/>
-                <w:b w:val="0"/>
-                <w:color w:val="000000"/>
-                <w:sz w:val="20"/>
-              </w:rPr>
-              <w:t>subarray of size k,</w:t>
-              <w:br/>
-              <w:t>max sum of window</w:t>
-            </w:r>
-          </w:p>
-        </w:tc>
-        <w:tc>
-          <w:tcPr>
-            <w:tcW w:type="dxa" w:w="2880"/>
-          </w:tcPr>
-          <w:p>
-            <w:r>
-              <w:rPr>
-                <w:rFonts w:ascii="Times New Roman" w:hAnsi="Times New Roman"/>
-                <w:b w:val="0"/>
-                <w:color w:val="000000"/>
-                <w:sz w:val="20"/>
-              </w:rPr>
-              <w:t>win = sum(arr[:k])</w:t>
-              <w:br/>
-              <w:t>for i in range(k, n):</w:t>
-              <w:br/>
-              <w:t xml:space="preserve">    win += arr[i] - arr[i-k]</w:t>
-              <w:br/>
-              <w:t xml:space="preserve">    ans = max(ans, win)</w:t>
-            </w:r>
-          </w:p>
-        </w:tc>
-      </w:tr>
-      <w:tr>
-        <w:tc>
-          <w:tcPr>
-            <w:tcW w:type="dxa" w:w="2880"/>
-          </w:tcPr>
-          <w:p>
-            <w:r>
-              <w:rPr>
-                <w:rFonts w:ascii="Times New Roman" w:hAnsi="Times New Roman"/>
-                <w:b w:val="0"/>
-                <w:color w:val="000000"/>
-                <w:sz w:val="20"/>
-              </w:rPr>
-              <w:t>Two Pointers</w:t>
-              <w:br/>
-              <w:t>(Opposite)</w:t>
-            </w:r>
-          </w:p>
-        </w:tc>
-        <w:tc>
-          <w:tcPr>
-            <w:tcW w:type="dxa" w:w="2880"/>
-          </w:tcPr>
-          <w:p>
-            <w:r>
-              <w:rPr>
-                <w:rFonts w:ascii="Times New Roman" w:hAnsi="Times New Roman"/>
-                <w:b w:val="0"/>
-                <w:color w:val="000000"/>
-                <w:sz w:val="20"/>
-              </w:rPr>
-              <w:t>sorted array, pair/triplet sum,</w:t>
-              <w:br/>
-              <w:t>container with water</w:t>
-            </w:r>
-          </w:p>
-        </w:tc>
-        <w:tc>
-          <w:tcPr>
-            <w:tcW w:type="dxa" w:w="2880"/>
-          </w:tcPr>
-          <w:p>
-            <w:r>
-              <w:rPr>
-                <w:rFonts w:ascii="Times New Roman" w:hAnsi="Times New Roman"/>
-                <w:b w:val="0"/>
-                <w:color w:val="000000"/>
-                <w:sz w:val="20"/>
-              </w:rPr>
-              <w:t>l, r = 0, len(arr)-1</w:t>
-              <w:br/>
-              <w:t>while l &lt; r:</w:t>
-              <w:br/>
-              <w:t xml:space="preserve">    s = arr[l]+arr[r]</w:t>
-              <w:br/>
-              <w:t xml:space="preserve">    if s == target: ...</w:t>
-              <w:br/>
-              <w:t xml:space="preserve">    elif s &lt; target: l += 1</w:t>
-              <w:br/>
-              <w:t xml:space="preserve">    else: r -= 1</w:t>
-            </w:r>
-          </w:p>
-        </w:tc>
-      </w:tr>
-      <w:tr>
-        <w:tc>
-          <w:tcPr>
-            <w:tcW w:type="dxa" w:w="2880"/>
-          </w:tcPr>
-          <w:p>
-            <w:r>
-              <w:rPr>
-                <w:rFonts w:ascii="Times New Roman" w:hAnsi="Times New Roman"/>
-                <w:b w:val="0"/>
-                <w:color w:val="000000"/>
-                <w:sz w:val="20"/>
-              </w:rPr>
-              <w:t>Binary Search</w:t>
-            </w:r>
-          </w:p>
-        </w:tc>
-        <w:tc>
-          <w:tcPr>
-            <w:tcW w:type="dxa" w:w="2880"/>
-          </w:tcPr>
-          <w:p>
-            <w:r>
-              <w:rPr>
-                <w:rFonts w:ascii="Times New Roman" w:hAnsi="Times New Roman"/>
-                <w:b w:val="0"/>
-                <w:color w:val="000000"/>
-                <w:sz w:val="20"/>
-              </w:rPr>
-              <w:t>sorted array, search answer,</w:t>
-              <w:br/>
-              <w:t>minimize maximum</w:t>
-            </w:r>
-          </w:p>
-        </w:tc>
-        <w:tc>
-          <w:tcPr>
-            <w:tcW w:type="dxa" w:w="2880"/>
-          </w:tcPr>
-          <w:p>
-            <w:r>
-              <w:rPr>
-                <w:rFonts w:ascii="Times New Roman" w:hAnsi="Times New Roman"/>
-                <w:b w:val="0"/>
-                <w:color w:val="000000"/>
-                <w:sz w:val="20"/>
-              </w:rPr>
-              <w:t>l, r = 0, len(arr)-1</w:t>
-              <w:br/>
-              <w:t>while l &lt;= r:</w:t>
-              <w:br/>
-              <w:t xml:space="preserve">    mid = (l+r)//2</w:t>
-              <w:br/>
-              <w:t xml:space="preserve">    if arr[mid]==target: return mid</w:t>
-              <w:br/>
-              <w:t xml:space="preserve">    elif arr[mid]&lt;target: l=mid+1</w:t>
-              <w:br/>
-              <w:t xml:space="preserve">    else: r=mid-1</w:t>
-            </w:r>
-          </w:p>
-        </w:tc>
-      </w:tr>
-      <w:tr>
-        <w:tc>
-          <w:tcPr>
-            <w:tcW w:type="dxa" w:w="2880"/>
-          </w:tcPr>
-          <w:p>
-            <w:r>
-              <w:rPr>
-                <w:rFonts w:ascii="Times New Roman" w:hAnsi="Times New Roman"/>
-                <w:b w:val="0"/>
-                <w:color w:val="000000"/>
-                <w:sz w:val="20"/>
-              </w:rPr>
-              <w:t>Binary Search</w:t>
-              <w:br/>
-              <w:t>on Answer</w:t>
-            </w:r>
-          </w:p>
-        </w:tc>
-        <w:tc>
-          <w:tcPr>
-            <w:tcW w:type="dxa" w:w="2880"/>
-          </w:tcPr>
-          <w:p>
-            <w:r>
-              <w:rPr>
-                <w:rFonts w:ascii="Times New Roman" w:hAnsi="Times New Roman"/>
-                <w:b w:val="0"/>
-                <w:color w:val="000000"/>
-                <w:sz w:val="20"/>
-              </w:rPr>
-              <w:t>minimize max, maximize min,</w:t>
-              <w:br/>
-              <w:t>feasibility check</w:t>
-            </w:r>
-          </w:p>
-        </w:tc>
-        <w:tc>
-          <w:tcPr>
-            <w:tcW w:type="dxa" w:w="2880"/>
-          </w:tcPr>
-          <w:p>
-            <w:r>
-              <w:rPr>
-                <w:rFonts w:ascii="Times New Roman" w:hAnsi="Times New Roman"/>
-                <w:b w:val="0"/>
-                <w:color w:val="000000"/>
-                <w:sz w:val="20"/>
-              </w:rPr>
-              <w:t>def ok(mid): ...</w:t>
-              <w:br/>
-              <w:t>l, r = min_val, max_val</w:t>
-              <w:br/>
-              <w:t>while l &lt; r:</w:t>
-              <w:br/>
-              <w:t xml:space="preserve">    mid = (l+r)//2</w:t>
-              <w:br/>
-              <w:t xml:space="preserve">    if ok(mid): r = mid</w:t>
-              <w:br/>
-              <w:t xml:space="preserve">    else: l = mid+1</w:t>
-              <w:br/>
-              <w:t>return l</w:t>
-            </w:r>
-          </w:p>
-        </w:tc>
-      </w:tr>
-      <w:tr>
-        <w:tc>
-          <w:tcPr>
-            <w:tcW w:type="dxa" w:w="2880"/>
-          </w:tcPr>
-          <w:p>
-            <w:r>
-              <w:rPr>
-                <w:rFonts w:ascii="Times New Roman" w:hAnsi="Times New Roman"/>
-                <w:b w:val="0"/>
-                <w:color w:val="000000"/>
-                <w:sz w:val="20"/>
-              </w:rPr>
-              <w:t>Heap — Top K</w:t>
-            </w:r>
-          </w:p>
-        </w:tc>
-        <w:tc>
-          <w:tcPr>
-            <w:tcW w:type="dxa" w:w="2880"/>
-          </w:tcPr>
-          <w:p>
-            <w:r>
-              <w:rPr>
-                <w:rFonts w:ascii="Times New Roman" w:hAnsi="Times New Roman"/>
-                <w:b w:val="0"/>
-                <w:color w:val="000000"/>
-                <w:sz w:val="20"/>
-              </w:rPr>
-              <w:t>kth largest, top K frequent,</w:t>
-              <w:br/>
-              <w:t>stream min/max</w:t>
-            </w:r>
-          </w:p>
-        </w:tc>
-        <w:tc>
-          <w:tcPr>
-            <w:tcW w:type="dxa" w:w="2880"/>
-          </w:tcPr>
-          <w:p>
-            <w:r>
-              <w:rPr>
-                <w:rFonts w:ascii="Times New Roman" w:hAnsi="Times New Roman"/>
-                <w:b w:val="0"/>
-                <w:color w:val="000000"/>
-                <w:sz w:val="20"/>
-              </w:rPr>
-              <w:t>heap = []</w:t>
-              <w:br/>
-              <w:t>for num in nums:</w:t>
-              <w:br/>
-              <w:t xml:space="preserve">    heapq.heappush(heap, num)</w:t>
-              <w:br/>
-              <w:t xml:space="preserve">    if len(heap) &gt; k:</w:t>
-              <w:br/>
-              <w:t xml:space="preserve">        heapq.heappop(heap)</w:t>
-              <w:br/>
-              <w:t>return heap[0]</w:t>
-            </w:r>
-          </w:p>
-        </w:tc>
-      </w:tr>
-      <w:tr>
-        <w:tc>
-          <w:tcPr>
-            <w:tcW w:type="dxa" w:w="2880"/>
-          </w:tcPr>
-          <w:p>
-            <w:r>
-              <w:rPr>
-                <w:rFonts w:ascii="Times New Roman" w:hAnsi="Times New Roman"/>
-                <w:b w:val="0"/>
-                <w:color w:val="000000"/>
-                <w:sz w:val="20"/>
-              </w:rPr>
-              <w:t>BFS</w:t>
-            </w:r>
-          </w:p>
-        </w:tc>
-        <w:tc>
-          <w:tcPr>
-            <w:tcW w:type="dxa" w:w="2880"/>
-          </w:tcPr>
-          <w:p>
-            <w:r>
-              <w:rPr>
-                <w:rFonts w:ascii="Times New Roman" w:hAnsi="Times New Roman"/>
-                <w:b w:val="0"/>
-                <w:color w:val="000000"/>
-                <w:sz w:val="20"/>
-              </w:rPr>
-              <w:t>shortest path (unweighted),</w:t>
-              <w:br/>
-              <w:t>level order, islands</w:t>
-            </w:r>
-          </w:p>
-        </w:tc>
-        <w:tc>
-          <w:tcPr>
-            <w:tcW w:type="dxa" w:w="2880"/>
-          </w:tcPr>
-          <w:p>
-            <w:r>
-              <w:rPr>
-                <w:rFonts w:ascii="Times New Roman" w:hAnsi="Times New Roman"/>
-                <w:b w:val="0"/>
-                <w:color w:val="000000"/>
-                <w:sz w:val="20"/>
-              </w:rPr>
-              <w:t>q = deque([start]); visited={start}</w:t>
-              <w:br/>
-              <w:t>while q:</w:t>
-              <w:br/>
-              <w:t xml:space="preserve">    node = q.popleft()</w:t>
-              <w:br/>
-              <w:t xml:space="preserve">    for nb in graph[node]:</w:t>
-              <w:br/>
-              <w:t xml:space="preserve">        if nb not in visited:</w:t>
-              <w:br/>
-              <w:t xml:space="preserve">            visited.add(nb); q.append(nb)</w:t>
-            </w:r>
-          </w:p>
-        </w:tc>
-      </w:tr>
-      <w:tr>
-        <w:tc>
-          <w:tcPr>
-            <w:tcW w:type="dxa" w:w="2880"/>
-          </w:tcPr>
-          <w:p>
-            <w:r>
-              <w:rPr>
-                <w:rFonts w:ascii="Times New Roman" w:hAnsi="Times New Roman"/>
-                <w:b w:val="0"/>
-                <w:color w:val="000000"/>
-                <w:sz w:val="20"/>
-              </w:rPr>
-              <w:t>DFS</w:t>
-            </w:r>
-          </w:p>
-        </w:tc>
-        <w:tc>
-          <w:tcPr>
-            <w:tcW w:type="dxa" w:w="2880"/>
-          </w:tcPr>
-          <w:p>
-            <w:r>
-              <w:rPr>
-                <w:rFonts w:ascii="Times New Roman" w:hAnsi="Times New Roman"/>
-                <w:b w:val="0"/>
-                <w:color w:val="000000"/>
-                <w:sz w:val="20"/>
-              </w:rPr>
-              <w:t>connectivity, flood fill,</w:t>
-              <w:br/>
-              <w:t>cycle detection</w:t>
-            </w:r>
-          </w:p>
-        </w:tc>
-        <w:tc>
-          <w:tcPr>
-            <w:tcW w:type="dxa" w:w="2880"/>
-          </w:tcPr>
-          <w:p>
-            <w:r>
-              <w:rPr>
-                <w:rFonts w:ascii="Times New Roman" w:hAnsi="Times New Roman"/>
-                <w:b w:val="0"/>
-                <w:color w:val="000000"/>
-                <w:sz w:val="20"/>
-              </w:rPr>
-              <w:t>def dfs(node):</w:t>
-              <w:br/>
-              <w:t xml:space="preserve">    visited.add(node)</w:t>
-              <w:br/>
-              <w:t xml:space="preserve">    for nb in graph[node]:</w:t>
-              <w:br/>
-              <w:t xml:space="preserve">        if nb not in visited:</w:t>
-              <w:br/>
-              <w:t xml:space="preserve">            dfs(nb)</w:t>
-            </w:r>
-          </w:p>
-        </w:tc>
-      </w:tr>
-      <w:tr>
-        <w:tc>
-          <w:tcPr>
-            <w:tcW w:type="dxa" w:w="2880"/>
-          </w:tcPr>
-          <w:p>
-            <w:r>
-              <w:rPr>
-                <w:rFonts w:ascii="Times New Roman" w:hAnsi="Times New Roman"/>
-                <w:b w:val="0"/>
-                <w:color w:val="000000"/>
-                <w:sz w:val="20"/>
-              </w:rPr>
-              <w:t>Topological Sort</w:t>
-            </w:r>
-          </w:p>
-        </w:tc>
-        <w:tc>
-          <w:tcPr>
-            <w:tcW w:type="dxa" w:w="2880"/>
-          </w:tcPr>
-          <w:p>
-            <w:r>
-              <w:rPr>
-                <w:rFonts w:ascii="Times New Roman" w:hAnsi="Times New Roman"/>
-                <w:b w:val="0"/>
-                <w:color w:val="000000"/>
-                <w:sz w:val="20"/>
-              </w:rPr>
-              <w:t>prerequisite, task order,</w:t>
-              <w:br/>
-              <w:t>DAG</w:t>
-            </w:r>
-          </w:p>
-        </w:tc>
-        <w:tc>
-          <w:tcPr>
-            <w:tcW w:type="dxa" w:w="2880"/>
-          </w:tcPr>
-          <w:p>
-            <w:r>
-              <w:rPr>
-                <w:rFonts w:ascii="Times New Roman" w:hAnsi="Times New Roman"/>
-                <w:b w:val="0"/>
-                <w:color w:val="000000"/>
-                <w:sz w:val="20"/>
-              </w:rPr>
-              <w:t>in_deg = [0]*n</w:t>
-              <w:br/>
-              <w:t>for u,v in edges: in_deg[v]+=1</w:t>
-              <w:br/>
-              <w:t>q = deque([i for i if in_deg[i]==0])</w:t>
-              <w:br/>
-              <w:t>while q:</w:t>
-              <w:br/>
-              <w:t xml:space="preserve">    node=q.popleft(); order.append(node)</w:t>
-              <w:br/>
-              <w:t xml:space="preserve">    for nb: in_deg[nb]-=1; if 0: q.append</w:t>
-            </w:r>
-          </w:p>
-        </w:tc>
-      </w:tr>
-      <w:tr>
-        <w:tc>
-          <w:tcPr>
-            <w:tcW w:type="dxa" w:w="2880"/>
-          </w:tcPr>
-          <w:p>
-            <w:r>
-              <w:rPr>
-                <w:rFonts w:ascii="Times New Roman" w:hAnsi="Times New Roman"/>
-                <w:b w:val="0"/>
-                <w:color w:val="000000"/>
-                <w:sz w:val="20"/>
-              </w:rPr>
-              <w:t>Union-Find</w:t>
-            </w:r>
-          </w:p>
-        </w:tc>
-        <w:tc>
-          <w:tcPr>
-            <w:tcW w:type="dxa" w:w="2880"/>
-          </w:tcPr>
-          <w:p>
-            <w:r>
-              <w:rPr>
-                <w:rFonts w:ascii="Times New Roman" w:hAnsi="Times New Roman"/>
-                <w:b w:val="0"/>
-                <w:color w:val="000000"/>
-                <w:sz w:val="20"/>
-              </w:rPr>
-              <w:t>connected components,</w:t>
-              <w:br/>
-              <w:t>redundant edge, grouping</w:t>
-            </w:r>
-          </w:p>
-        </w:tc>
-        <w:tc>
-          <w:tcPr>
-            <w:tcW w:type="dxa" w:w="2880"/>
-          </w:tcPr>
-          <w:p>
-            <w:r>
-              <w:rPr>
-                <w:rFonts w:ascii="Times New Roman" w:hAnsi="Times New Roman"/>
-                <w:b w:val="0"/>
-                <w:color w:val="000000"/>
-                <w:sz w:val="20"/>
-              </w:rPr>
-              <w:t>uf = UnionFind(n)</w:t>
-              <w:br/>
-              <w:t>for u, v in edges:</w:t>
-              <w:br/>
-              <w:t xml:space="preserve">    uf.union(u, v)</w:t>
-              <w:br/>
-              <w:t># uf.find(x) → root of x</w:t>
-              <w:br/>
-              <w:t># uf.union(x,y) → False if same group</w:t>
-            </w:r>
-          </w:p>
-        </w:tc>
-      </w:tr>
-      <w:tr>
-        <w:tc>
-          <w:tcPr>
-            <w:tcW w:type="dxa" w:w="2880"/>
-          </w:tcPr>
-          <w:p>
-            <w:r>
-              <w:rPr>
-                <w:rFonts w:ascii="Times New Roman" w:hAnsi="Times New Roman"/>
-                <w:b w:val="0"/>
-                <w:color w:val="000000"/>
-                <w:sz w:val="20"/>
-              </w:rPr>
-              <w:t>Backtracking</w:t>
-            </w:r>
-          </w:p>
-        </w:tc>
-        <w:tc>
-          <w:tcPr>
-            <w:tcW w:type="dxa" w:w="2880"/>
-          </w:tcPr>
-          <w:p>
-            <w:r>
-              <w:rPr>
-                <w:rFonts w:ascii="Times New Roman" w:hAnsi="Times New Roman"/>
-                <w:b w:val="0"/>
-                <w:color w:val="000000"/>
-                <w:sz w:val="20"/>
-              </w:rPr>
-              <w:t>find ALL subsets/perms/combos,</w:t>
-              <w:br/>
-              <w:t>word search, N-Queens</w:t>
-            </w:r>
-          </w:p>
-        </w:tc>
-        <w:tc>
-          <w:tcPr>
-            <w:tcW w:type="dxa" w:w="2880"/>
-          </w:tcPr>
-          <w:p>
-            <w:r>
-              <w:rPr>
-                <w:rFonts w:ascii="Times New Roman" w:hAnsi="Times New Roman"/>
-                <w:b w:val="0"/>
-                <w:color w:val="000000"/>
-                <w:sz w:val="20"/>
-              </w:rPr>
-              <w:t>def bt(start, path):</w:t>
-              <w:br/>
-              <w:t xml:space="preserve">    if goal_reached: save(path[:]); return</w:t>
-              <w:br/>
-              <w:t xml:space="preserve">    for choice in choices(start):</w:t>
-              <w:br/>
-              <w:t xml:space="preserve">        path.append(choice)</w:t>
-              <w:br/>
-              <w:t xml:space="preserve">        bt(next_start, path)</w:t>
-              <w:br/>
-              <w:t xml:space="preserve">        path.pop()</w:t>
-            </w:r>
-          </w:p>
-        </w:tc>
-      </w:tr>
-      <w:tr>
-        <w:tc>
-          <w:tcPr>
-            <w:tcW w:type="dxa" w:w="2880"/>
-          </w:tcPr>
-          <w:p>
-            <w:r>
-              <w:rPr>
-                <w:rFonts w:ascii="Times New Roman" w:hAnsi="Times New Roman"/>
-                <w:b w:val="0"/>
-                <w:color w:val="000000"/>
-                <w:sz w:val="20"/>
-              </w:rPr>
-              <w:t>DP  (1D)</w:t>
-            </w:r>
-          </w:p>
-        </w:tc>
-        <w:tc>
-          <w:tcPr>
-            <w:tcW w:type="dxa" w:w="2880"/>
-          </w:tcPr>
-          <w:p>
-            <w:r>
-              <w:rPr>
-                <w:rFonts w:ascii="Times New Roman" w:hAnsi="Times New Roman"/>
-                <w:b w:val="0"/>
-                <w:color w:val="000000"/>
-                <w:sz w:val="20"/>
-              </w:rPr>
-              <w:t>count ways, min/max value,</w:t>
-              <w:br/>
-              <w:t>overlapping subproblems</w:t>
-            </w:r>
-          </w:p>
-        </w:tc>
-        <w:tc>
-          <w:tcPr>
-            <w:tcW w:type="dxa" w:w="2880"/>
-          </w:tcPr>
-          <w:p>
-            <w:r>
-              <w:rPr>
-                <w:rFonts w:ascii="Times New Roman" w:hAnsi="Times New Roman"/>
-                <w:b w:val="0"/>
-                <w:color w:val="000000"/>
-                <w:sz w:val="20"/>
-              </w:rPr>
-              <w:t># 1. Define dp[i]</w:t>
-              <w:br/>
-              <w:t># 2. Recurrence: dp[i]=f(dp[i-1],...)</w:t>
-              <w:br/>
-              <w:t># 3. Base case: dp[0], dp[1]</w:t>
-              <w:br/>
-              <w:t># 4. Fill in order</w:t>
-              <w:br/>
-              <w:t># 5. Return dp[n] or max(dp)</w:t>
-            </w:r>
-          </w:p>
-        </w:tc>
-      </w:tr>
-      <w:tr>
-        <w:tc>
-          <w:tcPr>
-            <w:tcW w:type="dxa" w:w="2880"/>
-          </w:tcPr>
-          <w:p>
-            <w:r>
-              <w:rPr>
-                <w:rFonts w:ascii="Times New Roman" w:hAnsi="Times New Roman"/>
-                <w:b w:val="0"/>
-                <w:color w:val="000000"/>
-                <w:sz w:val="20"/>
-              </w:rPr>
-              <w:t>Greedy</w:t>
-            </w:r>
-          </w:p>
-        </w:tc>
-        <w:tc>
-          <w:tcPr>
-            <w:tcW w:type="dxa" w:w="2880"/>
-          </w:tcPr>
-          <w:p>
-            <w:r>
-              <w:rPr>
-                <w:rFonts w:ascii="Times New Roman" w:hAnsi="Times New Roman"/>
-                <w:b w:val="0"/>
-                <w:color w:val="000000"/>
-                <w:sz w:val="20"/>
-              </w:rPr>
-              <w:t>intervals, scheduling,</w:t>
-              <w:br/>
-              <w:t>jump game, local=global</w:t>
-            </w:r>
-          </w:p>
-        </w:tc>
-        <w:tc>
-          <w:tcPr>
-            <w:tcW w:type="dxa" w:w="2880"/>
-          </w:tcPr>
-          <w:p>
-            <w:r>
-              <w:rPr>
-                <w:rFonts w:ascii="Times New Roman" w:hAnsi="Times New Roman"/>
-                <w:b w:val="0"/>
-                <w:color w:val="000000"/>
-                <w:sz w:val="20"/>
-              </w:rPr>
-              <w:t># Sort by start or end time</w:t>
-              <w:br/>
-              <w:t>for item in sorted(items):</w:t>
-              <w:br/>
-              <w:t xml:space="preserve">    if can_pick(item):</w:t>
-              <w:br/>
-              <w:t xml:space="preserve">        pick(item)</w:t>
-            </w:r>
-          </w:p>
-        </w:tc>
-      </w:tr>
-      <w:tr>
-        <w:tc>
-          <w:tcPr>
-            <w:tcW w:type="dxa" w:w="2880"/>
-          </w:tcPr>
-          <w:p>
-            <w:r>
-              <w:rPr>
-                <w:rFonts w:ascii="Times New Roman" w:hAnsi="Times New Roman"/>
-                <w:b w:val="0"/>
-                <w:color w:val="000000"/>
-                <w:sz w:val="20"/>
-              </w:rPr>
-              <w:t>Monotonic Stack</w:t>
-            </w:r>
-          </w:p>
-        </w:tc>
-        <w:tc>
-          <w:tcPr>
-            <w:tcW w:type="dxa" w:w="2880"/>
-          </w:tcPr>
-          <w:p>
-            <w:r>
-              <w:rPr>
-                <w:rFonts w:ascii="Times New Roman" w:hAnsi="Times New Roman"/>
-                <w:b w:val="0"/>
-                <w:color w:val="000000"/>
-                <w:sz w:val="20"/>
-              </w:rPr>
-              <w:t>next greater element,</w:t>
-              <w:br/>
-              <w:t>largest rectangle, daily temps</w:t>
-            </w:r>
-          </w:p>
-        </w:tc>
-        <w:tc>
-          <w:tcPr>
-            <w:tcW w:type="dxa" w:w="2880"/>
-          </w:tcPr>
-          <w:p>
-            <w:r>
-              <w:rPr>
-                <w:rFonts w:ascii="Times New Roman" w:hAnsi="Times New Roman"/>
-                <w:b w:val="0"/>
-                <w:color w:val="000000"/>
-                <w:sz w:val="20"/>
-              </w:rPr>
-              <w:t>stack = []  # stores indices</w:t>
-              <w:br/>
-              <w:t>for i, num in enumerate(nums):</w:t>
-              <w:br/>
-              <w:t xml:space="preserve">    while stack and nums[stack[-1]] &lt; num:</w:t>
-              <w:br/>
-              <w:t xml:space="preserve">        result[stack.pop()] = num</w:t>
-              <w:br/>
-              <w:t xml:space="preserve">    stack.append(i)</w:t>
-            </w:r>
-          </w:p>
-        </w:tc>
-      </w:tr>
-      <w:tr>
-        <w:tc>
-          <w:tcPr>
-            <w:tcW w:type="dxa" w:w="2880"/>
-          </w:tcPr>
-          <w:p>
-            <w:r>
-              <w:rPr>
-                <w:rFonts w:ascii="Times New Roman" w:hAnsi="Times New Roman"/>
-                <w:b w:val="0"/>
-                <w:color w:val="000000"/>
-                <w:sz w:val="20"/>
-              </w:rPr>
-              <w:t>Trie</w:t>
-            </w:r>
-          </w:p>
-        </w:tc>
-        <w:tc>
-          <w:tcPr>
-            <w:tcW w:type="dxa" w:w="2880"/>
-          </w:tcPr>
-          <w:p>
-            <w:r>
-              <w:rPr>
-                <w:rFonts w:ascii="Times New Roman" w:hAnsi="Times New Roman"/>
-                <w:b w:val="0"/>
-                <w:color w:val="000000"/>
-                <w:sz w:val="20"/>
-              </w:rPr>
-              <w:t>prefix match, autocomplete,</w:t>
-              <w:br/>
-              <w:t>word dictionary</w:t>
-            </w:r>
-          </w:p>
-        </w:tc>
-        <w:tc>
-          <w:tcPr>
-            <w:tcW w:type="dxa" w:w="2880"/>
-          </w:tcPr>
-          <w:p>
-            <w:r>
-              <w:rPr>
-                <w:rFonts w:ascii="Times New Roman" w:hAnsi="Times New Roman"/>
-                <w:b w:val="0"/>
-                <w:color w:val="000000"/>
-                <w:sz w:val="20"/>
-              </w:rPr>
-              <w:t>trie = Trie()</w:t>
-              <w:br/>
-              <w:t>trie.insert(word)</w:t>
-              <w:br/>
-              <w:t>trie.search(word)      # exact</w:t>
-              <w:br/>
-              <w:t>trie.startsWith(prefix) # prefix</w:t>
-            </w:r>
-          </w:p>
-        </w:tc>
-      </w:tr>
-      <w:tr>
-        <w:tc>
-          <w:tcPr>
-            <w:tcW w:type="dxa" w:w="2880"/>
-          </w:tcPr>
-          <w:p>
-            <w:r>
-              <w:rPr>
-                <w:rFonts w:ascii="Times New Roman" w:hAnsi="Times New Roman"/>
-                <w:b w:val="0"/>
-                <w:color w:val="000000"/>
-                <w:sz w:val="20"/>
-              </w:rPr>
-              <w:t>Prefix Sum</w:t>
-            </w:r>
-          </w:p>
-        </w:tc>
-        <w:tc>
-          <w:tcPr>
-            <w:tcW w:type="dxa" w:w="2880"/>
-          </w:tcPr>
-          <w:p>
-            <w:r>
-              <w:rPr>
-                <w:rFonts w:ascii="Times New Roman" w:hAnsi="Times New Roman"/>
-                <w:b w:val="0"/>
-                <w:color w:val="000000"/>
-                <w:sz w:val="20"/>
-              </w:rPr>
-              <w:t>range sum query,</w:t>
-              <w:br/>
-              <w:t>subarray sum equals K</w:t>
-            </w:r>
-          </w:p>
-        </w:tc>
-        <w:tc>
-          <w:tcPr>
-            <w:tcW w:type="dxa" w:w="2880"/>
-          </w:tcPr>
-          <w:p>
-            <w:r>
-              <w:rPr>
-                <w:rFonts w:ascii="Times New Roman" w:hAnsi="Times New Roman"/>
-                <w:b w:val="0"/>
-                <w:color w:val="000000"/>
-                <w:sz w:val="20"/>
-              </w:rPr>
-              <w:t>prefix = [0]*(n+1)</w:t>
-              <w:br/>
-              <w:t>for i in range(n):</w:t>
-              <w:br/>
-              <w:t xml:space="preserve">    prefix[i+1]=prefix[i]+arr[i]</w:t>
-              <w:br/>
-              <w:t># sum(l..r) = prefix[r+1]-prefix[l]</w:t>
-            </w:r>
-          </w:p>
-        </w:tc>
-      </w:tr>
-    </w:tbl>
-    <w:p/>
-    <w:p>
-      <w:pPr>
-        <w:pStyle w:val="Heading1"/>
-      </w:pPr>
-      <w:r>
-        <w:rPr>
-          <w:rFonts w:ascii="Times New Roman" w:hAnsi="Times New Roman"/>
-          <w:b/>
-          <w:color w:val="1F497D"/>
-          <w:sz w:val="28"/>
-        </w:rPr>
-        <w:t>6.  Recursion → DP Evolution  (Fibonacci Example)</w:t>
-      </w:r>
-    </w:p>
-    <w:p>
-      <w:r>
-        <w:rPr>
-          <w:rFonts w:ascii="Times New Roman" w:hAnsi="Times New Roman"/>
-          <w:b w:val="0"/>
-          <w:color w:val="000000"/>
-          <w:sz w:val="22"/>
-        </w:rPr>
-        <w:t>Follow these 4 steps to convert any recursion to optimized DP:</w:t>
-      </w:r>
-    </w:p>
-    <w:p/>
-    <w:p>
-      <w:pPr>
-        <w:pStyle w:val="Heading2"/>
-      </w:pPr>
-      <w:r>
-        <w:rPr>
-          <w:rFonts w:ascii="Times New Roman" w:hAnsi="Times New Roman"/>
-          <w:b/>
-          <w:color w:val="1F497D"/>
-          <w:sz w:val="24"/>
-        </w:rPr>
-        <w:t>Step 1 — Naive Recursion  O(2^n)</w:t>
-      </w:r>
-    </w:p>
-    <w:p>
-      <w:pPr>
-        <w:shd w:val="clear" w:color="auto" w:fill="F2F2F2"/>
-      </w:pPr>
-      <w:r>
-        <w:rPr>
-          <w:rFonts w:ascii="Courier New" w:hAnsi="Courier New"/>
-          <w:b w:val="0"/>
-          <w:color w:val="000000"/>
-          <w:sz w:val="18"/>
-        </w:rPr>
-        <w:t>def fib(n):</w:t>
-        <w:br/>
-        <w:t xml:space="preserve">    if n &lt;= 1: return n</w:t>
-        <w:br/>
-        <w:t xml:space="preserve">    return fib(n-1) + fib(n-2)    # recomputes same sub-problems!</w:t>
-      </w:r>
-    </w:p>
-    <w:p>
-      <w:pPr>
-        <w:pStyle w:val="Heading2"/>
-      </w:pPr>
-      <w:r>
-        <w:rPr>
-          <w:rFonts w:ascii="Times New Roman" w:hAnsi="Times New Roman"/>
-          <w:b/>
-          <w:color w:val="1F497D"/>
-          <w:sz w:val="24"/>
-        </w:rPr>
-        <w:t>Step 2 — Top-Down Memoization  O(n)</w:t>
-      </w:r>
-    </w:p>
-    <w:p>
-      <w:pPr>
-        <w:shd w:val="clear" w:color="auto" w:fill="F2F2F2"/>
-      </w:pPr>
-      <w:r>
-        <w:rPr>
-          <w:rFonts w:ascii="Courier New" w:hAnsi="Courier New"/>
-          <w:b w:val="0"/>
-          <w:color w:val="000000"/>
-          <w:sz w:val="18"/>
-        </w:rPr>
-        <w:t>from functools import lru_cache</w:t>
-        <w:br/>
-        <w:t>@lru_cache(maxsize=None)</w:t>
-        <w:br/>
-        <w:t>def fib(n):</w:t>
-        <w:br/>
-        <w:t xml:space="preserve">    if n &lt;= 1: return n</w:t>
-        <w:br/>
-        <w:t xml:space="preserve">    return fib(n-1) + fib(n-2)    # cached — each sub-problem solved once</w:t>
-      </w:r>
-    </w:p>
-    <w:p>
-      <w:pPr>
-        <w:pStyle w:val="Heading2"/>
-      </w:pPr>
-      <w:r>
-        <w:rPr>
-          <w:rFonts w:ascii="Times New Roman" w:hAnsi="Times New Roman"/>
-          <w:b/>
-          <w:color w:val="1F497D"/>
-          <w:sz w:val="24"/>
-        </w:rPr>
-        <w:t>Step 3 — Bottom-Up Tabulation  O(n) time, O(n) space</w:t>
-      </w:r>
-    </w:p>
-    <w:p>
-      <w:pPr>
-        <w:shd w:val="clear" w:color="auto" w:fill="F2F2F2"/>
-      </w:pPr>
-      <w:r>
-        <w:rPr>
-          <w:rFonts w:ascii="Courier New" w:hAnsi="Courier New"/>
-          <w:b w:val="0"/>
-          <w:color w:val="000000"/>
-          <w:sz w:val="18"/>
-        </w:rPr>
-        <w:t>dp = [0] * (n + 1)</w:t>
-        <w:br/>
-        <w:t>dp[1] = 1</w:t>
-        <w:br/>
-        <w:t>for i in range(2, n+1):</w:t>
-        <w:br/>
-        <w:t xml:space="preserve">    dp[i] = dp[i-1] + dp[i-2]</w:t>
-      </w:r>
-    </w:p>
-    <w:p>
-      <w:pPr>
-        <w:pStyle w:val="Heading2"/>
-      </w:pPr>
-      <w:r>
-        <w:rPr>
-          <w:rFonts w:ascii="Times New Roman" w:hAnsi="Times New Roman"/>
-          <w:b/>
-          <w:color w:val="1F497D"/>
-          <w:sz w:val="24"/>
-        </w:rPr>
-        <w:t>Step 4 — Space Optimized  O(n) time, O(1) space</w:t>
-      </w:r>
-    </w:p>
-    <w:p>
-      <w:pPr>
-        <w:shd w:val="clear" w:color="auto" w:fill="F2F2F2"/>
-      </w:pPr>
-      <w:r>
-        <w:rPr>
-          <w:rFonts w:ascii="Courier New" w:hAnsi="Courier New"/>
-          <w:b w:val="0"/>
-          <w:color w:val="000000"/>
-          <w:sz w:val="18"/>
-        </w:rPr>
-        <w:t>a, b = 0, 1</w:t>
-        <w:br/>
-        <w:t>for _ in range(n):</w:t>
-        <w:br/>
-        <w:t xml:space="preserve">    a, b = b, a + b</w:t>
-        <w:br/>
-        <w:t>return a</w:t>
-      </w:r>
-    </w:p>
-    <w:p>
-      <w:r>
-        <w:rPr>
-          <w:rFonts w:ascii="Times New Roman" w:hAnsi="Times New Roman"/>
-          <w:b/>
-          <w:color w:val="000000"/>
-          <w:sz w:val="22"/>
-        </w:rPr>
-        <w:br/>
-        <w:t>Key Insight:  If you can write the recursion, you can write the DP.  Memoization = top-down DP.  Tabulation = bottom-up DP.</w:t>
-      </w:r>
-    </w:p>
-    <w:p/>
-    <w:p>
-      <w:pPr>
-        <w:pStyle w:val="Heading1"/>
-      </w:pPr>
-      <w:r>
-        <w:rPr>
-          <w:rFonts w:ascii="Times New Roman" w:hAnsi="Times New Roman"/>
-          <w:b/>
-          <w:color w:val="1F497D"/>
-          <w:sz w:val="28"/>
-        </w:rPr>
-        <w:t>7.  Backtracking vs DP vs Greedy — When to Use Which</w:t>
-      </w:r>
-    </w:p>
-    <w:p/>
-    <w:tbl>
-      <w:tblPr>
-        <w:tblStyle w:val="TableGrid"/>
-        <w:tblW w:type="auto" w:w="0"/>
-        <w:tblLook w:firstColumn="1" w:firstRow="1" w:lastColumn="0" w:lastRow="0" w:noHBand="0" w:noVBand="1" w:val="04A0"/>
-      </w:tblPr>
-      <w:tblGrid>
-        <w:gridCol w:w="2160"/>
-        <w:gridCol w:w="2160"/>
-        <w:gridCol w:w="2160"/>
-        <w:gridCol w:w="2160"/>
-      </w:tblGrid>
-      <w:tr>
-        <w:tc>
-          <w:tcPr>
-            <w:tcW w:type="dxa" w:w="2160"/>
-            <w:shd w:val="clear" w:color="auto" w:fill="D6E4F0"/>
-          </w:tcPr>
-          <w:p>
-            <w:r>
-              <w:rPr>
-                <w:rFonts w:ascii="Times New Roman" w:hAnsi="Times New Roman"/>
-                <w:b/>
-                <w:color w:val="000000"/>
-                <w:sz w:val="22"/>
-              </w:rPr>
-              <w:t>Approach</w:t>
-            </w:r>
-          </w:p>
-        </w:tc>
-        <w:tc>
-          <w:tcPr>
-            <w:tcW w:type="dxa" w:w="2160"/>
-            <w:shd w:val="clear" w:color="auto" w:fill="D6E4F0"/>
-          </w:tcPr>
-          <w:p>
-            <w:r>
-              <w:rPr>
-                <w:rFonts w:ascii="Times New Roman" w:hAnsi="Times New Roman"/>
-                <w:b/>
-                <w:color w:val="000000"/>
-                <w:sz w:val="22"/>
-              </w:rPr>
-              <w:t>When to Use</w:t>
-            </w:r>
-          </w:p>
-        </w:tc>
-        <w:tc>
-          <w:tcPr>
-            <w:tcW w:type="dxa" w:w="2160"/>
-            <w:shd w:val="clear" w:color="auto" w:fill="D6E4F0"/>
-          </w:tcPr>
-          <w:p>
-            <w:r>
-              <w:rPr>
-                <w:rFonts w:ascii="Times New Roman" w:hAnsi="Times New Roman"/>
-                <w:b/>
-                <w:color w:val="000000"/>
-                <w:sz w:val="22"/>
-              </w:rPr>
-              <w:t>Key Indicator</w:t>
-            </w:r>
-          </w:p>
-        </w:tc>
-        <w:tc>
-          <w:tcPr>
-            <w:tcW w:type="dxa" w:w="2160"/>
-            <w:shd w:val="clear" w:color="auto" w:fill="D6E4F0"/>
-          </w:tcPr>
-          <w:p>
-            <w:r>
-              <w:rPr>
-                <w:rFonts w:ascii="Times New Roman" w:hAnsi="Times New Roman"/>
-                <w:b/>
-                <w:color w:val="000000"/>
-                <w:sz w:val="22"/>
-              </w:rPr>
-              <w:t>Example</w:t>
-            </w:r>
-          </w:p>
-        </w:tc>
-      </w:tr>
-      <w:tr>
-        <w:tc>
-          <w:tcPr>
-            <w:tcW w:type="dxa" w:w="2160"/>
-          </w:tcPr>
-          <w:p>
-            <w:r>
-              <w:rPr>
-                <w:rFonts w:ascii="Times New Roman" w:hAnsi="Times New Roman"/>
-                <w:b w:val="0"/>
-                <w:color w:val="000000"/>
-                <w:sz w:val="20"/>
-              </w:rPr>
-              <w:t>Backtracking</w:t>
-            </w:r>
-          </w:p>
-        </w:tc>
-        <w:tc>
-          <w:tcPr>
-            <w:tcW w:type="dxa" w:w="2160"/>
-          </w:tcPr>
-          <w:p>
-            <w:r>
-              <w:rPr>
-                <w:rFonts w:ascii="Times New Roman" w:hAnsi="Times New Roman"/>
-                <w:b w:val="0"/>
-                <w:color w:val="000000"/>
-                <w:sz w:val="20"/>
-              </w:rPr>
-              <w:t>Find ALL solutions, enumerate every possibility.</w:t>
-            </w:r>
-          </w:p>
-        </w:tc>
-        <w:tc>
-          <w:tcPr>
-            <w:tcW w:type="dxa" w:w="2160"/>
-          </w:tcPr>
-          <w:p>
-            <w:r>
-              <w:rPr>
-                <w:rFonts w:ascii="Times New Roman" w:hAnsi="Times New Roman"/>
-                <w:b w:val="0"/>
-                <w:color w:val="000000"/>
-                <w:sz w:val="20"/>
-              </w:rPr>
-              <w:t>"find all subsets/permutations/paths"</w:t>
-            </w:r>
-          </w:p>
-        </w:tc>
-        <w:tc>
-          <w:tcPr>
-            <w:tcW w:type="dxa" w:w="2160"/>
-          </w:tcPr>
-          <w:p>
-            <w:r>
-              <w:rPr>
-                <w:rFonts w:ascii="Times New Roman" w:hAnsi="Times New Roman"/>
-                <w:b w:val="0"/>
-                <w:color w:val="000000"/>
-                <w:sz w:val="20"/>
-              </w:rPr>
-              <w:t>LC 78 Subsets, LC 46 Permutations, LC 79 Word Search</w:t>
-            </w:r>
-          </w:p>
-        </w:tc>
-      </w:tr>
-      <w:tr>
-        <w:tc>
-          <w:tcPr>
-            <w:tcW w:type="dxa" w:w="2160"/>
-          </w:tcPr>
-          <w:p>
-            <w:r>
-              <w:rPr>
-                <w:rFonts w:ascii="Times New Roman" w:hAnsi="Times New Roman"/>
-                <w:b w:val="0"/>
-                <w:color w:val="000000"/>
-                <w:sz w:val="20"/>
-              </w:rPr>
-              <w:t>Dynamic Programming</w:t>
-            </w:r>
-          </w:p>
-        </w:tc>
-        <w:tc>
-          <w:tcPr>
-            <w:tcW w:type="dxa" w:w="2160"/>
-          </w:tcPr>
-          <w:p>
-            <w:r>
-              <w:rPr>
-                <w:rFonts w:ascii="Times New Roman" w:hAnsi="Times New Roman"/>
-                <w:b w:val="0"/>
-                <w:color w:val="000000"/>
-                <w:sz w:val="20"/>
-              </w:rPr>
-              <w:t>Count solutions OR find OPTIMAL (min/max). Overlapping sub-problems exist.</w:t>
-            </w:r>
-          </w:p>
-        </w:tc>
-        <w:tc>
-          <w:tcPr>
-            <w:tcW w:type="dxa" w:w="2160"/>
-          </w:tcPr>
-          <w:p>
-            <w:r>
-              <w:rPr>
-                <w:rFonts w:ascii="Times New Roman" w:hAnsi="Times New Roman"/>
-                <w:b w:val="0"/>
-                <w:color w:val="000000"/>
-                <w:sz w:val="20"/>
-              </w:rPr>
-              <w:t>"how many ways", "minimum cost", "maximum value"</w:t>
-            </w:r>
-          </w:p>
-        </w:tc>
-        <w:tc>
-          <w:tcPr>
-            <w:tcW w:type="dxa" w:w="2160"/>
-          </w:tcPr>
-          <w:p>
-            <w:r>
-              <w:rPr>
-                <w:rFonts w:ascii="Times New Roman" w:hAnsi="Times New Roman"/>
-                <w:b w:val="0"/>
-                <w:color w:val="000000"/>
-                <w:sz w:val="20"/>
-              </w:rPr>
-              <w:t>LC 322 Coin Change, LC 300 LIS, LC 1143 LCS</w:t>
-            </w:r>
-          </w:p>
-        </w:tc>
-      </w:tr>
-      <w:tr>
-        <w:tc>
-          <w:tcPr>
-            <w:tcW w:type="dxa" w:w="2160"/>
-          </w:tcPr>
-          <w:p>
-            <w:r>
-              <w:rPr>
-                <w:rFonts w:ascii="Times New Roman" w:hAnsi="Times New Roman"/>
-                <w:b w:val="0"/>
-                <w:color w:val="000000"/>
-                <w:sz w:val="20"/>
-              </w:rPr>
-              <w:t>Greedy</w:t>
-            </w:r>
-          </w:p>
-        </w:tc>
-        <w:tc>
-          <w:tcPr>
-            <w:tcW w:type="dxa" w:w="2160"/>
-          </w:tcPr>
-          <w:p>
-            <w:r>
-              <w:rPr>
-                <w:rFonts w:ascii="Times New Roman" w:hAnsi="Times New Roman"/>
-                <w:b w:val="0"/>
-                <w:color w:val="000000"/>
-                <w:sz w:val="20"/>
-              </w:rPr>
-              <w:t>Find OPTIMAL value where local best = global best (provable).</w:t>
-            </w:r>
-          </w:p>
-        </w:tc>
-        <w:tc>
-          <w:tcPr>
-            <w:tcW w:type="dxa" w:w="2160"/>
-          </w:tcPr>
-          <w:p>
-            <w:r>
-              <w:rPr>
-                <w:rFonts w:ascii="Times New Roman" w:hAnsi="Times New Roman"/>
-                <w:b w:val="0"/>
-                <w:color w:val="000000"/>
-                <w:sz w:val="20"/>
-              </w:rPr>
-              <w:t>"minimum intervals to remove", "farthest you can reach"</w:t>
-            </w:r>
-          </w:p>
-        </w:tc>
-        <w:tc>
-          <w:tcPr>
-            <w:tcW w:type="dxa" w:w="2160"/>
-          </w:tcPr>
-          <w:p>
-            <w:r>
-              <w:rPr>
-                <w:rFonts w:ascii="Times New Roman" w:hAnsi="Times New Roman"/>
-                <w:b w:val="0"/>
-                <w:color w:val="000000"/>
-                <w:sz w:val="20"/>
-              </w:rPr>
-              <w:t>LC 55 Jump Game, LC 435 Non-overlapping, LC 763 Partition Labels</w:t>
-            </w:r>
-          </w:p>
-        </w:tc>
-      </w:tr>
-    </w:tbl>
-    <w:p/>
-    <w:p>
-      <w:r>
-        <w:rPr>
-          <w:rFonts w:ascii="Times New Roman" w:hAnsi="Times New Roman"/>
-          <w:b/>
-          <w:color w:val="000000"/>
-          <w:sz w:val="22"/>
-        </w:rPr>
-        <w:t>Quick Decision Rule:</w:t>
-      </w:r>
-    </w:p>
-    <w:p>
-      <w:pPr>
-        <w:pStyle w:val="ListBullet"/>
-      </w:pPr>
-      <w:r>
-        <w:rPr>
-          <w:rFonts w:ascii="Times New Roman" w:hAnsi="Times New Roman"/>
-          <w:b w:val="0"/>
-          <w:color w:val="000000"/>
-          <w:sz w:val="22"/>
-        </w:rPr>
-        <w:t>"Find all ..."  or  "List all ..."  →  Backtracking</w:t>
-      </w:r>
-    </w:p>
-    <w:p>
-      <w:pPr>
-        <w:pStyle w:val="ListBullet"/>
-      </w:pPr>
-      <w:r>
-        <w:rPr>
-          <w:rFonts w:ascii="Times New Roman" w:hAnsi="Times New Roman"/>
-          <w:b w:val="0"/>
-          <w:color w:val="000000"/>
-          <w:sz w:val="22"/>
-        </w:rPr>
-        <w:t>"Count ..."  or  "Minimum/Maximum ..."  →  DP first, then check if Greedy works</w:t>
-      </w:r>
-    </w:p>
-    <w:p>
-      <w:pPr>
-        <w:pStyle w:val="ListBullet"/>
-      </w:pPr>
-      <w:r>
-        <w:rPr>
-          <w:rFonts w:ascii="Times New Roman" w:hAnsi="Times New Roman"/>
-          <w:b w:val="0"/>
-          <w:color w:val="000000"/>
-          <w:sz w:val="22"/>
-        </w:rPr>
-        <w:t>"Can you prove local choice never hurts globally?"  →  Greedy</w:t>
-      </w:r>
-    </w:p>
-    <w:p>
-      <w:pPr>
-        <w:pStyle w:val="ListBullet"/>
-      </w:pPr>
-      <w:r>
-        <w:rPr>
-          <w:rFonts w:ascii="Times New Roman" w:hAnsi="Times New Roman"/>
-          <w:b w:val="0"/>
-          <w:color w:val="000000"/>
-          <w:sz w:val="22"/>
-        </w:rPr>
-        <w:t>When Greedy FAILS (0/1 Knapsack, Edit Distance)  →  Use DP</w:t>
-      </w:r>
-    </w:p>
-    <w:p/>
-    <w:p>
-      <w:pPr>
-        <w:pStyle w:val="Heading1"/>
-      </w:pPr>
-      <w:r>
-        <w:rPr>
-          <w:rFonts w:ascii="Times New Roman" w:hAnsi="Times New Roman"/>
-          <w:b/>
-          <w:color w:val="1F497D"/>
-          <w:sz w:val="28"/>
-        </w:rPr>
-        <w:t>8.  Common Mistakes &amp; How to Avoid</w:t>
-      </w:r>
-    </w:p>
-    <w:p/>
-    <w:tbl>
-      <w:tblPr>
-        <w:tblStyle w:val="TableGrid"/>
-        <w:tblW w:type="auto" w:w="0"/>
-        <w:tblLook w:firstColumn="1" w:firstRow="1" w:lastColumn="0" w:lastRow="0" w:noHBand="0" w:noVBand="1" w:val="04A0"/>
-      </w:tblPr>
-      <w:tblGrid>
-        <w:gridCol w:w="2880"/>
-        <w:gridCol w:w="2880"/>
-        <w:gridCol w:w="2880"/>
-      </w:tblGrid>
-      <w:tr>
-        <w:tc>
-          <w:tcPr>
-            <w:tcW w:type="dxa" w:w="2880"/>
-            <w:shd w:val="clear" w:color="auto" w:fill="D6E4F0"/>
-          </w:tcPr>
-          <w:p>
-            <w:r>
-              <w:rPr>
-                <w:rFonts w:ascii="Times New Roman" w:hAnsi="Times New Roman"/>
-                <w:b/>
-                <w:color w:val="000000"/>
-                <w:sz w:val="22"/>
               </w:rPr>
               <w:t>Mistake</w:t>
             </w:r>
@@ -5286,33 +820,13 @@
         </w:tc>
         <w:tc>
           <w:tcPr>
-            <w:tcW w:type="dxa" w:w="2880"/>
-            <w:shd w:val="clear" w:color="auto" w:fill="D6E4F0"/>
+            <w:tcW w:type="dxa" w:w="4968"/>
+            <w:shd w:val="clear" w:color="auto" w:fill="D0E8FF"/>
           </w:tcPr>
           <w:p>
             <w:r>
               <w:rPr>
-                <w:rFonts w:ascii="Times New Roman" w:hAnsi="Times New Roman"/>
                 <w:b/>
-                <w:color w:val="000000"/>
-                <w:sz w:val="22"/>
-              </w:rPr>
-              <w:t>Why It Happens</w:t>
-            </w:r>
-          </w:p>
-        </w:tc>
-        <w:tc>
-          <w:tcPr>
-            <w:tcW w:type="dxa" w:w="2880"/>
-            <w:shd w:val="clear" w:color="auto" w:fill="D6E4F0"/>
-          </w:tcPr>
-          <w:p>
-            <w:r>
-              <w:rPr>
-                <w:rFonts w:ascii="Times New Roman" w:hAnsi="Times New Roman"/>
-                <w:b/>
-                <w:color w:val="000000"/>
-                <w:sz w:val="22"/>
               </w:rPr>
               <w:t>Fix</w:t>
             </w:r>
@@ -5322,49 +836,21 @@
       <w:tr>
         <w:tc>
           <w:tcPr>
-            <w:tcW w:type="dxa" w:w="2880"/>
+            <w:tcW w:type="dxa" w:w="4968"/>
           </w:tcPr>
           <w:p>
             <w:r>
-              <w:rPr>
-                <w:rFonts w:ascii="Times New Roman" w:hAnsi="Times New Roman"/>
-                <w:b w:val="0"/>
-                <w:color w:val="000000"/>
-                <w:sz w:val="20"/>
-              </w:rPr>
-              <w:t>result.append(current)</w:t>
+              <w:t>result.append(current) in backtracking</w:t>
             </w:r>
           </w:p>
         </w:tc>
         <w:tc>
           <w:tcPr>
-            <w:tcW w:type="dxa" w:w="2880"/>
+            <w:tcW w:type="dxa" w:w="4968"/>
           </w:tcPr>
           <w:p>
             <w:r>
-              <w:rPr>
-                <w:rFonts w:ascii="Times New Roman" w:hAnsi="Times New Roman"/>
-                <w:b w:val="0"/>
-                <w:color w:val="000000"/>
-                <w:sz w:val="20"/>
-              </w:rPr>
-              <w:t>Appends reference, not a copy.  Current keeps changing.</w:t>
-            </w:r>
-          </w:p>
-        </w:tc>
-        <w:tc>
-          <w:tcPr>
-            <w:tcW w:type="dxa" w:w="2880"/>
-          </w:tcPr>
-          <w:p>
-            <w:r>
-              <w:rPr>
-                <w:rFonts w:ascii="Times New Roman" w:hAnsi="Times New Roman"/>
-                <w:b w:val="0"/>
-                <w:color w:val="000000"/>
-                <w:sz w:val="20"/>
-              </w:rPr>
-              <w:t>Use  current[:]  or  list(current)  to append a copy.</w:t>
+              <w:t>Appends reference! Use current[:] or list(current)</w:t>
             </w:r>
           </w:p>
         </w:tc>
@@ -5372,49 +858,21 @@
       <w:tr>
         <w:tc>
           <w:tcPr>
-            <w:tcW w:type="dxa" w:w="2880"/>
+            <w:tcW w:type="dxa" w:w="4968"/>
           </w:tcPr>
           <w:p>
             <w:r>
-              <w:rPr>
-                <w:rFonts w:ascii="Times New Roman" w:hAnsi="Times New Roman"/>
-                <w:b w:val="0"/>
-                <w:color w:val="000000"/>
-                <w:sz w:val="20"/>
-              </w:rPr>
-              <w:t>3Sum missing inner duplicate skip</w:t>
+              <w:t>Modifying list while iterating</w:t>
             </w:r>
           </w:p>
         </w:tc>
         <w:tc>
           <w:tcPr>
-            <w:tcW w:type="dxa" w:w="2880"/>
+            <w:tcW w:type="dxa" w:w="4968"/>
           </w:tcPr>
           <w:p>
             <w:r>
-              <w:rPr>
-                <w:rFonts w:ascii="Times New Roman" w:hAnsi="Times New Roman"/>
-                <w:b w:val="0"/>
-                <w:color w:val="000000"/>
-                <w:sz w:val="20"/>
-              </w:rPr>
-              <w:t>After finding a valid triplet, l and r are not advanced past duplicates.</w:t>
-            </w:r>
-          </w:p>
-        </w:tc>
-        <w:tc>
-          <w:tcPr>
-            <w:tcW w:type="dxa" w:w="2880"/>
-          </w:tcPr>
-          <w:p>
-            <w:r>
-              <w:rPr>
-                <w:rFonts w:ascii="Times New Roman" w:hAnsi="Times New Roman"/>
-                <w:b w:val="0"/>
-                <w:color w:val="000000"/>
-                <w:sz w:val="20"/>
-              </w:rPr>
-              <w:t>After appending, add:  while l&lt;r and arr[l]==arr[l+1]: l+=1</w:t>
+              <w:t>Iterate over copy: for x in lst[:]: ...</w:t>
             </w:r>
           </w:p>
         </w:tc>
@@ -5422,49 +880,21 @@
       <w:tr>
         <w:tc>
           <w:tcPr>
-            <w:tcW w:type="dxa" w:w="2880"/>
+            <w:tcW w:type="dxa" w:w="4968"/>
           </w:tcPr>
           <w:p>
             <w:r>
-              <w:rPr>
-                <w:rFonts w:ascii="Times New Roman" w:hAnsi="Times New Roman"/>
-                <w:b w:val="0"/>
-                <w:color w:val="000000"/>
-                <w:sz w:val="20"/>
-              </w:rPr>
               <w:t>Using list.pop(0) for queue</w:t>
             </w:r>
           </w:p>
         </w:tc>
         <w:tc>
           <w:tcPr>
-            <w:tcW w:type="dxa" w:w="2880"/>
+            <w:tcW w:type="dxa" w:w="4968"/>
           </w:tcPr>
           <w:p>
             <w:r>
-              <w:rPr>
-                <w:rFonts w:ascii="Times New Roman" w:hAnsi="Times New Roman"/>
-                <w:b w:val="0"/>
-                <w:color w:val="000000"/>
-                <w:sz w:val="20"/>
-              </w:rPr>
-              <w:t>O(n) operation — entire list shifts.</w:t>
-            </w:r>
-          </w:p>
-        </w:tc>
-        <w:tc>
-          <w:tcPr>
-            <w:tcW w:type="dxa" w:w="2880"/>
-          </w:tcPr>
-          <w:p>
-            <w:r>
-              <w:rPr>
-                <w:rFonts w:ascii="Times New Roman" w:hAnsi="Times New Roman"/>
-                <w:b w:val="0"/>
-                <w:color w:val="000000"/>
-                <w:sz w:val="20"/>
-              </w:rPr>
-              <w:t>Use  collections.deque  and  popleft()  instead.</w:t>
+              <w:t>O(n)! Use deque.popleft() instead</w:t>
             </w:r>
           </w:p>
         </w:tc>
@@ -5472,49 +902,21 @@
       <w:tr>
         <w:tc>
           <w:tcPr>
-            <w:tcW w:type="dxa" w:w="2880"/>
+            <w:tcW w:type="dxa" w:w="4968"/>
           </w:tcPr>
           <w:p>
             <w:r>
-              <w:rPr>
-                <w:rFonts w:ascii="Times New Roman" w:hAnsi="Times New Roman"/>
-                <w:b w:val="0"/>
-                <w:color w:val="000000"/>
-                <w:sz w:val="20"/>
-              </w:rPr>
               <w:t>Forgetting visited set in BFS/DFS</w:t>
             </w:r>
           </w:p>
         </w:tc>
         <w:tc>
           <w:tcPr>
-            <w:tcW w:type="dxa" w:w="2880"/>
+            <w:tcW w:type="dxa" w:w="4968"/>
           </w:tcPr>
           <w:p>
             <w:r>
-              <w:rPr>
-                <w:rFonts w:ascii="Times New Roman" w:hAnsi="Times New Roman"/>
-                <w:b w:val="0"/>
-                <w:color w:val="000000"/>
-                <w:sz w:val="20"/>
-              </w:rPr>
-              <w:t>Will loop forever on graphs with cycles.</w:t>
-            </w:r>
-          </w:p>
-        </w:tc>
-        <w:tc>
-          <w:tcPr>
-            <w:tcW w:type="dxa" w:w="2880"/>
-          </w:tcPr>
-          <w:p>
-            <w:r>
-              <w:rPr>
-                <w:rFonts w:ascii="Times New Roman" w:hAnsi="Times New Roman"/>
-                <w:b w:val="0"/>
-                <w:color w:val="000000"/>
-                <w:sz w:val="20"/>
-              </w:rPr>
-              <w:t>Always initialize  visited = {start}  before the loop.</w:t>
+              <w:t>Will loop forever on cycles</w:t>
             </w:r>
           </w:p>
         </w:tc>
@@ -5522,49 +924,21 @@
       <w:tr>
         <w:tc>
           <w:tcPr>
-            <w:tcW w:type="dxa" w:w="2880"/>
+            <w:tcW w:type="dxa" w:w="4968"/>
           </w:tcPr>
           <w:p>
             <w:r>
-              <w:rPr>
-                <w:rFonts w:ascii="Times New Roman" w:hAnsi="Times New Roman"/>
-                <w:b w:val="0"/>
-                <w:color w:val="000000"/>
-                <w:sz w:val="20"/>
-              </w:rPr>
-              <w:t>Off-by-one in binary search</w:t>
+              <w:t>self.next = Node (class ref not None)</w:t>
             </w:r>
           </w:p>
         </w:tc>
         <w:tc>
           <w:tcPr>
-            <w:tcW w:type="dxa" w:w="2880"/>
+            <w:tcW w:type="dxa" w:w="4968"/>
           </w:tcPr>
           <w:p>
             <w:r>
-              <w:rPr>
-                <w:rFonts w:ascii="Times New Roman" w:hAnsi="Times New Roman"/>
-                <w:b w:val="0"/>
-                <w:color w:val="000000"/>
-                <w:sz w:val="20"/>
-              </w:rPr>
-              <w:t>Mixing  l &lt;= r  and  l &lt; r  incorrectly.</w:t>
-            </w:r>
-          </w:p>
-        </w:tc>
-        <w:tc>
-          <w:tcPr>
-            <w:tcW w:type="dxa" w:w="2880"/>
-          </w:tcPr>
-          <w:p>
-            <w:r>
-              <w:rPr>
-                <w:rFonts w:ascii="Times New Roman" w:hAnsi="Times New Roman"/>
-                <w:b w:val="0"/>
-                <w:color w:val="000000"/>
-                <w:sz w:val="20"/>
-              </w:rPr>
-              <w:t>Use  l &lt;= r  for exact search.  Use  l &lt; r  for boundary/lower-bound.</w:t>
+              <w:t>Should be self.next = None</w:t>
             </w:r>
           </w:p>
         </w:tc>
@@ -5572,49 +946,21 @@
       <w:tr>
         <w:tc>
           <w:tcPr>
-            <w:tcW w:type="dxa" w:w="2880"/>
+            <w:tcW w:type="dxa" w:w="4968"/>
           </w:tcPr>
           <w:p>
             <w:r>
-              <w:rPr>
-                <w:rFonts w:ascii="Times New Roman" w:hAnsi="Times New Roman"/>
-                <w:b w:val="0"/>
-                <w:color w:val="000000"/>
-                <w:sz w:val="20"/>
-              </w:rPr>
-              <w:t>Wrong base case in recursion</w:t>
+              <w:t>Integer overflow (other langs)</w:t>
             </w:r>
           </w:p>
         </w:tc>
         <w:tc>
           <w:tcPr>
-            <w:tcW w:type="dxa" w:w="2880"/>
+            <w:tcW w:type="dxa" w:w="4968"/>
           </w:tcPr>
           <w:p>
             <w:r>
-              <w:rPr>
-                <w:rFonts w:ascii="Times New Roman" w:hAnsi="Times New Roman"/>
-                <w:b w:val="0"/>
-                <w:color w:val="000000"/>
-                <w:sz w:val="20"/>
-              </w:rPr>
-              <w:t>Missing n=0 or n=1 case causes infinite recursion or wrong answer.</w:t>
-            </w:r>
-          </w:p>
-        </w:tc>
-        <w:tc>
-          <w:tcPr>
-            <w:tcW w:type="dxa" w:w="2880"/>
-          </w:tcPr>
-          <w:p>
-            <w:r>
-              <w:rPr>
-                <w:rFonts w:ascii="Times New Roman" w:hAnsi="Times New Roman"/>
-                <w:b w:val="0"/>
-                <w:color w:val="000000"/>
-                <w:sz w:val="20"/>
-              </w:rPr>
-              <w:t>Always handle empty input, single element, and n=0/1 explicitly.</w:t>
+              <w:t>Python has arbitrary precision — no overflow</w:t>
             </w:r>
           </w:p>
         </w:tc>
@@ -5622,49 +968,21 @@
       <w:tr>
         <w:tc>
           <w:tcPr>
-            <w:tcW w:type="dxa" w:w="2880"/>
+            <w:tcW w:type="dxa" w:w="4968"/>
           </w:tcPr>
           <w:p>
             <w:r>
-              <w:rPr>
-                <w:rFonts w:ascii="Times New Roman" w:hAnsi="Times New Roman"/>
-                <w:b w:val="0"/>
-                <w:color w:val="000000"/>
-                <w:sz w:val="20"/>
-              </w:rPr>
-              <w:t>Shallow copy in 2D DP</w:t>
+              <w:t>Off-by-one in binary search</w:t>
             </w:r>
           </w:p>
         </w:tc>
         <w:tc>
           <w:tcPr>
-            <w:tcW w:type="dxa" w:w="2880"/>
+            <w:tcW w:type="dxa" w:w="4968"/>
           </w:tcPr>
           <w:p>
             <w:r>
-              <w:rPr>
-                <w:rFonts w:ascii="Times New Roman" w:hAnsi="Times New Roman"/>
-                <w:b w:val="0"/>
-                <w:color w:val="000000"/>
-                <w:sz w:val="20"/>
-              </w:rPr>
-              <w:t>[[0]*m]*n  creates rows sharing the same list object.</w:t>
-            </w:r>
-          </w:p>
-        </w:tc>
-        <w:tc>
-          <w:tcPr>
-            <w:tcW w:type="dxa" w:w="2880"/>
-          </w:tcPr>
-          <w:p>
-            <w:r>
-              <w:rPr>
-                <w:rFonts w:ascii="Times New Roman" w:hAnsi="Times New Roman"/>
-                <w:b w:val="0"/>
-                <w:color w:val="000000"/>
-                <w:sz w:val="20"/>
-              </w:rPr>
-              <w:t>Use  [[0]*m for _ in range(n)]  — each row is a new list.</w:t>
+              <w:t>l &lt;= r for exact, l &lt; r for boundary</w:t>
             </w:r>
           </w:p>
         </w:tc>
@@ -5672,49 +990,21 @@
       <w:tr>
         <w:tc>
           <w:tcPr>
-            <w:tcW w:type="dxa" w:w="2880"/>
+            <w:tcW w:type="dxa" w:w="4968"/>
           </w:tcPr>
           <w:p>
             <w:r>
-              <w:rPr>
-                <w:rFonts w:ascii="Times New Roman" w:hAnsi="Times New Roman"/>
-                <w:b w:val="0"/>
-                <w:color w:val="000000"/>
-                <w:sz w:val="20"/>
-              </w:rPr>
-              <w:t>Greedy when DP is needed</w:t>
+              <w:t>Wrong copy in DP (shallow vs deep)</w:t>
             </w:r>
           </w:p>
         </w:tc>
         <w:tc>
           <w:tcPr>
-            <w:tcW w:type="dxa" w:w="2880"/>
+            <w:tcW w:type="dxa" w:w="4968"/>
           </w:tcPr>
           <w:p>
             <w:r>
-              <w:rPr>
-                <w:rFonts w:ascii="Times New Roman" w:hAnsi="Times New Roman"/>
-                <w:b w:val="0"/>
-                <w:color w:val="000000"/>
-                <w:sz w:val="20"/>
-              </w:rPr>
-              <w:t>0/1 Knapsack: taking locally best item blocks the global optimum.</w:t>
-            </w:r>
-          </w:p>
-        </w:tc>
-        <w:tc>
-          <w:tcPr>
-            <w:tcW w:type="dxa" w:w="2880"/>
-          </w:tcPr>
-          <w:p>
-            <w:r>
-              <w:rPr>
-                <w:rFonts w:ascii="Times New Roman" w:hAnsi="Times New Roman"/>
-                <w:b w:val="0"/>
-                <w:color w:val="000000"/>
-                <w:sz w:val="20"/>
-              </w:rPr>
-              <w:t>Test: "can skipping a locally good choice lead to a better global result?"</w:t>
+              <w:t>Use copy.deepcopy for 2D, [:] for 1D</w:t>
             </w:r>
           </w:p>
         </w:tc>
@@ -5722,49 +1012,21 @@
       <w:tr>
         <w:tc>
           <w:tcPr>
-            <w:tcW w:type="dxa" w:w="2880"/>
+            <w:tcW w:type="dxa" w:w="4968"/>
           </w:tcPr>
           <w:p>
             <w:r>
-              <w:rPr>
-                <w:rFonts w:ascii="Times New Roman" w:hAnsi="Times New Roman"/>
-                <w:b w:val="0"/>
-                <w:color w:val="000000"/>
-                <w:sz w:val="20"/>
-              </w:rPr>
-              <w:t>Not skipping duplicates in backtracking</w:t>
+              <w:t>Greedy when DP needed (0/1 Knapsack)</w:t>
             </w:r>
           </w:p>
         </w:tc>
         <w:tc>
           <w:tcPr>
-            <w:tcW w:type="dxa" w:w="2880"/>
+            <w:tcW w:type="dxa" w:w="4968"/>
           </w:tcPr>
           <w:p>
             <w:r>
-              <w:rPr>
-                <w:rFonts w:ascii="Times New Roman" w:hAnsi="Times New Roman"/>
-                <w:b w:val="0"/>
-                <w:color w:val="000000"/>
-                <w:sz w:val="20"/>
-              </w:rPr>
-              <w:t>Same element used twice leads to duplicate subsets/combos.</w:t>
-            </w:r>
-          </w:p>
-        </w:tc>
-        <w:tc>
-          <w:tcPr>
-            <w:tcW w:type="dxa" w:w="2880"/>
-          </w:tcPr>
-          <w:p>
-            <w:r>
-              <w:rPr>
-                <w:rFonts w:ascii="Times New Roman" w:hAnsi="Times New Roman"/>
-                <w:b w:val="0"/>
-                <w:color w:val="000000"/>
-                <w:sz w:val="20"/>
-              </w:rPr>
-              <w:t>Sort input first.  Add:  if i &gt; start and nums[i]==nums[i-1]: continue</w:t>
+              <w:t>Test: can local choice fail globally?</w:t>
             </w:r>
           </w:p>
         </w:tc>
@@ -5772,1050 +1034,21 @@
       <w:tr>
         <w:tc>
           <w:tcPr>
-            <w:tcW w:type="dxa" w:w="2880"/>
+            <w:tcW w:type="dxa" w:w="4968"/>
           </w:tcPr>
           <w:p>
             <w:r>
-              <w:rPr>
-                <w:rFonts w:ascii="Times New Roman" w:hAnsi="Times New Roman"/>
-                <w:b w:val="0"/>
-                <w:color w:val="000000"/>
-                <w:sz w:val="20"/>
-              </w:rPr>
-              <w:t>BFS visited check after pop, not before push</w:t>
+              <w:t>Not handling empty input / n=0 / n=1</w:t>
             </w:r>
           </w:p>
         </w:tc>
         <w:tc>
           <w:tcPr>
-            <w:tcW w:type="dxa" w:w="2880"/>
+            <w:tcW w:type="dxa" w:w="4968"/>
           </w:tcPr>
           <w:p>
             <w:r>
-              <w:rPr>
-                <w:rFonts w:ascii="Times New Roman" w:hAnsi="Times New Roman"/>
-                <w:b w:val="0"/>
-                <w:color w:val="000000"/>
-                <w:sz w:val="20"/>
-              </w:rPr>
-              <w:t>Same node pushed multiple times → TLE on dense graphs.</w:t>
-            </w:r>
-          </w:p>
-        </w:tc>
-        <w:tc>
-          <w:tcPr>
-            <w:tcW w:type="dxa" w:w="2880"/>
-          </w:tcPr>
-          <w:p>
-            <w:r>
-              <w:rPr>
-                <w:rFonts w:ascii="Times New Roman" w:hAnsi="Times New Roman"/>
-                <w:b w:val="0"/>
-                <w:color w:val="000000"/>
-                <w:sz w:val="20"/>
-              </w:rPr>
-              <w:t>Mark visited BEFORE pushing: visited.add(nb); q.append(nb)</w:t>
-            </w:r>
-          </w:p>
-        </w:tc>
-      </w:tr>
-    </w:tbl>
-    <w:p/>
-    <w:p>
-      <w:pPr>
-        <w:pStyle w:val="Heading1"/>
-      </w:pPr>
-      <w:r>
-        <w:rPr>
-          <w:rFonts w:ascii="Times New Roman" w:hAnsi="Times New Roman"/>
-          <w:b/>
-          <w:color w:val="1F497D"/>
-          <w:sz w:val="28"/>
-        </w:rPr>
-        <w:t>9.  Must-Solve LeetCode Problems by Pattern  (FAANG Level)</w:t>
-      </w:r>
-    </w:p>
-    <w:p/>
-    <w:tbl>
-      <w:tblPr>
-        <w:tblStyle w:val="TableGrid"/>
-        <w:tblW w:type="auto" w:w="0"/>
-        <w:tblLook w:firstColumn="1" w:firstRow="1" w:lastColumn="0" w:lastRow="0" w:noHBand="0" w:noVBand="1" w:val="04A0"/>
-      </w:tblPr>
-      <w:tblGrid>
-        <w:gridCol w:w="2160"/>
-        <w:gridCol w:w="2160"/>
-        <w:gridCol w:w="2160"/>
-        <w:gridCol w:w="2160"/>
-      </w:tblGrid>
-      <w:tr>
-        <w:tc>
-          <w:tcPr>
-            <w:tcW w:type="dxa" w:w="2160"/>
-            <w:shd w:val="clear" w:color="auto" w:fill="D6E4F0"/>
-          </w:tcPr>
-          <w:p>
-            <w:r>
-              <w:rPr>
-                <w:rFonts w:ascii="Times New Roman" w:hAnsi="Times New Roman"/>
-                <w:b/>
-                <w:color w:val="000000"/>
-                <w:sz w:val="22"/>
-              </w:rPr>
-              <w:t>Pattern</w:t>
-            </w:r>
-          </w:p>
-        </w:tc>
-        <w:tc>
-          <w:tcPr>
-            <w:tcW w:type="dxa" w:w="2160"/>
-            <w:shd w:val="clear" w:color="auto" w:fill="D6E4F0"/>
-          </w:tcPr>
-          <w:p>
-            <w:r>
-              <w:rPr>
-                <w:rFonts w:ascii="Times New Roman" w:hAnsi="Times New Roman"/>
-                <w:b/>
-                <w:color w:val="000000"/>
-                <w:sz w:val="22"/>
-              </w:rPr>
-              <w:t>Easy</w:t>
-            </w:r>
-          </w:p>
-        </w:tc>
-        <w:tc>
-          <w:tcPr>
-            <w:tcW w:type="dxa" w:w="2160"/>
-            <w:shd w:val="clear" w:color="auto" w:fill="D6E4F0"/>
-          </w:tcPr>
-          <w:p>
-            <w:r>
-              <w:rPr>
-                <w:rFonts w:ascii="Times New Roman" w:hAnsi="Times New Roman"/>
-                <w:b/>
-                <w:color w:val="000000"/>
-                <w:sz w:val="22"/>
-              </w:rPr>
-              <w:t>Medium</w:t>
-            </w:r>
-          </w:p>
-        </w:tc>
-        <w:tc>
-          <w:tcPr>
-            <w:tcW w:type="dxa" w:w="2160"/>
-            <w:shd w:val="clear" w:color="auto" w:fill="D6E4F0"/>
-          </w:tcPr>
-          <w:p>
-            <w:r>
-              <w:rPr>
-                <w:rFonts w:ascii="Times New Roman" w:hAnsi="Times New Roman"/>
-                <w:b/>
-                <w:color w:val="000000"/>
-                <w:sz w:val="22"/>
-              </w:rPr>
-              <w:t>Hard</w:t>
-            </w:r>
-          </w:p>
-        </w:tc>
-      </w:tr>
-      <w:tr>
-        <w:tc>
-          <w:tcPr>
-            <w:tcW w:type="dxa" w:w="2160"/>
-          </w:tcPr>
-          <w:p>
-            <w:r>
-              <w:rPr>
-                <w:rFonts w:ascii="Times New Roman" w:hAnsi="Times New Roman"/>
-                <w:b w:val="0"/>
-                <w:color w:val="000000"/>
-                <w:sz w:val="20"/>
-              </w:rPr>
-              <w:t>Two Pointers</w:t>
-            </w:r>
-          </w:p>
-        </w:tc>
-        <w:tc>
-          <w:tcPr>
-            <w:tcW w:type="dxa" w:w="2160"/>
-          </w:tcPr>
-          <w:p>
-            <w:r>
-              <w:rPr>
-                <w:rFonts w:ascii="Times New Roman" w:hAnsi="Times New Roman"/>
-                <w:b w:val="0"/>
-                <w:color w:val="000000"/>
-                <w:sz w:val="20"/>
-              </w:rPr>
-              <w:t>LC 26 Remove Dups,</w:t>
-              <w:br/>
-              <w:t>LC 167 Two Sum II</w:t>
-            </w:r>
-          </w:p>
-        </w:tc>
-        <w:tc>
-          <w:tcPr>
-            <w:tcW w:type="dxa" w:w="2160"/>
-          </w:tcPr>
-          <w:p>
-            <w:r>
-              <w:rPr>
-                <w:rFonts w:ascii="Times New Roman" w:hAnsi="Times New Roman"/>
-                <w:b w:val="0"/>
-                <w:color w:val="000000"/>
-                <w:sz w:val="20"/>
-              </w:rPr>
-              <w:t>LC 15 3Sum,</w:t>
-              <w:br/>
-              <w:t>LC 11 Container Water</w:t>
-            </w:r>
-          </w:p>
-        </w:tc>
-        <w:tc>
-          <w:tcPr>
-            <w:tcW w:type="dxa" w:w="2160"/>
-          </w:tcPr>
-          <w:p>
-            <w:r>
-              <w:rPr>
-                <w:rFonts w:ascii="Times New Roman" w:hAnsi="Times New Roman"/>
-                <w:b w:val="0"/>
-                <w:color w:val="000000"/>
-                <w:sz w:val="20"/>
-              </w:rPr>
-              <w:t>LC 42 Trapping Rain Water</w:t>
-            </w:r>
-          </w:p>
-        </w:tc>
-      </w:tr>
-      <w:tr>
-        <w:tc>
-          <w:tcPr>
-            <w:tcW w:type="dxa" w:w="2160"/>
-          </w:tcPr>
-          <w:p>
-            <w:r>
-              <w:rPr>
-                <w:rFonts w:ascii="Times New Roman" w:hAnsi="Times New Roman"/>
-                <w:b w:val="0"/>
-                <w:color w:val="000000"/>
-                <w:sz w:val="20"/>
-              </w:rPr>
-              <w:t>Sliding Window</w:t>
-            </w:r>
-          </w:p>
-        </w:tc>
-        <w:tc>
-          <w:tcPr>
-            <w:tcW w:type="dxa" w:w="2160"/>
-          </w:tcPr>
-          <w:p>
-            <w:r>
-              <w:rPr>
-                <w:rFonts w:ascii="Times New Roman" w:hAnsi="Times New Roman"/>
-                <w:b w:val="0"/>
-                <w:color w:val="000000"/>
-                <w:sz w:val="20"/>
-              </w:rPr>
-              <w:t>LC 643 Max Avg Subarray</w:t>
-            </w:r>
-          </w:p>
-        </w:tc>
-        <w:tc>
-          <w:tcPr>
-            <w:tcW w:type="dxa" w:w="2160"/>
-          </w:tcPr>
-          <w:p>
-            <w:r>
-              <w:rPr>
-                <w:rFonts w:ascii="Times New Roman" w:hAnsi="Times New Roman"/>
-                <w:b w:val="0"/>
-                <w:color w:val="000000"/>
-                <w:sz w:val="20"/>
-              </w:rPr>
-              <w:t>LC 3 Longest No Repeat,</w:t>
-              <w:br/>
-              <w:t>LC 424 Char Replace</w:t>
-            </w:r>
-          </w:p>
-        </w:tc>
-        <w:tc>
-          <w:tcPr>
-            <w:tcW w:type="dxa" w:w="2160"/>
-          </w:tcPr>
-          <w:p>
-            <w:r>
-              <w:rPr>
-                <w:rFonts w:ascii="Times New Roman" w:hAnsi="Times New Roman"/>
-                <w:b w:val="0"/>
-                <w:color w:val="000000"/>
-                <w:sz w:val="20"/>
-              </w:rPr>
-              <w:t>LC 76 Min Window Substring</w:t>
-            </w:r>
-          </w:p>
-        </w:tc>
-      </w:tr>
-      <w:tr>
-        <w:tc>
-          <w:tcPr>
-            <w:tcW w:type="dxa" w:w="2160"/>
-          </w:tcPr>
-          <w:p>
-            <w:r>
-              <w:rPr>
-                <w:rFonts w:ascii="Times New Roman" w:hAnsi="Times New Roman"/>
-                <w:b w:val="0"/>
-                <w:color w:val="000000"/>
-                <w:sz w:val="20"/>
-              </w:rPr>
-              <w:t>Binary Search</w:t>
-            </w:r>
-          </w:p>
-        </w:tc>
-        <w:tc>
-          <w:tcPr>
-            <w:tcW w:type="dxa" w:w="2160"/>
-          </w:tcPr>
-          <w:p>
-            <w:r>
-              <w:rPr>
-                <w:rFonts w:ascii="Times New Roman" w:hAnsi="Times New Roman"/>
-                <w:b w:val="0"/>
-                <w:color w:val="000000"/>
-                <w:sz w:val="20"/>
-              </w:rPr>
-              <w:t>LC 704 Binary Search</w:t>
-            </w:r>
-          </w:p>
-        </w:tc>
-        <w:tc>
-          <w:tcPr>
-            <w:tcW w:type="dxa" w:w="2160"/>
-          </w:tcPr>
-          <w:p>
-            <w:r>
-              <w:rPr>
-                <w:rFonts w:ascii="Times New Roman" w:hAnsi="Times New Roman"/>
-                <w:b w:val="0"/>
-                <w:color w:val="000000"/>
-                <w:sz w:val="20"/>
-              </w:rPr>
-              <w:t>LC 33 Rotated Array,</w:t>
-              <w:br/>
-              <w:t>LC 875 Koko Bananas</w:t>
-            </w:r>
-          </w:p>
-        </w:tc>
-        <w:tc>
-          <w:tcPr>
-            <w:tcW w:type="dxa" w:w="2160"/>
-          </w:tcPr>
-          <w:p>
-            <w:r>
-              <w:rPr>
-                <w:rFonts w:ascii="Times New Roman" w:hAnsi="Times New Roman"/>
-                <w:b w:val="0"/>
-                <w:color w:val="000000"/>
-                <w:sz w:val="20"/>
-              </w:rPr>
-              <w:t>LC 410 Split Array Largest Sum</w:t>
-            </w:r>
-          </w:p>
-        </w:tc>
-      </w:tr>
-      <w:tr>
-        <w:tc>
-          <w:tcPr>
-            <w:tcW w:type="dxa" w:w="2160"/>
-          </w:tcPr>
-          <w:p>
-            <w:r>
-              <w:rPr>
-                <w:rFonts w:ascii="Times New Roman" w:hAnsi="Times New Roman"/>
-                <w:b w:val="0"/>
-                <w:color w:val="000000"/>
-                <w:sz w:val="20"/>
-              </w:rPr>
-              <w:t>Stack</w:t>
-            </w:r>
-          </w:p>
-        </w:tc>
-        <w:tc>
-          <w:tcPr>
-            <w:tcW w:type="dxa" w:w="2160"/>
-          </w:tcPr>
-          <w:p>
-            <w:r>
-              <w:rPr>
-                <w:rFonts w:ascii="Times New Roman" w:hAnsi="Times New Roman"/>
-                <w:b w:val="0"/>
-                <w:color w:val="000000"/>
-                <w:sz w:val="20"/>
-              </w:rPr>
-              <w:t>LC 20 Valid Parens</w:t>
-            </w:r>
-          </w:p>
-        </w:tc>
-        <w:tc>
-          <w:tcPr>
-            <w:tcW w:type="dxa" w:w="2160"/>
-          </w:tcPr>
-          <w:p>
-            <w:r>
-              <w:rPr>
-                <w:rFonts w:ascii="Times New Roman" w:hAnsi="Times New Roman"/>
-                <w:b w:val="0"/>
-                <w:color w:val="000000"/>
-                <w:sz w:val="20"/>
-              </w:rPr>
-              <w:t>LC 155 Min Stack,</w:t>
-              <w:br/>
-              <w:t>LC 739 Daily Temps</w:t>
-            </w:r>
-          </w:p>
-        </w:tc>
-        <w:tc>
-          <w:tcPr>
-            <w:tcW w:type="dxa" w:w="2160"/>
-          </w:tcPr>
-          <w:p>
-            <w:r>
-              <w:rPr>
-                <w:rFonts w:ascii="Times New Roman" w:hAnsi="Times New Roman"/>
-                <w:b w:val="0"/>
-                <w:color w:val="000000"/>
-                <w:sz w:val="20"/>
-              </w:rPr>
-              <w:t>LC 84 Largest Rectangle</w:t>
-            </w:r>
-          </w:p>
-        </w:tc>
-      </w:tr>
-      <w:tr>
-        <w:tc>
-          <w:tcPr>
-            <w:tcW w:type="dxa" w:w="2160"/>
-          </w:tcPr>
-          <w:p>
-            <w:r>
-              <w:rPr>
-                <w:rFonts w:ascii="Times New Roman" w:hAnsi="Times New Roman"/>
-                <w:b w:val="0"/>
-                <w:color w:val="000000"/>
-                <w:sz w:val="20"/>
-              </w:rPr>
-              <w:t>Heap</w:t>
-            </w:r>
-          </w:p>
-        </w:tc>
-        <w:tc>
-          <w:tcPr>
-            <w:tcW w:type="dxa" w:w="2160"/>
-          </w:tcPr>
-          <w:p>
-            <w:r>
-              <w:rPr>
-                <w:rFonts w:ascii="Times New Roman" w:hAnsi="Times New Roman"/>
-                <w:b w:val="0"/>
-                <w:color w:val="000000"/>
-                <w:sz w:val="20"/>
-              </w:rPr>
-              <w:t>—</w:t>
-            </w:r>
-          </w:p>
-        </w:tc>
-        <w:tc>
-          <w:tcPr>
-            <w:tcW w:type="dxa" w:w="2160"/>
-          </w:tcPr>
-          <w:p>
-            <w:r>
-              <w:rPr>
-                <w:rFonts w:ascii="Times New Roman" w:hAnsi="Times New Roman"/>
-                <w:b w:val="0"/>
-                <w:color w:val="000000"/>
-                <w:sz w:val="20"/>
-              </w:rPr>
-              <w:t>LC 215 Kth Largest,</w:t>
-              <w:br/>
-              <w:t>LC 347 Top K Frequent</w:t>
-            </w:r>
-          </w:p>
-        </w:tc>
-        <w:tc>
-          <w:tcPr>
-            <w:tcW w:type="dxa" w:w="2160"/>
-          </w:tcPr>
-          <w:p>
-            <w:r>
-              <w:rPr>
-                <w:rFonts w:ascii="Times New Roman" w:hAnsi="Times New Roman"/>
-                <w:b w:val="0"/>
-                <w:color w:val="000000"/>
-                <w:sz w:val="20"/>
-              </w:rPr>
-              <w:t>LC 23 Merge K Lists,</w:t>
-              <w:br/>
-              <w:t>LC 295 Find Median</w:t>
-            </w:r>
-          </w:p>
-        </w:tc>
-      </w:tr>
-      <w:tr>
-        <w:tc>
-          <w:tcPr>
-            <w:tcW w:type="dxa" w:w="2160"/>
-          </w:tcPr>
-          <w:p>
-            <w:r>
-              <w:rPr>
-                <w:rFonts w:ascii="Times New Roman" w:hAnsi="Times New Roman"/>
-                <w:b w:val="0"/>
-                <w:color w:val="000000"/>
-                <w:sz w:val="20"/>
-              </w:rPr>
-              <w:t>BFS / DFS</w:t>
-            </w:r>
-          </w:p>
-        </w:tc>
-        <w:tc>
-          <w:tcPr>
-            <w:tcW w:type="dxa" w:w="2160"/>
-          </w:tcPr>
-          <w:p>
-            <w:r>
-              <w:rPr>
-                <w:rFonts w:ascii="Times New Roman" w:hAnsi="Times New Roman"/>
-                <w:b w:val="0"/>
-                <w:color w:val="000000"/>
-                <w:sz w:val="20"/>
-              </w:rPr>
-              <w:t>LC 104 Max Depth</w:t>
-            </w:r>
-          </w:p>
-        </w:tc>
-        <w:tc>
-          <w:tcPr>
-            <w:tcW w:type="dxa" w:w="2160"/>
-          </w:tcPr>
-          <w:p>
-            <w:r>
-              <w:rPr>
-                <w:rFonts w:ascii="Times New Roman" w:hAnsi="Times New Roman"/>
-                <w:b w:val="0"/>
-                <w:color w:val="000000"/>
-                <w:sz w:val="20"/>
-              </w:rPr>
-              <w:t>LC 200 Islands,</w:t>
-              <w:br/>
-              <w:t>LC 207 Course Schedule</w:t>
-            </w:r>
-          </w:p>
-        </w:tc>
-        <w:tc>
-          <w:tcPr>
-            <w:tcW w:type="dxa" w:w="2160"/>
-          </w:tcPr>
-          <w:p>
-            <w:r>
-              <w:rPr>
-                <w:rFonts w:ascii="Times New Roman" w:hAnsi="Times New Roman"/>
-                <w:b w:val="0"/>
-                <w:color w:val="000000"/>
-                <w:sz w:val="20"/>
-              </w:rPr>
-              <w:t>LC 127 Word Ladder</w:t>
-            </w:r>
-          </w:p>
-        </w:tc>
-      </w:tr>
-      <w:tr>
-        <w:tc>
-          <w:tcPr>
-            <w:tcW w:type="dxa" w:w="2160"/>
-          </w:tcPr>
-          <w:p>
-            <w:r>
-              <w:rPr>
-                <w:rFonts w:ascii="Times New Roman" w:hAnsi="Times New Roman"/>
-                <w:b w:val="0"/>
-                <w:color w:val="000000"/>
-                <w:sz w:val="20"/>
-              </w:rPr>
-              <w:t>Tree DFS</w:t>
-            </w:r>
-          </w:p>
-        </w:tc>
-        <w:tc>
-          <w:tcPr>
-            <w:tcW w:type="dxa" w:w="2160"/>
-          </w:tcPr>
-          <w:p>
-            <w:r>
-              <w:rPr>
-                <w:rFonts w:ascii="Times New Roman" w:hAnsi="Times New Roman"/>
-                <w:b w:val="0"/>
-                <w:color w:val="000000"/>
-                <w:sz w:val="20"/>
-              </w:rPr>
-              <w:t>LC 104 Max Depth,</w:t>
-              <w:br/>
-              <w:t>LC 226 Invert Tree</w:t>
-            </w:r>
-          </w:p>
-        </w:tc>
-        <w:tc>
-          <w:tcPr>
-            <w:tcW w:type="dxa" w:w="2160"/>
-          </w:tcPr>
-          <w:p>
-            <w:r>
-              <w:rPr>
-                <w:rFonts w:ascii="Times New Roman" w:hAnsi="Times New Roman"/>
-                <w:b w:val="0"/>
-                <w:color w:val="000000"/>
-                <w:sz w:val="20"/>
-              </w:rPr>
-              <w:t>LC 98 Validate BST,</w:t>
-              <w:br/>
-              <w:t>LC 235 LCA</w:t>
-            </w:r>
-          </w:p>
-        </w:tc>
-        <w:tc>
-          <w:tcPr>
-            <w:tcW w:type="dxa" w:w="2160"/>
-          </w:tcPr>
-          <w:p>
-            <w:r>
-              <w:rPr>
-                <w:rFonts w:ascii="Times New Roman" w:hAnsi="Times New Roman"/>
-                <w:b w:val="0"/>
-                <w:color w:val="000000"/>
-                <w:sz w:val="20"/>
-              </w:rPr>
-              <w:t>LC 124 Max Path Sum</w:t>
-            </w:r>
-          </w:p>
-        </w:tc>
-      </w:tr>
-      <w:tr>
-        <w:tc>
-          <w:tcPr>
-            <w:tcW w:type="dxa" w:w="2160"/>
-          </w:tcPr>
-          <w:p>
-            <w:r>
-              <w:rPr>
-                <w:rFonts w:ascii="Times New Roman" w:hAnsi="Times New Roman"/>
-                <w:b w:val="0"/>
-                <w:color w:val="000000"/>
-                <w:sz w:val="20"/>
-              </w:rPr>
-              <w:t>Backtracking</w:t>
-            </w:r>
-          </w:p>
-        </w:tc>
-        <w:tc>
-          <w:tcPr>
-            <w:tcW w:type="dxa" w:w="2160"/>
-          </w:tcPr>
-          <w:p>
-            <w:r>
-              <w:rPr>
-                <w:rFonts w:ascii="Times New Roman" w:hAnsi="Times New Roman"/>
-                <w:b w:val="0"/>
-                <w:color w:val="000000"/>
-                <w:sz w:val="20"/>
-              </w:rPr>
-              <w:t>—</w:t>
-            </w:r>
-          </w:p>
-        </w:tc>
-        <w:tc>
-          <w:tcPr>
-            <w:tcW w:type="dxa" w:w="2160"/>
-          </w:tcPr>
-          <w:p>
-            <w:r>
-              <w:rPr>
-                <w:rFonts w:ascii="Times New Roman" w:hAnsi="Times New Roman"/>
-                <w:b w:val="0"/>
-                <w:color w:val="000000"/>
-                <w:sz w:val="20"/>
-              </w:rPr>
-              <w:t>LC 78 Subsets,</w:t>
-              <w:br/>
-              <w:t>LC 46 Permutations,</w:t>
-              <w:br/>
-              <w:t>LC 39 Combo Sum</w:t>
-            </w:r>
-          </w:p>
-        </w:tc>
-        <w:tc>
-          <w:tcPr>
-            <w:tcW w:type="dxa" w:w="2160"/>
-          </w:tcPr>
-          <w:p>
-            <w:r>
-              <w:rPr>
-                <w:rFonts w:ascii="Times New Roman" w:hAnsi="Times New Roman"/>
-                <w:b w:val="0"/>
-                <w:color w:val="000000"/>
-                <w:sz w:val="20"/>
-              </w:rPr>
-              <w:t>LC 51 N-Queens,</w:t>
-              <w:br/>
-              <w:t>LC 79 Word Search</w:t>
-            </w:r>
-          </w:p>
-        </w:tc>
-      </w:tr>
-      <w:tr>
-        <w:tc>
-          <w:tcPr>
-            <w:tcW w:type="dxa" w:w="2160"/>
-          </w:tcPr>
-          <w:p>
-            <w:r>
-              <w:rPr>
-                <w:rFonts w:ascii="Times New Roman" w:hAnsi="Times New Roman"/>
-                <w:b w:val="0"/>
-                <w:color w:val="000000"/>
-                <w:sz w:val="20"/>
-              </w:rPr>
-              <w:t>Dynamic Prog.</w:t>
-            </w:r>
-          </w:p>
-        </w:tc>
-        <w:tc>
-          <w:tcPr>
-            <w:tcW w:type="dxa" w:w="2160"/>
-          </w:tcPr>
-          <w:p>
-            <w:r>
-              <w:rPr>
-                <w:rFonts w:ascii="Times New Roman" w:hAnsi="Times New Roman"/>
-                <w:b w:val="0"/>
-                <w:color w:val="000000"/>
-                <w:sz w:val="20"/>
-              </w:rPr>
-              <w:t>LC 70 Climbing Stairs</w:t>
-            </w:r>
-          </w:p>
-        </w:tc>
-        <w:tc>
-          <w:tcPr>
-            <w:tcW w:type="dxa" w:w="2160"/>
-          </w:tcPr>
-          <w:p>
-            <w:r>
-              <w:rPr>
-                <w:rFonts w:ascii="Times New Roman" w:hAnsi="Times New Roman"/>
-                <w:b w:val="0"/>
-                <w:color w:val="000000"/>
-                <w:sz w:val="20"/>
-              </w:rPr>
-              <w:t>LC 198 House Robber,</w:t>
-              <w:br/>
-              <w:t>LC 322 Coin Change,</w:t>
-              <w:br/>
-              <w:t>LC 300 LIS</w:t>
-            </w:r>
-          </w:p>
-        </w:tc>
-        <w:tc>
-          <w:tcPr>
-            <w:tcW w:type="dxa" w:w="2160"/>
-          </w:tcPr>
-          <w:p>
-            <w:r>
-              <w:rPr>
-                <w:rFonts w:ascii="Times New Roman" w:hAnsi="Times New Roman"/>
-                <w:b w:val="0"/>
-                <w:color w:val="000000"/>
-                <w:sz w:val="20"/>
-              </w:rPr>
-              <w:t>LC 72 Edit Distance,</w:t>
-              <w:br/>
-              <w:t>LC 312 Burst Balloons</w:t>
-            </w:r>
-          </w:p>
-        </w:tc>
-      </w:tr>
-      <w:tr>
-        <w:tc>
-          <w:tcPr>
-            <w:tcW w:type="dxa" w:w="2160"/>
-          </w:tcPr>
-          <w:p>
-            <w:r>
-              <w:rPr>
-                <w:rFonts w:ascii="Times New Roman" w:hAnsi="Times New Roman"/>
-                <w:b w:val="0"/>
-                <w:color w:val="000000"/>
-                <w:sz w:val="20"/>
-              </w:rPr>
-              <w:t>Greedy</w:t>
-            </w:r>
-          </w:p>
-        </w:tc>
-        <w:tc>
-          <w:tcPr>
-            <w:tcW w:type="dxa" w:w="2160"/>
-          </w:tcPr>
-          <w:p>
-            <w:r>
-              <w:rPr>
-                <w:rFonts w:ascii="Times New Roman" w:hAnsi="Times New Roman"/>
-                <w:b w:val="0"/>
-                <w:color w:val="000000"/>
-                <w:sz w:val="20"/>
-              </w:rPr>
-              <w:t>—</w:t>
-            </w:r>
-          </w:p>
-        </w:tc>
-        <w:tc>
-          <w:tcPr>
-            <w:tcW w:type="dxa" w:w="2160"/>
-          </w:tcPr>
-          <w:p>
-            <w:r>
-              <w:rPr>
-                <w:rFonts w:ascii="Times New Roman" w:hAnsi="Times New Roman"/>
-                <w:b w:val="0"/>
-                <w:color w:val="000000"/>
-                <w:sz w:val="20"/>
-              </w:rPr>
-              <w:t>LC 55 Jump Game,</w:t>
-              <w:br/>
-              <w:t>LC 56 Merge Intervals</w:t>
-            </w:r>
-          </w:p>
-        </w:tc>
-        <w:tc>
-          <w:tcPr>
-            <w:tcW w:type="dxa" w:w="2160"/>
-          </w:tcPr>
-          <w:p>
-            <w:r>
-              <w:rPr>
-                <w:rFonts w:ascii="Times New Roman" w:hAnsi="Times New Roman"/>
-                <w:b w:val="0"/>
-                <w:color w:val="000000"/>
-                <w:sz w:val="20"/>
-              </w:rPr>
-              <w:t>LC 45 Jump Game II,</w:t>
-              <w:br/>
-              <w:t>LC 135 Candy</w:t>
-            </w:r>
-          </w:p>
-        </w:tc>
-      </w:tr>
-      <w:tr>
-        <w:tc>
-          <w:tcPr>
-            <w:tcW w:type="dxa" w:w="2160"/>
-          </w:tcPr>
-          <w:p>
-            <w:r>
-              <w:rPr>
-                <w:rFonts w:ascii="Times New Roman" w:hAnsi="Times New Roman"/>
-                <w:b w:val="0"/>
-                <w:color w:val="000000"/>
-                <w:sz w:val="20"/>
-              </w:rPr>
-              <w:t>Union-Find</w:t>
-            </w:r>
-          </w:p>
-        </w:tc>
-        <w:tc>
-          <w:tcPr>
-            <w:tcW w:type="dxa" w:w="2160"/>
-          </w:tcPr>
-          <w:p>
-            <w:r>
-              <w:rPr>
-                <w:rFonts w:ascii="Times New Roman" w:hAnsi="Times New Roman"/>
-                <w:b w:val="0"/>
-                <w:color w:val="000000"/>
-                <w:sz w:val="20"/>
-              </w:rPr>
-              <w:t>—</w:t>
-            </w:r>
-          </w:p>
-        </w:tc>
-        <w:tc>
-          <w:tcPr>
-            <w:tcW w:type="dxa" w:w="2160"/>
-          </w:tcPr>
-          <w:p>
-            <w:r>
-              <w:rPr>
-                <w:rFonts w:ascii="Times New Roman" w:hAnsi="Times New Roman"/>
-                <w:b w:val="0"/>
-                <w:color w:val="000000"/>
-                <w:sz w:val="20"/>
-              </w:rPr>
-              <w:t>LC 547 Provinces,</w:t>
-              <w:br/>
-              <w:t>LC 323 Components</w:t>
-            </w:r>
-          </w:p>
-        </w:tc>
-        <w:tc>
-          <w:tcPr>
-            <w:tcW w:type="dxa" w:w="2160"/>
-          </w:tcPr>
-          <w:p>
-            <w:r>
-              <w:rPr>
-                <w:rFonts w:ascii="Times New Roman" w:hAnsi="Times New Roman"/>
-                <w:b w:val="0"/>
-                <w:color w:val="000000"/>
-                <w:sz w:val="20"/>
-              </w:rPr>
-              <w:t>LC 684 Redundant Connection</w:t>
-            </w:r>
-          </w:p>
-        </w:tc>
-      </w:tr>
-      <w:tr>
-        <w:tc>
-          <w:tcPr>
-            <w:tcW w:type="dxa" w:w="2160"/>
-          </w:tcPr>
-          <w:p>
-            <w:r>
-              <w:rPr>
-                <w:rFonts w:ascii="Times New Roman" w:hAnsi="Times New Roman"/>
-                <w:b w:val="0"/>
-                <w:color w:val="000000"/>
-                <w:sz w:val="20"/>
-              </w:rPr>
-              <w:t>Trie</w:t>
-            </w:r>
-          </w:p>
-        </w:tc>
-        <w:tc>
-          <w:tcPr>
-            <w:tcW w:type="dxa" w:w="2160"/>
-          </w:tcPr>
-          <w:p>
-            <w:r>
-              <w:rPr>
-                <w:rFonts w:ascii="Times New Roman" w:hAnsi="Times New Roman"/>
-                <w:b w:val="0"/>
-                <w:color w:val="000000"/>
-                <w:sz w:val="20"/>
-              </w:rPr>
-              <w:t>—</w:t>
-            </w:r>
-          </w:p>
-        </w:tc>
-        <w:tc>
-          <w:tcPr>
-            <w:tcW w:type="dxa" w:w="2160"/>
-          </w:tcPr>
-          <w:p>
-            <w:r>
-              <w:rPr>
-                <w:rFonts w:ascii="Times New Roman" w:hAnsi="Times New Roman"/>
-                <w:b w:val="0"/>
-                <w:color w:val="000000"/>
-                <w:sz w:val="20"/>
-              </w:rPr>
-              <w:t>LC 208 Implement Trie,</w:t>
-              <w:br/>
-              <w:t>LC 648 Replace Words</w:t>
-            </w:r>
-          </w:p>
-        </w:tc>
-        <w:tc>
-          <w:tcPr>
-            <w:tcW w:type="dxa" w:w="2160"/>
-          </w:tcPr>
-          <w:p>
-            <w:r>
-              <w:rPr>
-                <w:rFonts w:ascii="Times New Roman" w:hAnsi="Times New Roman"/>
-                <w:b w:val="0"/>
-                <w:color w:val="000000"/>
-                <w:sz w:val="20"/>
-              </w:rPr>
-              <w:t>LC 212 Word Search II</w:t>
-            </w:r>
-          </w:p>
-        </w:tc>
-      </w:tr>
-      <w:tr>
-        <w:tc>
-          <w:tcPr>
-            <w:tcW w:type="dxa" w:w="2160"/>
-          </w:tcPr>
-          <w:p>
-            <w:r>
-              <w:rPr>
-                <w:rFonts w:ascii="Times New Roman" w:hAnsi="Times New Roman"/>
-                <w:b w:val="0"/>
-                <w:color w:val="000000"/>
-                <w:sz w:val="20"/>
-              </w:rPr>
-              <w:t>Linked List</w:t>
-            </w:r>
-          </w:p>
-        </w:tc>
-        <w:tc>
-          <w:tcPr>
-            <w:tcW w:type="dxa" w:w="2160"/>
-          </w:tcPr>
-          <w:p>
-            <w:r>
-              <w:rPr>
-                <w:rFonts w:ascii="Times New Roman" w:hAnsi="Times New Roman"/>
-                <w:b w:val="0"/>
-                <w:color w:val="000000"/>
-                <w:sz w:val="20"/>
-              </w:rPr>
-              <w:t>LC 206 Reverse,</w:t>
-              <w:br/>
-              <w:t>LC 141 Cycle</w:t>
-            </w:r>
-          </w:p>
-        </w:tc>
-        <w:tc>
-          <w:tcPr>
-            <w:tcW w:type="dxa" w:w="2160"/>
-          </w:tcPr>
-          <w:p>
-            <w:r>
-              <w:rPr>
-                <w:rFonts w:ascii="Times New Roman" w:hAnsi="Times New Roman"/>
-                <w:b w:val="0"/>
-                <w:color w:val="000000"/>
-                <w:sz w:val="20"/>
-              </w:rPr>
-              <w:t>LC 19 Remove Nth,</w:t>
-              <w:br/>
-              <w:t>LC 21 Merge Sorted</w:t>
-            </w:r>
-          </w:p>
-        </w:tc>
-        <w:tc>
-          <w:tcPr>
-            <w:tcW w:type="dxa" w:w="2160"/>
-          </w:tcPr>
-          <w:p>
-            <w:r>
-              <w:rPr>
-                <w:rFonts w:ascii="Times New Roman" w:hAnsi="Times New Roman"/>
-                <w:b w:val="0"/>
-                <w:color w:val="000000"/>
-                <w:sz w:val="20"/>
-              </w:rPr>
-              <w:t>LC 25 Reverse K Group</w:t>
+              <w:t>Always check edge cases first</w:t>
             </w:r>
           </w:p>
         </w:tc>
@@ -6824,7 +1057,7 @@
     <w:p/>
     <w:sectPr>
       <w:pgSz w:w="12240" w:h="15840"/>
-      <w:pgMar w:top="1440" w:right="1800" w:bottom="1440" w:left="1800" w:header="720" w:footer="720" w:gutter="0"/>
+      <w:pgMar w:top="1008" w:right="1152" w:bottom="1008" w:left="1152" w:header="720" w:footer="720" w:gutter="0"/>
       <w:cols w:space="720"/>
       <w:docGrid w:linePitch="360"/>
     </w:sectPr>
@@ -7195,10 +1428,6 @@
     <w:name w:val="Normal"/>
     <w:qFormat/>
     <w:rsid w:val="00FC693F"/>
-    <w:rPr>
-      <w:rFonts w:ascii="Times New Roman" w:hAnsi="Times New Roman"/>
-      <w:sz w:val="22"/>
-    </w:rPr>
   </w:style>
   <w:style w:type="paragraph" w:styleId="Header">
     <w:name w:val="header"/>
@@ -7259,10 +1488,10 @@
       <w:outlineLvl w:val="0"/>
     </w:pPr>
     <w:rPr>
-      <w:rFonts w:asciiTheme="majorHAnsi" w:eastAsiaTheme="majorEastAsia" w:hAnsiTheme="majorHAnsi" w:cstheme="majorBidi" w:ascii="Times New Roman" w:hAnsi="Times New Roman"/>
+      <w:rFonts w:asciiTheme="majorHAnsi" w:eastAsiaTheme="majorEastAsia" w:hAnsiTheme="majorHAnsi" w:cstheme="majorBidi"/>
       <w:b/>
       <w:bCs/>
-      <w:color w:val="1F497D"/>
+      <w:color w:val="365F91" w:themeColor="accent1" w:themeShade="BF"/>
       <w:sz w:val="28"/>
       <w:szCs w:val="28"/>
     </w:rPr>
@@ -7283,10 +1512,10 @@
       <w:outlineLvl w:val="1"/>
     </w:pPr>
     <w:rPr>
-      <w:rFonts w:asciiTheme="majorHAnsi" w:eastAsiaTheme="majorEastAsia" w:hAnsiTheme="majorHAnsi" w:cstheme="majorBidi" w:ascii="Times New Roman" w:hAnsi="Times New Roman"/>
+      <w:rFonts w:asciiTheme="majorHAnsi" w:eastAsiaTheme="majorEastAsia" w:hAnsiTheme="majorHAnsi" w:cstheme="majorBidi"/>
       <w:b/>
       <w:bCs/>
-      <w:color w:val="1F497D"/>
+      <w:color w:val="4F81BD" w:themeColor="accent1"/>
       <w:sz w:val="26"/>
       <w:szCs w:val="26"/>
     </w:rPr>
@@ -7307,10 +1536,10 @@
       <w:outlineLvl w:val="2"/>
     </w:pPr>
     <w:rPr>
-      <w:rFonts w:asciiTheme="majorHAnsi" w:eastAsiaTheme="majorEastAsia" w:hAnsiTheme="majorHAnsi" w:cstheme="majorBidi" w:ascii="Times New Roman" w:hAnsi="Times New Roman"/>
+      <w:rFonts w:asciiTheme="majorHAnsi" w:eastAsiaTheme="majorEastAsia" w:hAnsiTheme="majorHAnsi" w:cstheme="majorBidi"/>
       <w:b/>
       <w:bCs/>
-      <w:color w:val="1F497D"/>
+      <w:color w:val="4F81BD" w:themeColor="accent1"/>
     </w:rPr>
   </w:style>
   <w:style w:type="paragraph" w:styleId="Heading4">
@@ -7728,10 +1957,6 @@
       </w:numPr>
       <w:contextualSpacing/>
     </w:pPr>
-    <w:rPr>
-      <w:rFonts w:ascii="Times New Roman" w:hAnsi="Times New Roman"/>
-      <w:sz w:val="22"/>
-    </w:rPr>
   </w:style>
   <w:style w:type="paragraph" w:styleId="ListBullet2">
     <w:name w:val="List Bullet 2"/>
@@ -7745,10 +1970,6 @@
       </w:numPr>
       <w:contextualSpacing/>
     </w:pPr>
-    <w:rPr>
-      <w:rFonts w:ascii="Times New Roman" w:hAnsi="Times New Roman"/>
-      <w:sz w:val="22"/>
-    </w:rPr>
   </w:style>
   <w:style w:type="paragraph" w:styleId="ListBullet3">
     <w:name w:val="List Bullet 3"/>
@@ -7762,10 +1983,6 @@
       </w:numPr>
       <w:contextualSpacing/>
     </w:pPr>
-    <w:rPr>
-      <w:rFonts w:ascii="Times New Roman" w:hAnsi="Times New Roman"/>
-      <w:sz w:val="22"/>
-    </w:rPr>
   </w:style>
   <w:style w:type="paragraph" w:styleId="ListNumber">
     <w:name w:val="List Number"/>
